--- a/publication_paper_v4/RC2_MaxSAT_MinOverMax_Proof_V2.docx
+++ b/publication_paper_v4/RC2_MaxSAT_MinOverMax_Proof_V2.docx
@@ -175,11 +175,6 @@
         </w:rPr>
         <w:t>(x) across all four attacker scenarios simultaneously. No other solver can do this because no other solver encodes the full constraint set. This document proves that claim with real-world scenarios and traceable numbers.</w:t>
       </w:r>
-    </w:p>
-    <w:p>
-      <w:pPr>
-        <w:spacing w:after="160"/>
-      </w:pPr>
     </w:p>
     <w:p>
       <w:pPr>
@@ -3193,6 +3188,5733 @@
           <w:szCs w:val="21"/>
         </w:rPr>
         <w:t xml:space="preserve"> -- earning the genuine 3,956 from L2_tech+L2_fam alone.</w:t>
+      </w:r>
+    </w:p>
+    <w:p>
+      <w:pPr>
+        <w:spacing w:after="160"/>
+      </w:pPr>
+    </w:p>
+    <w:p>
+      <w:pPr>
+        <w:pStyle w:val="Heading1"/>
+        <w:shd w:val="clear" w:color="auto" w:fill="1A3A6B"/>
+        <w:spacing w:before="400" w:after="160"/>
+        <w:ind w:left="200" w:right="200"/>
+      </w:pPr>
+      <w:r>
+        <w:rPr>
+          <w:b/>
+          <w:bCs/>
+          <w:color w:val="FFFFFF"/>
+          <w:sz w:val="30"/>
+          <w:szCs w:val="30"/>
+        </w:rPr>
+        <w:t>Complete Head-to-Head: All 10 Baselines on All 15 Metrics</w:t>
+      </w:r>
+    </w:p>
+    <w:p>
+      <w:pPr>
+        <w:spacing w:after="120"/>
+      </w:pPr>
+      <w:r>
+        <w:rPr>
+          <w:color w:val="111111"/>
+          <w:sz w:val="21"/>
+          <w:szCs w:val="21"/>
+        </w:rPr>
+        <w:t xml:space="preserve">This is the definitive comparison table. Green = RC2 wins. Every metric </w:t>
+      </w:r>
+      <w:proofErr w:type="gramStart"/>
+      <w:r>
+        <w:rPr>
+          <w:color w:val="111111"/>
+          <w:sz w:val="21"/>
+          <w:szCs w:val="21"/>
+        </w:rPr>
+        <w:t>traces</w:t>
+      </w:r>
+      <w:proofErr w:type="gramEnd"/>
+      <w:r>
+        <w:rPr>
+          <w:color w:val="111111"/>
+          <w:sz w:val="21"/>
+          <w:szCs w:val="21"/>
+        </w:rPr>
+        <w:t xml:space="preserve"> to the paper equations.</w:t>
+      </w:r>
+    </w:p>
+    <w:tbl>
+      <w:tblPr>
+        <w:tblW w:w="9200" w:type="dxa"/>
+        <w:tblBorders>
+          <w:top w:val="single" w:sz="4" w:space="0" w:color="auto"/>
+          <w:left w:val="single" w:sz="4" w:space="0" w:color="auto"/>
+          <w:bottom w:val="single" w:sz="4" w:space="0" w:color="auto"/>
+          <w:right w:val="single" w:sz="4" w:space="0" w:color="auto"/>
+          <w:insideH w:val="single" w:sz="4" w:space="0" w:color="auto"/>
+          <w:insideV w:val="single" w:sz="4" w:space="0" w:color="auto"/>
+        </w:tblBorders>
+        <w:tblCellMar>
+          <w:left w:w="10" w:type="dxa"/>
+          <w:right w:w="10" w:type="dxa"/>
+        </w:tblCellMar>
+        <w:tblLook w:val="04A0" w:firstRow="1" w:lastRow="0" w:firstColumn="1" w:lastColumn="0" w:noHBand="0" w:noVBand="1"/>
+      </w:tblPr>
+      <w:tblGrid>
+        <w:gridCol w:w="1192"/>
+        <w:gridCol w:w="770"/>
+        <w:gridCol w:w="770"/>
+        <w:gridCol w:w="770"/>
+        <w:gridCol w:w="688"/>
+        <w:gridCol w:w="837"/>
+        <w:gridCol w:w="688"/>
+        <w:gridCol w:w="688"/>
+        <w:gridCol w:w="756"/>
+        <w:gridCol w:w="688"/>
+        <w:gridCol w:w="774"/>
+        <w:gridCol w:w="729"/>
+      </w:tblGrid>
+      <w:tr>
+        <w:tc>
+          <w:tcPr>
+            <w:tcW w:w="1500" w:type="dxa"/>
+            <w:shd w:val="clear" w:color="auto" w:fill="1A3A6B"/>
+            <w:tcMar>
+              <w:top w:w="80" w:type="dxa"/>
+              <w:left w:w="120" w:type="dxa"/>
+              <w:bottom w:w="80" w:type="dxa"/>
+              <w:right w:w="120" w:type="dxa"/>
+            </w:tcMar>
+          </w:tcPr>
+          <w:p>
+            <w:r>
+              <w:rPr>
+                <w:b/>
+                <w:bCs/>
+                <w:color w:val="FFFFFF"/>
+                <w:sz w:val="19"/>
+                <w:szCs w:val="19"/>
+              </w:rPr>
+              <w:t>Metric (Equation)</w:t>
+            </w:r>
+          </w:p>
+        </w:tc>
+        <w:tc>
+          <w:tcPr>
+            <w:tcW w:w="800" w:type="dxa"/>
+            <w:shd w:val="clear" w:color="auto" w:fill="2A5298"/>
+            <w:tcMar>
+              <w:top w:w="80" w:type="dxa"/>
+              <w:left w:w="120" w:type="dxa"/>
+              <w:bottom w:w="80" w:type="dxa"/>
+              <w:right w:w="120" w:type="dxa"/>
+            </w:tcMar>
+          </w:tcPr>
+          <w:p>
+            <w:r>
+              <w:rPr>
+                <w:rFonts w:ascii="Segoe UI Symbol" w:hAnsi="Segoe UI Symbol" w:cs="Segoe UI Symbol"/>
+                <w:b/>
+                <w:bCs/>
+                <w:color w:val="FFFFFF"/>
+                <w:sz w:val="19"/>
+                <w:szCs w:val="19"/>
+              </w:rPr>
+              <w:t>★</w:t>
+            </w:r>
+            <w:r>
+              <w:rPr>
+                <w:b/>
+                <w:bCs/>
+                <w:color w:val="FFFFFF"/>
+                <w:sz w:val="19"/>
+                <w:szCs w:val="19"/>
+              </w:rPr>
+              <w:t>RC2</w:t>
+            </w:r>
+          </w:p>
+        </w:tc>
+        <w:tc>
+          <w:tcPr>
+            <w:tcW w:w="800" w:type="dxa"/>
+            <w:shd w:val="clear" w:color="auto" w:fill="1A3A6B"/>
+            <w:tcMar>
+              <w:top w:w="80" w:type="dxa"/>
+              <w:left w:w="120" w:type="dxa"/>
+              <w:bottom w:w="80" w:type="dxa"/>
+              <w:right w:w="120" w:type="dxa"/>
+            </w:tcMar>
+          </w:tcPr>
+          <w:p>
+            <w:r>
+              <w:rPr>
+                <w:b/>
+                <w:bCs/>
+                <w:color w:val="FFFFFF"/>
+                <w:sz w:val="19"/>
+                <w:szCs w:val="19"/>
+              </w:rPr>
+              <w:t xml:space="preserve">Greedy </w:t>
+            </w:r>
+            <w:proofErr w:type="spellStart"/>
+            <w:r>
+              <w:rPr>
+                <w:b/>
+                <w:bCs/>
+                <w:color w:val="FFFFFF"/>
+                <w:sz w:val="19"/>
+                <w:szCs w:val="19"/>
+              </w:rPr>
+              <w:t>BiDir</w:t>
+            </w:r>
+            <w:proofErr w:type="spellEnd"/>
+          </w:p>
+        </w:tc>
+        <w:tc>
+          <w:tcPr>
+            <w:tcW w:w="800" w:type="dxa"/>
+            <w:shd w:val="clear" w:color="auto" w:fill="1A3A6B"/>
+            <w:tcMar>
+              <w:top w:w="80" w:type="dxa"/>
+              <w:left w:w="120" w:type="dxa"/>
+              <w:bottom w:w="80" w:type="dxa"/>
+              <w:right w:w="120" w:type="dxa"/>
+            </w:tcMar>
+          </w:tcPr>
+          <w:p>
+            <w:r>
+              <w:rPr>
+                <w:b/>
+                <w:bCs/>
+                <w:color w:val="FFFFFF"/>
+                <w:sz w:val="19"/>
+                <w:szCs w:val="19"/>
+              </w:rPr>
+              <w:t>Round Robin</w:t>
+            </w:r>
+          </w:p>
+        </w:tc>
+        <w:tc>
+          <w:tcPr>
+            <w:tcW w:w="750" w:type="dxa"/>
+            <w:shd w:val="clear" w:color="auto" w:fill="1A3A6B"/>
+            <w:tcMar>
+              <w:top w:w="80" w:type="dxa"/>
+              <w:left w:w="120" w:type="dxa"/>
+              <w:bottom w:w="80" w:type="dxa"/>
+              <w:right w:w="120" w:type="dxa"/>
+            </w:tcMar>
+          </w:tcPr>
+          <w:p>
+            <w:r>
+              <w:rPr>
+                <w:b/>
+                <w:bCs/>
+                <w:color w:val="FFFFFF"/>
+                <w:sz w:val="19"/>
+                <w:szCs w:val="19"/>
+              </w:rPr>
+              <w:t>Static Best</w:t>
+            </w:r>
+          </w:p>
+        </w:tc>
+        <w:tc>
+          <w:tcPr>
+            <w:tcW w:w="750" w:type="dxa"/>
+            <w:shd w:val="clear" w:color="auto" w:fill="1A3A6B"/>
+            <w:tcMar>
+              <w:top w:w="80" w:type="dxa"/>
+              <w:left w:w="120" w:type="dxa"/>
+              <w:bottom w:w="80" w:type="dxa"/>
+              <w:right w:w="120" w:type="dxa"/>
+            </w:tcMar>
+          </w:tcPr>
+          <w:p>
+            <w:r>
+              <w:rPr>
+                <w:b/>
+                <w:bCs/>
+                <w:color w:val="FFFFFF"/>
+                <w:sz w:val="19"/>
+                <w:szCs w:val="19"/>
+              </w:rPr>
+              <w:t>Random</w:t>
+            </w:r>
+          </w:p>
+        </w:tc>
+        <w:tc>
+          <w:tcPr>
+            <w:tcW w:w="750" w:type="dxa"/>
+            <w:shd w:val="clear" w:color="auto" w:fill="1A3A6B"/>
+            <w:tcMar>
+              <w:top w:w="80" w:type="dxa"/>
+              <w:left w:w="120" w:type="dxa"/>
+              <w:bottom w:w="80" w:type="dxa"/>
+              <w:right w:w="120" w:type="dxa"/>
+            </w:tcMar>
+          </w:tcPr>
+          <w:p>
+            <w:r>
+              <w:rPr>
+                <w:b/>
+                <w:bCs/>
+                <w:color w:val="FFFFFF"/>
+                <w:sz w:val="19"/>
+                <w:szCs w:val="19"/>
+              </w:rPr>
+              <w:t>LP Relax</w:t>
+            </w:r>
+          </w:p>
+        </w:tc>
+        <w:tc>
+          <w:tcPr>
+            <w:tcW w:w="750" w:type="dxa"/>
+            <w:shd w:val="clear" w:color="auto" w:fill="1A3A6B"/>
+            <w:tcMar>
+              <w:top w:w="80" w:type="dxa"/>
+              <w:left w:w="120" w:type="dxa"/>
+              <w:bottom w:w="80" w:type="dxa"/>
+              <w:right w:w="120" w:type="dxa"/>
+            </w:tcMar>
+          </w:tcPr>
+          <w:p>
+            <w:r>
+              <w:rPr>
+                <w:b/>
+                <w:bCs/>
+                <w:color w:val="FFFFFF"/>
+                <w:sz w:val="19"/>
+                <w:szCs w:val="19"/>
+              </w:rPr>
+              <w:t>Single Zone</w:t>
+            </w:r>
+          </w:p>
+        </w:tc>
+        <w:tc>
+          <w:tcPr>
+            <w:tcW w:w="750" w:type="dxa"/>
+            <w:shd w:val="clear" w:color="auto" w:fill="1A3A6B"/>
+            <w:tcMar>
+              <w:top w:w="80" w:type="dxa"/>
+              <w:left w:w="120" w:type="dxa"/>
+              <w:bottom w:w="80" w:type="dxa"/>
+              <w:right w:w="120" w:type="dxa"/>
+            </w:tcMar>
+          </w:tcPr>
+          <w:p>
+            <w:r>
+              <w:rPr>
+                <w:b/>
+                <w:bCs/>
+                <w:color w:val="FFFFFF"/>
+                <w:sz w:val="19"/>
+                <w:szCs w:val="19"/>
+              </w:rPr>
+              <w:t>Greedy Div</w:t>
+            </w:r>
+          </w:p>
+        </w:tc>
+        <w:tc>
+          <w:tcPr>
+            <w:tcW w:w="750" w:type="dxa"/>
+            <w:shd w:val="clear" w:color="auto" w:fill="1A3A6B"/>
+            <w:tcMar>
+              <w:top w:w="80" w:type="dxa"/>
+              <w:left w:w="120" w:type="dxa"/>
+              <w:bottom w:w="80" w:type="dxa"/>
+              <w:right w:w="120" w:type="dxa"/>
+            </w:tcMar>
+          </w:tcPr>
+          <w:p>
+            <w:r>
+              <w:rPr>
+                <w:b/>
+                <w:bCs/>
+                <w:color w:val="FFFFFF"/>
+                <w:sz w:val="19"/>
+                <w:szCs w:val="19"/>
+              </w:rPr>
+              <w:t>ThrI Only</w:t>
+            </w:r>
+          </w:p>
+        </w:tc>
+        <w:tc>
+          <w:tcPr>
+            <w:tcW w:w="750" w:type="dxa"/>
+            <w:shd w:val="clear" w:color="auto" w:fill="1A3A6B"/>
+            <w:tcMar>
+              <w:top w:w="80" w:type="dxa"/>
+              <w:left w:w="120" w:type="dxa"/>
+              <w:bottom w:w="80" w:type="dxa"/>
+              <w:right w:w="120" w:type="dxa"/>
+            </w:tcMar>
+          </w:tcPr>
+          <w:p>
+            <w:proofErr w:type="spellStart"/>
+            <w:r>
+              <w:rPr>
+                <w:b/>
+                <w:bCs/>
+                <w:color w:val="FFFFFF"/>
+                <w:sz w:val="19"/>
+                <w:szCs w:val="19"/>
+              </w:rPr>
+              <w:t>MaxPC</w:t>
+            </w:r>
+            <w:proofErr w:type="spellEnd"/>
+          </w:p>
+        </w:tc>
+        <w:tc>
+          <w:tcPr>
+            <w:tcW w:w="750" w:type="dxa"/>
+            <w:shd w:val="clear" w:color="auto" w:fill="1A3A6B"/>
+            <w:tcMar>
+              <w:top w:w="80" w:type="dxa"/>
+              <w:left w:w="120" w:type="dxa"/>
+              <w:bottom w:w="80" w:type="dxa"/>
+              <w:right w:w="120" w:type="dxa"/>
+            </w:tcMar>
+          </w:tcPr>
+          <w:p>
+            <w:proofErr w:type="spellStart"/>
+            <w:r>
+              <w:rPr>
+                <w:b/>
+                <w:bCs/>
+                <w:color w:val="FFFFFF"/>
+                <w:sz w:val="19"/>
+                <w:szCs w:val="19"/>
+              </w:rPr>
+              <w:t>GrHiR</w:t>
+            </w:r>
+            <w:proofErr w:type="spellEnd"/>
+          </w:p>
+        </w:tc>
+      </w:tr>
+      <w:tr>
+        <w:tc>
+          <w:tcPr>
+            <w:tcW w:w="1500" w:type="dxa"/>
+            <w:shd w:val="clear" w:color="auto" w:fill="F7F9FC"/>
+            <w:tcMar>
+              <w:top w:w="60" w:type="dxa"/>
+              <w:left w:w="120" w:type="dxa"/>
+              <w:bottom w:w="60" w:type="dxa"/>
+              <w:right w:w="120" w:type="dxa"/>
+            </w:tcMar>
+          </w:tcPr>
+          <w:p>
+            <w:r>
+              <w:rPr>
+                <w:b/>
+                <w:bCs/>
+                <w:color w:val="1A3A6B"/>
+                <w:sz w:val="19"/>
+                <w:szCs w:val="19"/>
+              </w:rPr>
+              <w:t xml:space="preserve">r* = </w:t>
+            </w:r>
+            <w:proofErr w:type="spellStart"/>
+            <w:r>
+              <w:rPr>
+                <w:b/>
+                <w:bCs/>
+                <w:color w:val="1A3A6B"/>
+                <w:sz w:val="19"/>
+                <w:szCs w:val="19"/>
+              </w:rPr>
+              <w:t>min_Theta</w:t>
+            </w:r>
+            <w:proofErr w:type="spellEnd"/>
+            <w:r>
+              <w:rPr>
+                <w:b/>
+                <w:bCs/>
+                <w:color w:val="1A3A6B"/>
+                <w:sz w:val="19"/>
+                <w:szCs w:val="19"/>
+              </w:rPr>
+              <w:t xml:space="preserve"> Q (Eq.16)</w:t>
+            </w:r>
+          </w:p>
+        </w:tc>
+        <w:tc>
+          <w:tcPr>
+            <w:tcW w:w="800" w:type="dxa"/>
+            <w:shd w:val="clear" w:color="auto" w:fill="D4EDDA"/>
+            <w:tcMar>
+              <w:top w:w="60" w:type="dxa"/>
+              <w:left w:w="120" w:type="dxa"/>
+              <w:bottom w:w="60" w:type="dxa"/>
+              <w:right w:w="120" w:type="dxa"/>
+            </w:tcMar>
+          </w:tcPr>
+          <w:p>
+            <w:pPr>
+              <w:jc w:val="center"/>
+            </w:pPr>
+            <w:r>
+              <w:rPr>
+                <w:b/>
+                <w:bCs/>
+                <w:color w:val="1D6B3E"/>
+                <w:sz w:val="19"/>
+                <w:szCs w:val="19"/>
+              </w:rPr>
+              <w:t>3,956</w:t>
+            </w:r>
+          </w:p>
+        </w:tc>
+        <w:tc>
+          <w:tcPr>
+            <w:tcW w:w="800" w:type="dxa"/>
+            <w:shd w:val="clear" w:color="auto" w:fill="FCE8E6"/>
+            <w:tcMar>
+              <w:top w:w="60" w:type="dxa"/>
+              <w:left w:w="120" w:type="dxa"/>
+              <w:bottom w:w="60" w:type="dxa"/>
+              <w:right w:w="120" w:type="dxa"/>
+            </w:tcMar>
+          </w:tcPr>
+          <w:p>
+            <w:pPr>
+              <w:jc w:val="center"/>
+            </w:pPr>
+            <w:r>
+              <w:rPr>
+                <w:b/>
+                <w:bCs/>
+                <w:color w:val="8B1A1A"/>
+                <w:sz w:val="19"/>
+                <w:szCs w:val="19"/>
+              </w:rPr>
+              <w:t>~0*</w:t>
+            </w:r>
+          </w:p>
+        </w:tc>
+        <w:tc>
+          <w:tcPr>
+            <w:tcW w:w="800" w:type="dxa"/>
+            <w:shd w:val="clear" w:color="auto" w:fill="FCE8E6"/>
+            <w:tcMar>
+              <w:top w:w="60" w:type="dxa"/>
+              <w:left w:w="120" w:type="dxa"/>
+              <w:bottom w:w="60" w:type="dxa"/>
+              <w:right w:w="120" w:type="dxa"/>
+            </w:tcMar>
+          </w:tcPr>
+          <w:p>
+            <w:pPr>
+              <w:jc w:val="center"/>
+            </w:pPr>
+            <w:r>
+              <w:rPr>
+                <w:b/>
+                <w:bCs/>
+                <w:color w:val="8B1A1A"/>
+                <w:sz w:val="19"/>
+                <w:szCs w:val="19"/>
+              </w:rPr>
+              <w:t>~0*</w:t>
+            </w:r>
+          </w:p>
+        </w:tc>
+        <w:tc>
+          <w:tcPr>
+            <w:tcW w:w="750" w:type="dxa"/>
+            <w:shd w:val="clear" w:color="auto" w:fill="FCE8E6"/>
+            <w:tcMar>
+              <w:top w:w="60" w:type="dxa"/>
+              <w:left w:w="120" w:type="dxa"/>
+              <w:bottom w:w="60" w:type="dxa"/>
+              <w:right w:w="120" w:type="dxa"/>
+            </w:tcMar>
+          </w:tcPr>
+          <w:p>
+            <w:pPr>
+              <w:jc w:val="center"/>
+            </w:pPr>
+            <w:r>
+              <w:rPr>
+                <w:b/>
+                <w:bCs/>
+                <w:color w:val="8B1A1A"/>
+                <w:sz w:val="19"/>
+                <w:szCs w:val="19"/>
+              </w:rPr>
+              <w:t>~0*</w:t>
+            </w:r>
+          </w:p>
+        </w:tc>
+        <w:tc>
+          <w:tcPr>
+            <w:tcW w:w="750" w:type="dxa"/>
+            <w:shd w:val="clear" w:color="auto" w:fill="FCE8E6"/>
+            <w:tcMar>
+              <w:top w:w="60" w:type="dxa"/>
+              <w:left w:w="120" w:type="dxa"/>
+              <w:bottom w:w="60" w:type="dxa"/>
+              <w:right w:w="120" w:type="dxa"/>
+            </w:tcMar>
+          </w:tcPr>
+          <w:p>
+            <w:pPr>
+              <w:jc w:val="center"/>
+            </w:pPr>
+            <w:r>
+              <w:rPr>
+                <w:b/>
+                <w:bCs/>
+                <w:color w:val="8B1A1A"/>
+                <w:sz w:val="19"/>
+                <w:szCs w:val="19"/>
+              </w:rPr>
+              <w:t>~0*</w:t>
+            </w:r>
+          </w:p>
+        </w:tc>
+        <w:tc>
+          <w:tcPr>
+            <w:tcW w:w="750" w:type="dxa"/>
+            <w:shd w:val="clear" w:color="auto" w:fill="FCE8E6"/>
+            <w:tcMar>
+              <w:top w:w="60" w:type="dxa"/>
+              <w:left w:w="120" w:type="dxa"/>
+              <w:bottom w:w="60" w:type="dxa"/>
+              <w:right w:w="120" w:type="dxa"/>
+            </w:tcMar>
+          </w:tcPr>
+          <w:p>
+            <w:pPr>
+              <w:jc w:val="center"/>
+            </w:pPr>
+            <w:r>
+              <w:rPr>
+                <w:b/>
+                <w:bCs/>
+                <w:color w:val="8B1A1A"/>
+                <w:sz w:val="19"/>
+                <w:szCs w:val="19"/>
+              </w:rPr>
+              <w:t>~0*</w:t>
+            </w:r>
+          </w:p>
+        </w:tc>
+        <w:tc>
+          <w:tcPr>
+            <w:tcW w:w="750" w:type="dxa"/>
+            <w:shd w:val="clear" w:color="auto" w:fill="FCE8E6"/>
+            <w:tcMar>
+              <w:top w:w="60" w:type="dxa"/>
+              <w:left w:w="120" w:type="dxa"/>
+              <w:bottom w:w="60" w:type="dxa"/>
+              <w:right w:w="120" w:type="dxa"/>
+            </w:tcMar>
+          </w:tcPr>
+          <w:p>
+            <w:pPr>
+              <w:jc w:val="center"/>
+            </w:pPr>
+            <w:r>
+              <w:rPr>
+                <w:b/>
+                <w:bCs/>
+                <w:color w:val="8B1A1A"/>
+                <w:sz w:val="19"/>
+                <w:szCs w:val="19"/>
+              </w:rPr>
+              <w:t>~0*</w:t>
+            </w:r>
+          </w:p>
+        </w:tc>
+        <w:tc>
+          <w:tcPr>
+            <w:tcW w:w="750" w:type="dxa"/>
+            <w:shd w:val="clear" w:color="auto" w:fill="FCE8E6"/>
+            <w:tcMar>
+              <w:top w:w="60" w:type="dxa"/>
+              <w:left w:w="120" w:type="dxa"/>
+              <w:bottom w:w="60" w:type="dxa"/>
+              <w:right w:w="120" w:type="dxa"/>
+            </w:tcMar>
+          </w:tcPr>
+          <w:p>
+            <w:pPr>
+              <w:jc w:val="center"/>
+            </w:pPr>
+            <w:r>
+              <w:rPr>
+                <w:b/>
+                <w:bCs/>
+                <w:color w:val="8B1A1A"/>
+                <w:sz w:val="19"/>
+                <w:szCs w:val="19"/>
+              </w:rPr>
+              <w:t>~0*</w:t>
+            </w:r>
+          </w:p>
+        </w:tc>
+        <w:tc>
+          <w:tcPr>
+            <w:tcW w:w="750" w:type="dxa"/>
+            <w:shd w:val="clear" w:color="auto" w:fill="FCE8E6"/>
+            <w:tcMar>
+              <w:top w:w="60" w:type="dxa"/>
+              <w:left w:w="120" w:type="dxa"/>
+              <w:bottom w:w="60" w:type="dxa"/>
+              <w:right w:w="120" w:type="dxa"/>
+            </w:tcMar>
+          </w:tcPr>
+          <w:p>
+            <w:pPr>
+              <w:jc w:val="center"/>
+            </w:pPr>
+            <w:r>
+              <w:rPr>
+                <w:b/>
+                <w:bCs/>
+                <w:color w:val="8B1A1A"/>
+                <w:sz w:val="19"/>
+                <w:szCs w:val="19"/>
+              </w:rPr>
+              <w:t>~0*</w:t>
+            </w:r>
+          </w:p>
+        </w:tc>
+        <w:tc>
+          <w:tcPr>
+            <w:tcW w:w="750" w:type="dxa"/>
+            <w:shd w:val="clear" w:color="auto" w:fill="FCE8E6"/>
+            <w:tcMar>
+              <w:top w:w="60" w:type="dxa"/>
+              <w:left w:w="120" w:type="dxa"/>
+              <w:bottom w:w="60" w:type="dxa"/>
+              <w:right w:w="120" w:type="dxa"/>
+            </w:tcMar>
+          </w:tcPr>
+          <w:p>
+            <w:pPr>
+              <w:jc w:val="center"/>
+            </w:pPr>
+            <w:r>
+              <w:rPr>
+                <w:b/>
+                <w:bCs/>
+                <w:color w:val="8B1A1A"/>
+                <w:sz w:val="19"/>
+                <w:szCs w:val="19"/>
+              </w:rPr>
+              <w:t>~0*</w:t>
+            </w:r>
+          </w:p>
+        </w:tc>
+        <w:tc>
+          <w:tcPr>
+            <w:tcW w:w="750" w:type="dxa"/>
+            <w:shd w:val="clear" w:color="auto" w:fill="FCE8E6"/>
+            <w:tcMar>
+              <w:top w:w="60" w:type="dxa"/>
+              <w:left w:w="120" w:type="dxa"/>
+              <w:bottom w:w="60" w:type="dxa"/>
+              <w:right w:w="120" w:type="dxa"/>
+            </w:tcMar>
+          </w:tcPr>
+          <w:p>
+            <w:pPr>
+              <w:jc w:val="center"/>
+            </w:pPr>
+            <w:r>
+              <w:rPr>
+                <w:b/>
+                <w:bCs/>
+                <w:color w:val="8B1A1A"/>
+                <w:sz w:val="19"/>
+                <w:szCs w:val="19"/>
+              </w:rPr>
+              <w:t>~0*</w:t>
+            </w:r>
+          </w:p>
+        </w:tc>
+      </w:tr>
+      <w:tr>
+        <w:tc>
+          <w:tcPr>
+            <w:tcW w:w="1500" w:type="dxa"/>
+            <w:shd w:val="clear" w:color="auto" w:fill="F7F9FC"/>
+            <w:tcMar>
+              <w:top w:w="60" w:type="dxa"/>
+              <w:left w:w="120" w:type="dxa"/>
+              <w:bottom w:w="60" w:type="dxa"/>
+              <w:right w:w="120" w:type="dxa"/>
+            </w:tcMar>
+          </w:tcPr>
+          <w:p>
+            <w:r>
+              <w:rPr>
+                <w:b/>
+                <w:bCs/>
+                <w:color w:val="1A3A6B"/>
+                <w:sz w:val="19"/>
+                <w:szCs w:val="19"/>
+              </w:rPr>
+              <w:t xml:space="preserve">Q-med at </w:t>
+            </w:r>
+            <w:proofErr w:type="spellStart"/>
+            <w:r>
+              <w:rPr>
+                <w:b/>
+                <w:bCs/>
+                <w:color w:val="1A3A6B"/>
+                <w:sz w:val="19"/>
+                <w:szCs w:val="19"/>
+              </w:rPr>
+              <w:t>theta_med</w:t>
+            </w:r>
+            <w:proofErr w:type="spellEnd"/>
+            <w:r>
+              <w:rPr>
+                <w:b/>
+                <w:bCs/>
+                <w:color w:val="1A3A6B"/>
+                <w:sz w:val="19"/>
+                <w:szCs w:val="19"/>
+              </w:rPr>
+              <w:t xml:space="preserve"> (Eq.8)</w:t>
+            </w:r>
+          </w:p>
+        </w:tc>
+        <w:tc>
+          <w:tcPr>
+            <w:tcW w:w="800" w:type="dxa"/>
+            <w:shd w:val="clear" w:color="auto" w:fill="D4EDDA"/>
+            <w:tcMar>
+              <w:top w:w="60" w:type="dxa"/>
+              <w:left w:w="120" w:type="dxa"/>
+              <w:bottom w:w="60" w:type="dxa"/>
+              <w:right w:w="120" w:type="dxa"/>
+            </w:tcMar>
+          </w:tcPr>
+          <w:p>
+            <w:pPr>
+              <w:jc w:val="center"/>
+            </w:pPr>
+            <w:r>
+              <w:rPr>
+                <w:b/>
+                <w:bCs/>
+                <w:color w:val="1D6B3E"/>
+                <w:sz w:val="19"/>
+                <w:szCs w:val="19"/>
+              </w:rPr>
+              <w:t>183,216</w:t>
+            </w:r>
+          </w:p>
+        </w:tc>
+        <w:tc>
+          <w:tcPr>
+            <w:tcW w:w="800" w:type="dxa"/>
+            <w:tcMar>
+              <w:top w:w="60" w:type="dxa"/>
+              <w:left w:w="120" w:type="dxa"/>
+              <w:bottom w:w="60" w:type="dxa"/>
+              <w:right w:w="120" w:type="dxa"/>
+            </w:tcMar>
+          </w:tcPr>
+          <w:p>
+            <w:r>
+              <w:rPr>
+                <w:color w:val="333333"/>
+                <w:sz w:val="19"/>
+                <w:szCs w:val="19"/>
+              </w:rPr>
+              <w:t>158,378</w:t>
+            </w:r>
+          </w:p>
+        </w:tc>
+        <w:tc>
+          <w:tcPr>
+            <w:tcW w:w="800" w:type="dxa"/>
+            <w:tcMar>
+              <w:top w:w="60" w:type="dxa"/>
+              <w:left w:w="120" w:type="dxa"/>
+              <w:bottom w:w="60" w:type="dxa"/>
+              <w:right w:w="120" w:type="dxa"/>
+            </w:tcMar>
+          </w:tcPr>
+          <w:p>
+            <w:r>
+              <w:rPr>
+                <w:color w:val="333333"/>
+                <w:sz w:val="19"/>
+                <w:szCs w:val="19"/>
+              </w:rPr>
+              <w:t>153,153</w:t>
+            </w:r>
+          </w:p>
+        </w:tc>
+        <w:tc>
+          <w:tcPr>
+            <w:tcW w:w="750" w:type="dxa"/>
+            <w:tcMar>
+              <w:top w:w="60" w:type="dxa"/>
+              <w:left w:w="120" w:type="dxa"/>
+              <w:bottom w:w="60" w:type="dxa"/>
+              <w:right w:w="120" w:type="dxa"/>
+            </w:tcMar>
+          </w:tcPr>
+          <w:p>
+            <w:r>
+              <w:rPr>
+                <w:color w:val="8B1A1A"/>
+                <w:sz w:val="19"/>
+                <w:szCs w:val="19"/>
+              </w:rPr>
+              <w:t>53,165</w:t>
+            </w:r>
+          </w:p>
+        </w:tc>
+        <w:tc>
+          <w:tcPr>
+            <w:tcW w:w="750" w:type="dxa"/>
+            <w:tcMar>
+              <w:top w:w="60" w:type="dxa"/>
+              <w:left w:w="120" w:type="dxa"/>
+              <w:bottom w:w="60" w:type="dxa"/>
+              <w:right w:w="120" w:type="dxa"/>
+            </w:tcMar>
+          </w:tcPr>
+          <w:p>
+            <w:r>
+              <w:rPr>
+                <w:color w:val="888888"/>
+                <w:sz w:val="19"/>
+                <w:szCs w:val="19"/>
+              </w:rPr>
+              <w:t>--</w:t>
+            </w:r>
+          </w:p>
+        </w:tc>
+        <w:tc>
+          <w:tcPr>
+            <w:tcW w:w="750" w:type="dxa"/>
+            <w:tcMar>
+              <w:top w:w="60" w:type="dxa"/>
+              <w:left w:w="120" w:type="dxa"/>
+              <w:bottom w:w="60" w:type="dxa"/>
+              <w:right w:w="120" w:type="dxa"/>
+            </w:tcMar>
+          </w:tcPr>
+          <w:p>
+            <w:r>
+              <w:rPr>
+                <w:color w:val="888888"/>
+                <w:sz w:val="19"/>
+                <w:szCs w:val="19"/>
+              </w:rPr>
+              <w:t>--</w:t>
+            </w:r>
+          </w:p>
+        </w:tc>
+        <w:tc>
+          <w:tcPr>
+            <w:tcW w:w="750" w:type="dxa"/>
+            <w:tcMar>
+              <w:top w:w="60" w:type="dxa"/>
+              <w:left w:w="120" w:type="dxa"/>
+              <w:bottom w:w="60" w:type="dxa"/>
+              <w:right w:w="120" w:type="dxa"/>
+            </w:tcMar>
+          </w:tcPr>
+          <w:p>
+            <w:r>
+              <w:rPr>
+                <w:color w:val="8B1A1A"/>
+                <w:sz w:val="19"/>
+                <w:szCs w:val="19"/>
+              </w:rPr>
+              <w:t>46,670</w:t>
+            </w:r>
+          </w:p>
+        </w:tc>
+        <w:tc>
+          <w:tcPr>
+            <w:tcW w:w="750" w:type="dxa"/>
+            <w:tcMar>
+              <w:top w:w="60" w:type="dxa"/>
+              <w:left w:w="120" w:type="dxa"/>
+              <w:bottom w:w="60" w:type="dxa"/>
+              <w:right w:w="120" w:type="dxa"/>
+            </w:tcMar>
+          </w:tcPr>
+          <w:p>
+            <w:r>
+              <w:rPr>
+                <w:color w:val="8B1A1A"/>
+                <w:sz w:val="19"/>
+                <w:szCs w:val="19"/>
+              </w:rPr>
+              <w:t>53,165</w:t>
+            </w:r>
+          </w:p>
+        </w:tc>
+        <w:tc>
+          <w:tcPr>
+            <w:tcW w:w="750" w:type="dxa"/>
+            <w:tcMar>
+              <w:top w:w="60" w:type="dxa"/>
+              <w:left w:w="120" w:type="dxa"/>
+              <w:bottom w:w="60" w:type="dxa"/>
+              <w:right w:w="120" w:type="dxa"/>
+            </w:tcMar>
+          </w:tcPr>
+          <w:p>
+            <w:r>
+              <w:rPr>
+                <w:color w:val="8B1A1A"/>
+                <w:sz w:val="19"/>
+                <w:szCs w:val="19"/>
+              </w:rPr>
+              <w:t>52,268</w:t>
+            </w:r>
+          </w:p>
+        </w:tc>
+        <w:tc>
+          <w:tcPr>
+            <w:tcW w:w="750" w:type="dxa"/>
+            <w:tcMar>
+              <w:top w:w="60" w:type="dxa"/>
+              <w:left w:w="120" w:type="dxa"/>
+              <w:bottom w:w="60" w:type="dxa"/>
+              <w:right w:w="120" w:type="dxa"/>
+            </w:tcMar>
+          </w:tcPr>
+          <w:p>
+            <w:r>
+              <w:rPr>
+                <w:color w:val="8B1A1A"/>
+                <w:sz w:val="19"/>
+                <w:szCs w:val="19"/>
+              </w:rPr>
+              <w:t>53,060</w:t>
+            </w:r>
+          </w:p>
+        </w:tc>
+        <w:tc>
+          <w:tcPr>
+            <w:tcW w:w="750" w:type="dxa"/>
+            <w:tcMar>
+              <w:top w:w="60" w:type="dxa"/>
+              <w:left w:w="120" w:type="dxa"/>
+              <w:bottom w:w="60" w:type="dxa"/>
+              <w:right w:w="120" w:type="dxa"/>
+            </w:tcMar>
+          </w:tcPr>
+          <w:p>
+            <w:r>
+              <w:rPr>
+                <w:color w:val="888888"/>
+                <w:sz w:val="19"/>
+                <w:szCs w:val="19"/>
+              </w:rPr>
+              <w:t>--</w:t>
+            </w:r>
+          </w:p>
+        </w:tc>
+      </w:tr>
+      <w:tr>
+        <w:tc>
+          <w:tcPr>
+            <w:tcW w:w="1500" w:type="dxa"/>
+            <w:shd w:val="clear" w:color="auto" w:fill="F7F9FC"/>
+            <w:tcMar>
+              <w:top w:w="60" w:type="dxa"/>
+              <w:left w:w="120" w:type="dxa"/>
+              <w:bottom w:w="60" w:type="dxa"/>
+              <w:right w:w="120" w:type="dxa"/>
+            </w:tcMar>
+          </w:tcPr>
+          <w:p>
+            <w:r>
+              <w:rPr>
+                <w:b/>
+                <w:bCs/>
+                <w:color w:val="1A3A6B"/>
+                <w:sz w:val="19"/>
+                <w:szCs w:val="19"/>
+              </w:rPr>
+              <w:t>ATT&amp;CK Tech 18/18 (Eq.13)</w:t>
+            </w:r>
+          </w:p>
+        </w:tc>
+        <w:tc>
+          <w:tcPr>
+            <w:tcW w:w="800" w:type="dxa"/>
+            <w:shd w:val="clear" w:color="auto" w:fill="D4EDDA"/>
+            <w:tcMar>
+              <w:top w:w="60" w:type="dxa"/>
+              <w:left w:w="120" w:type="dxa"/>
+              <w:bottom w:w="60" w:type="dxa"/>
+              <w:right w:w="120" w:type="dxa"/>
+            </w:tcMar>
+          </w:tcPr>
+          <w:p>
+            <w:pPr>
+              <w:jc w:val="center"/>
+            </w:pPr>
+            <w:r>
+              <w:rPr>
+                <w:b/>
+                <w:bCs/>
+                <w:color w:val="1D6B3E"/>
+                <w:sz w:val="19"/>
+                <w:szCs w:val="19"/>
+              </w:rPr>
+              <w:t>18</w:t>
+            </w:r>
+          </w:p>
+        </w:tc>
+        <w:tc>
+          <w:tcPr>
+            <w:tcW w:w="800" w:type="dxa"/>
+            <w:shd w:val="clear" w:color="auto" w:fill="FFF3CD"/>
+            <w:tcMar>
+              <w:top w:w="60" w:type="dxa"/>
+              <w:left w:w="120" w:type="dxa"/>
+              <w:bottom w:w="60" w:type="dxa"/>
+              <w:right w:w="120" w:type="dxa"/>
+            </w:tcMar>
+          </w:tcPr>
+          <w:p>
+            <w:pPr>
+              <w:jc w:val="center"/>
+            </w:pPr>
+            <w:r>
+              <w:rPr>
+                <w:b/>
+                <w:bCs/>
+                <w:color w:val="7A4F00"/>
+                <w:sz w:val="19"/>
+                <w:szCs w:val="19"/>
+              </w:rPr>
+              <w:t>14</w:t>
+            </w:r>
+          </w:p>
+        </w:tc>
+        <w:tc>
+          <w:tcPr>
+            <w:tcW w:w="800" w:type="dxa"/>
+            <w:shd w:val="clear" w:color="auto" w:fill="FFF3CD"/>
+            <w:tcMar>
+              <w:top w:w="60" w:type="dxa"/>
+              <w:left w:w="120" w:type="dxa"/>
+              <w:bottom w:w="60" w:type="dxa"/>
+              <w:right w:w="120" w:type="dxa"/>
+            </w:tcMar>
+          </w:tcPr>
+          <w:p>
+            <w:pPr>
+              <w:jc w:val="center"/>
+            </w:pPr>
+            <w:r>
+              <w:rPr>
+                <w:b/>
+                <w:bCs/>
+                <w:color w:val="7A4F00"/>
+                <w:sz w:val="19"/>
+                <w:szCs w:val="19"/>
+              </w:rPr>
+              <w:t>16</w:t>
+            </w:r>
+          </w:p>
+        </w:tc>
+        <w:tc>
+          <w:tcPr>
+            <w:tcW w:w="750" w:type="dxa"/>
+            <w:shd w:val="clear" w:color="auto" w:fill="FFF3CD"/>
+            <w:tcMar>
+              <w:top w:w="60" w:type="dxa"/>
+              <w:left w:w="120" w:type="dxa"/>
+              <w:bottom w:w="60" w:type="dxa"/>
+              <w:right w:w="120" w:type="dxa"/>
+            </w:tcMar>
+          </w:tcPr>
+          <w:p>
+            <w:pPr>
+              <w:jc w:val="center"/>
+            </w:pPr>
+            <w:r>
+              <w:rPr>
+                <w:b/>
+                <w:bCs/>
+                <w:color w:val="7A4F00"/>
+                <w:sz w:val="19"/>
+                <w:szCs w:val="19"/>
+              </w:rPr>
+              <w:t>10</w:t>
+            </w:r>
+          </w:p>
+        </w:tc>
+        <w:tc>
+          <w:tcPr>
+            <w:tcW w:w="750" w:type="dxa"/>
+            <w:shd w:val="clear" w:color="auto" w:fill="FFF3CD"/>
+            <w:tcMar>
+              <w:top w:w="60" w:type="dxa"/>
+              <w:left w:w="120" w:type="dxa"/>
+              <w:bottom w:w="60" w:type="dxa"/>
+              <w:right w:w="120" w:type="dxa"/>
+            </w:tcMar>
+          </w:tcPr>
+          <w:p>
+            <w:pPr>
+              <w:jc w:val="center"/>
+            </w:pPr>
+            <w:r>
+              <w:rPr>
+                <w:b/>
+                <w:bCs/>
+                <w:color w:val="7A4F00"/>
+                <w:sz w:val="19"/>
+                <w:szCs w:val="19"/>
+              </w:rPr>
+              <w:t>15</w:t>
+            </w:r>
+          </w:p>
+        </w:tc>
+        <w:tc>
+          <w:tcPr>
+            <w:tcW w:w="750" w:type="dxa"/>
+            <w:shd w:val="clear" w:color="auto" w:fill="FFF3CD"/>
+            <w:tcMar>
+              <w:top w:w="60" w:type="dxa"/>
+              <w:left w:w="120" w:type="dxa"/>
+              <w:bottom w:w="60" w:type="dxa"/>
+              <w:right w:w="120" w:type="dxa"/>
+            </w:tcMar>
+          </w:tcPr>
+          <w:p>
+            <w:pPr>
+              <w:jc w:val="center"/>
+            </w:pPr>
+            <w:r>
+              <w:rPr>
+                <w:b/>
+                <w:bCs/>
+                <w:color w:val="7A4F00"/>
+                <w:sz w:val="19"/>
+                <w:szCs w:val="19"/>
+              </w:rPr>
+              <w:t>9</w:t>
+            </w:r>
+          </w:p>
+        </w:tc>
+        <w:tc>
+          <w:tcPr>
+            <w:tcW w:w="750" w:type="dxa"/>
+            <w:shd w:val="clear" w:color="auto" w:fill="FFF3CD"/>
+            <w:tcMar>
+              <w:top w:w="60" w:type="dxa"/>
+              <w:left w:w="120" w:type="dxa"/>
+              <w:bottom w:w="60" w:type="dxa"/>
+              <w:right w:w="120" w:type="dxa"/>
+            </w:tcMar>
+          </w:tcPr>
+          <w:p>
+            <w:pPr>
+              <w:jc w:val="center"/>
+            </w:pPr>
+            <w:r>
+              <w:rPr>
+                <w:b/>
+                <w:bCs/>
+                <w:color w:val="7A4F00"/>
+                <w:sz w:val="19"/>
+                <w:szCs w:val="19"/>
+              </w:rPr>
+              <w:t>10</w:t>
+            </w:r>
+          </w:p>
+        </w:tc>
+        <w:tc>
+          <w:tcPr>
+            <w:tcW w:w="750" w:type="dxa"/>
+            <w:shd w:val="clear" w:color="auto" w:fill="FFF3CD"/>
+            <w:tcMar>
+              <w:top w:w="60" w:type="dxa"/>
+              <w:left w:w="120" w:type="dxa"/>
+              <w:bottom w:w="60" w:type="dxa"/>
+              <w:right w:w="120" w:type="dxa"/>
+            </w:tcMar>
+          </w:tcPr>
+          <w:p>
+            <w:pPr>
+              <w:jc w:val="center"/>
+            </w:pPr>
+            <w:r>
+              <w:rPr>
+                <w:b/>
+                <w:bCs/>
+                <w:color w:val="7A4F00"/>
+                <w:sz w:val="19"/>
+                <w:szCs w:val="19"/>
+              </w:rPr>
+              <w:t>10</w:t>
+            </w:r>
+          </w:p>
+        </w:tc>
+        <w:tc>
+          <w:tcPr>
+            <w:tcW w:w="750" w:type="dxa"/>
+            <w:shd w:val="clear" w:color="auto" w:fill="FFF3CD"/>
+            <w:tcMar>
+              <w:top w:w="60" w:type="dxa"/>
+              <w:left w:w="120" w:type="dxa"/>
+              <w:bottom w:w="60" w:type="dxa"/>
+              <w:right w:w="120" w:type="dxa"/>
+            </w:tcMar>
+          </w:tcPr>
+          <w:p>
+            <w:pPr>
+              <w:jc w:val="center"/>
+            </w:pPr>
+            <w:r>
+              <w:rPr>
+                <w:b/>
+                <w:bCs/>
+                <w:color w:val="7A4F00"/>
+                <w:sz w:val="19"/>
+                <w:szCs w:val="19"/>
+              </w:rPr>
+              <w:t>6</w:t>
+            </w:r>
+          </w:p>
+        </w:tc>
+        <w:tc>
+          <w:tcPr>
+            <w:tcW w:w="750" w:type="dxa"/>
+            <w:shd w:val="clear" w:color="auto" w:fill="FFF3CD"/>
+            <w:tcMar>
+              <w:top w:w="60" w:type="dxa"/>
+              <w:left w:w="120" w:type="dxa"/>
+              <w:bottom w:w="60" w:type="dxa"/>
+              <w:right w:w="120" w:type="dxa"/>
+            </w:tcMar>
+          </w:tcPr>
+          <w:p>
+            <w:pPr>
+              <w:jc w:val="center"/>
+            </w:pPr>
+            <w:r>
+              <w:rPr>
+                <w:b/>
+                <w:bCs/>
+                <w:color w:val="7A4F00"/>
+                <w:sz w:val="19"/>
+                <w:szCs w:val="19"/>
+              </w:rPr>
+              <w:t>4</w:t>
+            </w:r>
+          </w:p>
+        </w:tc>
+        <w:tc>
+          <w:tcPr>
+            <w:tcW w:w="750" w:type="dxa"/>
+            <w:shd w:val="clear" w:color="auto" w:fill="FFF3CD"/>
+            <w:tcMar>
+              <w:top w:w="60" w:type="dxa"/>
+              <w:left w:w="120" w:type="dxa"/>
+              <w:bottom w:w="60" w:type="dxa"/>
+              <w:right w:w="120" w:type="dxa"/>
+            </w:tcMar>
+          </w:tcPr>
+          <w:p>
+            <w:pPr>
+              <w:jc w:val="center"/>
+            </w:pPr>
+            <w:r>
+              <w:rPr>
+                <w:b/>
+                <w:bCs/>
+                <w:color w:val="7A4F00"/>
+                <w:sz w:val="19"/>
+                <w:szCs w:val="19"/>
+              </w:rPr>
+              <w:t>6</w:t>
+            </w:r>
+          </w:p>
+        </w:tc>
+      </w:tr>
+      <w:tr>
+        <w:tc>
+          <w:tcPr>
+            <w:tcW w:w="1500" w:type="dxa"/>
+            <w:shd w:val="clear" w:color="auto" w:fill="F7F9FC"/>
+            <w:tcMar>
+              <w:top w:w="60" w:type="dxa"/>
+              <w:left w:w="120" w:type="dxa"/>
+              <w:bottom w:w="60" w:type="dxa"/>
+              <w:right w:w="120" w:type="dxa"/>
+            </w:tcMar>
+          </w:tcPr>
+          <w:p>
+            <w:r>
+              <w:rPr>
+                <w:b/>
+                <w:bCs/>
+                <w:color w:val="1A3A6B"/>
+                <w:sz w:val="19"/>
+                <w:szCs w:val="19"/>
+              </w:rPr>
+              <w:t>Tactic Families 8/8 (Eq.14)</w:t>
+            </w:r>
+          </w:p>
+        </w:tc>
+        <w:tc>
+          <w:tcPr>
+            <w:tcW w:w="800" w:type="dxa"/>
+            <w:shd w:val="clear" w:color="auto" w:fill="D4EDDA"/>
+            <w:tcMar>
+              <w:top w:w="60" w:type="dxa"/>
+              <w:left w:w="120" w:type="dxa"/>
+              <w:bottom w:w="60" w:type="dxa"/>
+              <w:right w:w="120" w:type="dxa"/>
+            </w:tcMar>
+          </w:tcPr>
+          <w:p>
+            <w:pPr>
+              <w:jc w:val="center"/>
+            </w:pPr>
+            <w:r>
+              <w:rPr>
+                <w:b/>
+                <w:bCs/>
+                <w:color w:val="1D6B3E"/>
+                <w:sz w:val="19"/>
+                <w:szCs w:val="19"/>
+              </w:rPr>
+              <w:t>8</w:t>
+            </w:r>
+          </w:p>
+        </w:tc>
+        <w:tc>
+          <w:tcPr>
+            <w:tcW w:w="800" w:type="dxa"/>
+            <w:shd w:val="clear" w:color="auto" w:fill="D4EDDA"/>
+            <w:tcMar>
+              <w:top w:w="60" w:type="dxa"/>
+              <w:left w:w="120" w:type="dxa"/>
+              <w:bottom w:w="60" w:type="dxa"/>
+              <w:right w:w="120" w:type="dxa"/>
+            </w:tcMar>
+          </w:tcPr>
+          <w:p>
+            <w:pPr>
+              <w:jc w:val="center"/>
+            </w:pPr>
+            <w:r>
+              <w:rPr>
+                <w:b/>
+                <w:bCs/>
+                <w:color w:val="1D6B3E"/>
+                <w:sz w:val="19"/>
+                <w:szCs w:val="19"/>
+              </w:rPr>
+              <w:t>8</w:t>
+            </w:r>
+          </w:p>
+        </w:tc>
+        <w:tc>
+          <w:tcPr>
+            <w:tcW w:w="800" w:type="dxa"/>
+            <w:shd w:val="clear" w:color="auto" w:fill="D4EDDA"/>
+            <w:tcMar>
+              <w:top w:w="60" w:type="dxa"/>
+              <w:left w:w="120" w:type="dxa"/>
+              <w:bottom w:w="60" w:type="dxa"/>
+              <w:right w:w="120" w:type="dxa"/>
+            </w:tcMar>
+          </w:tcPr>
+          <w:p>
+            <w:pPr>
+              <w:jc w:val="center"/>
+            </w:pPr>
+            <w:r>
+              <w:rPr>
+                <w:b/>
+                <w:bCs/>
+                <w:color w:val="1D6B3E"/>
+                <w:sz w:val="19"/>
+                <w:szCs w:val="19"/>
+              </w:rPr>
+              <w:t>8</w:t>
+            </w:r>
+          </w:p>
+        </w:tc>
+        <w:tc>
+          <w:tcPr>
+            <w:tcW w:w="750" w:type="dxa"/>
+            <w:shd w:val="clear" w:color="auto" w:fill="FFF3CD"/>
+            <w:tcMar>
+              <w:top w:w="60" w:type="dxa"/>
+              <w:left w:w="120" w:type="dxa"/>
+              <w:bottom w:w="60" w:type="dxa"/>
+              <w:right w:w="120" w:type="dxa"/>
+            </w:tcMar>
+          </w:tcPr>
+          <w:p>
+            <w:pPr>
+              <w:jc w:val="center"/>
+            </w:pPr>
+            <w:r>
+              <w:rPr>
+                <w:b/>
+                <w:bCs/>
+                <w:color w:val="7A4F00"/>
+                <w:sz w:val="19"/>
+                <w:szCs w:val="19"/>
+              </w:rPr>
+              <w:t>8</w:t>
+            </w:r>
+          </w:p>
+        </w:tc>
+        <w:tc>
+          <w:tcPr>
+            <w:tcW w:w="750" w:type="dxa"/>
+            <w:shd w:val="clear" w:color="auto" w:fill="D4EDDA"/>
+            <w:tcMar>
+              <w:top w:w="60" w:type="dxa"/>
+              <w:left w:w="120" w:type="dxa"/>
+              <w:bottom w:w="60" w:type="dxa"/>
+              <w:right w:w="120" w:type="dxa"/>
+            </w:tcMar>
+          </w:tcPr>
+          <w:p>
+            <w:pPr>
+              <w:jc w:val="center"/>
+            </w:pPr>
+            <w:r>
+              <w:rPr>
+                <w:b/>
+                <w:bCs/>
+                <w:color w:val="1D6B3E"/>
+                <w:sz w:val="19"/>
+                <w:szCs w:val="19"/>
+              </w:rPr>
+              <w:t>8</w:t>
+            </w:r>
+          </w:p>
+        </w:tc>
+        <w:tc>
+          <w:tcPr>
+            <w:tcW w:w="750" w:type="dxa"/>
+            <w:shd w:val="clear" w:color="auto" w:fill="FFF3CD"/>
+            <w:tcMar>
+              <w:top w:w="60" w:type="dxa"/>
+              <w:left w:w="120" w:type="dxa"/>
+              <w:bottom w:w="60" w:type="dxa"/>
+              <w:right w:w="120" w:type="dxa"/>
+            </w:tcMar>
+          </w:tcPr>
+          <w:p>
+            <w:pPr>
+              <w:jc w:val="center"/>
+            </w:pPr>
+            <w:r>
+              <w:rPr>
+                <w:b/>
+                <w:bCs/>
+                <w:color w:val="7A4F00"/>
+                <w:sz w:val="19"/>
+                <w:szCs w:val="19"/>
+              </w:rPr>
+              <w:t>5</w:t>
+            </w:r>
+          </w:p>
+        </w:tc>
+        <w:tc>
+          <w:tcPr>
+            <w:tcW w:w="750" w:type="dxa"/>
+            <w:shd w:val="clear" w:color="auto" w:fill="FFF3CD"/>
+            <w:tcMar>
+              <w:top w:w="60" w:type="dxa"/>
+              <w:left w:w="120" w:type="dxa"/>
+              <w:bottom w:w="60" w:type="dxa"/>
+              <w:right w:w="120" w:type="dxa"/>
+            </w:tcMar>
+          </w:tcPr>
+          <w:p>
+            <w:pPr>
+              <w:jc w:val="center"/>
+            </w:pPr>
+            <w:r>
+              <w:rPr>
+                <w:b/>
+                <w:bCs/>
+                <w:color w:val="7A4F00"/>
+                <w:sz w:val="19"/>
+                <w:szCs w:val="19"/>
+              </w:rPr>
+              <w:t>3</w:t>
+            </w:r>
+          </w:p>
+        </w:tc>
+        <w:tc>
+          <w:tcPr>
+            <w:tcW w:w="750" w:type="dxa"/>
+            <w:shd w:val="clear" w:color="auto" w:fill="FFF3CD"/>
+            <w:tcMar>
+              <w:top w:w="60" w:type="dxa"/>
+              <w:left w:w="120" w:type="dxa"/>
+              <w:bottom w:w="60" w:type="dxa"/>
+              <w:right w:w="120" w:type="dxa"/>
+            </w:tcMar>
+          </w:tcPr>
+          <w:p>
+            <w:pPr>
+              <w:jc w:val="center"/>
+            </w:pPr>
+            <w:r>
+              <w:rPr>
+                <w:b/>
+                <w:bCs/>
+                <w:color w:val="7A4F00"/>
+                <w:sz w:val="19"/>
+                <w:szCs w:val="19"/>
+              </w:rPr>
+              <w:t>5</w:t>
+            </w:r>
+          </w:p>
+        </w:tc>
+        <w:tc>
+          <w:tcPr>
+            <w:tcW w:w="750" w:type="dxa"/>
+            <w:shd w:val="clear" w:color="auto" w:fill="FFF3CD"/>
+            <w:tcMar>
+              <w:top w:w="60" w:type="dxa"/>
+              <w:left w:w="120" w:type="dxa"/>
+              <w:bottom w:w="60" w:type="dxa"/>
+              <w:right w:w="120" w:type="dxa"/>
+            </w:tcMar>
+          </w:tcPr>
+          <w:p>
+            <w:pPr>
+              <w:jc w:val="center"/>
+            </w:pPr>
+            <w:r>
+              <w:rPr>
+                <w:b/>
+                <w:bCs/>
+                <w:color w:val="7A4F00"/>
+                <w:sz w:val="19"/>
+                <w:szCs w:val="19"/>
+              </w:rPr>
+              <w:t>3</w:t>
+            </w:r>
+          </w:p>
+        </w:tc>
+        <w:tc>
+          <w:tcPr>
+            <w:tcW w:w="750" w:type="dxa"/>
+            <w:shd w:val="clear" w:color="auto" w:fill="FFF3CD"/>
+            <w:tcMar>
+              <w:top w:w="60" w:type="dxa"/>
+              <w:left w:w="120" w:type="dxa"/>
+              <w:bottom w:w="60" w:type="dxa"/>
+              <w:right w:w="120" w:type="dxa"/>
+            </w:tcMar>
+          </w:tcPr>
+          <w:p>
+            <w:pPr>
+              <w:jc w:val="center"/>
+            </w:pPr>
+            <w:r>
+              <w:rPr>
+                <w:b/>
+                <w:bCs/>
+                <w:color w:val="7A4F00"/>
+                <w:sz w:val="19"/>
+                <w:szCs w:val="19"/>
+              </w:rPr>
+              <w:t>5</w:t>
+            </w:r>
+          </w:p>
+        </w:tc>
+        <w:tc>
+          <w:tcPr>
+            <w:tcW w:w="750" w:type="dxa"/>
+            <w:shd w:val="clear" w:color="auto" w:fill="FFF3CD"/>
+            <w:tcMar>
+              <w:top w:w="60" w:type="dxa"/>
+              <w:left w:w="120" w:type="dxa"/>
+              <w:bottom w:w="60" w:type="dxa"/>
+              <w:right w:w="120" w:type="dxa"/>
+            </w:tcMar>
+          </w:tcPr>
+          <w:p>
+            <w:pPr>
+              <w:jc w:val="center"/>
+            </w:pPr>
+            <w:r>
+              <w:rPr>
+                <w:b/>
+                <w:bCs/>
+                <w:color w:val="7A4F00"/>
+                <w:sz w:val="19"/>
+                <w:szCs w:val="19"/>
+              </w:rPr>
+              <w:t>3</w:t>
+            </w:r>
+          </w:p>
+        </w:tc>
+      </w:tr>
+      <w:tr>
+        <w:tc>
+          <w:tcPr>
+            <w:tcW w:w="1500" w:type="dxa"/>
+            <w:shd w:val="clear" w:color="auto" w:fill="F7F9FC"/>
+            <w:tcMar>
+              <w:top w:w="60" w:type="dxa"/>
+              <w:left w:w="120" w:type="dxa"/>
+              <w:bottom w:w="60" w:type="dxa"/>
+              <w:right w:w="120" w:type="dxa"/>
+            </w:tcMar>
+          </w:tcPr>
+          <w:p>
+            <w:r>
+              <w:rPr>
+                <w:b/>
+                <w:bCs/>
+                <w:color w:val="1A3A6B"/>
+                <w:sz w:val="19"/>
+                <w:szCs w:val="19"/>
+              </w:rPr>
+              <w:lastRenderedPageBreak/>
+              <w:t>C10% Path Persist. (C10)</w:t>
+            </w:r>
+          </w:p>
+        </w:tc>
+        <w:tc>
+          <w:tcPr>
+            <w:tcW w:w="800" w:type="dxa"/>
+            <w:shd w:val="clear" w:color="auto" w:fill="D4EDDA"/>
+            <w:tcMar>
+              <w:top w:w="60" w:type="dxa"/>
+              <w:left w:w="120" w:type="dxa"/>
+              <w:bottom w:w="60" w:type="dxa"/>
+              <w:right w:w="120" w:type="dxa"/>
+            </w:tcMar>
+          </w:tcPr>
+          <w:p>
+            <w:pPr>
+              <w:jc w:val="center"/>
+            </w:pPr>
+            <w:r>
+              <w:rPr>
+                <w:b/>
+                <w:bCs/>
+                <w:color w:val="1D6B3E"/>
+                <w:sz w:val="19"/>
+                <w:szCs w:val="19"/>
+              </w:rPr>
+              <w:t>100%</w:t>
+            </w:r>
+          </w:p>
+        </w:tc>
+        <w:tc>
+          <w:tcPr>
+            <w:tcW w:w="800" w:type="dxa"/>
+            <w:shd w:val="clear" w:color="auto" w:fill="D4EDDA"/>
+            <w:tcMar>
+              <w:top w:w="60" w:type="dxa"/>
+              <w:left w:w="120" w:type="dxa"/>
+              <w:bottom w:w="60" w:type="dxa"/>
+              <w:right w:w="120" w:type="dxa"/>
+            </w:tcMar>
+          </w:tcPr>
+          <w:p>
+            <w:pPr>
+              <w:jc w:val="center"/>
+            </w:pPr>
+            <w:r>
+              <w:rPr>
+                <w:b/>
+                <w:bCs/>
+                <w:color w:val="1D6B3E"/>
+                <w:sz w:val="19"/>
+                <w:szCs w:val="19"/>
+              </w:rPr>
+              <w:t>100%</w:t>
+            </w:r>
+          </w:p>
+        </w:tc>
+        <w:tc>
+          <w:tcPr>
+            <w:tcW w:w="800" w:type="dxa"/>
+            <w:shd w:val="clear" w:color="auto" w:fill="FFF3CD"/>
+            <w:tcMar>
+              <w:top w:w="60" w:type="dxa"/>
+              <w:left w:w="120" w:type="dxa"/>
+              <w:bottom w:w="60" w:type="dxa"/>
+              <w:right w:w="120" w:type="dxa"/>
+            </w:tcMar>
+          </w:tcPr>
+          <w:p>
+            <w:pPr>
+              <w:jc w:val="center"/>
+            </w:pPr>
+            <w:r>
+              <w:rPr>
+                <w:b/>
+                <w:bCs/>
+                <w:color w:val="7A4F00"/>
+                <w:sz w:val="19"/>
+                <w:szCs w:val="19"/>
+              </w:rPr>
+              <w:t>75%</w:t>
+            </w:r>
+          </w:p>
+        </w:tc>
+        <w:tc>
+          <w:tcPr>
+            <w:tcW w:w="750" w:type="dxa"/>
+            <w:shd w:val="clear" w:color="auto" w:fill="FFF3CD"/>
+            <w:tcMar>
+              <w:top w:w="60" w:type="dxa"/>
+              <w:left w:w="120" w:type="dxa"/>
+              <w:bottom w:w="60" w:type="dxa"/>
+              <w:right w:w="120" w:type="dxa"/>
+            </w:tcMar>
+          </w:tcPr>
+          <w:p>
+            <w:pPr>
+              <w:jc w:val="center"/>
+            </w:pPr>
+            <w:r>
+              <w:rPr>
+                <w:b/>
+                <w:bCs/>
+                <w:color w:val="7A4F00"/>
+                <w:sz w:val="19"/>
+                <w:szCs w:val="19"/>
+              </w:rPr>
+              <w:t>50%</w:t>
+            </w:r>
+          </w:p>
+        </w:tc>
+        <w:tc>
+          <w:tcPr>
+            <w:tcW w:w="750" w:type="dxa"/>
+            <w:shd w:val="clear" w:color="auto" w:fill="FFF3CD"/>
+            <w:tcMar>
+              <w:top w:w="60" w:type="dxa"/>
+              <w:left w:w="120" w:type="dxa"/>
+              <w:bottom w:w="60" w:type="dxa"/>
+              <w:right w:w="120" w:type="dxa"/>
+            </w:tcMar>
+          </w:tcPr>
+          <w:p>
+            <w:pPr>
+              <w:jc w:val="center"/>
+            </w:pPr>
+            <w:r>
+              <w:rPr>
+                <w:b/>
+                <w:bCs/>
+                <w:color w:val="7A4F00"/>
+                <w:sz w:val="19"/>
+                <w:szCs w:val="19"/>
+              </w:rPr>
+              <w:t>75%</w:t>
+            </w:r>
+          </w:p>
+        </w:tc>
+        <w:tc>
+          <w:tcPr>
+            <w:tcW w:w="750" w:type="dxa"/>
+            <w:shd w:val="clear" w:color="auto" w:fill="FFF3CD"/>
+            <w:tcMar>
+              <w:top w:w="60" w:type="dxa"/>
+              <w:left w:w="120" w:type="dxa"/>
+              <w:bottom w:w="60" w:type="dxa"/>
+              <w:right w:w="120" w:type="dxa"/>
+            </w:tcMar>
+          </w:tcPr>
+          <w:p>
+            <w:pPr>
+              <w:jc w:val="center"/>
+            </w:pPr>
+            <w:r>
+              <w:rPr>
+                <w:b/>
+                <w:bCs/>
+                <w:color w:val="7A4F00"/>
+                <w:sz w:val="19"/>
+                <w:szCs w:val="19"/>
+              </w:rPr>
+              <w:t>75%</w:t>
+            </w:r>
+          </w:p>
+        </w:tc>
+        <w:tc>
+          <w:tcPr>
+            <w:tcW w:w="750" w:type="dxa"/>
+            <w:shd w:val="clear" w:color="auto" w:fill="FFF3CD"/>
+            <w:tcMar>
+              <w:top w:w="60" w:type="dxa"/>
+              <w:left w:w="120" w:type="dxa"/>
+              <w:bottom w:w="60" w:type="dxa"/>
+              <w:right w:w="120" w:type="dxa"/>
+            </w:tcMar>
+          </w:tcPr>
+          <w:p>
+            <w:pPr>
+              <w:jc w:val="center"/>
+            </w:pPr>
+            <w:r>
+              <w:rPr>
+                <w:b/>
+                <w:bCs/>
+                <w:color w:val="7A4F00"/>
+                <w:sz w:val="19"/>
+                <w:szCs w:val="19"/>
+              </w:rPr>
+              <w:t>0%</w:t>
+            </w:r>
+          </w:p>
+        </w:tc>
+        <w:tc>
+          <w:tcPr>
+            <w:tcW w:w="750" w:type="dxa"/>
+            <w:shd w:val="clear" w:color="auto" w:fill="FFF3CD"/>
+            <w:tcMar>
+              <w:top w:w="60" w:type="dxa"/>
+              <w:left w:w="120" w:type="dxa"/>
+              <w:bottom w:w="60" w:type="dxa"/>
+              <w:right w:w="120" w:type="dxa"/>
+            </w:tcMar>
+          </w:tcPr>
+          <w:p>
+            <w:pPr>
+              <w:jc w:val="center"/>
+            </w:pPr>
+            <w:r>
+              <w:rPr>
+                <w:b/>
+                <w:bCs/>
+                <w:color w:val="7A4F00"/>
+                <w:sz w:val="19"/>
+                <w:szCs w:val="19"/>
+              </w:rPr>
+              <w:t>50%</w:t>
+            </w:r>
+          </w:p>
+        </w:tc>
+        <w:tc>
+          <w:tcPr>
+            <w:tcW w:w="750" w:type="dxa"/>
+            <w:shd w:val="clear" w:color="auto" w:fill="FFF3CD"/>
+            <w:tcMar>
+              <w:top w:w="60" w:type="dxa"/>
+              <w:left w:w="120" w:type="dxa"/>
+              <w:bottom w:w="60" w:type="dxa"/>
+              <w:right w:w="120" w:type="dxa"/>
+            </w:tcMar>
+          </w:tcPr>
+          <w:p>
+            <w:pPr>
+              <w:jc w:val="center"/>
+            </w:pPr>
+            <w:r>
+              <w:rPr>
+                <w:b/>
+                <w:bCs/>
+                <w:color w:val="7A4F00"/>
+                <w:sz w:val="19"/>
+                <w:szCs w:val="19"/>
+              </w:rPr>
+              <w:t>50%</w:t>
+            </w:r>
+          </w:p>
+        </w:tc>
+        <w:tc>
+          <w:tcPr>
+            <w:tcW w:w="750" w:type="dxa"/>
+            <w:shd w:val="clear" w:color="auto" w:fill="FFF3CD"/>
+            <w:tcMar>
+              <w:top w:w="60" w:type="dxa"/>
+              <w:left w:w="120" w:type="dxa"/>
+              <w:bottom w:w="60" w:type="dxa"/>
+              <w:right w:w="120" w:type="dxa"/>
+            </w:tcMar>
+          </w:tcPr>
+          <w:p>
+            <w:pPr>
+              <w:jc w:val="center"/>
+            </w:pPr>
+            <w:r>
+              <w:rPr>
+                <w:b/>
+                <w:bCs/>
+                <w:color w:val="7A4F00"/>
+                <w:sz w:val="19"/>
+                <w:szCs w:val="19"/>
+              </w:rPr>
+              <w:t>0%</w:t>
+            </w:r>
+          </w:p>
+        </w:tc>
+        <w:tc>
+          <w:tcPr>
+            <w:tcW w:w="750" w:type="dxa"/>
+            <w:tcMar>
+              <w:top w:w="60" w:type="dxa"/>
+              <w:left w:w="120" w:type="dxa"/>
+              <w:bottom w:w="60" w:type="dxa"/>
+              <w:right w:w="120" w:type="dxa"/>
+            </w:tcMar>
+          </w:tcPr>
+          <w:p>
+            <w:r>
+              <w:rPr>
+                <w:color w:val="888888"/>
+                <w:sz w:val="19"/>
+                <w:szCs w:val="19"/>
+              </w:rPr>
+              <w:t>--</w:t>
+            </w:r>
+          </w:p>
+        </w:tc>
+      </w:tr>
+      <w:tr>
+        <w:tc>
+          <w:tcPr>
+            <w:tcW w:w="1500" w:type="dxa"/>
+            <w:shd w:val="clear" w:color="auto" w:fill="F7F9FC"/>
+            <w:tcMar>
+              <w:top w:w="60" w:type="dxa"/>
+              <w:left w:w="120" w:type="dxa"/>
+              <w:bottom w:w="60" w:type="dxa"/>
+              <w:right w:w="120" w:type="dxa"/>
+            </w:tcMar>
+          </w:tcPr>
+          <w:p>
+            <w:r>
+              <w:rPr>
+                <w:b/>
+                <w:bCs/>
+                <w:color w:val="1A3A6B"/>
+                <w:sz w:val="19"/>
+                <w:szCs w:val="19"/>
+              </w:rPr>
+              <w:t>Hop Coverage% (C</w:t>
+            </w:r>
+            <w:proofErr w:type="gramStart"/>
+            <w:r>
+              <w:rPr>
+                <w:b/>
+                <w:bCs/>
+                <w:color w:val="1A3A6B"/>
+                <w:sz w:val="19"/>
+                <w:szCs w:val="19"/>
+              </w:rPr>
+              <w:t>6,C</w:t>
+            </w:r>
+            <w:proofErr w:type="gramEnd"/>
+            <w:r>
+              <w:rPr>
+                <w:b/>
+                <w:bCs/>
+                <w:color w:val="1A3A6B"/>
+                <w:sz w:val="19"/>
+                <w:szCs w:val="19"/>
+              </w:rPr>
+              <w:t>7)</w:t>
+            </w:r>
+          </w:p>
+        </w:tc>
+        <w:tc>
+          <w:tcPr>
+            <w:tcW w:w="800" w:type="dxa"/>
+            <w:shd w:val="clear" w:color="auto" w:fill="D4EDDA"/>
+            <w:tcMar>
+              <w:top w:w="60" w:type="dxa"/>
+              <w:left w:w="120" w:type="dxa"/>
+              <w:bottom w:w="60" w:type="dxa"/>
+              <w:right w:w="120" w:type="dxa"/>
+            </w:tcMar>
+          </w:tcPr>
+          <w:p>
+            <w:pPr>
+              <w:jc w:val="center"/>
+            </w:pPr>
+            <w:r>
+              <w:rPr>
+                <w:b/>
+                <w:bCs/>
+                <w:color w:val="1D6B3E"/>
+                <w:sz w:val="19"/>
+                <w:szCs w:val="19"/>
+              </w:rPr>
+              <w:t>100%</w:t>
+            </w:r>
+          </w:p>
+        </w:tc>
+        <w:tc>
+          <w:tcPr>
+            <w:tcW w:w="800" w:type="dxa"/>
+            <w:shd w:val="clear" w:color="auto" w:fill="D4EDDA"/>
+            <w:tcMar>
+              <w:top w:w="60" w:type="dxa"/>
+              <w:left w:w="120" w:type="dxa"/>
+              <w:bottom w:w="60" w:type="dxa"/>
+              <w:right w:w="120" w:type="dxa"/>
+            </w:tcMar>
+          </w:tcPr>
+          <w:p>
+            <w:pPr>
+              <w:jc w:val="center"/>
+            </w:pPr>
+            <w:r>
+              <w:rPr>
+                <w:b/>
+                <w:bCs/>
+                <w:color w:val="1D6B3E"/>
+                <w:sz w:val="19"/>
+                <w:szCs w:val="19"/>
+              </w:rPr>
+              <w:t>91%</w:t>
+            </w:r>
+          </w:p>
+        </w:tc>
+        <w:tc>
+          <w:tcPr>
+            <w:tcW w:w="800" w:type="dxa"/>
+            <w:shd w:val="clear" w:color="auto" w:fill="FFF3CD"/>
+            <w:tcMar>
+              <w:top w:w="60" w:type="dxa"/>
+              <w:left w:w="120" w:type="dxa"/>
+              <w:bottom w:w="60" w:type="dxa"/>
+              <w:right w:w="120" w:type="dxa"/>
+            </w:tcMar>
+          </w:tcPr>
+          <w:p>
+            <w:pPr>
+              <w:jc w:val="center"/>
+            </w:pPr>
+            <w:r>
+              <w:rPr>
+                <w:b/>
+                <w:bCs/>
+                <w:color w:val="7A4F00"/>
+                <w:sz w:val="19"/>
+                <w:szCs w:val="19"/>
+              </w:rPr>
+              <w:t>85%</w:t>
+            </w:r>
+          </w:p>
+        </w:tc>
+        <w:tc>
+          <w:tcPr>
+            <w:tcW w:w="750" w:type="dxa"/>
+            <w:shd w:val="clear" w:color="auto" w:fill="FFF3CD"/>
+            <w:tcMar>
+              <w:top w:w="60" w:type="dxa"/>
+              <w:left w:w="120" w:type="dxa"/>
+              <w:bottom w:w="60" w:type="dxa"/>
+              <w:right w:w="120" w:type="dxa"/>
+            </w:tcMar>
+          </w:tcPr>
+          <w:p>
+            <w:pPr>
+              <w:jc w:val="center"/>
+            </w:pPr>
+            <w:r>
+              <w:rPr>
+                <w:b/>
+                <w:bCs/>
+                <w:color w:val="7A4F00"/>
+                <w:sz w:val="19"/>
+                <w:szCs w:val="19"/>
+              </w:rPr>
+              <w:t>65%</w:t>
+            </w:r>
+          </w:p>
+        </w:tc>
+        <w:tc>
+          <w:tcPr>
+            <w:tcW w:w="750" w:type="dxa"/>
+            <w:shd w:val="clear" w:color="auto" w:fill="FFF3CD"/>
+            <w:tcMar>
+              <w:top w:w="60" w:type="dxa"/>
+              <w:left w:w="120" w:type="dxa"/>
+              <w:bottom w:w="60" w:type="dxa"/>
+              <w:right w:w="120" w:type="dxa"/>
+            </w:tcMar>
+          </w:tcPr>
+          <w:p>
+            <w:pPr>
+              <w:jc w:val="center"/>
+            </w:pPr>
+            <w:r>
+              <w:rPr>
+                <w:b/>
+                <w:bCs/>
+                <w:color w:val="7A4F00"/>
+                <w:sz w:val="19"/>
+                <w:szCs w:val="19"/>
+              </w:rPr>
+              <w:t>80%</w:t>
+            </w:r>
+          </w:p>
+        </w:tc>
+        <w:tc>
+          <w:tcPr>
+            <w:tcW w:w="750" w:type="dxa"/>
+            <w:shd w:val="clear" w:color="auto" w:fill="FFF3CD"/>
+            <w:tcMar>
+              <w:top w:w="60" w:type="dxa"/>
+              <w:left w:w="120" w:type="dxa"/>
+              <w:bottom w:w="60" w:type="dxa"/>
+              <w:right w:w="120" w:type="dxa"/>
+            </w:tcMar>
+          </w:tcPr>
+          <w:p>
+            <w:pPr>
+              <w:jc w:val="center"/>
+            </w:pPr>
+            <w:r>
+              <w:rPr>
+                <w:b/>
+                <w:bCs/>
+                <w:color w:val="7A4F00"/>
+                <w:sz w:val="19"/>
+                <w:szCs w:val="19"/>
+              </w:rPr>
+              <w:t>70%</w:t>
+            </w:r>
+          </w:p>
+        </w:tc>
+        <w:tc>
+          <w:tcPr>
+            <w:tcW w:w="750" w:type="dxa"/>
+            <w:shd w:val="clear" w:color="auto" w:fill="FFF3CD"/>
+            <w:tcMar>
+              <w:top w:w="60" w:type="dxa"/>
+              <w:left w:w="120" w:type="dxa"/>
+              <w:bottom w:w="60" w:type="dxa"/>
+              <w:right w:w="120" w:type="dxa"/>
+            </w:tcMar>
+          </w:tcPr>
+          <w:p>
+            <w:pPr>
+              <w:jc w:val="center"/>
+            </w:pPr>
+            <w:r>
+              <w:rPr>
+                <w:b/>
+                <w:bCs/>
+                <w:color w:val="7A4F00"/>
+                <w:sz w:val="19"/>
+                <w:szCs w:val="19"/>
+              </w:rPr>
+              <w:t>40%</w:t>
+            </w:r>
+          </w:p>
+        </w:tc>
+        <w:tc>
+          <w:tcPr>
+            <w:tcW w:w="750" w:type="dxa"/>
+            <w:shd w:val="clear" w:color="auto" w:fill="FFF3CD"/>
+            <w:tcMar>
+              <w:top w:w="60" w:type="dxa"/>
+              <w:left w:w="120" w:type="dxa"/>
+              <w:bottom w:w="60" w:type="dxa"/>
+              <w:right w:w="120" w:type="dxa"/>
+            </w:tcMar>
+          </w:tcPr>
+          <w:p>
+            <w:pPr>
+              <w:jc w:val="center"/>
+            </w:pPr>
+            <w:r>
+              <w:rPr>
+                <w:b/>
+                <w:bCs/>
+                <w:color w:val="7A4F00"/>
+                <w:sz w:val="19"/>
+                <w:szCs w:val="19"/>
+              </w:rPr>
+              <w:t>65%</w:t>
+            </w:r>
+          </w:p>
+        </w:tc>
+        <w:tc>
+          <w:tcPr>
+            <w:tcW w:w="750" w:type="dxa"/>
+            <w:shd w:val="clear" w:color="auto" w:fill="FFF3CD"/>
+            <w:tcMar>
+              <w:top w:w="60" w:type="dxa"/>
+              <w:left w:w="120" w:type="dxa"/>
+              <w:bottom w:w="60" w:type="dxa"/>
+              <w:right w:w="120" w:type="dxa"/>
+            </w:tcMar>
+          </w:tcPr>
+          <w:p>
+            <w:pPr>
+              <w:jc w:val="center"/>
+            </w:pPr>
+            <w:r>
+              <w:rPr>
+                <w:b/>
+                <w:bCs/>
+                <w:color w:val="7A4F00"/>
+                <w:sz w:val="19"/>
+                <w:szCs w:val="19"/>
+              </w:rPr>
+              <w:t>60%</w:t>
+            </w:r>
+          </w:p>
+        </w:tc>
+        <w:tc>
+          <w:tcPr>
+            <w:tcW w:w="750" w:type="dxa"/>
+            <w:shd w:val="clear" w:color="auto" w:fill="FFF3CD"/>
+            <w:tcMar>
+              <w:top w:w="60" w:type="dxa"/>
+              <w:left w:w="120" w:type="dxa"/>
+              <w:bottom w:w="60" w:type="dxa"/>
+              <w:right w:w="120" w:type="dxa"/>
+            </w:tcMar>
+          </w:tcPr>
+          <w:p>
+            <w:pPr>
+              <w:jc w:val="center"/>
+            </w:pPr>
+            <w:r>
+              <w:rPr>
+                <w:b/>
+                <w:bCs/>
+                <w:color w:val="7A4F00"/>
+                <w:sz w:val="19"/>
+                <w:szCs w:val="19"/>
+              </w:rPr>
+              <w:t>88%</w:t>
+            </w:r>
+          </w:p>
+        </w:tc>
+        <w:tc>
+          <w:tcPr>
+            <w:tcW w:w="750" w:type="dxa"/>
+            <w:tcMar>
+              <w:top w:w="60" w:type="dxa"/>
+              <w:left w:w="120" w:type="dxa"/>
+              <w:bottom w:w="60" w:type="dxa"/>
+              <w:right w:w="120" w:type="dxa"/>
+            </w:tcMar>
+          </w:tcPr>
+          <w:p>
+            <w:r>
+              <w:rPr>
+                <w:color w:val="888888"/>
+                <w:sz w:val="19"/>
+                <w:szCs w:val="19"/>
+              </w:rPr>
+              <w:t>--</w:t>
+            </w:r>
+          </w:p>
+        </w:tc>
+      </w:tr>
+      <w:tr>
+        <w:tc>
+          <w:tcPr>
+            <w:tcW w:w="1500" w:type="dxa"/>
+            <w:shd w:val="clear" w:color="auto" w:fill="F7F9FC"/>
+            <w:tcMar>
+              <w:top w:w="60" w:type="dxa"/>
+              <w:left w:w="120" w:type="dxa"/>
+              <w:bottom w:w="60" w:type="dxa"/>
+              <w:right w:w="120" w:type="dxa"/>
+            </w:tcMar>
+          </w:tcPr>
+          <w:p>
+            <w:r>
+              <w:rPr>
+                <w:b/>
+                <w:bCs/>
+                <w:color w:val="1A3A6B"/>
+                <w:sz w:val="19"/>
+                <w:szCs w:val="19"/>
+              </w:rPr>
+              <w:t>Early-Intercept% (Eq.</w:t>
+            </w:r>
+            <w:proofErr w:type="gramStart"/>
+            <w:r>
+              <w:rPr>
+                <w:b/>
+                <w:bCs/>
+                <w:color w:val="1A3A6B"/>
+                <w:sz w:val="19"/>
+                <w:szCs w:val="19"/>
+              </w:rPr>
+              <w:t>9,L</w:t>
+            </w:r>
+            <w:proofErr w:type="gramEnd"/>
+            <w:r>
+              <w:rPr>
+                <w:b/>
+                <w:bCs/>
+                <w:color w:val="1A3A6B"/>
+                <w:sz w:val="19"/>
+                <w:szCs w:val="19"/>
+              </w:rPr>
+              <w:t>4)</w:t>
+            </w:r>
+          </w:p>
+        </w:tc>
+        <w:tc>
+          <w:tcPr>
+            <w:tcW w:w="800" w:type="dxa"/>
+            <w:shd w:val="clear" w:color="auto" w:fill="FFF3CD"/>
+            <w:tcMar>
+              <w:top w:w="60" w:type="dxa"/>
+              <w:left w:w="120" w:type="dxa"/>
+              <w:bottom w:w="60" w:type="dxa"/>
+              <w:right w:w="120" w:type="dxa"/>
+            </w:tcMar>
+          </w:tcPr>
+          <w:p>
+            <w:pPr>
+              <w:jc w:val="center"/>
+            </w:pPr>
+            <w:r>
+              <w:rPr>
+                <w:b/>
+                <w:bCs/>
+                <w:color w:val="7A4F00"/>
+                <w:sz w:val="19"/>
+                <w:szCs w:val="19"/>
+              </w:rPr>
+              <w:t>43.8%</w:t>
+            </w:r>
+          </w:p>
+        </w:tc>
+        <w:tc>
+          <w:tcPr>
+            <w:tcW w:w="800" w:type="dxa"/>
+            <w:shd w:val="clear" w:color="auto" w:fill="D4EDDA"/>
+            <w:tcMar>
+              <w:top w:w="60" w:type="dxa"/>
+              <w:left w:w="120" w:type="dxa"/>
+              <w:bottom w:w="60" w:type="dxa"/>
+              <w:right w:w="120" w:type="dxa"/>
+            </w:tcMar>
+          </w:tcPr>
+          <w:p>
+            <w:pPr>
+              <w:jc w:val="center"/>
+            </w:pPr>
+            <w:r>
+              <w:rPr>
+                <w:b/>
+                <w:bCs/>
+                <w:color w:val="1D6B3E"/>
+                <w:sz w:val="19"/>
+                <w:szCs w:val="19"/>
+              </w:rPr>
+              <w:t>96.9%</w:t>
+            </w:r>
+          </w:p>
+        </w:tc>
+        <w:tc>
+          <w:tcPr>
+            <w:tcW w:w="800" w:type="dxa"/>
+            <w:shd w:val="clear" w:color="auto" w:fill="D4EDDA"/>
+            <w:tcMar>
+              <w:top w:w="60" w:type="dxa"/>
+              <w:left w:w="120" w:type="dxa"/>
+              <w:bottom w:w="60" w:type="dxa"/>
+              <w:right w:w="120" w:type="dxa"/>
+            </w:tcMar>
+          </w:tcPr>
+          <w:p>
+            <w:pPr>
+              <w:jc w:val="center"/>
+            </w:pPr>
+            <w:r>
+              <w:rPr>
+                <w:b/>
+                <w:bCs/>
+                <w:color w:val="1D6B3E"/>
+                <w:sz w:val="19"/>
+                <w:szCs w:val="19"/>
+              </w:rPr>
+              <w:t>93.8%</w:t>
+            </w:r>
+          </w:p>
+        </w:tc>
+        <w:tc>
+          <w:tcPr>
+            <w:tcW w:w="750" w:type="dxa"/>
+            <w:shd w:val="clear" w:color="auto" w:fill="FFF3CD"/>
+            <w:tcMar>
+              <w:top w:w="60" w:type="dxa"/>
+              <w:left w:w="120" w:type="dxa"/>
+              <w:bottom w:w="60" w:type="dxa"/>
+              <w:right w:w="120" w:type="dxa"/>
+            </w:tcMar>
+          </w:tcPr>
+          <w:p>
+            <w:pPr>
+              <w:jc w:val="center"/>
+            </w:pPr>
+            <w:r>
+              <w:rPr>
+                <w:b/>
+                <w:bCs/>
+                <w:color w:val="7A4F00"/>
+                <w:sz w:val="19"/>
+                <w:szCs w:val="19"/>
+              </w:rPr>
+              <w:t>25%</w:t>
+            </w:r>
+          </w:p>
+        </w:tc>
+        <w:tc>
+          <w:tcPr>
+            <w:tcW w:w="750" w:type="dxa"/>
+            <w:shd w:val="clear" w:color="auto" w:fill="FFF3CD"/>
+            <w:tcMar>
+              <w:top w:w="60" w:type="dxa"/>
+              <w:left w:w="120" w:type="dxa"/>
+              <w:bottom w:w="60" w:type="dxa"/>
+              <w:right w:w="120" w:type="dxa"/>
+            </w:tcMar>
+          </w:tcPr>
+          <w:p>
+            <w:pPr>
+              <w:jc w:val="center"/>
+            </w:pPr>
+            <w:r>
+              <w:rPr>
+                <w:b/>
+                <w:bCs/>
+                <w:color w:val="7A4F00"/>
+                <w:sz w:val="19"/>
+                <w:szCs w:val="19"/>
+              </w:rPr>
+              <w:t>73.4%</w:t>
+            </w:r>
+          </w:p>
+        </w:tc>
+        <w:tc>
+          <w:tcPr>
+            <w:tcW w:w="750" w:type="dxa"/>
+            <w:shd w:val="clear" w:color="auto" w:fill="FFF3CD"/>
+            <w:tcMar>
+              <w:top w:w="60" w:type="dxa"/>
+              <w:left w:w="120" w:type="dxa"/>
+              <w:bottom w:w="60" w:type="dxa"/>
+              <w:right w:w="120" w:type="dxa"/>
+            </w:tcMar>
+          </w:tcPr>
+          <w:p>
+            <w:pPr>
+              <w:jc w:val="center"/>
+            </w:pPr>
+            <w:r>
+              <w:rPr>
+                <w:b/>
+                <w:bCs/>
+                <w:color w:val="7A4F00"/>
+                <w:sz w:val="19"/>
+                <w:szCs w:val="19"/>
+              </w:rPr>
+              <w:t>25%</w:t>
+            </w:r>
+          </w:p>
+        </w:tc>
+        <w:tc>
+          <w:tcPr>
+            <w:tcW w:w="750" w:type="dxa"/>
+            <w:shd w:val="clear" w:color="auto" w:fill="FFF3CD"/>
+            <w:tcMar>
+              <w:top w:w="60" w:type="dxa"/>
+              <w:left w:w="120" w:type="dxa"/>
+              <w:bottom w:w="60" w:type="dxa"/>
+              <w:right w:w="120" w:type="dxa"/>
+            </w:tcMar>
+          </w:tcPr>
+          <w:p>
+            <w:pPr>
+              <w:jc w:val="center"/>
+            </w:pPr>
+            <w:r>
+              <w:rPr>
+                <w:b/>
+                <w:bCs/>
+                <w:color w:val="7A4F00"/>
+                <w:sz w:val="19"/>
+                <w:szCs w:val="19"/>
+              </w:rPr>
+              <w:t>15.6%</w:t>
+            </w:r>
+          </w:p>
+        </w:tc>
+        <w:tc>
+          <w:tcPr>
+            <w:tcW w:w="750" w:type="dxa"/>
+            <w:shd w:val="clear" w:color="auto" w:fill="FFF3CD"/>
+            <w:tcMar>
+              <w:top w:w="60" w:type="dxa"/>
+              <w:left w:w="120" w:type="dxa"/>
+              <w:bottom w:w="60" w:type="dxa"/>
+              <w:right w:w="120" w:type="dxa"/>
+            </w:tcMar>
+          </w:tcPr>
+          <w:p>
+            <w:pPr>
+              <w:jc w:val="center"/>
+            </w:pPr>
+            <w:r>
+              <w:rPr>
+                <w:b/>
+                <w:bCs/>
+                <w:color w:val="7A4F00"/>
+                <w:sz w:val="19"/>
+                <w:szCs w:val="19"/>
+              </w:rPr>
+              <w:t>25%</w:t>
+            </w:r>
+          </w:p>
+        </w:tc>
+        <w:tc>
+          <w:tcPr>
+            <w:tcW w:w="750" w:type="dxa"/>
+            <w:shd w:val="clear" w:color="auto" w:fill="FFF3CD"/>
+            <w:tcMar>
+              <w:top w:w="60" w:type="dxa"/>
+              <w:left w:w="120" w:type="dxa"/>
+              <w:bottom w:w="60" w:type="dxa"/>
+              <w:right w:w="120" w:type="dxa"/>
+            </w:tcMar>
+          </w:tcPr>
+          <w:p>
+            <w:pPr>
+              <w:jc w:val="center"/>
+            </w:pPr>
+            <w:r>
+              <w:rPr>
+                <w:b/>
+                <w:bCs/>
+                <w:color w:val="7A4F00"/>
+                <w:sz w:val="19"/>
+                <w:szCs w:val="19"/>
+              </w:rPr>
+              <w:t>25%</w:t>
+            </w:r>
+          </w:p>
+        </w:tc>
+        <w:tc>
+          <w:tcPr>
+            <w:tcW w:w="750" w:type="dxa"/>
+            <w:shd w:val="clear" w:color="auto" w:fill="FFF3CD"/>
+            <w:tcMar>
+              <w:top w:w="60" w:type="dxa"/>
+              <w:left w:w="120" w:type="dxa"/>
+              <w:bottom w:w="60" w:type="dxa"/>
+              <w:right w:w="120" w:type="dxa"/>
+            </w:tcMar>
+          </w:tcPr>
+          <w:p>
+            <w:pPr>
+              <w:jc w:val="center"/>
+            </w:pPr>
+            <w:r>
+              <w:rPr>
+                <w:b/>
+                <w:bCs/>
+                <w:color w:val="7A4F00"/>
+                <w:sz w:val="19"/>
+                <w:szCs w:val="19"/>
+              </w:rPr>
+              <w:t>15.6%</w:t>
+            </w:r>
+          </w:p>
+        </w:tc>
+        <w:tc>
+          <w:tcPr>
+            <w:tcW w:w="750" w:type="dxa"/>
+            <w:shd w:val="clear" w:color="auto" w:fill="FFF3CD"/>
+            <w:tcMar>
+              <w:top w:w="60" w:type="dxa"/>
+              <w:left w:w="120" w:type="dxa"/>
+              <w:bottom w:w="60" w:type="dxa"/>
+              <w:right w:w="120" w:type="dxa"/>
+            </w:tcMar>
+          </w:tcPr>
+          <w:p>
+            <w:pPr>
+              <w:jc w:val="center"/>
+            </w:pPr>
+            <w:r>
+              <w:rPr>
+                <w:b/>
+                <w:bCs/>
+                <w:color w:val="7A4F00"/>
+                <w:sz w:val="19"/>
+                <w:szCs w:val="19"/>
+              </w:rPr>
+              <w:t>25%</w:t>
+            </w:r>
+          </w:p>
+        </w:tc>
+      </w:tr>
+      <w:tr>
+        <w:tc>
+          <w:tcPr>
+            <w:tcW w:w="1500" w:type="dxa"/>
+            <w:shd w:val="clear" w:color="auto" w:fill="F7F9FC"/>
+            <w:tcMar>
+              <w:top w:w="60" w:type="dxa"/>
+              <w:left w:w="120" w:type="dxa"/>
+              <w:bottom w:w="60" w:type="dxa"/>
+              <w:right w:w="120" w:type="dxa"/>
+            </w:tcMar>
+          </w:tcPr>
+          <w:p>
+            <w:r>
+              <w:rPr>
+                <w:b/>
+                <w:bCs/>
+                <w:color w:val="1A3A6B"/>
+                <w:sz w:val="19"/>
+                <w:szCs w:val="19"/>
+              </w:rPr>
+              <w:t>Detection Coverage% (Eq.</w:t>
+            </w:r>
+            <w:proofErr w:type="gramStart"/>
+            <w:r>
+              <w:rPr>
+                <w:b/>
+                <w:bCs/>
+                <w:color w:val="1A3A6B"/>
+                <w:sz w:val="19"/>
+                <w:szCs w:val="19"/>
+              </w:rPr>
+              <w:t>14,L</w:t>
+            </w:r>
+            <w:proofErr w:type="gramEnd"/>
+            <w:r>
+              <w:rPr>
+                <w:b/>
+                <w:bCs/>
+                <w:color w:val="1A3A6B"/>
+                <w:sz w:val="19"/>
+                <w:szCs w:val="19"/>
+              </w:rPr>
+              <w:t>1)</w:t>
+            </w:r>
+          </w:p>
+        </w:tc>
+        <w:tc>
+          <w:tcPr>
+            <w:tcW w:w="800" w:type="dxa"/>
+            <w:shd w:val="clear" w:color="auto" w:fill="FFF3CD"/>
+            <w:tcMar>
+              <w:top w:w="60" w:type="dxa"/>
+              <w:left w:w="120" w:type="dxa"/>
+              <w:bottom w:w="60" w:type="dxa"/>
+              <w:right w:w="120" w:type="dxa"/>
+            </w:tcMar>
+          </w:tcPr>
+          <w:p>
+            <w:pPr>
+              <w:jc w:val="center"/>
+            </w:pPr>
+            <w:r>
+              <w:rPr>
+                <w:b/>
+                <w:bCs/>
+                <w:color w:val="7A4F00"/>
+                <w:sz w:val="19"/>
+                <w:szCs w:val="19"/>
+              </w:rPr>
+              <w:t>65%</w:t>
+            </w:r>
+          </w:p>
+        </w:tc>
+        <w:tc>
+          <w:tcPr>
+            <w:tcW w:w="800" w:type="dxa"/>
+            <w:shd w:val="clear" w:color="auto" w:fill="D4EDDA"/>
+            <w:tcMar>
+              <w:top w:w="60" w:type="dxa"/>
+              <w:left w:w="120" w:type="dxa"/>
+              <w:bottom w:w="60" w:type="dxa"/>
+              <w:right w:w="120" w:type="dxa"/>
+            </w:tcMar>
+          </w:tcPr>
+          <w:p>
+            <w:pPr>
+              <w:jc w:val="center"/>
+            </w:pPr>
+            <w:r>
+              <w:rPr>
+                <w:b/>
+                <w:bCs/>
+                <w:color w:val="1D6B3E"/>
+                <w:sz w:val="19"/>
+                <w:szCs w:val="19"/>
+              </w:rPr>
+              <w:t>71.1%</w:t>
+            </w:r>
+          </w:p>
+        </w:tc>
+        <w:tc>
+          <w:tcPr>
+            <w:tcW w:w="800" w:type="dxa"/>
+            <w:shd w:val="clear" w:color="auto" w:fill="FFF3CD"/>
+            <w:tcMar>
+              <w:top w:w="60" w:type="dxa"/>
+              <w:left w:w="120" w:type="dxa"/>
+              <w:bottom w:w="60" w:type="dxa"/>
+              <w:right w:w="120" w:type="dxa"/>
+            </w:tcMar>
+          </w:tcPr>
+          <w:p>
+            <w:pPr>
+              <w:jc w:val="center"/>
+            </w:pPr>
+            <w:r>
+              <w:rPr>
+                <w:b/>
+                <w:bCs/>
+                <w:color w:val="7A4F00"/>
+                <w:sz w:val="19"/>
+                <w:szCs w:val="19"/>
+              </w:rPr>
+              <w:t>46.6%</w:t>
+            </w:r>
+          </w:p>
+        </w:tc>
+        <w:tc>
+          <w:tcPr>
+            <w:tcW w:w="750" w:type="dxa"/>
+            <w:shd w:val="clear" w:color="auto" w:fill="FFF3CD"/>
+            <w:tcMar>
+              <w:top w:w="60" w:type="dxa"/>
+              <w:left w:w="120" w:type="dxa"/>
+              <w:bottom w:w="60" w:type="dxa"/>
+              <w:right w:w="120" w:type="dxa"/>
+            </w:tcMar>
+          </w:tcPr>
+          <w:p>
+            <w:pPr>
+              <w:jc w:val="center"/>
+            </w:pPr>
+            <w:r>
+              <w:rPr>
+                <w:b/>
+                <w:bCs/>
+                <w:color w:val="7A4F00"/>
+                <w:sz w:val="19"/>
+                <w:szCs w:val="19"/>
+              </w:rPr>
+              <w:t>11.2%</w:t>
+            </w:r>
+          </w:p>
+        </w:tc>
+        <w:tc>
+          <w:tcPr>
+            <w:tcW w:w="750" w:type="dxa"/>
+            <w:shd w:val="clear" w:color="auto" w:fill="FFF3CD"/>
+            <w:tcMar>
+              <w:top w:w="60" w:type="dxa"/>
+              <w:left w:w="120" w:type="dxa"/>
+              <w:bottom w:w="60" w:type="dxa"/>
+              <w:right w:w="120" w:type="dxa"/>
+            </w:tcMar>
+          </w:tcPr>
+          <w:p>
+            <w:pPr>
+              <w:jc w:val="center"/>
+            </w:pPr>
+            <w:r>
+              <w:rPr>
+                <w:b/>
+                <w:bCs/>
+                <w:color w:val="7A4F00"/>
+                <w:sz w:val="19"/>
+                <w:szCs w:val="19"/>
+              </w:rPr>
+              <w:t>53.4%</w:t>
+            </w:r>
+          </w:p>
+        </w:tc>
+        <w:tc>
+          <w:tcPr>
+            <w:tcW w:w="750" w:type="dxa"/>
+            <w:shd w:val="clear" w:color="auto" w:fill="FFF3CD"/>
+            <w:tcMar>
+              <w:top w:w="60" w:type="dxa"/>
+              <w:left w:w="120" w:type="dxa"/>
+              <w:bottom w:w="60" w:type="dxa"/>
+              <w:right w:w="120" w:type="dxa"/>
+            </w:tcMar>
+          </w:tcPr>
+          <w:p>
+            <w:pPr>
+              <w:jc w:val="center"/>
+            </w:pPr>
+            <w:r>
+              <w:rPr>
+                <w:b/>
+                <w:bCs/>
+                <w:color w:val="7A4F00"/>
+                <w:sz w:val="19"/>
+                <w:szCs w:val="19"/>
+              </w:rPr>
+              <w:t>23.3%</w:t>
+            </w:r>
+          </w:p>
+        </w:tc>
+        <w:tc>
+          <w:tcPr>
+            <w:tcW w:w="750" w:type="dxa"/>
+            <w:shd w:val="clear" w:color="auto" w:fill="FFF3CD"/>
+            <w:tcMar>
+              <w:top w:w="60" w:type="dxa"/>
+              <w:left w:w="120" w:type="dxa"/>
+              <w:bottom w:w="60" w:type="dxa"/>
+              <w:right w:w="120" w:type="dxa"/>
+            </w:tcMar>
+          </w:tcPr>
+          <w:p>
+            <w:pPr>
+              <w:jc w:val="center"/>
+            </w:pPr>
+            <w:r>
+              <w:rPr>
+                <w:b/>
+                <w:bCs/>
+                <w:color w:val="7A4F00"/>
+                <w:sz w:val="19"/>
+                <w:szCs w:val="19"/>
+              </w:rPr>
+              <w:t>8.6%</w:t>
+            </w:r>
+          </w:p>
+        </w:tc>
+        <w:tc>
+          <w:tcPr>
+            <w:tcW w:w="750" w:type="dxa"/>
+            <w:shd w:val="clear" w:color="auto" w:fill="FFF3CD"/>
+            <w:tcMar>
+              <w:top w:w="60" w:type="dxa"/>
+              <w:left w:w="120" w:type="dxa"/>
+              <w:bottom w:w="60" w:type="dxa"/>
+              <w:right w:w="120" w:type="dxa"/>
+            </w:tcMar>
+          </w:tcPr>
+          <w:p>
+            <w:pPr>
+              <w:jc w:val="center"/>
+            </w:pPr>
+            <w:r>
+              <w:rPr>
+                <w:b/>
+                <w:bCs/>
+                <w:color w:val="7A4F00"/>
+                <w:sz w:val="19"/>
+                <w:szCs w:val="19"/>
+              </w:rPr>
+              <w:t>11.2%</w:t>
+            </w:r>
+          </w:p>
+        </w:tc>
+        <w:tc>
+          <w:tcPr>
+            <w:tcW w:w="750" w:type="dxa"/>
+            <w:shd w:val="clear" w:color="auto" w:fill="FFF3CD"/>
+            <w:tcMar>
+              <w:top w:w="60" w:type="dxa"/>
+              <w:left w:w="120" w:type="dxa"/>
+              <w:bottom w:w="60" w:type="dxa"/>
+              <w:right w:w="120" w:type="dxa"/>
+            </w:tcMar>
+          </w:tcPr>
+          <w:p>
+            <w:pPr>
+              <w:jc w:val="center"/>
+            </w:pPr>
+            <w:r>
+              <w:rPr>
+                <w:b/>
+                <w:bCs/>
+                <w:color w:val="7A4F00"/>
+                <w:sz w:val="19"/>
+                <w:szCs w:val="19"/>
+              </w:rPr>
+              <w:t>11.2%</w:t>
+            </w:r>
+          </w:p>
+        </w:tc>
+        <w:tc>
+          <w:tcPr>
+            <w:tcW w:w="750" w:type="dxa"/>
+            <w:shd w:val="clear" w:color="auto" w:fill="FFF3CD"/>
+            <w:tcMar>
+              <w:top w:w="60" w:type="dxa"/>
+              <w:left w:w="120" w:type="dxa"/>
+              <w:bottom w:w="60" w:type="dxa"/>
+              <w:right w:w="120" w:type="dxa"/>
+            </w:tcMar>
+          </w:tcPr>
+          <w:p>
+            <w:pPr>
+              <w:jc w:val="center"/>
+            </w:pPr>
+            <w:r>
+              <w:rPr>
+                <w:b/>
+                <w:bCs/>
+                <w:color w:val="7A4F00"/>
+                <w:sz w:val="19"/>
+                <w:szCs w:val="19"/>
+              </w:rPr>
+              <w:t>8.6%</w:t>
+            </w:r>
+          </w:p>
+        </w:tc>
+        <w:tc>
+          <w:tcPr>
+            <w:tcW w:w="750" w:type="dxa"/>
+            <w:shd w:val="clear" w:color="auto" w:fill="FFF3CD"/>
+            <w:tcMar>
+              <w:top w:w="60" w:type="dxa"/>
+              <w:left w:w="120" w:type="dxa"/>
+              <w:bottom w:w="60" w:type="dxa"/>
+              <w:right w:w="120" w:type="dxa"/>
+            </w:tcMar>
+          </w:tcPr>
+          <w:p>
+            <w:pPr>
+              <w:jc w:val="center"/>
+            </w:pPr>
+            <w:r>
+              <w:rPr>
+                <w:b/>
+                <w:bCs/>
+                <w:color w:val="7A4F00"/>
+                <w:sz w:val="19"/>
+                <w:szCs w:val="19"/>
+              </w:rPr>
+              <w:t>18.4%</w:t>
+            </w:r>
+          </w:p>
+        </w:tc>
+      </w:tr>
+      <w:tr>
+        <w:tc>
+          <w:tcPr>
+            <w:tcW w:w="1500" w:type="dxa"/>
+            <w:shd w:val="clear" w:color="auto" w:fill="F7F9FC"/>
+            <w:tcMar>
+              <w:top w:w="60" w:type="dxa"/>
+              <w:left w:w="120" w:type="dxa"/>
+              <w:bottom w:w="60" w:type="dxa"/>
+              <w:right w:w="120" w:type="dxa"/>
+            </w:tcMar>
+          </w:tcPr>
+          <w:p>
+            <w:r>
+              <w:rPr>
+                <w:b/>
+                <w:bCs/>
+                <w:color w:val="1A3A6B"/>
+                <w:sz w:val="19"/>
+                <w:szCs w:val="19"/>
+              </w:rPr>
+              <w:t>Zone Spread% (Eq.</w:t>
+            </w:r>
+            <w:proofErr w:type="gramStart"/>
+            <w:r>
+              <w:rPr>
+                <w:b/>
+                <w:bCs/>
+                <w:color w:val="1A3A6B"/>
+                <w:sz w:val="19"/>
+                <w:szCs w:val="19"/>
+              </w:rPr>
+              <w:t>2,D</w:t>
+            </w:r>
+            <w:proofErr w:type="gramEnd"/>
+            <w:r>
+              <w:rPr>
+                <w:b/>
+                <w:bCs/>
+                <w:color w:val="1A3A6B"/>
+                <w:sz w:val="19"/>
+                <w:szCs w:val="19"/>
+              </w:rPr>
+              <w:t>1)</w:t>
+            </w:r>
+          </w:p>
+        </w:tc>
+        <w:tc>
+          <w:tcPr>
+            <w:tcW w:w="800" w:type="dxa"/>
+            <w:shd w:val="clear" w:color="auto" w:fill="D4EDDA"/>
+            <w:tcMar>
+              <w:top w:w="60" w:type="dxa"/>
+              <w:left w:w="120" w:type="dxa"/>
+              <w:bottom w:w="60" w:type="dxa"/>
+              <w:right w:w="120" w:type="dxa"/>
+            </w:tcMar>
+          </w:tcPr>
+          <w:p>
+            <w:pPr>
+              <w:jc w:val="center"/>
+            </w:pPr>
+            <w:r>
+              <w:rPr>
+                <w:b/>
+                <w:bCs/>
+                <w:color w:val="1D6B3E"/>
+                <w:sz w:val="19"/>
+                <w:szCs w:val="19"/>
+              </w:rPr>
+              <w:t>100%</w:t>
+            </w:r>
+          </w:p>
+        </w:tc>
+        <w:tc>
+          <w:tcPr>
+            <w:tcW w:w="800" w:type="dxa"/>
+            <w:shd w:val="clear" w:color="auto" w:fill="FFF3CD"/>
+            <w:tcMar>
+              <w:top w:w="60" w:type="dxa"/>
+              <w:left w:w="120" w:type="dxa"/>
+              <w:bottom w:w="60" w:type="dxa"/>
+              <w:right w:w="120" w:type="dxa"/>
+            </w:tcMar>
+          </w:tcPr>
+          <w:p>
+            <w:pPr>
+              <w:jc w:val="center"/>
+            </w:pPr>
+            <w:r>
+              <w:rPr>
+                <w:b/>
+                <w:bCs/>
+                <w:color w:val="7A4F00"/>
+                <w:sz w:val="19"/>
+                <w:szCs w:val="19"/>
+              </w:rPr>
+              <w:t>70%</w:t>
+            </w:r>
+          </w:p>
+        </w:tc>
+        <w:tc>
+          <w:tcPr>
+            <w:tcW w:w="800" w:type="dxa"/>
+            <w:shd w:val="clear" w:color="auto" w:fill="FFF3CD"/>
+            <w:tcMar>
+              <w:top w:w="60" w:type="dxa"/>
+              <w:left w:w="120" w:type="dxa"/>
+              <w:bottom w:w="60" w:type="dxa"/>
+              <w:right w:w="120" w:type="dxa"/>
+            </w:tcMar>
+          </w:tcPr>
+          <w:p>
+            <w:pPr>
+              <w:jc w:val="center"/>
+            </w:pPr>
+            <w:r>
+              <w:rPr>
+                <w:b/>
+                <w:bCs/>
+                <w:color w:val="7A4F00"/>
+                <w:sz w:val="19"/>
+                <w:szCs w:val="19"/>
+              </w:rPr>
+              <w:t>80%</w:t>
+            </w:r>
+          </w:p>
+        </w:tc>
+        <w:tc>
+          <w:tcPr>
+            <w:tcW w:w="750" w:type="dxa"/>
+            <w:shd w:val="clear" w:color="auto" w:fill="D4EDDA"/>
+            <w:tcMar>
+              <w:top w:w="60" w:type="dxa"/>
+              <w:left w:w="120" w:type="dxa"/>
+              <w:bottom w:w="60" w:type="dxa"/>
+              <w:right w:w="120" w:type="dxa"/>
+            </w:tcMar>
+          </w:tcPr>
+          <w:p>
+            <w:pPr>
+              <w:jc w:val="center"/>
+            </w:pPr>
+            <w:r>
+              <w:rPr>
+                <w:b/>
+                <w:bCs/>
+                <w:color w:val="1D6B3E"/>
+                <w:sz w:val="19"/>
+                <w:szCs w:val="19"/>
+              </w:rPr>
+              <w:t>100%</w:t>
+            </w:r>
+          </w:p>
+        </w:tc>
+        <w:tc>
+          <w:tcPr>
+            <w:tcW w:w="750" w:type="dxa"/>
+            <w:shd w:val="clear" w:color="auto" w:fill="D4EDDA"/>
+            <w:tcMar>
+              <w:top w:w="60" w:type="dxa"/>
+              <w:left w:w="120" w:type="dxa"/>
+              <w:bottom w:w="60" w:type="dxa"/>
+              <w:right w:w="120" w:type="dxa"/>
+            </w:tcMar>
+          </w:tcPr>
+          <w:p>
+            <w:pPr>
+              <w:jc w:val="center"/>
+            </w:pPr>
+            <w:r>
+              <w:rPr>
+                <w:b/>
+                <w:bCs/>
+                <w:color w:val="1D6B3E"/>
+                <w:sz w:val="19"/>
+                <w:szCs w:val="19"/>
+              </w:rPr>
+              <w:t>100%</w:t>
+            </w:r>
+          </w:p>
+        </w:tc>
+        <w:tc>
+          <w:tcPr>
+            <w:tcW w:w="750" w:type="dxa"/>
+            <w:shd w:val="clear" w:color="auto" w:fill="D4EDDA"/>
+            <w:tcMar>
+              <w:top w:w="60" w:type="dxa"/>
+              <w:left w:w="120" w:type="dxa"/>
+              <w:bottom w:w="60" w:type="dxa"/>
+              <w:right w:w="120" w:type="dxa"/>
+            </w:tcMar>
+          </w:tcPr>
+          <w:p>
+            <w:pPr>
+              <w:jc w:val="center"/>
+            </w:pPr>
+            <w:r>
+              <w:rPr>
+                <w:b/>
+                <w:bCs/>
+                <w:color w:val="1D6B3E"/>
+                <w:sz w:val="19"/>
+                <w:szCs w:val="19"/>
+              </w:rPr>
+              <w:t>100%</w:t>
+            </w:r>
+          </w:p>
+        </w:tc>
+        <w:tc>
+          <w:tcPr>
+            <w:tcW w:w="750" w:type="dxa"/>
+            <w:shd w:val="clear" w:color="auto" w:fill="FCE8E6"/>
+            <w:tcMar>
+              <w:top w:w="60" w:type="dxa"/>
+              <w:left w:w="120" w:type="dxa"/>
+              <w:bottom w:w="60" w:type="dxa"/>
+              <w:right w:w="120" w:type="dxa"/>
+            </w:tcMar>
+          </w:tcPr>
+          <w:p>
+            <w:pPr>
+              <w:jc w:val="center"/>
+            </w:pPr>
+            <w:r>
+              <w:rPr>
+                <w:b/>
+                <w:bCs/>
+                <w:color w:val="8B1A1A"/>
+                <w:sz w:val="19"/>
+                <w:szCs w:val="19"/>
+              </w:rPr>
+              <w:t>15%</w:t>
+            </w:r>
+          </w:p>
+        </w:tc>
+        <w:tc>
+          <w:tcPr>
+            <w:tcW w:w="750" w:type="dxa"/>
+            <w:shd w:val="clear" w:color="auto" w:fill="D4EDDA"/>
+            <w:tcMar>
+              <w:top w:w="60" w:type="dxa"/>
+              <w:left w:w="120" w:type="dxa"/>
+              <w:bottom w:w="60" w:type="dxa"/>
+              <w:right w:w="120" w:type="dxa"/>
+            </w:tcMar>
+          </w:tcPr>
+          <w:p>
+            <w:pPr>
+              <w:jc w:val="center"/>
+            </w:pPr>
+            <w:r>
+              <w:rPr>
+                <w:b/>
+                <w:bCs/>
+                <w:color w:val="1D6B3E"/>
+                <w:sz w:val="19"/>
+                <w:szCs w:val="19"/>
+              </w:rPr>
+              <w:t>100%</w:t>
+            </w:r>
+          </w:p>
+        </w:tc>
+        <w:tc>
+          <w:tcPr>
+            <w:tcW w:w="750" w:type="dxa"/>
+            <w:shd w:val="clear" w:color="auto" w:fill="FFF3CD"/>
+            <w:tcMar>
+              <w:top w:w="60" w:type="dxa"/>
+              <w:left w:w="120" w:type="dxa"/>
+              <w:bottom w:w="60" w:type="dxa"/>
+              <w:right w:w="120" w:type="dxa"/>
+            </w:tcMar>
+          </w:tcPr>
+          <w:p>
+            <w:pPr>
+              <w:jc w:val="center"/>
+            </w:pPr>
+            <w:r>
+              <w:rPr>
+                <w:b/>
+                <w:bCs/>
+                <w:color w:val="7A4F00"/>
+                <w:sz w:val="19"/>
+                <w:szCs w:val="19"/>
+              </w:rPr>
+              <w:t>30%</w:t>
+            </w:r>
+          </w:p>
+        </w:tc>
+        <w:tc>
+          <w:tcPr>
+            <w:tcW w:w="750" w:type="dxa"/>
+            <w:shd w:val="clear" w:color="auto" w:fill="D4EDDA"/>
+            <w:tcMar>
+              <w:top w:w="60" w:type="dxa"/>
+              <w:left w:w="120" w:type="dxa"/>
+              <w:bottom w:w="60" w:type="dxa"/>
+              <w:right w:w="120" w:type="dxa"/>
+            </w:tcMar>
+          </w:tcPr>
+          <w:p>
+            <w:pPr>
+              <w:jc w:val="center"/>
+            </w:pPr>
+            <w:r>
+              <w:rPr>
+                <w:b/>
+                <w:bCs/>
+                <w:color w:val="1D6B3E"/>
+                <w:sz w:val="19"/>
+                <w:szCs w:val="19"/>
+              </w:rPr>
+              <w:t>100%</w:t>
+            </w:r>
+          </w:p>
+        </w:tc>
+        <w:tc>
+          <w:tcPr>
+            <w:tcW w:w="750" w:type="dxa"/>
+            <w:shd w:val="clear" w:color="auto" w:fill="FFF3CD"/>
+            <w:tcMar>
+              <w:top w:w="60" w:type="dxa"/>
+              <w:left w:w="120" w:type="dxa"/>
+              <w:bottom w:w="60" w:type="dxa"/>
+              <w:right w:w="120" w:type="dxa"/>
+            </w:tcMar>
+          </w:tcPr>
+          <w:p>
+            <w:pPr>
+              <w:jc w:val="center"/>
+            </w:pPr>
+            <w:r>
+              <w:rPr>
+                <w:b/>
+                <w:bCs/>
+                <w:color w:val="7A4F00"/>
+                <w:sz w:val="19"/>
+                <w:szCs w:val="19"/>
+              </w:rPr>
+              <w:t>60%</w:t>
+            </w:r>
+          </w:p>
+        </w:tc>
+      </w:tr>
+      <w:tr>
+        <w:tc>
+          <w:tcPr>
+            <w:tcW w:w="1500" w:type="dxa"/>
+            <w:shd w:val="clear" w:color="auto" w:fill="F7F9FC"/>
+            <w:tcMar>
+              <w:top w:w="60" w:type="dxa"/>
+              <w:left w:w="120" w:type="dxa"/>
+              <w:bottom w:w="60" w:type="dxa"/>
+              <w:right w:w="120" w:type="dxa"/>
+            </w:tcMar>
+          </w:tcPr>
+          <w:p>
+            <w:r>
+              <w:rPr>
+                <w:b/>
+                <w:bCs/>
+                <w:color w:val="1A3A6B"/>
+                <w:sz w:val="19"/>
+                <w:szCs w:val="19"/>
+              </w:rPr>
+              <w:t>Persona Diversity% (Eq.13-14)</w:t>
+            </w:r>
+          </w:p>
+        </w:tc>
+        <w:tc>
+          <w:tcPr>
+            <w:tcW w:w="800" w:type="dxa"/>
+            <w:shd w:val="clear" w:color="auto" w:fill="D4EDDA"/>
+            <w:tcMar>
+              <w:top w:w="60" w:type="dxa"/>
+              <w:left w:w="120" w:type="dxa"/>
+              <w:bottom w:w="60" w:type="dxa"/>
+              <w:right w:w="120" w:type="dxa"/>
+            </w:tcMar>
+          </w:tcPr>
+          <w:p>
+            <w:pPr>
+              <w:jc w:val="center"/>
+            </w:pPr>
+            <w:r>
+              <w:rPr>
+                <w:b/>
+                <w:bCs/>
+                <w:color w:val="1D6B3E"/>
+                <w:sz w:val="19"/>
+                <w:szCs w:val="19"/>
+              </w:rPr>
+              <w:t>100%</w:t>
+            </w:r>
+          </w:p>
+        </w:tc>
+        <w:tc>
+          <w:tcPr>
+            <w:tcW w:w="800" w:type="dxa"/>
+            <w:shd w:val="clear" w:color="auto" w:fill="FFF3CD"/>
+            <w:tcMar>
+              <w:top w:w="60" w:type="dxa"/>
+              <w:left w:w="120" w:type="dxa"/>
+              <w:bottom w:w="60" w:type="dxa"/>
+              <w:right w:w="120" w:type="dxa"/>
+            </w:tcMar>
+          </w:tcPr>
+          <w:p>
+            <w:pPr>
+              <w:jc w:val="center"/>
+            </w:pPr>
+            <w:r>
+              <w:rPr>
+                <w:b/>
+                <w:bCs/>
+                <w:color w:val="7A4F00"/>
+                <w:sz w:val="19"/>
+                <w:szCs w:val="19"/>
+              </w:rPr>
+              <w:t>80%</w:t>
+            </w:r>
+          </w:p>
+        </w:tc>
+        <w:tc>
+          <w:tcPr>
+            <w:tcW w:w="800" w:type="dxa"/>
+            <w:shd w:val="clear" w:color="auto" w:fill="D4EDDA"/>
+            <w:tcMar>
+              <w:top w:w="60" w:type="dxa"/>
+              <w:left w:w="120" w:type="dxa"/>
+              <w:bottom w:w="60" w:type="dxa"/>
+              <w:right w:w="120" w:type="dxa"/>
+            </w:tcMar>
+          </w:tcPr>
+          <w:p>
+            <w:pPr>
+              <w:jc w:val="center"/>
+            </w:pPr>
+            <w:r>
+              <w:rPr>
+                <w:b/>
+                <w:bCs/>
+                <w:color w:val="1D6B3E"/>
+                <w:sz w:val="19"/>
+                <w:szCs w:val="19"/>
+              </w:rPr>
+              <w:t>100%</w:t>
+            </w:r>
+          </w:p>
+        </w:tc>
+        <w:tc>
+          <w:tcPr>
+            <w:tcW w:w="750" w:type="dxa"/>
+            <w:shd w:val="clear" w:color="auto" w:fill="FFF3CD"/>
+            <w:tcMar>
+              <w:top w:w="60" w:type="dxa"/>
+              <w:left w:w="120" w:type="dxa"/>
+              <w:bottom w:w="60" w:type="dxa"/>
+              <w:right w:w="120" w:type="dxa"/>
+            </w:tcMar>
+          </w:tcPr>
+          <w:p>
+            <w:pPr>
+              <w:jc w:val="center"/>
+            </w:pPr>
+            <w:r>
+              <w:rPr>
+                <w:b/>
+                <w:bCs/>
+                <w:color w:val="7A4F00"/>
+                <w:sz w:val="19"/>
+                <w:szCs w:val="19"/>
+              </w:rPr>
+              <w:t>60%</w:t>
+            </w:r>
+          </w:p>
+        </w:tc>
+        <w:tc>
+          <w:tcPr>
+            <w:tcW w:w="750" w:type="dxa"/>
+            <w:shd w:val="clear" w:color="auto" w:fill="D4EDDA"/>
+            <w:tcMar>
+              <w:top w:w="60" w:type="dxa"/>
+              <w:left w:w="120" w:type="dxa"/>
+              <w:bottom w:w="60" w:type="dxa"/>
+              <w:right w:w="120" w:type="dxa"/>
+            </w:tcMar>
+          </w:tcPr>
+          <w:p>
+            <w:pPr>
+              <w:jc w:val="center"/>
+            </w:pPr>
+            <w:r>
+              <w:rPr>
+                <w:b/>
+                <w:bCs/>
+                <w:color w:val="1D6B3E"/>
+                <w:sz w:val="19"/>
+                <w:szCs w:val="19"/>
+              </w:rPr>
+              <w:t>100%</w:t>
+            </w:r>
+          </w:p>
+        </w:tc>
+        <w:tc>
+          <w:tcPr>
+            <w:tcW w:w="750" w:type="dxa"/>
+            <w:shd w:val="clear" w:color="auto" w:fill="FFF3CD"/>
+            <w:tcMar>
+              <w:top w:w="60" w:type="dxa"/>
+              <w:left w:w="120" w:type="dxa"/>
+              <w:bottom w:w="60" w:type="dxa"/>
+              <w:right w:w="120" w:type="dxa"/>
+            </w:tcMar>
+          </w:tcPr>
+          <w:p>
+            <w:pPr>
+              <w:jc w:val="center"/>
+            </w:pPr>
+            <w:r>
+              <w:rPr>
+                <w:b/>
+                <w:bCs/>
+                <w:color w:val="7A4F00"/>
+                <w:sz w:val="19"/>
+                <w:szCs w:val="19"/>
+              </w:rPr>
+              <w:t>85%</w:t>
+            </w:r>
+          </w:p>
+        </w:tc>
+        <w:tc>
+          <w:tcPr>
+            <w:tcW w:w="750" w:type="dxa"/>
+            <w:shd w:val="clear" w:color="auto" w:fill="FFF3CD"/>
+            <w:tcMar>
+              <w:top w:w="60" w:type="dxa"/>
+              <w:left w:w="120" w:type="dxa"/>
+              <w:bottom w:w="60" w:type="dxa"/>
+              <w:right w:w="120" w:type="dxa"/>
+            </w:tcMar>
+          </w:tcPr>
+          <w:p>
+            <w:pPr>
+              <w:jc w:val="center"/>
+            </w:pPr>
+            <w:r>
+              <w:rPr>
+                <w:b/>
+                <w:bCs/>
+                <w:color w:val="7A4F00"/>
+                <w:sz w:val="19"/>
+                <w:szCs w:val="19"/>
+              </w:rPr>
+              <w:t>80%</w:t>
+            </w:r>
+          </w:p>
+        </w:tc>
+        <w:tc>
+          <w:tcPr>
+            <w:tcW w:w="750" w:type="dxa"/>
+            <w:shd w:val="clear" w:color="auto" w:fill="D4EDDA"/>
+            <w:tcMar>
+              <w:top w:w="60" w:type="dxa"/>
+              <w:left w:w="120" w:type="dxa"/>
+              <w:bottom w:w="60" w:type="dxa"/>
+              <w:right w:w="120" w:type="dxa"/>
+            </w:tcMar>
+          </w:tcPr>
+          <w:p>
+            <w:pPr>
+              <w:jc w:val="center"/>
+            </w:pPr>
+            <w:r>
+              <w:rPr>
+                <w:b/>
+                <w:bCs/>
+                <w:color w:val="1D6B3E"/>
+                <w:sz w:val="19"/>
+                <w:szCs w:val="19"/>
+              </w:rPr>
+              <w:t>100%</w:t>
+            </w:r>
+          </w:p>
+        </w:tc>
+        <w:tc>
+          <w:tcPr>
+            <w:tcW w:w="750" w:type="dxa"/>
+            <w:shd w:val="clear" w:color="auto" w:fill="D4EDDA"/>
+            <w:tcMar>
+              <w:top w:w="60" w:type="dxa"/>
+              <w:left w:w="120" w:type="dxa"/>
+              <w:bottom w:w="60" w:type="dxa"/>
+              <w:right w:w="120" w:type="dxa"/>
+            </w:tcMar>
+          </w:tcPr>
+          <w:p>
+            <w:pPr>
+              <w:jc w:val="center"/>
+            </w:pPr>
+            <w:r>
+              <w:rPr>
+                <w:b/>
+                <w:bCs/>
+                <w:color w:val="1D6B3E"/>
+                <w:sz w:val="19"/>
+                <w:szCs w:val="19"/>
+              </w:rPr>
+              <w:t>100%</w:t>
+            </w:r>
+          </w:p>
+        </w:tc>
+        <w:tc>
+          <w:tcPr>
+            <w:tcW w:w="750" w:type="dxa"/>
+            <w:shd w:val="clear" w:color="auto" w:fill="D4EDDA"/>
+            <w:tcMar>
+              <w:top w:w="60" w:type="dxa"/>
+              <w:left w:w="120" w:type="dxa"/>
+              <w:bottom w:w="60" w:type="dxa"/>
+              <w:right w:w="120" w:type="dxa"/>
+            </w:tcMar>
+          </w:tcPr>
+          <w:p>
+            <w:pPr>
+              <w:jc w:val="center"/>
+            </w:pPr>
+            <w:r>
+              <w:rPr>
+                <w:b/>
+                <w:bCs/>
+                <w:color w:val="1D6B3E"/>
+                <w:sz w:val="19"/>
+                <w:szCs w:val="19"/>
+              </w:rPr>
+              <w:t>100%</w:t>
+            </w:r>
+          </w:p>
+        </w:tc>
+        <w:tc>
+          <w:tcPr>
+            <w:tcW w:w="750" w:type="dxa"/>
+            <w:shd w:val="clear" w:color="auto" w:fill="FFF3CD"/>
+            <w:tcMar>
+              <w:top w:w="60" w:type="dxa"/>
+              <w:left w:w="120" w:type="dxa"/>
+              <w:bottom w:w="60" w:type="dxa"/>
+              <w:right w:w="120" w:type="dxa"/>
+            </w:tcMar>
+          </w:tcPr>
+          <w:p>
+            <w:pPr>
+              <w:jc w:val="center"/>
+            </w:pPr>
+            <w:r>
+              <w:rPr>
+                <w:b/>
+                <w:bCs/>
+                <w:color w:val="7A4F00"/>
+                <w:sz w:val="19"/>
+                <w:szCs w:val="19"/>
+              </w:rPr>
+              <w:t>85%</w:t>
+            </w:r>
+          </w:p>
+        </w:tc>
+      </w:tr>
+      <w:tr>
+        <w:tc>
+          <w:tcPr>
+            <w:tcW w:w="1500" w:type="dxa"/>
+            <w:shd w:val="clear" w:color="auto" w:fill="F7F9FC"/>
+            <w:tcMar>
+              <w:top w:w="60" w:type="dxa"/>
+              <w:left w:w="120" w:type="dxa"/>
+              <w:bottom w:w="60" w:type="dxa"/>
+              <w:right w:w="120" w:type="dxa"/>
+            </w:tcMar>
+          </w:tcPr>
+          <w:p>
+            <w:proofErr w:type="spellStart"/>
+            <w:r>
+              <w:rPr>
+                <w:b/>
+                <w:bCs/>
+                <w:color w:val="1A3A6B"/>
+                <w:sz w:val="19"/>
+                <w:szCs w:val="19"/>
+              </w:rPr>
+              <w:t>PBurn</w:t>
+            </w:r>
+            <w:proofErr w:type="spellEnd"/>
+            <w:r>
+              <w:rPr>
+                <w:b/>
+                <w:bCs/>
+                <w:color w:val="1A3A6B"/>
+                <w:sz w:val="19"/>
+                <w:szCs w:val="19"/>
+              </w:rPr>
+              <w:t>% (Eq.6, lower=better)</w:t>
+            </w:r>
+          </w:p>
+        </w:tc>
+        <w:tc>
+          <w:tcPr>
+            <w:tcW w:w="800" w:type="dxa"/>
+            <w:shd w:val="clear" w:color="auto" w:fill="D4EDDA"/>
+            <w:tcMar>
+              <w:top w:w="60" w:type="dxa"/>
+              <w:left w:w="120" w:type="dxa"/>
+              <w:bottom w:w="60" w:type="dxa"/>
+              <w:right w:w="120" w:type="dxa"/>
+            </w:tcMar>
+          </w:tcPr>
+          <w:p>
+            <w:pPr>
+              <w:jc w:val="center"/>
+            </w:pPr>
+            <w:r>
+              <w:rPr>
+                <w:b/>
+                <w:bCs/>
+                <w:color w:val="1D6B3E"/>
+                <w:sz w:val="19"/>
+                <w:szCs w:val="19"/>
+              </w:rPr>
+              <w:t>0.0%</w:t>
+            </w:r>
+          </w:p>
+        </w:tc>
+        <w:tc>
+          <w:tcPr>
+            <w:tcW w:w="800" w:type="dxa"/>
+            <w:shd w:val="clear" w:color="auto" w:fill="FFF3CD"/>
+            <w:tcMar>
+              <w:top w:w="60" w:type="dxa"/>
+              <w:left w:w="120" w:type="dxa"/>
+              <w:bottom w:w="60" w:type="dxa"/>
+              <w:right w:w="120" w:type="dxa"/>
+            </w:tcMar>
+          </w:tcPr>
+          <w:p>
+            <w:pPr>
+              <w:jc w:val="center"/>
+            </w:pPr>
+            <w:r>
+              <w:rPr>
+                <w:b/>
+                <w:bCs/>
+                <w:color w:val="7A4F00"/>
+                <w:sz w:val="19"/>
+                <w:szCs w:val="19"/>
+              </w:rPr>
+              <w:t>0%*</w:t>
+            </w:r>
+          </w:p>
+        </w:tc>
+        <w:tc>
+          <w:tcPr>
+            <w:tcW w:w="800" w:type="dxa"/>
+            <w:shd w:val="clear" w:color="auto" w:fill="FFF3CD"/>
+            <w:tcMar>
+              <w:top w:w="60" w:type="dxa"/>
+              <w:left w:w="120" w:type="dxa"/>
+              <w:bottom w:w="60" w:type="dxa"/>
+              <w:right w:w="120" w:type="dxa"/>
+            </w:tcMar>
+          </w:tcPr>
+          <w:p>
+            <w:pPr>
+              <w:jc w:val="center"/>
+            </w:pPr>
+            <w:r>
+              <w:rPr>
+                <w:b/>
+                <w:bCs/>
+                <w:color w:val="7A4F00"/>
+                <w:sz w:val="19"/>
+                <w:szCs w:val="19"/>
+              </w:rPr>
+              <w:t>7.1%</w:t>
+            </w:r>
+          </w:p>
+        </w:tc>
+        <w:tc>
+          <w:tcPr>
+            <w:tcW w:w="750" w:type="dxa"/>
+            <w:shd w:val="clear" w:color="auto" w:fill="FCE8E6"/>
+            <w:tcMar>
+              <w:top w:w="60" w:type="dxa"/>
+              <w:left w:w="120" w:type="dxa"/>
+              <w:bottom w:w="60" w:type="dxa"/>
+              <w:right w:w="120" w:type="dxa"/>
+            </w:tcMar>
+          </w:tcPr>
+          <w:p>
+            <w:pPr>
+              <w:jc w:val="center"/>
+            </w:pPr>
+            <w:r>
+              <w:rPr>
+                <w:b/>
+                <w:bCs/>
+                <w:color w:val="8B1A1A"/>
+                <w:sz w:val="19"/>
+                <w:szCs w:val="19"/>
+              </w:rPr>
+              <w:t>75%</w:t>
+            </w:r>
+          </w:p>
+        </w:tc>
+        <w:tc>
+          <w:tcPr>
+            <w:tcW w:w="750" w:type="dxa"/>
+            <w:shd w:val="clear" w:color="auto" w:fill="D4EDDA"/>
+            <w:tcMar>
+              <w:top w:w="60" w:type="dxa"/>
+              <w:left w:w="120" w:type="dxa"/>
+              <w:bottom w:w="60" w:type="dxa"/>
+              <w:right w:w="120" w:type="dxa"/>
+            </w:tcMar>
+          </w:tcPr>
+          <w:p>
+            <w:pPr>
+              <w:jc w:val="center"/>
+            </w:pPr>
+            <w:r>
+              <w:rPr>
+                <w:b/>
+                <w:bCs/>
+                <w:color w:val="1D6B3E"/>
+                <w:sz w:val="19"/>
+                <w:szCs w:val="19"/>
+              </w:rPr>
+              <w:t>0%</w:t>
+            </w:r>
+          </w:p>
+        </w:tc>
+        <w:tc>
+          <w:tcPr>
+            <w:tcW w:w="750" w:type="dxa"/>
+            <w:shd w:val="clear" w:color="auto" w:fill="FCE8E6"/>
+            <w:tcMar>
+              <w:top w:w="60" w:type="dxa"/>
+              <w:left w:w="120" w:type="dxa"/>
+              <w:bottom w:w="60" w:type="dxa"/>
+              <w:right w:w="120" w:type="dxa"/>
+            </w:tcMar>
+          </w:tcPr>
+          <w:p>
+            <w:pPr>
+              <w:jc w:val="center"/>
+            </w:pPr>
+            <w:r>
+              <w:rPr>
+                <w:b/>
+                <w:bCs/>
+                <w:color w:val="8B1A1A"/>
+                <w:sz w:val="19"/>
+                <w:szCs w:val="19"/>
+              </w:rPr>
+              <w:t>75%</w:t>
+            </w:r>
+          </w:p>
+        </w:tc>
+        <w:tc>
+          <w:tcPr>
+            <w:tcW w:w="750" w:type="dxa"/>
+            <w:shd w:val="clear" w:color="auto" w:fill="FCE8E6"/>
+            <w:tcMar>
+              <w:top w:w="60" w:type="dxa"/>
+              <w:left w:w="120" w:type="dxa"/>
+              <w:bottom w:w="60" w:type="dxa"/>
+              <w:right w:w="120" w:type="dxa"/>
+            </w:tcMar>
+          </w:tcPr>
+          <w:p>
+            <w:pPr>
+              <w:jc w:val="center"/>
+            </w:pPr>
+            <w:r>
+              <w:rPr>
+                <w:b/>
+                <w:bCs/>
+                <w:color w:val="8B1A1A"/>
+                <w:sz w:val="19"/>
+                <w:szCs w:val="19"/>
+              </w:rPr>
+              <w:t>75%</w:t>
+            </w:r>
+          </w:p>
+        </w:tc>
+        <w:tc>
+          <w:tcPr>
+            <w:tcW w:w="750" w:type="dxa"/>
+            <w:shd w:val="clear" w:color="auto" w:fill="FCE8E6"/>
+            <w:tcMar>
+              <w:top w:w="60" w:type="dxa"/>
+              <w:left w:w="120" w:type="dxa"/>
+              <w:bottom w:w="60" w:type="dxa"/>
+              <w:right w:w="120" w:type="dxa"/>
+            </w:tcMar>
+          </w:tcPr>
+          <w:p>
+            <w:pPr>
+              <w:jc w:val="center"/>
+            </w:pPr>
+            <w:r>
+              <w:rPr>
+                <w:b/>
+                <w:bCs/>
+                <w:color w:val="8B1A1A"/>
+                <w:sz w:val="19"/>
+                <w:szCs w:val="19"/>
+              </w:rPr>
+              <w:t>75%</w:t>
+            </w:r>
+          </w:p>
+        </w:tc>
+        <w:tc>
+          <w:tcPr>
+            <w:tcW w:w="750" w:type="dxa"/>
+            <w:shd w:val="clear" w:color="auto" w:fill="FCE8E6"/>
+            <w:tcMar>
+              <w:top w:w="60" w:type="dxa"/>
+              <w:left w:w="120" w:type="dxa"/>
+              <w:bottom w:w="60" w:type="dxa"/>
+              <w:right w:w="120" w:type="dxa"/>
+            </w:tcMar>
+          </w:tcPr>
+          <w:p>
+            <w:pPr>
+              <w:jc w:val="center"/>
+            </w:pPr>
+            <w:r>
+              <w:rPr>
+                <w:b/>
+                <w:bCs/>
+                <w:color w:val="8B1A1A"/>
+                <w:sz w:val="19"/>
+                <w:szCs w:val="19"/>
+              </w:rPr>
+              <w:t>75%</w:t>
+            </w:r>
+          </w:p>
+        </w:tc>
+        <w:tc>
+          <w:tcPr>
+            <w:tcW w:w="750" w:type="dxa"/>
+            <w:shd w:val="clear" w:color="auto" w:fill="FCE8E6"/>
+            <w:tcMar>
+              <w:top w:w="60" w:type="dxa"/>
+              <w:left w:w="120" w:type="dxa"/>
+              <w:bottom w:w="60" w:type="dxa"/>
+              <w:right w:w="120" w:type="dxa"/>
+            </w:tcMar>
+          </w:tcPr>
+          <w:p>
+            <w:pPr>
+              <w:jc w:val="center"/>
+            </w:pPr>
+            <w:r>
+              <w:rPr>
+                <w:b/>
+                <w:bCs/>
+                <w:color w:val="8B1A1A"/>
+                <w:sz w:val="19"/>
+                <w:szCs w:val="19"/>
+              </w:rPr>
+              <w:t>75%</w:t>
+            </w:r>
+          </w:p>
+        </w:tc>
+        <w:tc>
+          <w:tcPr>
+            <w:tcW w:w="750" w:type="dxa"/>
+            <w:shd w:val="clear" w:color="auto" w:fill="FCE8E6"/>
+            <w:tcMar>
+              <w:top w:w="60" w:type="dxa"/>
+              <w:left w:w="120" w:type="dxa"/>
+              <w:bottom w:w="60" w:type="dxa"/>
+              <w:right w:w="120" w:type="dxa"/>
+            </w:tcMar>
+          </w:tcPr>
+          <w:p>
+            <w:pPr>
+              <w:jc w:val="center"/>
+            </w:pPr>
+            <w:r>
+              <w:rPr>
+                <w:b/>
+                <w:bCs/>
+                <w:color w:val="8B1A1A"/>
+                <w:sz w:val="19"/>
+                <w:szCs w:val="19"/>
+              </w:rPr>
+              <w:t>75%</w:t>
+            </w:r>
+          </w:p>
+        </w:tc>
+      </w:tr>
+      <w:tr>
+        <w:tc>
+          <w:tcPr>
+            <w:tcW w:w="1500" w:type="dxa"/>
+            <w:shd w:val="clear" w:color="auto" w:fill="F7F9FC"/>
+            <w:tcMar>
+              <w:top w:w="60" w:type="dxa"/>
+              <w:left w:w="120" w:type="dxa"/>
+              <w:bottom w:w="60" w:type="dxa"/>
+              <w:right w:w="120" w:type="dxa"/>
+            </w:tcMar>
+          </w:tcPr>
+          <w:p>
+            <w:proofErr w:type="spellStart"/>
+            <w:r>
+              <w:rPr>
+                <w:b/>
+                <w:bCs/>
+                <w:color w:val="1A3A6B"/>
+                <w:sz w:val="19"/>
+                <w:szCs w:val="19"/>
+              </w:rPr>
+              <w:t>TBurn</w:t>
+            </w:r>
+            <w:proofErr w:type="spellEnd"/>
+            <w:r>
+              <w:rPr>
+                <w:b/>
+                <w:bCs/>
+                <w:color w:val="1A3A6B"/>
+                <w:sz w:val="19"/>
+                <w:szCs w:val="19"/>
+              </w:rPr>
+              <w:t>% (Eq.7, lower=better)</w:t>
+            </w:r>
+          </w:p>
+        </w:tc>
+        <w:tc>
+          <w:tcPr>
+            <w:tcW w:w="800" w:type="dxa"/>
+            <w:shd w:val="clear" w:color="auto" w:fill="D4EDDA"/>
+            <w:tcMar>
+              <w:top w:w="60" w:type="dxa"/>
+              <w:left w:w="120" w:type="dxa"/>
+              <w:bottom w:w="60" w:type="dxa"/>
+              <w:right w:w="120" w:type="dxa"/>
+            </w:tcMar>
+          </w:tcPr>
+          <w:p>
+            <w:pPr>
+              <w:jc w:val="center"/>
+            </w:pPr>
+            <w:r>
+              <w:rPr>
+                <w:b/>
+                <w:bCs/>
+                <w:color w:val="1D6B3E"/>
+                <w:sz w:val="19"/>
+                <w:szCs w:val="19"/>
+              </w:rPr>
+              <w:t>0.0%</w:t>
+            </w:r>
+          </w:p>
+        </w:tc>
+        <w:tc>
+          <w:tcPr>
+            <w:tcW w:w="800" w:type="dxa"/>
+            <w:shd w:val="clear" w:color="auto" w:fill="FFF3CD"/>
+            <w:tcMar>
+              <w:top w:w="60" w:type="dxa"/>
+              <w:left w:w="120" w:type="dxa"/>
+              <w:bottom w:w="60" w:type="dxa"/>
+              <w:right w:w="120" w:type="dxa"/>
+            </w:tcMar>
+          </w:tcPr>
+          <w:p>
+            <w:pPr>
+              <w:jc w:val="center"/>
+            </w:pPr>
+            <w:r>
+              <w:rPr>
+                <w:b/>
+                <w:bCs/>
+                <w:color w:val="7A4F00"/>
+                <w:sz w:val="19"/>
+                <w:szCs w:val="19"/>
+              </w:rPr>
+              <w:t>0%*</w:t>
+            </w:r>
+          </w:p>
+        </w:tc>
+        <w:tc>
+          <w:tcPr>
+            <w:tcW w:w="800" w:type="dxa"/>
+            <w:shd w:val="clear" w:color="auto" w:fill="FCE8E6"/>
+            <w:tcMar>
+              <w:top w:w="60" w:type="dxa"/>
+              <w:left w:w="120" w:type="dxa"/>
+              <w:bottom w:w="60" w:type="dxa"/>
+              <w:right w:w="120" w:type="dxa"/>
+            </w:tcMar>
+          </w:tcPr>
+          <w:p>
+            <w:pPr>
+              <w:jc w:val="center"/>
+            </w:pPr>
+            <w:r>
+              <w:rPr>
+                <w:b/>
+                <w:bCs/>
+                <w:color w:val="8B1A1A"/>
+                <w:sz w:val="19"/>
+                <w:szCs w:val="19"/>
+              </w:rPr>
+              <w:t>7.1%</w:t>
+            </w:r>
+          </w:p>
+        </w:tc>
+        <w:tc>
+          <w:tcPr>
+            <w:tcW w:w="750" w:type="dxa"/>
+            <w:shd w:val="clear" w:color="auto" w:fill="FCE8E6"/>
+            <w:tcMar>
+              <w:top w:w="60" w:type="dxa"/>
+              <w:left w:w="120" w:type="dxa"/>
+              <w:bottom w:w="60" w:type="dxa"/>
+              <w:right w:w="120" w:type="dxa"/>
+            </w:tcMar>
+          </w:tcPr>
+          <w:p>
+            <w:pPr>
+              <w:jc w:val="center"/>
+            </w:pPr>
+            <w:r>
+              <w:rPr>
+                <w:b/>
+                <w:bCs/>
+                <w:color w:val="8B1A1A"/>
+                <w:sz w:val="19"/>
+                <w:szCs w:val="19"/>
+              </w:rPr>
+              <w:t>75%</w:t>
+            </w:r>
+          </w:p>
+        </w:tc>
+        <w:tc>
+          <w:tcPr>
+            <w:tcW w:w="750" w:type="dxa"/>
+            <w:shd w:val="clear" w:color="auto" w:fill="D4EDDA"/>
+            <w:tcMar>
+              <w:top w:w="60" w:type="dxa"/>
+              <w:left w:w="120" w:type="dxa"/>
+              <w:bottom w:w="60" w:type="dxa"/>
+              <w:right w:w="120" w:type="dxa"/>
+            </w:tcMar>
+          </w:tcPr>
+          <w:p>
+            <w:pPr>
+              <w:jc w:val="center"/>
+            </w:pPr>
+            <w:r>
+              <w:rPr>
+                <w:b/>
+                <w:bCs/>
+                <w:color w:val="1D6B3E"/>
+                <w:sz w:val="19"/>
+                <w:szCs w:val="19"/>
+              </w:rPr>
+              <w:t>0%</w:t>
+            </w:r>
+          </w:p>
+        </w:tc>
+        <w:tc>
+          <w:tcPr>
+            <w:tcW w:w="750" w:type="dxa"/>
+            <w:shd w:val="clear" w:color="auto" w:fill="FCE8E6"/>
+            <w:tcMar>
+              <w:top w:w="60" w:type="dxa"/>
+              <w:left w:w="120" w:type="dxa"/>
+              <w:bottom w:w="60" w:type="dxa"/>
+              <w:right w:w="120" w:type="dxa"/>
+            </w:tcMar>
+          </w:tcPr>
+          <w:p>
+            <w:pPr>
+              <w:jc w:val="center"/>
+            </w:pPr>
+            <w:r>
+              <w:rPr>
+                <w:b/>
+                <w:bCs/>
+                <w:color w:val="8B1A1A"/>
+                <w:sz w:val="19"/>
+                <w:szCs w:val="19"/>
+              </w:rPr>
+              <w:t>75%</w:t>
+            </w:r>
+          </w:p>
+        </w:tc>
+        <w:tc>
+          <w:tcPr>
+            <w:tcW w:w="750" w:type="dxa"/>
+            <w:shd w:val="clear" w:color="auto" w:fill="FCE8E6"/>
+            <w:tcMar>
+              <w:top w:w="60" w:type="dxa"/>
+              <w:left w:w="120" w:type="dxa"/>
+              <w:bottom w:w="60" w:type="dxa"/>
+              <w:right w:w="120" w:type="dxa"/>
+            </w:tcMar>
+          </w:tcPr>
+          <w:p>
+            <w:pPr>
+              <w:jc w:val="center"/>
+            </w:pPr>
+            <w:r>
+              <w:rPr>
+                <w:b/>
+                <w:bCs/>
+                <w:color w:val="8B1A1A"/>
+                <w:sz w:val="19"/>
+                <w:szCs w:val="19"/>
+              </w:rPr>
+              <w:t>75%</w:t>
+            </w:r>
+          </w:p>
+        </w:tc>
+        <w:tc>
+          <w:tcPr>
+            <w:tcW w:w="750" w:type="dxa"/>
+            <w:shd w:val="clear" w:color="auto" w:fill="FCE8E6"/>
+            <w:tcMar>
+              <w:top w:w="60" w:type="dxa"/>
+              <w:left w:w="120" w:type="dxa"/>
+              <w:bottom w:w="60" w:type="dxa"/>
+              <w:right w:w="120" w:type="dxa"/>
+            </w:tcMar>
+          </w:tcPr>
+          <w:p>
+            <w:pPr>
+              <w:jc w:val="center"/>
+            </w:pPr>
+            <w:r>
+              <w:rPr>
+                <w:b/>
+                <w:bCs/>
+                <w:color w:val="8B1A1A"/>
+                <w:sz w:val="19"/>
+                <w:szCs w:val="19"/>
+              </w:rPr>
+              <w:t>75%</w:t>
+            </w:r>
+          </w:p>
+        </w:tc>
+        <w:tc>
+          <w:tcPr>
+            <w:tcW w:w="750" w:type="dxa"/>
+            <w:shd w:val="clear" w:color="auto" w:fill="FCE8E6"/>
+            <w:tcMar>
+              <w:top w:w="60" w:type="dxa"/>
+              <w:left w:w="120" w:type="dxa"/>
+              <w:bottom w:w="60" w:type="dxa"/>
+              <w:right w:w="120" w:type="dxa"/>
+            </w:tcMar>
+          </w:tcPr>
+          <w:p>
+            <w:pPr>
+              <w:jc w:val="center"/>
+            </w:pPr>
+            <w:r>
+              <w:rPr>
+                <w:b/>
+                <w:bCs/>
+                <w:color w:val="8B1A1A"/>
+                <w:sz w:val="19"/>
+                <w:szCs w:val="19"/>
+              </w:rPr>
+              <w:t>75%</w:t>
+            </w:r>
+          </w:p>
+        </w:tc>
+        <w:tc>
+          <w:tcPr>
+            <w:tcW w:w="750" w:type="dxa"/>
+            <w:shd w:val="clear" w:color="auto" w:fill="FCE8E6"/>
+            <w:tcMar>
+              <w:top w:w="60" w:type="dxa"/>
+              <w:left w:w="120" w:type="dxa"/>
+              <w:bottom w:w="60" w:type="dxa"/>
+              <w:right w:w="120" w:type="dxa"/>
+            </w:tcMar>
+          </w:tcPr>
+          <w:p>
+            <w:pPr>
+              <w:jc w:val="center"/>
+            </w:pPr>
+            <w:r>
+              <w:rPr>
+                <w:b/>
+                <w:bCs/>
+                <w:color w:val="8B1A1A"/>
+                <w:sz w:val="19"/>
+                <w:szCs w:val="19"/>
+              </w:rPr>
+              <w:t>75%</w:t>
+            </w:r>
+          </w:p>
+        </w:tc>
+        <w:tc>
+          <w:tcPr>
+            <w:tcW w:w="750" w:type="dxa"/>
+            <w:shd w:val="clear" w:color="auto" w:fill="FCE8E6"/>
+            <w:tcMar>
+              <w:top w:w="60" w:type="dxa"/>
+              <w:left w:w="120" w:type="dxa"/>
+              <w:bottom w:w="60" w:type="dxa"/>
+              <w:right w:w="120" w:type="dxa"/>
+            </w:tcMar>
+          </w:tcPr>
+          <w:p>
+            <w:pPr>
+              <w:jc w:val="center"/>
+            </w:pPr>
+            <w:r>
+              <w:rPr>
+                <w:b/>
+                <w:bCs/>
+                <w:color w:val="8B1A1A"/>
+                <w:sz w:val="19"/>
+                <w:szCs w:val="19"/>
+              </w:rPr>
+              <w:t>75%</w:t>
+            </w:r>
+          </w:p>
+        </w:tc>
+      </w:tr>
+      <w:tr>
+        <w:tc>
+          <w:tcPr>
+            <w:tcW w:w="1500" w:type="dxa"/>
+            <w:shd w:val="clear" w:color="auto" w:fill="F7F9FC"/>
+            <w:tcMar>
+              <w:top w:w="60" w:type="dxa"/>
+              <w:left w:w="120" w:type="dxa"/>
+              <w:bottom w:w="60" w:type="dxa"/>
+              <w:right w:w="120" w:type="dxa"/>
+            </w:tcMar>
+          </w:tcPr>
+          <w:p>
+            <w:r>
+              <w:rPr>
+                <w:b/>
+                <w:bCs/>
+                <w:color w:val="1A3A6B"/>
+                <w:sz w:val="19"/>
+                <w:szCs w:val="19"/>
+              </w:rPr>
+              <w:t>C14 Cross-Zone Leaks (lower=best)</w:t>
+            </w:r>
+          </w:p>
+        </w:tc>
+        <w:tc>
+          <w:tcPr>
+            <w:tcW w:w="800" w:type="dxa"/>
+            <w:shd w:val="clear" w:color="auto" w:fill="D4EDDA"/>
+            <w:tcMar>
+              <w:top w:w="60" w:type="dxa"/>
+              <w:left w:w="120" w:type="dxa"/>
+              <w:bottom w:w="60" w:type="dxa"/>
+              <w:right w:w="120" w:type="dxa"/>
+            </w:tcMar>
+          </w:tcPr>
+          <w:p>
+            <w:pPr>
+              <w:jc w:val="center"/>
+            </w:pPr>
+            <w:r>
+              <w:rPr>
+                <w:b/>
+                <w:bCs/>
+                <w:color w:val="1D6B3E"/>
+                <w:sz w:val="19"/>
+                <w:szCs w:val="19"/>
+              </w:rPr>
+              <w:t>0</w:t>
+            </w:r>
+          </w:p>
+        </w:tc>
+        <w:tc>
+          <w:tcPr>
+            <w:tcW w:w="800" w:type="dxa"/>
+            <w:shd w:val="clear" w:color="auto" w:fill="FFF3CD"/>
+            <w:tcMar>
+              <w:top w:w="60" w:type="dxa"/>
+              <w:left w:w="120" w:type="dxa"/>
+              <w:bottom w:w="60" w:type="dxa"/>
+              <w:right w:w="120" w:type="dxa"/>
+            </w:tcMar>
+          </w:tcPr>
+          <w:p>
+            <w:pPr>
+              <w:jc w:val="center"/>
+            </w:pPr>
+            <w:r>
+              <w:rPr>
+                <w:b/>
+                <w:bCs/>
+                <w:color w:val="7A4F00"/>
+                <w:sz w:val="19"/>
+                <w:szCs w:val="19"/>
+              </w:rPr>
+              <w:t>&gt;0</w:t>
+            </w:r>
+          </w:p>
+        </w:tc>
+        <w:tc>
+          <w:tcPr>
+            <w:tcW w:w="800" w:type="dxa"/>
+            <w:shd w:val="clear" w:color="auto" w:fill="FFF3CD"/>
+            <w:tcMar>
+              <w:top w:w="60" w:type="dxa"/>
+              <w:left w:w="120" w:type="dxa"/>
+              <w:bottom w:w="60" w:type="dxa"/>
+              <w:right w:w="120" w:type="dxa"/>
+            </w:tcMar>
+          </w:tcPr>
+          <w:p>
+            <w:pPr>
+              <w:jc w:val="center"/>
+            </w:pPr>
+            <w:r>
+              <w:rPr>
+                <w:b/>
+                <w:bCs/>
+                <w:color w:val="7A4F00"/>
+                <w:sz w:val="19"/>
+                <w:szCs w:val="19"/>
+              </w:rPr>
+              <w:t>&gt;0</w:t>
+            </w:r>
+          </w:p>
+        </w:tc>
+        <w:tc>
+          <w:tcPr>
+            <w:tcW w:w="750" w:type="dxa"/>
+            <w:shd w:val="clear" w:color="auto" w:fill="FFF3CD"/>
+            <w:tcMar>
+              <w:top w:w="60" w:type="dxa"/>
+              <w:left w:w="120" w:type="dxa"/>
+              <w:bottom w:w="60" w:type="dxa"/>
+              <w:right w:w="120" w:type="dxa"/>
+            </w:tcMar>
+          </w:tcPr>
+          <w:p>
+            <w:pPr>
+              <w:jc w:val="center"/>
+            </w:pPr>
+            <w:r>
+              <w:rPr>
+                <w:b/>
+                <w:bCs/>
+                <w:color w:val="7A4F00"/>
+                <w:sz w:val="19"/>
+                <w:szCs w:val="19"/>
+              </w:rPr>
+              <w:t>&gt;0</w:t>
+            </w:r>
+          </w:p>
+        </w:tc>
+        <w:tc>
+          <w:tcPr>
+            <w:tcW w:w="750" w:type="dxa"/>
+            <w:shd w:val="clear" w:color="auto" w:fill="FFF3CD"/>
+            <w:tcMar>
+              <w:top w:w="60" w:type="dxa"/>
+              <w:left w:w="120" w:type="dxa"/>
+              <w:bottom w:w="60" w:type="dxa"/>
+              <w:right w:w="120" w:type="dxa"/>
+            </w:tcMar>
+          </w:tcPr>
+          <w:p>
+            <w:pPr>
+              <w:jc w:val="center"/>
+            </w:pPr>
+            <w:r>
+              <w:rPr>
+                <w:b/>
+                <w:bCs/>
+                <w:color w:val="7A4F00"/>
+                <w:sz w:val="19"/>
+                <w:szCs w:val="19"/>
+              </w:rPr>
+              <w:t>&gt;0</w:t>
+            </w:r>
+          </w:p>
+        </w:tc>
+        <w:tc>
+          <w:tcPr>
+            <w:tcW w:w="750" w:type="dxa"/>
+            <w:shd w:val="clear" w:color="auto" w:fill="FFF3CD"/>
+            <w:tcMar>
+              <w:top w:w="60" w:type="dxa"/>
+              <w:left w:w="120" w:type="dxa"/>
+              <w:bottom w:w="60" w:type="dxa"/>
+              <w:right w:w="120" w:type="dxa"/>
+            </w:tcMar>
+          </w:tcPr>
+          <w:p>
+            <w:pPr>
+              <w:jc w:val="center"/>
+            </w:pPr>
+            <w:r>
+              <w:rPr>
+                <w:b/>
+                <w:bCs/>
+                <w:color w:val="7A4F00"/>
+                <w:sz w:val="19"/>
+                <w:szCs w:val="19"/>
+              </w:rPr>
+              <w:t>&gt;0</w:t>
+            </w:r>
+          </w:p>
+        </w:tc>
+        <w:tc>
+          <w:tcPr>
+            <w:tcW w:w="750" w:type="dxa"/>
+            <w:shd w:val="clear" w:color="auto" w:fill="FFF3CD"/>
+            <w:tcMar>
+              <w:top w:w="60" w:type="dxa"/>
+              <w:left w:w="120" w:type="dxa"/>
+              <w:bottom w:w="60" w:type="dxa"/>
+              <w:right w:w="120" w:type="dxa"/>
+            </w:tcMar>
+          </w:tcPr>
+          <w:p>
+            <w:pPr>
+              <w:jc w:val="center"/>
+            </w:pPr>
+            <w:r>
+              <w:rPr>
+                <w:b/>
+                <w:bCs/>
+                <w:color w:val="7A4F00"/>
+                <w:sz w:val="19"/>
+                <w:szCs w:val="19"/>
+              </w:rPr>
+              <w:t>&gt;0</w:t>
+            </w:r>
+          </w:p>
+        </w:tc>
+        <w:tc>
+          <w:tcPr>
+            <w:tcW w:w="750" w:type="dxa"/>
+            <w:shd w:val="clear" w:color="auto" w:fill="FFF3CD"/>
+            <w:tcMar>
+              <w:top w:w="60" w:type="dxa"/>
+              <w:left w:w="120" w:type="dxa"/>
+              <w:bottom w:w="60" w:type="dxa"/>
+              <w:right w:w="120" w:type="dxa"/>
+            </w:tcMar>
+          </w:tcPr>
+          <w:p>
+            <w:pPr>
+              <w:jc w:val="center"/>
+            </w:pPr>
+            <w:r>
+              <w:rPr>
+                <w:b/>
+                <w:bCs/>
+                <w:color w:val="7A4F00"/>
+                <w:sz w:val="19"/>
+                <w:szCs w:val="19"/>
+              </w:rPr>
+              <w:t>&gt;0</w:t>
+            </w:r>
+          </w:p>
+        </w:tc>
+        <w:tc>
+          <w:tcPr>
+            <w:tcW w:w="750" w:type="dxa"/>
+            <w:shd w:val="clear" w:color="auto" w:fill="FFF3CD"/>
+            <w:tcMar>
+              <w:top w:w="60" w:type="dxa"/>
+              <w:left w:w="120" w:type="dxa"/>
+              <w:bottom w:w="60" w:type="dxa"/>
+              <w:right w:w="120" w:type="dxa"/>
+            </w:tcMar>
+          </w:tcPr>
+          <w:p>
+            <w:pPr>
+              <w:jc w:val="center"/>
+            </w:pPr>
+            <w:r>
+              <w:rPr>
+                <w:b/>
+                <w:bCs/>
+                <w:color w:val="7A4F00"/>
+                <w:sz w:val="19"/>
+                <w:szCs w:val="19"/>
+              </w:rPr>
+              <w:t>&gt;0</w:t>
+            </w:r>
+          </w:p>
+        </w:tc>
+        <w:tc>
+          <w:tcPr>
+            <w:tcW w:w="750" w:type="dxa"/>
+            <w:shd w:val="clear" w:color="auto" w:fill="FFF3CD"/>
+            <w:tcMar>
+              <w:top w:w="60" w:type="dxa"/>
+              <w:left w:w="120" w:type="dxa"/>
+              <w:bottom w:w="60" w:type="dxa"/>
+              <w:right w:w="120" w:type="dxa"/>
+            </w:tcMar>
+          </w:tcPr>
+          <w:p>
+            <w:pPr>
+              <w:jc w:val="center"/>
+            </w:pPr>
+            <w:r>
+              <w:rPr>
+                <w:b/>
+                <w:bCs/>
+                <w:color w:val="7A4F00"/>
+                <w:sz w:val="19"/>
+                <w:szCs w:val="19"/>
+              </w:rPr>
+              <w:t>&gt;0</w:t>
+            </w:r>
+          </w:p>
+        </w:tc>
+        <w:tc>
+          <w:tcPr>
+            <w:tcW w:w="750" w:type="dxa"/>
+            <w:shd w:val="clear" w:color="auto" w:fill="FFF3CD"/>
+            <w:tcMar>
+              <w:top w:w="60" w:type="dxa"/>
+              <w:left w:w="120" w:type="dxa"/>
+              <w:bottom w:w="60" w:type="dxa"/>
+              <w:right w:w="120" w:type="dxa"/>
+            </w:tcMar>
+          </w:tcPr>
+          <w:p>
+            <w:pPr>
+              <w:jc w:val="center"/>
+            </w:pPr>
+            <w:r>
+              <w:rPr>
+                <w:b/>
+                <w:bCs/>
+                <w:color w:val="7A4F00"/>
+                <w:sz w:val="19"/>
+                <w:szCs w:val="19"/>
+              </w:rPr>
+              <w:t>&gt;0</w:t>
+            </w:r>
+          </w:p>
+        </w:tc>
+      </w:tr>
+      <w:tr>
+        <w:tc>
+          <w:tcPr>
+            <w:tcW w:w="1500" w:type="dxa"/>
+            <w:shd w:val="clear" w:color="auto" w:fill="F7F9FC"/>
+            <w:tcMar>
+              <w:top w:w="60" w:type="dxa"/>
+              <w:left w:w="120" w:type="dxa"/>
+              <w:bottom w:w="60" w:type="dxa"/>
+              <w:right w:w="120" w:type="dxa"/>
+            </w:tcMar>
+          </w:tcPr>
+          <w:p>
+            <w:r>
+              <w:rPr>
+                <w:b/>
+                <w:bCs/>
+                <w:color w:val="1A3A6B"/>
+                <w:sz w:val="19"/>
+                <w:szCs w:val="19"/>
+              </w:rPr>
+              <w:t>FM-avg Force-Multiplier (Eq.17)</w:t>
+            </w:r>
+          </w:p>
+        </w:tc>
+        <w:tc>
+          <w:tcPr>
+            <w:tcW w:w="800" w:type="dxa"/>
+            <w:shd w:val="clear" w:color="auto" w:fill="D4EDDA"/>
+            <w:tcMar>
+              <w:top w:w="60" w:type="dxa"/>
+              <w:left w:w="120" w:type="dxa"/>
+              <w:bottom w:w="60" w:type="dxa"/>
+              <w:right w:w="120" w:type="dxa"/>
+            </w:tcMar>
+          </w:tcPr>
+          <w:p>
+            <w:pPr>
+              <w:jc w:val="center"/>
+            </w:pPr>
+            <w:r>
+              <w:rPr>
+                <w:b/>
+                <w:bCs/>
+                <w:color w:val="1D6B3E"/>
+                <w:sz w:val="19"/>
+                <w:szCs w:val="19"/>
+              </w:rPr>
+              <w:t>2.01x</w:t>
+            </w:r>
+          </w:p>
+        </w:tc>
+        <w:tc>
+          <w:tcPr>
+            <w:tcW w:w="800" w:type="dxa"/>
+            <w:shd w:val="clear" w:color="auto" w:fill="FFF3CD"/>
+            <w:tcMar>
+              <w:top w:w="60" w:type="dxa"/>
+              <w:left w:w="120" w:type="dxa"/>
+              <w:bottom w:w="60" w:type="dxa"/>
+              <w:right w:w="120" w:type="dxa"/>
+            </w:tcMar>
+          </w:tcPr>
+          <w:p>
+            <w:pPr>
+              <w:jc w:val="center"/>
+            </w:pPr>
+            <w:r>
+              <w:rPr>
+                <w:b/>
+                <w:bCs/>
+                <w:color w:val="7A4F00"/>
+                <w:sz w:val="19"/>
+                <w:szCs w:val="19"/>
+              </w:rPr>
+              <w:t>1.91x</w:t>
+            </w:r>
+          </w:p>
+        </w:tc>
+        <w:tc>
+          <w:tcPr>
+            <w:tcW w:w="800" w:type="dxa"/>
+            <w:shd w:val="clear" w:color="auto" w:fill="FFF3CD"/>
+            <w:tcMar>
+              <w:top w:w="60" w:type="dxa"/>
+              <w:left w:w="120" w:type="dxa"/>
+              <w:bottom w:w="60" w:type="dxa"/>
+              <w:right w:w="120" w:type="dxa"/>
+            </w:tcMar>
+          </w:tcPr>
+          <w:p>
+            <w:pPr>
+              <w:jc w:val="center"/>
+            </w:pPr>
+            <w:r>
+              <w:rPr>
+                <w:b/>
+                <w:bCs/>
+                <w:color w:val="7A4F00"/>
+                <w:sz w:val="19"/>
+                <w:szCs w:val="19"/>
+              </w:rPr>
+              <w:t>1.72x</w:t>
+            </w:r>
+          </w:p>
+        </w:tc>
+        <w:tc>
+          <w:tcPr>
+            <w:tcW w:w="750" w:type="dxa"/>
+            <w:shd w:val="clear" w:color="auto" w:fill="FFF3CD"/>
+            <w:tcMar>
+              <w:top w:w="60" w:type="dxa"/>
+              <w:left w:w="120" w:type="dxa"/>
+              <w:bottom w:w="60" w:type="dxa"/>
+              <w:right w:w="120" w:type="dxa"/>
+            </w:tcMar>
+          </w:tcPr>
+          <w:p>
+            <w:pPr>
+              <w:jc w:val="center"/>
+            </w:pPr>
+            <w:r>
+              <w:rPr>
+                <w:b/>
+                <w:bCs/>
+                <w:color w:val="7A4F00"/>
+                <w:sz w:val="19"/>
+                <w:szCs w:val="19"/>
+              </w:rPr>
+              <w:t>0.59x</w:t>
+            </w:r>
+          </w:p>
+        </w:tc>
+        <w:tc>
+          <w:tcPr>
+            <w:tcW w:w="750" w:type="dxa"/>
+            <w:shd w:val="clear" w:color="auto" w:fill="FFF3CD"/>
+            <w:tcMar>
+              <w:top w:w="60" w:type="dxa"/>
+              <w:left w:w="120" w:type="dxa"/>
+              <w:bottom w:w="60" w:type="dxa"/>
+              <w:right w:w="120" w:type="dxa"/>
+            </w:tcMar>
+          </w:tcPr>
+          <w:p>
+            <w:pPr>
+              <w:jc w:val="center"/>
+            </w:pPr>
+            <w:r>
+              <w:rPr>
+                <w:b/>
+                <w:bCs/>
+                <w:color w:val="7A4F00"/>
+                <w:sz w:val="19"/>
+                <w:szCs w:val="19"/>
+              </w:rPr>
+              <w:t>0.49x</w:t>
+            </w:r>
+          </w:p>
+        </w:tc>
+        <w:tc>
+          <w:tcPr>
+            <w:tcW w:w="750" w:type="dxa"/>
+            <w:shd w:val="clear" w:color="auto" w:fill="FFF3CD"/>
+            <w:tcMar>
+              <w:top w:w="60" w:type="dxa"/>
+              <w:left w:w="120" w:type="dxa"/>
+              <w:bottom w:w="60" w:type="dxa"/>
+              <w:right w:w="120" w:type="dxa"/>
+            </w:tcMar>
+          </w:tcPr>
+          <w:p>
+            <w:pPr>
+              <w:jc w:val="center"/>
+            </w:pPr>
+            <w:r>
+              <w:rPr>
+                <w:b/>
+                <w:bCs/>
+                <w:color w:val="7A4F00"/>
+                <w:sz w:val="19"/>
+                <w:szCs w:val="19"/>
+              </w:rPr>
+              <w:t>0.35x</w:t>
+            </w:r>
+          </w:p>
+        </w:tc>
+        <w:tc>
+          <w:tcPr>
+            <w:tcW w:w="750" w:type="dxa"/>
+            <w:shd w:val="clear" w:color="auto" w:fill="FFF3CD"/>
+            <w:tcMar>
+              <w:top w:w="60" w:type="dxa"/>
+              <w:left w:w="120" w:type="dxa"/>
+              <w:bottom w:w="60" w:type="dxa"/>
+              <w:right w:w="120" w:type="dxa"/>
+            </w:tcMar>
+          </w:tcPr>
+          <w:p>
+            <w:pPr>
+              <w:jc w:val="center"/>
+            </w:pPr>
+            <w:r>
+              <w:rPr>
+                <w:b/>
+                <w:bCs/>
+                <w:color w:val="7A4F00"/>
+                <w:sz w:val="19"/>
+                <w:szCs w:val="19"/>
+              </w:rPr>
+              <w:t>0.42x</w:t>
+            </w:r>
+          </w:p>
+        </w:tc>
+        <w:tc>
+          <w:tcPr>
+            <w:tcW w:w="750" w:type="dxa"/>
+            <w:shd w:val="clear" w:color="auto" w:fill="FFF3CD"/>
+            <w:tcMar>
+              <w:top w:w="60" w:type="dxa"/>
+              <w:left w:w="120" w:type="dxa"/>
+              <w:bottom w:w="60" w:type="dxa"/>
+              <w:right w:w="120" w:type="dxa"/>
+            </w:tcMar>
+          </w:tcPr>
+          <w:p>
+            <w:pPr>
+              <w:jc w:val="center"/>
+            </w:pPr>
+            <w:r>
+              <w:rPr>
+                <w:b/>
+                <w:bCs/>
+                <w:color w:val="7A4F00"/>
+                <w:sz w:val="19"/>
+                <w:szCs w:val="19"/>
+              </w:rPr>
+              <w:t>0.59x</w:t>
+            </w:r>
+          </w:p>
+        </w:tc>
+        <w:tc>
+          <w:tcPr>
+            <w:tcW w:w="750" w:type="dxa"/>
+            <w:shd w:val="clear" w:color="auto" w:fill="FFF3CD"/>
+            <w:tcMar>
+              <w:top w:w="60" w:type="dxa"/>
+              <w:left w:w="120" w:type="dxa"/>
+              <w:bottom w:w="60" w:type="dxa"/>
+              <w:right w:w="120" w:type="dxa"/>
+            </w:tcMar>
+          </w:tcPr>
+          <w:p>
+            <w:pPr>
+              <w:jc w:val="center"/>
+            </w:pPr>
+            <w:r>
+              <w:rPr>
+                <w:b/>
+                <w:bCs/>
+                <w:color w:val="7A4F00"/>
+                <w:sz w:val="19"/>
+                <w:szCs w:val="19"/>
+              </w:rPr>
+              <w:t>0.46x</w:t>
+            </w:r>
+          </w:p>
+        </w:tc>
+        <w:tc>
+          <w:tcPr>
+            <w:tcW w:w="750" w:type="dxa"/>
+            <w:shd w:val="clear" w:color="auto" w:fill="FFF3CD"/>
+            <w:tcMar>
+              <w:top w:w="60" w:type="dxa"/>
+              <w:left w:w="120" w:type="dxa"/>
+              <w:bottom w:w="60" w:type="dxa"/>
+              <w:right w:w="120" w:type="dxa"/>
+            </w:tcMar>
+          </w:tcPr>
+          <w:p>
+            <w:pPr>
+              <w:jc w:val="center"/>
+            </w:pPr>
+            <w:r>
+              <w:rPr>
+                <w:b/>
+                <w:bCs/>
+                <w:color w:val="7A4F00"/>
+                <w:sz w:val="19"/>
+                <w:szCs w:val="19"/>
+              </w:rPr>
+              <w:t>0.64x</w:t>
+            </w:r>
+          </w:p>
+        </w:tc>
+        <w:tc>
+          <w:tcPr>
+            <w:tcW w:w="750" w:type="dxa"/>
+            <w:shd w:val="clear" w:color="auto" w:fill="FFF3CD"/>
+            <w:tcMar>
+              <w:top w:w="60" w:type="dxa"/>
+              <w:left w:w="120" w:type="dxa"/>
+              <w:bottom w:w="60" w:type="dxa"/>
+              <w:right w:w="120" w:type="dxa"/>
+            </w:tcMar>
+          </w:tcPr>
+          <w:p>
+            <w:pPr>
+              <w:jc w:val="center"/>
+            </w:pPr>
+            <w:r>
+              <w:rPr>
+                <w:b/>
+                <w:bCs/>
+                <w:color w:val="7A4F00"/>
+                <w:sz w:val="19"/>
+                <w:szCs w:val="19"/>
+              </w:rPr>
+              <w:t>0.49x</w:t>
+            </w:r>
+          </w:p>
+        </w:tc>
+      </w:tr>
+      <w:tr>
+        <w:tc>
+          <w:tcPr>
+            <w:tcW w:w="1500" w:type="dxa"/>
+            <w:shd w:val="clear" w:color="auto" w:fill="F7F9FC"/>
+            <w:tcMar>
+              <w:top w:w="60" w:type="dxa"/>
+              <w:left w:w="120" w:type="dxa"/>
+              <w:bottom w:w="60" w:type="dxa"/>
+              <w:right w:w="120" w:type="dxa"/>
+            </w:tcMar>
+          </w:tcPr>
+          <w:p>
+            <w:r>
+              <w:rPr>
+                <w:b/>
+                <w:bCs/>
+                <w:color w:val="1A3A6B"/>
+                <w:sz w:val="19"/>
+                <w:szCs w:val="19"/>
+              </w:rPr>
+              <w:t>D5 Certificate</w:t>
+            </w:r>
+          </w:p>
+        </w:tc>
+        <w:tc>
+          <w:tcPr>
+            <w:tcW w:w="800" w:type="dxa"/>
+            <w:shd w:val="clear" w:color="auto" w:fill="D4EDDA"/>
+            <w:tcMar>
+              <w:top w:w="60" w:type="dxa"/>
+              <w:left w:w="120" w:type="dxa"/>
+              <w:bottom w:w="60" w:type="dxa"/>
+              <w:right w:w="120" w:type="dxa"/>
+            </w:tcMar>
+          </w:tcPr>
+          <w:p>
+            <w:pPr>
+              <w:jc w:val="center"/>
+            </w:pPr>
+            <w:r>
+              <w:rPr>
+                <w:b/>
+                <w:bCs/>
+                <w:color w:val="1D6B3E"/>
+                <w:sz w:val="19"/>
+                <w:szCs w:val="19"/>
+              </w:rPr>
+              <w:t>YES</w:t>
+            </w:r>
+          </w:p>
+        </w:tc>
+        <w:tc>
+          <w:tcPr>
+            <w:tcW w:w="800" w:type="dxa"/>
+            <w:shd w:val="clear" w:color="auto" w:fill="FCE8E6"/>
+            <w:tcMar>
+              <w:top w:w="60" w:type="dxa"/>
+              <w:left w:w="120" w:type="dxa"/>
+              <w:bottom w:w="60" w:type="dxa"/>
+              <w:right w:w="120" w:type="dxa"/>
+            </w:tcMar>
+          </w:tcPr>
+          <w:p>
+            <w:pPr>
+              <w:jc w:val="center"/>
+            </w:pPr>
+            <w:r>
+              <w:rPr>
+                <w:b/>
+                <w:bCs/>
+                <w:color w:val="8B1A1A"/>
+                <w:sz w:val="19"/>
+                <w:szCs w:val="19"/>
+              </w:rPr>
+              <w:t>NO</w:t>
+            </w:r>
+          </w:p>
+        </w:tc>
+        <w:tc>
+          <w:tcPr>
+            <w:tcW w:w="800" w:type="dxa"/>
+            <w:shd w:val="clear" w:color="auto" w:fill="FCE8E6"/>
+            <w:tcMar>
+              <w:top w:w="60" w:type="dxa"/>
+              <w:left w:w="120" w:type="dxa"/>
+              <w:bottom w:w="60" w:type="dxa"/>
+              <w:right w:w="120" w:type="dxa"/>
+            </w:tcMar>
+          </w:tcPr>
+          <w:p>
+            <w:pPr>
+              <w:jc w:val="center"/>
+            </w:pPr>
+            <w:r>
+              <w:rPr>
+                <w:b/>
+                <w:bCs/>
+                <w:color w:val="8B1A1A"/>
+                <w:sz w:val="19"/>
+                <w:szCs w:val="19"/>
+              </w:rPr>
+              <w:t>NO</w:t>
+            </w:r>
+          </w:p>
+        </w:tc>
+        <w:tc>
+          <w:tcPr>
+            <w:tcW w:w="750" w:type="dxa"/>
+            <w:shd w:val="clear" w:color="auto" w:fill="FCE8E6"/>
+            <w:tcMar>
+              <w:top w:w="60" w:type="dxa"/>
+              <w:left w:w="120" w:type="dxa"/>
+              <w:bottom w:w="60" w:type="dxa"/>
+              <w:right w:w="120" w:type="dxa"/>
+            </w:tcMar>
+          </w:tcPr>
+          <w:p>
+            <w:pPr>
+              <w:jc w:val="center"/>
+            </w:pPr>
+            <w:r>
+              <w:rPr>
+                <w:b/>
+                <w:bCs/>
+                <w:color w:val="8B1A1A"/>
+                <w:sz w:val="19"/>
+                <w:szCs w:val="19"/>
+              </w:rPr>
+              <w:t>NO</w:t>
+            </w:r>
+          </w:p>
+        </w:tc>
+        <w:tc>
+          <w:tcPr>
+            <w:tcW w:w="750" w:type="dxa"/>
+            <w:shd w:val="clear" w:color="auto" w:fill="FCE8E6"/>
+            <w:tcMar>
+              <w:top w:w="60" w:type="dxa"/>
+              <w:left w:w="120" w:type="dxa"/>
+              <w:bottom w:w="60" w:type="dxa"/>
+              <w:right w:w="120" w:type="dxa"/>
+            </w:tcMar>
+          </w:tcPr>
+          <w:p>
+            <w:pPr>
+              <w:jc w:val="center"/>
+            </w:pPr>
+            <w:r>
+              <w:rPr>
+                <w:b/>
+                <w:bCs/>
+                <w:color w:val="8B1A1A"/>
+                <w:sz w:val="19"/>
+                <w:szCs w:val="19"/>
+              </w:rPr>
+              <w:t>NO</w:t>
+            </w:r>
+          </w:p>
+        </w:tc>
+        <w:tc>
+          <w:tcPr>
+            <w:tcW w:w="750" w:type="dxa"/>
+            <w:shd w:val="clear" w:color="auto" w:fill="FCE8E6"/>
+            <w:tcMar>
+              <w:top w:w="60" w:type="dxa"/>
+              <w:left w:w="120" w:type="dxa"/>
+              <w:bottom w:w="60" w:type="dxa"/>
+              <w:right w:w="120" w:type="dxa"/>
+            </w:tcMar>
+          </w:tcPr>
+          <w:p>
+            <w:pPr>
+              <w:jc w:val="center"/>
+            </w:pPr>
+            <w:r>
+              <w:rPr>
+                <w:b/>
+                <w:bCs/>
+                <w:color w:val="8B1A1A"/>
+                <w:sz w:val="19"/>
+                <w:szCs w:val="19"/>
+              </w:rPr>
+              <w:t>NO</w:t>
+            </w:r>
+          </w:p>
+        </w:tc>
+        <w:tc>
+          <w:tcPr>
+            <w:tcW w:w="750" w:type="dxa"/>
+            <w:shd w:val="clear" w:color="auto" w:fill="FCE8E6"/>
+            <w:tcMar>
+              <w:top w:w="60" w:type="dxa"/>
+              <w:left w:w="120" w:type="dxa"/>
+              <w:bottom w:w="60" w:type="dxa"/>
+              <w:right w:w="120" w:type="dxa"/>
+            </w:tcMar>
+          </w:tcPr>
+          <w:p>
+            <w:pPr>
+              <w:jc w:val="center"/>
+            </w:pPr>
+            <w:r>
+              <w:rPr>
+                <w:b/>
+                <w:bCs/>
+                <w:color w:val="8B1A1A"/>
+                <w:sz w:val="19"/>
+                <w:szCs w:val="19"/>
+              </w:rPr>
+              <w:t>NO</w:t>
+            </w:r>
+          </w:p>
+        </w:tc>
+        <w:tc>
+          <w:tcPr>
+            <w:tcW w:w="750" w:type="dxa"/>
+            <w:shd w:val="clear" w:color="auto" w:fill="FCE8E6"/>
+            <w:tcMar>
+              <w:top w:w="60" w:type="dxa"/>
+              <w:left w:w="120" w:type="dxa"/>
+              <w:bottom w:w="60" w:type="dxa"/>
+              <w:right w:w="120" w:type="dxa"/>
+            </w:tcMar>
+          </w:tcPr>
+          <w:p>
+            <w:pPr>
+              <w:jc w:val="center"/>
+            </w:pPr>
+            <w:r>
+              <w:rPr>
+                <w:b/>
+                <w:bCs/>
+                <w:color w:val="8B1A1A"/>
+                <w:sz w:val="19"/>
+                <w:szCs w:val="19"/>
+              </w:rPr>
+              <w:t>NO</w:t>
+            </w:r>
+          </w:p>
+        </w:tc>
+        <w:tc>
+          <w:tcPr>
+            <w:tcW w:w="750" w:type="dxa"/>
+            <w:shd w:val="clear" w:color="auto" w:fill="FCE8E6"/>
+            <w:tcMar>
+              <w:top w:w="60" w:type="dxa"/>
+              <w:left w:w="120" w:type="dxa"/>
+              <w:bottom w:w="60" w:type="dxa"/>
+              <w:right w:w="120" w:type="dxa"/>
+            </w:tcMar>
+          </w:tcPr>
+          <w:p>
+            <w:pPr>
+              <w:jc w:val="center"/>
+            </w:pPr>
+            <w:r>
+              <w:rPr>
+                <w:b/>
+                <w:bCs/>
+                <w:color w:val="8B1A1A"/>
+                <w:sz w:val="19"/>
+                <w:szCs w:val="19"/>
+              </w:rPr>
+              <w:t>NO</w:t>
+            </w:r>
+          </w:p>
+        </w:tc>
+        <w:tc>
+          <w:tcPr>
+            <w:tcW w:w="750" w:type="dxa"/>
+            <w:shd w:val="clear" w:color="auto" w:fill="FCE8E6"/>
+            <w:tcMar>
+              <w:top w:w="60" w:type="dxa"/>
+              <w:left w:w="120" w:type="dxa"/>
+              <w:bottom w:w="60" w:type="dxa"/>
+              <w:right w:w="120" w:type="dxa"/>
+            </w:tcMar>
+          </w:tcPr>
+          <w:p>
+            <w:pPr>
+              <w:jc w:val="center"/>
+            </w:pPr>
+            <w:r>
+              <w:rPr>
+                <w:b/>
+                <w:bCs/>
+                <w:color w:val="8B1A1A"/>
+                <w:sz w:val="19"/>
+                <w:szCs w:val="19"/>
+              </w:rPr>
+              <w:t>NO</w:t>
+            </w:r>
+          </w:p>
+        </w:tc>
+        <w:tc>
+          <w:tcPr>
+            <w:tcW w:w="750" w:type="dxa"/>
+            <w:shd w:val="clear" w:color="auto" w:fill="FCE8E6"/>
+            <w:tcMar>
+              <w:top w:w="60" w:type="dxa"/>
+              <w:left w:w="120" w:type="dxa"/>
+              <w:bottom w:w="60" w:type="dxa"/>
+              <w:right w:w="120" w:type="dxa"/>
+            </w:tcMar>
+          </w:tcPr>
+          <w:p>
+            <w:pPr>
+              <w:jc w:val="center"/>
+            </w:pPr>
+            <w:r>
+              <w:rPr>
+                <w:b/>
+                <w:bCs/>
+                <w:color w:val="8B1A1A"/>
+                <w:sz w:val="19"/>
+                <w:szCs w:val="19"/>
+              </w:rPr>
+              <w:t>NO</w:t>
+            </w:r>
+          </w:p>
+        </w:tc>
+      </w:tr>
+      <w:tr>
+        <w:tc>
+          <w:tcPr>
+            <w:tcW w:w="1500" w:type="dxa"/>
+            <w:shd w:val="clear" w:color="auto" w:fill="E2E8F0"/>
+            <w:tcMar>
+              <w:top w:w="60" w:type="dxa"/>
+              <w:left w:w="120" w:type="dxa"/>
+              <w:bottom w:w="60" w:type="dxa"/>
+              <w:right w:w="120" w:type="dxa"/>
+            </w:tcMar>
+          </w:tcPr>
+          <w:p>
+            <w:r>
+              <w:rPr>
+                <w:b/>
+                <w:bCs/>
+                <w:color w:val="1A3A6B"/>
+                <w:sz w:val="19"/>
+                <w:szCs w:val="19"/>
+              </w:rPr>
+              <w:t>TOTAL METRIC WINS</w:t>
+            </w:r>
+          </w:p>
+        </w:tc>
+        <w:tc>
+          <w:tcPr>
+            <w:tcW w:w="800" w:type="dxa"/>
+            <w:shd w:val="clear" w:color="auto" w:fill="D4EDDA"/>
+            <w:tcMar>
+              <w:top w:w="60" w:type="dxa"/>
+              <w:left w:w="120" w:type="dxa"/>
+              <w:bottom w:w="60" w:type="dxa"/>
+              <w:right w:w="120" w:type="dxa"/>
+            </w:tcMar>
+          </w:tcPr>
+          <w:p>
+            <w:pPr>
+              <w:jc w:val="center"/>
+            </w:pPr>
+            <w:r>
+              <w:rPr>
+                <w:b/>
+                <w:bCs/>
+                <w:color w:val="1D6B3E"/>
+                <w:sz w:val="19"/>
+                <w:szCs w:val="19"/>
+              </w:rPr>
+              <w:t>11/15</w:t>
+            </w:r>
+          </w:p>
+        </w:tc>
+        <w:tc>
+          <w:tcPr>
+            <w:tcW w:w="800" w:type="dxa"/>
+            <w:tcMar>
+              <w:top w:w="60" w:type="dxa"/>
+              <w:left w:w="120" w:type="dxa"/>
+              <w:bottom w:w="60" w:type="dxa"/>
+              <w:right w:w="120" w:type="dxa"/>
+            </w:tcMar>
+          </w:tcPr>
+          <w:p>
+            <w:r>
+              <w:rPr>
+                <w:color w:val="8B1A1A"/>
+                <w:sz w:val="19"/>
+                <w:szCs w:val="19"/>
+              </w:rPr>
+              <w:t>3/15</w:t>
+            </w:r>
+          </w:p>
+        </w:tc>
+        <w:tc>
+          <w:tcPr>
+            <w:tcW w:w="800" w:type="dxa"/>
+            <w:tcMar>
+              <w:top w:w="60" w:type="dxa"/>
+              <w:left w:w="120" w:type="dxa"/>
+              <w:bottom w:w="60" w:type="dxa"/>
+              <w:right w:w="120" w:type="dxa"/>
+            </w:tcMar>
+          </w:tcPr>
+          <w:p>
+            <w:r>
+              <w:rPr>
+                <w:color w:val="8B1A1A"/>
+                <w:sz w:val="19"/>
+                <w:szCs w:val="19"/>
+              </w:rPr>
+              <w:t>4/15</w:t>
+            </w:r>
+          </w:p>
+        </w:tc>
+        <w:tc>
+          <w:tcPr>
+            <w:tcW w:w="750" w:type="dxa"/>
+            <w:tcMar>
+              <w:top w:w="60" w:type="dxa"/>
+              <w:left w:w="120" w:type="dxa"/>
+              <w:bottom w:w="60" w:type="dxa"/>
+              <w:right w:w="120" w:type="dxa"/>
+            </w:tcMar>
+          </w:tcPr>
+          <w:p>
+            <w:r>
+              <w:rPr>
+                <w:color w:val="8B1A1A"/>
+                <w:sz w:val="19"/>
+                <w:szCs w:val="19"/>
+              </w:rPr>
+              <w:t>1/15</w:t>
+            </w:r>
+          </w:p>
+        </w:tc>
+        <w:tc>
+          <w:tcPr>
+            <w:tcW w:w="750" w:type="dxa"/>
+            <w:tcMar>
+              <w:top w:w="60" w:type="dxa"/>
+              <w:left w:w="120" w:type="dxa"/>
+              <w:bottom w:w="60" w:type="dxa"/>
+              <w:right w:w="120" w:type="dxa"/>
+            </w:tcMar>
+          </w:tcPr>
+          <w:p>
+            <w:r>
+              <w:rPr>
+                <w:color w:val="8B1A1A"/>
+                <w:sz w:val="19"/>
+                <w:szCs w:val="19"/>
+              </w:rPr>
+              <w:t>3/15</w:t>
+            </w:r>
+          </w:p>
+        </w:tc>
+        <w:tc>
+          <w:tcPr>
+            <w:tcW w:w="750" w:type="dxa"/>
+            <w:tcMar>
+              <w:top w:w="60" w:type="dxa"/>
+              <w:left w:w="120" w:type="dxa"/>
+              <w:bottom w:w="60" w:type="dxa"/>
+              <w:right w:w="120" w:type="dxa"/>
+            </w:tcMar>
+          </w:tcPr>
+          <w:p>
+            <w:r>
+              <w:rPr>
+                <w:color w:val="8B1A1A"/>
+                <w:sz w:val="19"/>
+                <w:szCs w:val="19"/>
+              </w:rPr>
+              <w:t>0/15</w:t>
+            </w:r>
+          </w:p>
+        </w:tc>
+        <w:tc>
+          <w:tcPr>
+            <w:tcW w:w="750" w:type="dxa"/>
+            <w:tcMar>
+              <w:top w:w="60" w:type="dxa"/>
+              <w:left w:w="120" w:type="dxa"/>
+              <w:bottom w:w="60" w:type="dxa"/>
+              <w:right w:w="120" w:type="dxa"/>
+            </w:tcMar>
+          </w:tcPr>
+          <w:p>
+            <w:r>
+              <w:rPr>
+                <w:color w:val="8B1A1A"/>
+                <w:sz w:val="19"/>
+                <w:szCs w:val="19"/>
+              </w:rPr>
+              <w:t>1/15</w:t>
+            </w:r>
+          </w:p>
+        </w:tc>
+        <w:tc>
+          <w:tcPr>
+            <w:tcW w:w="750" w:type="dxa"/>
+            <w:tcMar>
+              <w:top w:w="60" w:type="dxa"/>
+              <w:left w:w="120" w:type="dxa"/>
+              <w:bottom w:w="60" w:type="dxa"/>
+              <w:right w:w="120" w:type="dxa"/>
+            </w:tcMar>
+          </w:tcPr>
+          <w:p>
+            <w:r>
+              <w:rPr>
+                <w:color w:val="8B1A1A"/>
+                <w:sz w:val="19"/>
+                <w:szCs w:val="19"/>
+              </w:rPr>
+              <w:t>1/15</w:t>
+            </w:r>
+          </w:p>
+        </w:tc>
+        <w:tc>
+          <w:tcPr>
+            <w:tcW w:w="750" w:type="dxa"/>
+            <w:tcMar>
+              <w:top w:w="60" w:type="dxa"/>
+              <w:left w:w="120" w:type="dxa"/>
+              <w:bottom w:w="60" w:type="dxa"/>
+              <w:right w:w="120" w:type="dxa"/>
+            </w:tcMar>
+          </w:tcPr>
+          <w:p>
+            <w:r>
+              <w:rPr>
+                <w:color w:val="8B1A1A"/>
+                <w:sz w:val="19"/>
+                <w:szCs w:val="19"/>
+              </w:rPr>
+              <w:t>1/15</w:t>
+            </w:r>
+          </w:p>
+        </w:tc>
+        <w:tc>
+          <w:tcPr>
+            <w:tcW w:w="750" w:type="dxa"/>
+            <w:tcMar>
+              <w:top w:w="60" w:type="dxa"/>
+              <w:left w:w="120" w:type="dxa"/>
+              <w:bottom w:w="60" w:type="dxa"/>
+              <w:right w:w="120" w:type="dxa"/>
+            </w:tcMar>
+          </w:tcPr>
+          <w:p>
+            <w:r>
+              <w:rPr>
+                <w:color w:val="8B1A1A"/>
+                <w:sz w:val="19"/>
+                <w:szCs w:val="19"/>
+              </w:rPr>
+              <w:t>1/15</w:t>
+            </w:r>
+          </w:p>
+        </w:tc>
+        <w:tc>
+          <w:tcPr>
+            <w:tcW w:w="750" w:type="dxa"/>
+            <w:tcMar>
+              <w:top w:w="60" w:type="dxa"/>
+              <w:left w:w="120" w:type="dxa"/>
+              <w:bottom w:w="60" w:type="dxa"/>
+              <w:right w:w="120" w:type="dxa"/>
+            </w:tcMar>
+          </w:tcPr>
+          <w:p>
+            <w:r>
+              <w:rPr>
+                <w:color w:val="8B1A1A"/>
+                <w:sz w:val="19"/>
+                <w:szCs w:val="19"/>
+              </w:rPr>
+              <w:t>0/15</w:t>
+            </w:r>
+          </w:p>
+        </w:tc>
+      </w:tr>
+    </w:tbl>
+    <w:p>
+      <w:pPr>
+        <w:spacing w:after="120"/>
+      </w:pPr>
+      <w:r>
+        <w:rPr>
+          <w:b/>
+          <w:bCs/>
+          <w:color w:val="111111"/>
+          <w:sz w:val="21"/>
+          <w:szCs w:val="21"/>
+        </w:rPr>
+        <w:t xml:space="preserve">* </w:t>
+      </w:r>
+      <w:r>
+        <w:rPr>
+          <w:color w:val="555555"/>
+          <w:sz w:val="21"/>
+          <w:szCs w:val="21"/>
+        </w:rPr>
+        <w:t>Greedy-</w:t>
+      </w:r>
+      <w:proofErr w:type="spellStart"/>
+      <w:r>
+        <w:rPr>
+          <w:color w:val="555555"/>
+          <w:sz w:val="21"/>
+          <w:szCs w:val="21"/>
+        </w:rPr>
+        <w:t>BiDir</w:t>
+      </w:r>
+      <w:proofErr w:type="spellEnd"/>
+      <w:r>
+        <w:rPr>
+          <w:color w:val="555555"/>
+          <w:sz w:val="21"/>
+          <w:szCs w:val="21"/>
+        </w:rPr>
+        <w:t xml:space="preserve"> </w:t>
+      </w:r>
+      <w:proofErr w:type="spellStart"/>
+      <w:r>
+        <w:rPr>
+          <w:color w:val="555555"/>
+          <w:sz w:val="21"/>
+          <w:szCs w:val="21"/>
+        </w:rPr>
+        <w:t>PBurn</w:t>
+      </w:r>
+      <w:proofErr w:type="spellEnd"/>
+      <w:r>
+        <w:rPr>
+          <w:color w:val="555555"/>
+          <w:sz w:val="21"/>
+          <w:szCs w:val="21"/>
+        </w:rPr>
+        <w:t xml:space="preserve">=0% and r*=8,249 are published numbers without burn enforcement. Under full formulation with </w:t>
+      </w:r>
+      <w:proofErr w:type="spellStart"/>
+      <w:r>
+        <w:rPr>
+          <w:color w:val="555555"/>
+          <w:sz w:val="21"/>
+          <w:szCs w:val="21"/>
+        </w:rPr>
+        <w:t>u_type</w:t>
+      </w:r>
+      <w:proofErr w:type="spellEnd"/>
+      <w:r>
+        <w:rPr>
+          <w:color w:val="555555"/>
+          <w:sz w:val="21"/>
+          <w:szCs w:val="21"/>
+        </w:rPr>
+        <w:t>/</w:t>
+      </w:r>
+      <w:proofErr w:type="spellStart"/>
+      <w:r>
+        <w:rPr>
+          <w:color w:val="555555"/>
+          <w:sz w:val="21"/>
+          <w:szCs w:val="21"/>
+        </w:rPr>
+        <w:t>u_persona</w:t>
+      </w:r>
+      <w:proofErr w:type="spellEnd"/>
+      <w:r>
+        <w:rPr>
+          <w:color w:val="555555"/>
+          <w:sz w:val="21"/>
+          <w:szCs w:val="21"/>
+        </w:rPr>
+        <w:t xml:space="preserve"> applied, </w:t>
+      </w:r>
+      <w:proofErr w:type="spellStart"/>
+      <w:r>
+        <w:rPr>
+          <w:color w:val="555555"/>
+          <w:sz w:val="21"/>
+          <w:szCs w:val="21"/>
+        </w:rPr>
+        <w:t>PBurn</w:t>
+      </w:r>
+      <w:proofErr w:type="spellEnd"/>
+      <w:r>
+        <w:rPr>
+          <w:color w:val="555555"/>
+          <w:sz w:val="21"/>
+          <w:szCs w:val="21"/>
+        </w:rPr>
+        <w:t xml:space="preserve"> rises to ~75% at </w:t>
+      </w:r>
+      <w:proofErr w:type="spellStart"/>
+      <w:r>
+        <w:rPr>
+          <w:color w:val="555555"/>
+          <w:sz w:val="21"/>
+          <w:szCs w:val="21"/>
+        </w:rPr>
+        <w:t>theta_burst</w:t>
+      </w:r>
+      <w:proofErr w:type="spellEnd"/>
+      <w:r>
+        <w:rPr>
+          <w:color w:val="555555"/>
+          <w:sz w:val="21"/>
+          <w:szCs w:val="21"/>
+        </w:rPr>
+        <w:t xml:space="preserve"> and r*-&gt;0.</w:t>
       </w:r>
     </w:p>
     <w:p>

--- a/publication_paper_v4/RC2_MaxSAT_MinOverMax_Proof_V2.docx
+++ b/publication_paper_v4/RC2_MaxSAT_MinOverMax_Proof_V2.docx
@@ -10216,6 +10216,50 @@
           <w:szCs w:val="20"/>
         </w:rPr>
       </w:pPr>
+      <w:r>
+        <w:rPr>
+          <w:rFonts w:ascii="Calibri" w:hAnsi="Calibri" w:cs="Calibri"/>
+          <w:color w:val="000000" w:themeColor="text1"/>
+          <w:sz w:val="20"/>
+          <w:szCs w:val="20"/>
+        </w:rPr>
+        <w:lastRenderedPageBreak/>
+        <w:drawing>
+          <wp:inline distT="0" distB="0" distL="0" distR="0" wp14:anchorId="63A0453E" wp14:editId="37BE514A">
+            <wp:extent cx="5943600" cy="4003040"/>
+            <wp:effectExtent l="0" t="0" r="0" b="0"/>
+            <wp:docPr id="38062876" name="Picture 1"/>
+            <wp:cNvGraphicFramePr>
+              <a:graphicFrameLocks xmlns:a="http://schemas.openxmlformats.org/drawingml/2006/main" noChangeAspect="1"/>
+            </wp:cNvGraphicFramePr>
+            <a:graphic xmlns:a="http://schemas.openxmlformats.org/drawingml/2006/main">
+              <a:graphicData uri="http://schemas.openxmlformats.org/drawingml/2006/picture">
+                <pic:pic xmlns:pic="http://schemas.openxmlformats.org/drawingml/2006/picture">
+                  <pic:nvPicPr>
+                    <pic:cNvPr id="1399587600" name=""/>
+                    <pic:cNvPicPr/>
+                  </pic:nvPicPr>
+                  <pic:blipFill>
+                    <a:blip r:embed="rId5"/>
+                    <a:stretch>
+                      <a:fillRect/>
+                    </a:stretch>
+                  </pic:blipFill>
+                  <pic:spPr>
+                    <a:xfrm>
+                      <a:off x="0" y="0"/>
+                      <a:ext cx="5943600" cy="4003040"/>
+                    </a:xfrm>
+                    <a:prstGeom prst="rect">
+                      <a:avLst/>
+                    </a:prstGeom>
+                  </pic:spPr>
+                </pic:pic>
+              </a:graphicData>
+            </a:graphic>
+          </wp:inline>
+        </w:drawing>
+      </w:r>
     </w:p>
     <w:p>
       <w:pPr>
@@ -10247,7 +10291,6 @@
           <w:sz w:val="20"/>
           <w:szCs w:val="20"/>
         </w:rPr>
-        <w:lastRenderedPageBreak/>
         <w:t>Chart 1</w:t>
       </w:r>
       <w:r>
@@ -10804,6 +10847,7 @@
           <w:szCs w:val="20"/>
           <w:shd w:val="clear" w:color="auto" w:fill="FCFCFB"/>
         </w:rPr>
+        <w:lastRenderedPageBreak/>
         <w:t>Chart 6</w:t>
       </w:r>
       <w:r>
@@ -11294,22 +11338,12 @@
           <w:color w:val="000000" w:themeColor="text1"/>
         </w:rPr>
       </w:pPr>
-    </w:p>
-    <w:p>
-      <w:pPr>
-        <w:spacing w:after="160"/>
-        <w:rPr>
-          <w:rFonts w:ascii="Calibri" w:hAnsi="Calibri" w:cs="Calibri"/>
-          <w:color w:val="000000" w:themeColor="text1"/>
-        </w:rPr>
-      </w:pPr>
       <w:r>
         <w:rPr>
           <w:rFonts w:ascii="Calibri" w:hAnsi="Calibri" w:cs="Calibri"/>
           <w:noProof/>
           <w:color w:val="000000" w:themeColor="text1"/>
         </w:rPr>
-        <w:lastRenderedPageBreak/>
         <w:drawing>
           <wp:inline distT="0" distB="0" distL="0" distR="0" wp14:anchorId="1A502979" wp14:editId="57E04926">
             <wp:extent cx="5943600" cy="5737225"/>
@@ -11326,7 +11360,7 @@
                     <pic:cNvPicPr/>
                   </pic:nvPicPr>
                   <pic:blipFill>
-                    <a:blip r:embed="rId5"/>
+                    <a:blip r:embed="rId6"/>
                     <a:stretch>
                       <a:fillRect/>
                     </a:stretch>
@@ -11358,64 +11392,33 @@
     </w:p>
     <w:p>
       <w:pPr>
-        <w:spacing w:after="160"/>
-        <w:rPr>
-          <w:rFonts w:ascii="Calibri" w:hAnsi="Calibri" w:cs="Calibri"/>
-          <w:color w:val="000000" w:themeColor="text1"/>
+        <w:pStyle w:val="Heading2"/>
+        <w:pBdr>
+          <w:bottom w:val="single" w:sz="4" w:space="0" w:color="C0CFE0"/>
+        </w:pBdr>
+        <w:spacing w:before="300" w:after="120"/>
+        <w:rPr>
+          <w:rFonts w:ascii="Calibri" w:hAnsi="Calibri" w:cs="Calibri"/>
+          <w:color w:val="000000" w:themeColor="text1"/>
+          <w:sz w:val="20"/>
+          <w:szCs w:val="20"/>
         </w:rPr>
       </w:pPr>
     </w:p>
     <w:p>
       <w:pPr>
-        <w:spacing w:after="160"/>
-        <w:rPr>
-          <w:rFonts w:ascii="Calibri" w:hAnsi="Calibri" w:cs="Calibri"/>
-          <w:color w:val="000000" w:themeColor="text1"/>
+        <w:pStyle w:val="Heading2"/>
+        <w:pBdr>
+          <w:bottom w:val="single" w:sz="4" w:space="0" w:color="C0CFE0"/>
+        </w:pBdr>
+        <w:spacing w:before="300" w:after="120"/>
+        <w:rPr>
+          <w:rFonts w:ascii="Calibri" w:hAnsi="Calibri" w:cs="Calibri"/>
+          <w:color w:val="000000" w:themeColor="text1"/>
+          <w:sz w:val="20"/>
+          <w:szCs w:val="20"/>
         </w:rPr>
       </w:pPr>
-      <w:r>
-        <w:rPr>
-          <w:rFonts w:ascii="Calibri" w:hAnsi="Calibri" w:cs="Calibri"/>
-          <w:noProof/>
-          <w:color w:val="000000" w:themeColor="text1"/>
-        </w:rPr>
-        <w:lastRenderedPageBreak/>
-        <w:drawing>
-          <wp:inline distT="0" distB="0" distL="0" distR="0" wp14:anchorId="5B1A9AA7" wp14:editId="6F1CE95E">
-            <wp:extent cx="5943600" cy="7347585"/>
-            <wp:effectExtent l="0" t="0" r="0" b="5715"/>
-            <wp:docPr id="1201761738" name="Picture 1"/>
-            <wp:cNvGraphicFramePr>
-              <a:graphicFrameLocks xmlns:a="http://schemas.openxmlformats.org/drawingml/2006/main" noChangeAspect="1"/>
-            </wp:cNvGraphicFramePr>
-            <a:graphic xmlns:a="http://schemas.openxmlformats.org/drawingml/2006/main">
-              <a:graphicData uri="http://schemas.openxmlformats.org/drawingml/2006/picture">
-                <pic:pic xmlns:pic="http://schemas.openxmlformats.org/drawingml/2006/picture">
-                  <pic:nvPicPr>
-                    <pic:cNvPr id="1201761738" name=""/>
-                    <pic:cNvPicPr/>
-                  </pic:nvPicPr>
-                  <pic:blipFill>
-                    <a:blip r:embed="rId6"/>
-                    <a:stretch>
-                      <a:fillRect/>
-                    </a:stretch>
-                  </pic:blipFill>
-                  <pic:spPr>
-                    <a:xfrm>
-                      <a:off x="0" y="0"/>
-                      <a:ext cx="5943600" cy="7347585"/>
-                    </a:xfrm>
-                    <a:prstGeom prst="rect">
-                      <a:avLst/>
-                    </a:prstGeom>
-                  </pic:spPr>
-                </pic:pic>
-              </a:graphicData>
-            </a:graphic>
-          </wp:inline>
-        </w:drawing>
-      </w:r>
     </w:p>
     <w:p>
       <w:pPr>

--- a/publication_paper_v4/RC2_MaxSAT_MinOverMax_Proof_V2.docx
+++ b/publication_paper_v4/RC2_MaxSAT_MinOverMax_Proof_V2.docx
@@ -810,15 +810,15 @@
             <w:pPr>
               <w:rPr>
                 <w:rFonts w:ascii="Calibri" w:hAnsi="Calibri" w:cs="Calibri"/>
-                <w:color w:val="000000" w:themeColor="text1"/>
-              </w:rPr>
-            </w:pPr>
-            <w:r>
-              <w:rPr>
-                <w:rFonts w:ascii="Calibri" w:hAnsi="Calibri" w:cs="Calibri"/>
-                <w:b/>
-                <w:bCs/>
-                <w:color w:val="000000" w:themeColor="text1"/>
+                <w:color w:val="00B050"/>
+              </w:rPr>
+            </w:pPr>
+            <w:r>
+              <w:rPr>
+                <w:rFonts w:ascii="Calibri" w:hAnsi="Calibri" w:cs="Calibri"/>
+                <w:b/>
+                <w:bCs/>
+                <w:color w:val="00B050"/>
               </w:rPr>
               <w:t>Solver</w:t>
             </w:r>
@@ -839,15 +839,15 @@
             <w:pPr>
               <w:rPr>
                 <w:rFonts w:ascii="Calibri" w:hAnsi="Calibri" w:cs="Calibri"/>
-                <w:color w:val="000000" w:themeColor="text1"/>
-              </w:rPr>
-            </w:pPr>
-            <w:r>
-              <w:rPr>
-                <w:rFonts w:ascii="Calibri" w:hAnsi="Calibri" w:cs="Calibri"/>
-                <w:b/>
-                <w:bCs/>
-                <w:color w:val="000000" w:themeColor="text1"/>
+                <w:color w:val="00B050"/>
+              </w:rPr>
+            </w:pPr>
+            <w:r>
+              <w:rPr>
+                <w:rFonts w:ascii="Calibri" w:hAnsi="Calibri" w:cs="Calibri"/>
+                <w:b/>
+                <w:bCs/>
+                <w:color w:val="00B050"/>
               </w:rPr>
               <w:t xml:space="preserve">Q at </w:t>
             </w:r>
@@ -857,7 +857,7 @@
                 <w:rFonts w:ascii="Calibri" w:hAnsi="Calibri" w:cs="Calibri"/>
                 <w:b/>
                 <w:bCs/>
-                <w:color w:val="000000" w:themeColor="text1"/>
+                <w:color w:val="00B050"/>
               </w:rPr>
               <w:t>theta_low</w:t>
             </w:r>
@@ -879,15 +879,15 @@
             <w:pPr>
               <w:rPr>
                 <w:rFonts w:ascii="Calibri" w:hAnsi="Calibri" w:cs="Calibri"/>
-                <w:color w:val="000000" w:themeColor="text1"/>
-              </w:rPr>
-            </w:pPr>
-            <w:r>
-              <w:rPr>
-                <w:rFonts w:ascii="Calibri" w:hAnsi="Calibri" w:cs="Calibri"/>
-                <w:b/>
-                <w:bCs/>
-                <w:color w:val="000000" w:themeColor="text1"/>
+                <w:color w:val="00B050"/>
+              </w:rPr>
+            </w:pPr>
+            <w:r>
+              <w:rPr>
+                <w:rFonts w:ascii="Calibri" w:hAnsi="Calibri" w:cs="Calibri"/>
+                <w:b/>
+                <w:bCs/>
+                <w:color w:val="00B050"/>
               </w:rPr>
               <w:t xml:space="preserve">Q at </w:t>
             </w:r>
@@ -897,7 +897,7 @@
                 <w:rFonts w:ascii="Calibri" w:hAnsi="Calibri" w:cs="Calibri"/>
                 <w:b/>
                 <w:bCs/>
-                <w:color w:val="000000" w:themeColor="text1"/>
+                <w:color w:val="00B050"/>
               </w:rPr>
               <w:t>theta_med</w:t>
             </w:r>
@@ -919,15 +919,15 @@
             <w:pPr>
               <w:rPr>
                 <w:rFonts w:ascii="Calibri" w:hAnsi="Calibri" w:cs="Calibri"/>
-                <w:color w:val="000000" w:themeColor="text1"/>
-              </w:rPr>
-            </w:pPr>
-            <w:r>
-              <w:rPr>
-                <w:rFonts w:ascii="Calibri" w:hAnsi="Calibri" w:cs="Calibri"/>
-                <w:b/>
-                <w:bCs/>
-                <w:color w:val="000000" w:themeColor="text1"/>
+                <w:color w:val="00B050"/>
+              </w:rPr>
+            </w:pPr>
+            <w:r>
+              <w:rPr>
+                <w:rFonts w:ascii="Calibri" w:hAnsi="Calibri" w:cs="Calibri"/>
+                <w:b/>
+                <w:bCs/>
+                <w:color w:val="00B050"/>
               </w:rPr>
               <w:t xml:space="preserve">Q at </w:t>
             </w:r>
@@ -937,7 +937,7 @@
                 <w:rFonts w:ascii="Calibri" w:hAnsi="Calibri" w:cs="Calibri"/>
                 <w:b/>
                 <w:bCs/>
-                <w:color w:val="000000" w:themeColor="text1"/>
+                <w:color w:val="00B050"/>
               </w:rPr>
               <w:t>theta_high</w:t>
             </w:r>
@@ -959,15 +959,15 @@
             <w:pPr>
               <w:rPr>
                 <w:rFonts w:ascii="Calibri" w:hAnsi="Calibri" w:cs="Calibri"/>
-                <w:color w:val="000000" w:themeColor="text1"/>
-              </w:rPr>
-            </w:pPr>
-            <w:r>
-              <w:rPr>
-                <w:rFonts w:ascii="Calibri" w:hAnsi="Calibri" w:cs="Calibri"/>
-                <w:b/>
-                <w:bCs/>
-                <w:color w:val="000000" w:themeColor="text1"/>
+                <w:color w:val="00B050"/>
+              </w:rPr>
+            </w:pPr>
+            <w:r>
+              <w:rPr>
+                <w:rFonts w:ascii="Calibri" w:hAnsi="Calibri" w:cs="Calibri"/>
+                <w:b/>
+                <w:bCs/>
+                <w:color w:val="00B050"/>
               </w:rPr>
               <w:t xml:space="preserve">Q at </w:t>
             </w:r>
@@ -977,7 +977,7 @@
                 <w:rFonts w:ascii="Calibri" w:hAnsi="Calibri" w:cs="Calibri"/>
                 <w:b/>
                 <w:bCs/>
-                <w:color w:val="000000" w:themeColor="text1"/>
+                <w:color w:val="00B050"/>
               </w:rPr>
               <w:t>theta_burst</w:t>
             </w:r>
@@ -999,15 +999,15 @@
             <w:pPr>
               <w:rPr>
                 <w:rFonts w:ascii="Calibri" w:hAnsi="Calibri" w:cs="Calibri"/>
-                <w:color w:val="000000" w:themeColor="text1"/>
-              </w:rPr>
-            </w:pPr>
-            <w:r>
-              <w:rPr>
-                <w:rFonts w:ascii="Calibri" w:hAnsi="Calibri" w:cs="Calibri"/>
-                <w:b/>
-                <w:bCs/>
-                <w:color w:val="000000" w:themeColor="text1"/>
+                <w:color w:val="00B050"/>
+              </w:rPr>
+            </w:pPr>
+            <w:r>
+              <w:rPr>
+                <w:rFonts w:ascii="Calibri" w:hAnsi="Calibri" w:cs="Calibri"/>
+                <w:b/>
+                <w:bCs/>
+                <w:color w:val="00B050"/>
               </w:rPr>
               <w:t>r*=min(...)</w:t>
             </w:r>
@@ -1028,15 +1028,15 @@
             <w:pPr>
               <w:rPr>
                 <w:rFonts w:ascii="Calibri" w:hAnsi="Calibri" w:cs="Calibri"/>
-                <w:color w:val="000000" w:themeColor="text1"/>
-              </w:rPr>
-            </w:pPr>
-            <w:r>
-              <w:rPr>
-                <w:rFonts w:ascii="Calibri" w:hAnsi="Calibri" w:cs="Calibri"/>
-                <w:b/>
-                <w:bCs/>
-                <w:color w:val="000000" w:themeColor="text1"/>
+                <w:color w:val="00B050"/>
+              </w:rPr>
+            </w:pPr>
+            <w:r>
+              <w:rPr>
+                <w:rFonts w:ascii="Calibri" w:hAnsi="Calibri" w:cs="Calibri"/>
+                <w:b/>
+                <w:bCs/>
+                <w:color w:val="00B050"/>
               </w:rPr>
               <w:t>D5 Cert</w:t>
             </w:r>
@@ -1057,15 +1057,15 @@
             <w:pPr>
               <w:rPr>
                 <w:rFonts w:ascii="Calibri" w:hAnsi="Calibri" w:cs="Calibri"/>
-                <w:color w:val="000000" w:themeColor="text1"/>
-              </w:rPr>
-            </w:pPr>
-            <w:r>
-              <w:rPr>
-                <w:rFonts w:ascii="Calibri" w:hAnsi="Calibri" w:cs="Calibri"/>
-                <w:b/>
-                <w:bCs/>
-                <w:color w:val="000000" w:themeColor="text1"/>
+                <w:color w:val="00B050"/>
+              </w:rPr>
+            </w:pPr>
+            <w:r>
+              <w:rPr>
+                <w:rFonts w:ascii="Calibri" w:hAnsi="Calibri" w:cs="Calibri"/>
+                <w:b/>
+                <w:bCs/>
+                <w:color w:val="00B050"/>
               </w:rPr>
               <w:t>Feasible C1-C15</w:t>
             </w:r>
@@ -11381,6 +11381,2759 @@
         </w:drawing>
       </w:r>
     </w:p>
+    <w:p>
+      <w:pPr>
+        <w:pStyle w:val="Heading1"/>
+        <w:shd w:val="clear" w:color="auto" w:fill="1A3A6B"/>
+        <w:spacing w:before="400" w:after="160"/>
+        <w:ind w:left="200" w:right="200"/>
+      </w:pPr>
+      <w:r>
+        <w:rPr>
+          <w:b/>
+          <w:bCs/>
+          <w:color w:val="FFFFFF"/>
+          <w:sz w:val="30"/>
+          <w:szCs w:val="30"/>
+        </w:rPr>
+        <w:lastRenderedPageBreak/>
+        <w:t>The 15 Hard Constraints: What Happens When Baselines Skip Them</w:t>
+      </w:r>
+    </w:p>
+    <w:p>
+      <w:pPr>
+        <w:spacing w:after="120"/>
+      </w:pPr>
+      <w:r>
+        <w:rPr>
+          <w:color w:val="111111"/>
+          <w:sz w:val="21"/>
+          <w:szCs w:val="21"/>
+        </w:rPr>
+        <w:t>Hard constraints are encoded as infinite-weight WCNF clauses. RC2 NEVER returns a solution violating any. Baselines that skip constraints gain an artificial score advantage -- but their placements are operationally invalid.</w:t>
+      </w:r>
+    </w:p>
+    <w:tbl>
+      <w:tblPr>
+        <w:tblW w:w="9200" w:type="dxa"/>
+        <w:tblBorders>
+          <w:top w:val="single" w:sz="4" w:space="0" w:color="auto"/>
+          <w:left w:val="single" w:sz="4" w:space="0" w:color="auto"/>
+          <w:bottom w:val="single" w:sz="4" w:space="0" w:color="auto"/>
+          <w:right w:val="single" w:sz="4" w:space="0" w:color="auto"/>
+          <w:insideH w:val="single" w:sz="4" w:space="0" w:color="auto"/>
+          <w:insideV w:val="single" w:sz="4" w:space="0" w:color="auto"/>
+        </w:tblBorders>
+        <w:tblCellMar>
+          <w:left w:w="10" w:type="dxa"/>
+          <w:right w:w="10" w:type="dxa"/>
+        </w:tblCellMar>
+        <w:tblLook w:val="04A0" w:firstRow="1" w:lastRow="0" w:firstColumn="1" w:lastColumn="0" w:noHBand="0" w:noVBand="1"/>
+      </w:tblPr>
+      <w:tblGrid>
+        <w:gridCol w:w="1281"/>
+        <w:gridCol w:w="1518"/>
+        <w:gridCol w:w="1856"/>
+        <w:gridCol w:w="1442"/>
+        <w:gridCol w:w="1486"/>
+        <w:gridCol w:w="1617"/>
+      </w:tblGrid>
+      <w:tr>
+        <w:tc>
+          <w:tcPr>
+            <w:tcW w:w="800" w:type="dxa"/>
+            <w:shd w:val="clear" w:color="auto" w:fill="1A3A6B"/>
+            <w:tcMar>
+              <w:top w:w="80" w:type="dxa"/>
+              <w:left w:w="120" w:type="dxa"/>
+              <w:bottom w:w="80" w:type="dxa"/>
+              <w:right w:w="120" w:type="dxa"/>
+            </w:tcMar>
+          </w:tcPr>
+          <w:p>
+            <w:r>
+              <w:rPr>
+                <w:b/>
+                <w:bCs/>
+                <w:color w:val="FFFFFF"/>
+                <w:sz w:val="19"/>
+                <w:szCs w:val="19"/>
+              </w:rPr>
+              <w:t>ID</w:t>
+            </w:r>
+          </w:p>
+        </w:tc>
+        <w:tc>
+          <w:tcPr>
+            <w:tcW w:w="1600" w:type="dxa"/>
+            <w:shd w:val="clear" w:color="auto" w:fill="1A3A6B"/>
+            <w:tcMar>
+              <w:top w:w="80" w:type="dxa"/>
+              <w:left w:w="120" w:type="dxa"/>
+              <w:bottom w:w="80" w:type="dxa"/>
+              <w:right w:w="120" w:type="dxa"/>
+            </w:tcMar>
+          </w:tcPr>
+          <w:p>
+            <w:r>
+              <w:rPr>
+                <w:b/>
+                <w:bCs/>
+                <w:color w:val="FFFFFF"/>
+                <w:sz w:val="19"/>
+                <w:szCs w:val="19"/>
+              </w:rPr>
+              <w:t>Constraint</w:t>
+            </w:r>
+          </w:p>
+        </w:tc>
+        <w:tc>
+          <w:tcPr>
+            <w:tcW w:w="2000" w:type="dxa"/>
+            <w:shd w:val="clear" w:color="auto" w:fill="1A3A6B"/>
+            <w:tcMar>
+              <w:top w:w="80" w:type="dxa"/>
+              <w:left w:w="120" w:type="dxa"/>
+              <w:bottom w:w="80" w:type="dxa"/>
+              <w:right w:w="120" w:type="dxa"/>
+            </w:tcMar>
+          </w:tcPr>
+          <w:p>
+            <w:r>
+              <w:rPr>
+                <w:b/>
+                <w:bCs/>
+                <w:color w:val="FFFFFF"/>
+                <w:sz w:val="19"/>
+                <w:szCs w:val="19"/>
+              </w:rPr>
+              <w:t>Real-World Rule</w:t>
+            </w:r>
+          </w:p>
+        </w:tc>
+        <w:tc>
+          <w:tcPr>
+            <w:tcW w:w="1500" w:type="dxa"/>
+            <w:shd w:val="clear" w:color="auto" w:fill="1A3A6B"/>
+            <w:tcMar>
+              <w:top w:w="80" w:type="dxa"/>
+              <w:left w:w="120" w:type="dxa"/>
+              <w:bottom w:w="80" w:type="dxa"/>
+              <w:right w:w="120" w:type="dxa"/>
+            </w:tcMar>
+          </w:tcPr>
+          <w:p>
+            <w:r>
+              <w:rPr>
+                <w:b/>
+                <w:bCs/>
+                <w:color w:val="FFFFFF"/>
+                <w:sz w:val="19"/>
+                <w:szCs w:val="19"/>
+              </w:rPr>
+              <w:t>RC2</w:t>
+            </w:r>
+          </w:p>
+        </w:tc>
+        <w:tc>
+          <w:tcPr>
+            <w:tcW w:w="1600" w:type="dxa"/>
+            <w:shd w:val="clear" w:color="auto" w:fill="1A3A6B"/>
+            <w:tcMar>
+              <w:top w:w="80" w:type="dxa"/>
+              <w:left w:w="120" w:type="dxa"/>
+              <w:bottom w:w="80" w:type="dxa"/>
+              <w:right w:w="120" w:type="dxa"/>
+            </w:tcMar>
+          </w:tcPr>
+          <w:p>
+            <w:r>
+              <w:rPr>
+                <w:b/>
+                <w:bCs/>
+                <w:color w:val="FFFFFF"/>
+                <w:sz w:val="19"/>
+                <w:szCs w:val="19"/>
+              </w:rPr>
+              <w:t>Violating Baseline</w:t>
+            </w:r>
+          </w:p>
+        </w:tc>
+        <w:tc>
+          <w:tcPr>
+            <w:tcW w:w="1700" w:type="dxa"/>
+            <w:shd w:val="clear" w:color="auto" w:fill="1A3A6B"/>
+            <w:tcMar>
+              <w:top w:w="80" w:type="dxa"/>
+              <w:left w:w="120" w:type="dxa"/>
+              <w:bottom w:w="80" w:type="dxa"/>
+              <w:right w:w="120" w:type="dxa"/>
+            </w:tcMar>
+          </w:tcPr>
+          <w:p>
+            <w:r>
+              <w:rPr>
+                <w:b/>
+                <w:bCs/>
+                <w:color w:val="FFFFFF"/>
+                <w:sz w:val="19"/>
+                <w:szCs w:val="19"/>
+              </w:rPr>
+              <w:t>Consequence of Violation</w:t>
+            </w:r>
+          </w:p>
+        </w:tc>
+      </w:tr>
+      <w:tr>
+        <w:tc>
+          <w:tcPr>
+            <w:tcW w:w="1500" w:type="dxa"/>
+            <w:shd w:val="clear" w:color="auto" w:fill="F7F9FC"/>
+            <w:tcMar>
+              <w:top w:w="60" w:type="dxa"/>
+              <w:left w:w="120" w:type="dxa"/>
+              <w:bottom w:w="60" w:type="dxa"/>
+              <w:right w:w="120" w:type="dxa"/>
+            </w:tcMar>
+          </w:tcPr>
+          <w:p>
+            <w:r>
+              <w:rPr>
+                <w:b/>
+                <w:bCs/>
+                <w:color w:val="111111"/>
+                <w:sz w:val="19"/>
+                <w:szCs w:val="19"/>
+              </w:rPr>
+              <w:t>C1</w:t>
+            </w:r>
+          </w:p>
+        </w:tc>
+        <w:tc>
+          <w:tcPr>
+            <w:tcW w:w="1500" w:type="dxa"/>
+            <w:tcMar>
+              <w:top w:w="60" w:type="dxa"/>
+              <w:left w:w="120" w:type="dxa"/>
+              <w:bottom w:w="60" w:type="dxa"/>
+              <w:right w:w="120" w:type="dxa"/>
+            </w:tcMar>
+          </w:tcPr>
+          <w:p>
+            <w:r>
+              <w:rPr>
+                <w:color w:val="111111"/>
+                <w:sz w:val="19"/>
+                <w:szCs w:val="19"/>
+              </w:rPr>
+              <w:t>Detection requires undiscovered active deployment</w:t>
+            </w:r>
+          </w:p>
+        </w:tc>
+        <w:tc>
+          <w:tcPr>
+            <w:tcW w:w="1500" w:type="dxa"/>
+            <w:tcMar>
+              <w:top w:w="60" w:type="dxa"/>
+              <w:left w:w="120" w:type="dxa"/>
+              <w:bottom w:w="60" w:type="dxa"/>
+              <w:right w:w="120" w:type="dxa"/>
+            </w:tcMar>
+          </w:tcPr>
+          <w:p>
+            <w:r>
+              <w:rPr>
+                <w:color w:val="111111"/>
+                <w:sz w:val="19"/>
+                <w:szCs w:val="19"/>
+              </w:rPr>
+              <w:t>A burned guard no longer intercepts the thief</w:t>
+            </w:r>
+          </w:p>
+        </w:tc>
+        <w:tc>
+          <w:tcPr>
+            <w:tcW w:w="1500" w:type="dxa"/>
+            <w:shd w:val="clear" w:color="auto" w:fill="D4EDDA"/>
+            <w:tcMar>
+              <w:top w:w="60" w:type="dxa"/>
+              <w:left w:w="120" w:type="dxa"/>
+              <w:bottom w:w="60" w:type="dxa"/>
+              <w:right w:w="120" w:type="dxa"/>
+            </w:tcMar>
+          </w:tcPr>
+          <w:p>
+            <w:pPr>
+              <w:jc w:val="center"/>
+            </w:pPr>
+            <w:r>
+              <w:rPr>
+                <w:b/>
+                <w:bCs/>
+                <w:color w:val="1D6B3E"/>
+                <w:sz w:val="19"/>
+                <w:szCs w:val="19"/>
+              </w:rPr>
+              <w:t>Always</w:t>
+            </w:r>
+          </w:p>
+        </w:tc>
+        <w:tc>
+          <w:tcPr>
+            <w:tcW w:w="1600" w:type="dxa"/>
+            <w:shd w:val="clear" w:color="auto" w:fill="FCE8E6"/>
+            <w:tcMar>
+              <w:top w:w="60" w:type="dxa"/>
+              <w:left w:w="120" w:type="dxa"/>
+              <w:bottom w:w="60" w:type="dxa"/>
+              <w:right w:w="120" w:type="dxa"/>
+            </w:tcMar>
+          </w:tcPr>
+          <w:p>
+            <w:pPr>
+              <w:jc w:val="center"/>
+            </w:pPr>
+            <w:r>
+              <w:rPr>
+                <w:b/>
+                <w:bCs/>
+                <w:color w:val="8B1A1A"/>
+                <w:sz w:val="19"/>
+                <w:szCs w:val="19"/>
+              </w:rPr>
+              <w:t>None skipped</w:t>
+            </w:r>
+          </w:p>
+        </w:tc>
+        <w:tc>
+          <w:tcPr>
+            <w:tcW w:w="1500" w:type="dxa"/>
+            <w:tcMar>
+              <w:top w:w="60" w:type="dxa"/>
+              <w:left w:w="120" w:type="dxa"/>
+              <w:bottom w:w="60" w:type="dxa"/>
+              <w:right w:w="120" w:type="dxa"/>
+            </w:tcMar>
+          </w:tcPr>
+          <w:p>
+            <w:r>
+              <w:rPr>
+                <w:color w:val="111111"/>
+                <w:sz w:val="19"/>
+                <w:szCs w:val="19"/>
+              </w:rPr>
+              <w:t>Credit claimed for discovered (burned) traps -- inflated Q</w:t>
+            </w:r>
+          </w:p>
+        </w:tc>
+      </w:tr>
+      <w:tr>
+        <w:tc>
+          <w:tcPr>
+            <w:tcW w:w="1500" w:type="dxa"/>
+            <w:shd w:val="clear" w:color="auto" w:fill="F7F9FC"/>
+            <w:tcMar>
+              <w:top w:w="60" w:type="dxa"/>
+              <w:left w:w="120" w:type="dxa"/>
+              <w:bottom w:w="60" w:type="dxa"/>
+              <w:right w:w="120" w:type="dxa"/>
+            </w:tcMar>
+          </w:tcPr>
+          <w:p>
+            <w:r>
+              <w:rPr>
+                <w:b/>
+                <w:bCs/>
+                <w:color w:val="111111"/>
+                <w:sz w:val="19"/>
+                <w:szCs w:val="19"/>
+              </w:rPr>
+              <w:t>C2</w:t>
+            </w:r>
+          </w:p>
+        </w:tc>
+        <w:tc>
+          <w:tcPr>
+            <w:tcW w:w="1500" w:type="dxa"/>
+            <w:tcMar>
+              <w:top w:w="60" w:type="dxa"/>
+              <w:left w:w="120" w:type="dxa"/>
+              <w:bottom w:w="60" w:type="dxa"/>
+              <w:right w:w="120" w:type="dxa"/>
+            </w:tcMar>
+          </w:tcPr>
+          <w:p>
+            <w:r>
+              <w:rPr>
+                <w:color w:val="111111"/>
+                <w:sz w:val="19"/>
+                <w:szCs w:val="19"/>
+              </w:rPr>
+              <w:t>Global budget per slot</w:t>
+            </w:r>
+          </w:p>
+        </w:tc>
+        <w:tc>
+          <w:tcPr>
+            <w:tcW w:w="1500" w:type="dxa"/>
+            <w:tcMar>
+              <w:top w:w="60" w:type="dxa"/>
+              <w:left w:w="120" w:type="dxa"/>
+              <w:bottom w:w="60" w:type="dxa"/>
+              <w:right w:w="120" w:type="dxa"/>
+            </w:tcMar>
+          </w:tcPr>
+          <w:p>
+            <w:r>
+              <w:rPr>
+                <w:color w:val="111111"/>
+                <w:sz w:val="19"/>
+                <w:szCs w:val="19"/>
+              </w:rPr>
+              <w:t>Max N guards per shift</w:t>
+            </w:r>
+          </w:p>
+        </w:tc>
+        <w:tc>
+          <w:tcPr>
+            <w:tcW w:w="1500" w:type="dxa"/>
+            <w:shd w:val="clear" w:color="auto" w:fill="D4EDDA"/>
+            <w:tcMar>
+              <w:top w:w="60" w:type="dxa"/>
+              <w:left w:w="120" w:type="dxa"/>
+              <w:bottom w:w="60" w:type="dxa"/>
+              <w:right w:w="120" w:type="dxa"/>
+            </w:tcMar>
+          </w:tcPr>
+          <w:p>
+            <w:pPr>
+              <w:jc w:val="center"/>
+            </w:pPr>
+            <w:r>
+              <w:rPr>
+                <w:b/>
+                <w:bCs/>
+                <w:color w:val="1D6B3E"/>
+                <w:sz w:val="19"/>
+                <w:szCs w:val="19"/>
+              </w:rPr>
+              <w:t>Enforced</w:t>
+            </w:r>
+          </w:p>
+        </w:tc>
+        <w:tc>
+          <w:tcPr>
+            <w:tcW w:w="1600" w:type="dxa"/>
+            <w:shd w:val="clear" w:color="auto" w:fill="FFF3CD"/>
+            <w:tcMar>
+              <w:top w:w="60" w:type="dxa"/>
+              <w:left w:w="120" w:type="dxa"/>
+              <w:bottom w:w="60" w:type="dxa"/>
+              <w:right w:w="120" w:type="dxa"/>
+            </w:tcMar>
+          </w:tcPr>
+          <w:p>
+            <w:pPr>
+              <w:jc w:val="center"/>
+            </w:pPr>
+            <w:r>
+              <w:rPr>
+                <w:b/>
+                <w:bCs/>
+                <w:color w:val="7A4F00"/>
+                <w:sz w:val="19"/>
+                <w:szCs w:val="19"/>
+              </w:rPr>
+              <w:t>LP-Relaxation partial</w:t>
+            </w:r>
+          </w:p>
+        </w:tc>
+        <w:tc>
+          <w:tcPr>
+            <w:tcW w:w="1500" w:type="dxa"/>
+            <w:tcMar>
+              <w:top w:w="60" w:type="dxa"/>
+              <w:left w:w="120" w:type="dxa"/>
+              <w:bottom w:w="60" w:type="dxa"/>
+              <w:right w:w="120" w:type="dxa"/>
+            </w:tcMar>
+          </w:tcPr>
+          <w:p>
+            <w:r>
+              <w:rPr>
+                <w:color w:val="111111"/>
+                <w:sz w:val="19"/>
+                <w:szCs w:val="19"/>
+              </w:rPr>
+              <w:t>Over-deployment; real budget exceeded</w:t>
+            </w:r>
+          </w:p>
+        </w:tc>
+      </w:tr>
+      <w:tr>
+        <w:tc>
+          <w:tcPr>
+            <w:tcW w:w="1500" w:type="dxa"/>
+            <w:shd w:val="clear" w:color="auto" w:fill="F7F9FC"/>
+            <w:tcMar>
+              <w:top w:w="60" w:type="dxa"/>
+              <w:left w:w="120" w:type="dxa"/>
+              <w:bottom w:w="60" w:type="dxa"/>
+              <w:right w:w="120" w:type="dxa"/>
+            </w:tcMar>
+          </w:tcPr>
+          <w:p>
+            <w:r>
+              <w:rPr>
+                <w:b/>
+                <w:bCs/>
+                <w:color w:val="111111"/>
+                <w:sz w:val="19"/>
+                <w:szCs w:val="19"/>
+              </w:rPr>
+              <w:t>C3</w:t>
+            </w:r>
+          </w:p>
+        </w:tc>
+        <w:tc>
+          <w:tcPr>
+            <w:tcW w:w="1500" w:type="dxa"/>
+            <w:tcMar>
+              <w:top w:w="60" w:type="dxa"/>
+              <w:left w:w="120" w:type="dxa"/>
+              <w:bottom w:w="60" w:type="dxa"/>
+              <w:right w:w="120" w:type="dxa"/>
+            </w:tcMar>
+          </w:tcPr>
+          <w:p>
+            <w:r>
+              <w:rPr>
+                <w:color w:val="111111"/>
+                <w:sz w:val="19"/>
+                <w:szCs w:val="19"/>
+              </w:rPr>
+              <w:t>Per-zone budget per slot</w:t>
+            </w:r>
+          </w:p>
+        </w:tc>
+        <w:tc>
+          <w:tcPr>
+            <w:tcW w:w="1500" w:type="dxa"/>
+            <w:tcMar>
+              <w:top w:w="60" w:type="dxa"/>
+              <w:left w:w="120" w:type="dxa"/>
+              <w:bottom w:w="60" w:type="dxa"/>
+              <w:right w:w="120" w:type="dxa"/>
+            </w:tcMar>
+          </w:tcPr>
+          <w:p>
+            <w:r>
+              <w:rPr>
+                <w:color w:val="111111"/>
+                <w:sz w:val="19"/>
+                <w:szCs w:val="19"/>
+              </w:rPr>
+              <w:t>Max 2 guards in the vault per shift</w:t>
+            </w:r>
+          </w:p>
+        </w:tc>
+        <w:tc>
+          <w:tcPr>
+            <w:tcW w:w="1500" w:type="dxa"/>
+            <w:shd w:val="clear" w:color="auto" w:fill="D4EDDA"/>
+            <w:tcMar>
+              <w:top w:w="60" w:type="dxa"/>
+              <w:left w:w="120" w:type="dxa"/>
+              <w:bottom w:w="60" w:type="dxa"/>
+              <w:right w:w="120" w:type="dxa"/>
+            </w:tcMar>
+          </w:tcPr>
+          <w:p>
+            <w:pPr>
+              <w:jc w:val="center"/>
+            </w:pPr>
+            <w:r>
+              <w:rPr>
+                <w:b/>
+                <w:bCs/>
+                <w:color w:val="1D6B3E"/>
+                <w:sz w:val="19"/>
+                <w:szCs w:val="19"/>
+              </w:rPr>
+              <w:t>Enforced</w:t>
+            </w:r>
+          </w:p>
+        </w:tc>
+        <w:tc>
+          <w:tcPr>
+            <w:tcW w:w="1600" w:type="dxa"/>
+            <w:shd w:val="clear" w:color="auto" w:fill="FCE8E6"/>
+            <w:tcMar>
+              <w:top w:w="60" w:type="dxa"/>
+              <w:left w:w="120" w:type="dxa"/>
+              <w:bottom w:w="60" w:type="dxa"/>
+              <w:right w:w="120" w:type="dxa"/>
+            </w:tcMar>
+          </w:tcPr>
+          <w:p>
+            <w:pPr>
+              <w:jc w:val="center"/>
+            </w:pPr>
+            <w:r>
+              <w:rPr>
+                <w:b/>
+                <w:bCs/>
+                <w:color w:val="8B1A1A"/>
+                <w:sz w:val="19"/>
+                <w:szCs w:val="19"/>
+              </w:rPr>
+              <w:t>Most heuristics ignore</w:t>
+            </w:r>
+          </w:p>
+        </w:tc>
+        <w:tc>
+          <w:tcPr>
+            <w:tcW w:w="1500" w:type="dxa"/>
+            <w:tcMar>
+              <w:top w:w="60" w:type="dxa"/>
+              <w:left w:w="120" w:type="dxa"/>
+              <w:bottom w:w="60" w:type="dxa"/>
+              <w:right w:w="120" w:type="dxa"/>
+            </w:tcMar>
+          </w:tcPr>
+          <w:p>
+            <w:r>
+              <w:rPr>
+                <w:color w:val="111111"/>
+                <w:sz w:val="19"/>
+                <w:szCs w:val="19"/>
+              </w:rPr>
+              <w:t>Zone overcrowding; colluding guards expose pattern</w:t>
+            </w:r>
+          </w:p>
+        </w:tc>
+      </w:tr>
+      <w:tr>
+        <w:tc>
+          <w:tcPr>
+            <w:tcW w:w="1500" w:type="dxa"/>
+            <w:shd w:val="clear" w:color="auto" w:fill="F7F9FC"/>
+            <w:tcMar>
+              <w:top w:w="60" w:type="dxa"/>
+              <w:left w:w="120" w:type="dxa"/>
+              <w:bottom w:w="60" w:type="dxa"/>
+              <w:right w:w="120" w:type="dxa"/>
+            </w:tcMar>
+          </w:tcPr>
+          <w:p>
+            <w:r>
+              <w:rPr>
+                <w:b/>
+                <w:bCs/>
+                <w:color w:val="111111"/>
+                <w:sz w:val="19"/>
+                <w:szCs w:val="19"/>
+              </w:rPr>
+              <w:t>C4</w:t>
+            </w:r>
+          </w:p>
+        </w:tc>
+        <w:tc>
+          <w:tcPr>
+            <w:tcW w:w="1500" w:type="dxa"/>
+            <w:tcMar>
+              <w:top w:w="60" w:type="dxa"/>
+              <w:left w:w="120" w:type="dxa"/>
+              <w:bottom w:w="60" w:type="dxa"/>
+              <w:right w:w="120" w:type="dxa"/>
+            </w:tcMar>
+          </w:tcPr>
+          <w:p>
+            <w:r>
+              <w:rPr>
+                <w:color w:val="111111"/>
+                <w:sz w:val="19"/>
+                <w:szCs w:val="19"/>
+              </w:rPr>
+              <w:t xml:space="preserve">Pairwise type-conflict: no </w:t>
+            </w:r>
+            <w:proofErr w:type="spellStart"/>
+            <w:r>
+              <w:rPr>
+                <w:color w:val="111111"/>
+                <w:sz w:val="19"/>
+                <w:szCs w:val="19"/>
+              </w:rPr>
+              <w:t>dns+generic</w:t>
+            </w:r>
+            <w:proofErr w:type="spellEnd"/>
+            <w:r>
+              <w:rPr>
+                <w:color w:val="111111"/>
+                <w:sz w:val="19"/>
+                <w:szCs w:val="19"/>
+              </w:rPr>
+              <w:t xml:space="preserve"> co-deploy</w:t>
+            </w:r>
+          </w:p>
+        </w:tc>
+        <w:tc>
+          <w:tcPr>
+            <w:tcW w:w="1500" w:type="dxa"/>
+            <w:tcMar>
+              <w:top w:w="60" w:type="dxa"/>
+              <w:left w:w="120" w:type="dxa"/>
+              <w:bottom w:w="60" w:type="dxa"/>
+              <w:right w:w="120" w:type="dxa"/>
+            </w:tcMar>
+          </w:tcPr>
+          <w:p>
+            <w:r>
+              <w:rPr>
+                <w:color w:val="111111"/>
+                <w:sz w:val="19"/>
+                <w:szCs w:val="19"/>
+              </w:rPr>
+              <w:t>Two overlapping cover stories expose both</w:t>
+            </w:r>
+          </w:p>
+        </w:tc>
+        <w:tc>
+          <w:tcPr>
+            <w:tcW w:w="1500" w:type="dxa"/>
+            <w:shd w:val="clear" w:color="auto" w:fill="D4EDDA"/>
+            <w:tcMar>
+              <w:top w:w="60" w:type="dxa"/>
+              <w:left w:w="120" w:type="dxa"/>
+              <w:bottom w:w="60" w:type="dxa"/>
+              <w:right w:w="120" w:type="dxa"/>
+            </w:tcMar>
+          </w:tcPr>
+          <w:p>
+            <w:pPr>
+              <w:jc w:val="center"/>
+            </w:pPr>
+            <w:r>
+              <w:rPr>
+                <w:b/>
+                <w:bCs/>
+                <w:color w:val="1D6B3E"/>
+                <w:sz w:val="19"/>
+                <w:szCs w:val="19"/>
+              </w:rPr>
+              <w:t>Enforced</w:t>
+            </w:r>
+          </w:p>
+        </w:tc>
+        <w:tc>
+          <w:tcPr>
+            <w:tcW w:w="1600" w:type="dxa"/>
+            <w:shd w:val="clear" w:color="auto" w:fill="FCE8E6"/>
+            <w:tcMar>
+              <w:top w:w="60" w:type="dxa"/>
+              <w:left w:w="120" w:type="dxa"/>
+              <w:bottom w:w="60" w:type="dxa"/>
+              <w:right w:w="120" w:type="dxa"/>
+            </w:tcMar>
+          </w:tcPr>
+          <w:p>
+            <w:pPr>
+              <w:jc w:val="center"/>
+            </w:pPr>
+            <w:r>
+              <w:rPr>
+                <w:b/>
+                <w:bCs/>
+                <w:color w:val="8B1A1A"/>
+                <w:sz w:val="19"/>
+                <w:szCs w:val="19"/>
+              </w:rPr>
+              <w:t>LP-Relaxation violates</w:t>
+            </w:r>
+          </w:p>
+        </w:tc>
+        <w:tc>
+          <w:tcPr>
+            <w:tcW w:w="1500" w:type="dxa"/>
+            <w:tcMar>
+              <w:top w:w="60" w:type="dxa"/>
+              <w:left w:w="120" w:type="dxa"/>
+              <w:bottom w:w="60" w:type="dxa"/>
+              <w:right w:w="120" w:type="dxa"/>
+            </w:tcMar>
+          </w:tcPr>
+          <w:p>
+            <w:r>
+              <w:rPr>
+                <w:color w:val="111111"/>
+                <w:sz w:val="19"/>
+                <w:szCs w:val="19"/>
+              </w:rPr>
+              <w:t>Identity collision: attacker sees contradiction, recognizes decoy</w:t>
+            </w:r>
+          </w:p>
+        </w:tc>
+      </w:tr>
+      <w:tr>
+        <w:tc>
+          <w:tcPr>
+            <w:tcW w:w="1500" w:type="dxa"/>
+            <w:shd w:val="clear" w:color="auto" w:fill="F7F9FC"/>
+            <w:tcMar>
+              <w:top w:w="60" w:type="dxa"/>
+              <w:left w:w="120" w:type="dxa"/>
+              <w:bottom w:w="60" w:type="dxa"/>
+              <w:right w:w="120" w:type="dxa"/>
+            </w:tcMar>
+          </w:tcPr>
+          <w:p>
+            <w:r>
+              <w:rPr>
+                <w:b/>
+                <w:bCs/>
+                <w:color w:val="111111"/>
+                <w:sz w:val="19"/>
+                <w:szCs w:val="19"/>
+              </w:rPr>
+              <w:t>C5</w:t>
+            </w:r>
+          </w:p>
+        </w:tc>
+        <w:tc>
+          <w:tcPr>
+            <w:tcW w:w="1500" w:type="dxa"/>
+            <w:tcMar>
+              <w:top w:w="60" w:type="dxa"/>
+              <w:left w:w="120" w:type="dxa"/>
+              <w:bottom w:w="60" w:type="dxa"/>
+              <w:right w:w="120" w:type="dxa"/>
+            </w:tcMar>
+          </w:tcPr>
+          <w:p>
+            <w:r>
+              <w:rPr>
+                <w:color w:val="111111"/>
+                <w:sz w:val="19"/>
+                <w:szCs w:val="19"/>
+              </w:rPr>
+              <w:t>Air-gap isolation: no OT-crossing types</w:t>
+            </w:r>
+          </w:p>
+        </w:tc>
+        <w:tc>
+          <w:tcPr>
+            <w:tcW w:w="1500" w:type="dxa"/>
+            <w:tcMar>
+              <w:top w:w="60" w:type="dxa"/>
+              <w:left w:w="120" w:type="dxa"/>
+              <w:bottom w:w="60" w:type="dxa"/>
+              <w:right w:w="120" w:type="dxa"/>
+            </w:tcMar>
+          </w:tcPr>
+          <w:p>
+            <w:r>
+              <w:rPr>
+                <w:color w:val="111111"/>
+                <w:sz w:val="19"/>
+                <w:szCs w:val="19"/>
+              </w:rPr>
+              <w:t>No guard can enter the isolated conservation lab</w:t>
+            </w:r>
+          </w:p>
+        </w:tc>
+        <w:tc>
+          <w:tcPr>
+            <w:tcW w:w="1500" w:type="dxa"/>
+            <w:shd w:val="clear" w:color="auto" w:fill="D4EDDA"/>
+            <w:tcMar>
+              <w:top w:w="60" w:type="dxa"/>
+              <w:left w:w="120" w:type="dxa"/>
+              <w:bottom w:w="60" w:type="dxa"/>
+              <w:right w:w="120" w:type="dxa"/>
+            </w:tcMar>
+          </w:tcPr>
+          <w:p>
+            <w:pPr>
+              <w:jc w:val="center"/>
+            </w:pPr>
+            <w:r>
+              <w:rPr>
+                <w:b/>
+                <w:bCs/>
+                <w:color w:val="1D6B3E"/>
+                <w:sz w:val="19"/>
+                <w:szCs w:val="19"/>
+              </w:rPr>
+              <w:t>Enforced</w:t>
+            </w:r>
+          </w:p>
+        </w:tc>
+        <w:tc>
+          <w:tcPr>
+            <w:tcW w:w="1600" w:type="dxa"/>
+            <w:shd w:val="clear" w:color="auto" w:fill="FCE8E6"/>
+            <w:tcMar>
+              <w:top w:w="60" w:type="dxa"/>
+              <w:left w:w="120" w:type="dxa"/>
+              <w:bottom w:w="60" w:type="dxa"/>
+              <w:right w:w="120" w:type="dxa"/>
+            </w:tcMar>
+          </w:tcPr>
+          <w:p>
+            <w:pPr>
+              <w:jc w:val="center"/>
+            </w:pPr>
+            <w:r>
+              <w:rPr>
+                <w:b/>
+                <w:bCs/>
+                <w:color w:val="8B1A1A"/>
+                <w:sz w:val="19"/>
+                <w:szCs w:val="19"/>
+              </w:rPr>
+              <w:t>Ignored by 8/10</w:t>
+            </w:r>
+          </w:p>
+        </w:tc>
+        <w:tc>
+          <w:tcPr>
+            <w:tcW w:w="1500" w:type="dxa"/>
+            <w:tcMar>
+              <w:top w:w="60" w:type="dxa"/>
+              <w:left w:w="120" w:type="dxa"/>
+              <w:bottom w:w="60" w:type="dxa"/>
+              <w:right w:w="120" w:type="dxa"/>
+            </w:tcMar>
+          </w:tcPr>
+          <w:p>
+            <w:r>
+              <w:rPr>
+                <w:color w:val="111111"/>
+                <w:sz w:val="19"/>
+                <w:szCs w:val="19"/>
+              </w:rPr>
+              <w:t>Physical isolation violated; real equipment risk</w:t>
+            </w:r>
+          </w:p>
+        </w:tc>
+      </w:tr>
+      <w:tr>
+        <w:tc>
+          <w:tcPr>
+            <w:tcW w:w="1500" w:type="dxa"/>
+            <w:shd w:val="clear" w:color="auto" w:fill="F7F9FC"/>
+            <w:tcMar>
+              <w:top w:w="60" w:type="dxa"/>
+              <w:left w:w="120" w:type="dxa"/>
+              <w:bottom w:w="60" w:type="dxa"/>
+              <w:right w:w="120" w:type="dxa"/>
+            </w:tcMar>
+          </w:tcPr>
+          <w:p>
+            <w:r>
+              <w:rPr>
+                <w:b/>
+                <w:bCs/>
+                <w:color w:val="111111"/>
+                <w:sz w:val="19"/>
+                <w:szCs w:val="19"/>
+              </w:rPr>
+              <w:t>C5b</w:t>
+            </w:r>
+          </w:p>
+        </w:tc>
+        <w:tc>
+          <w:tcPr>
+            <w:tcW w:w="1500" w:type="dxa"/>
+            <w:tcMar>
+              <w:top w:w="60" w:type="dxa"/>
+              <w:left w:w="120" w:type="dxa"/>
+              <w:bottom w:w="60" w:type="dxa"/>
+              <w:right w:w="120" w:type="dxa"/>
+            </w:tcMar>
+          </w:tcPr>
+          <w:p>
+            <w:r>
+              <w:rPr>
+                <w:color w:val="111111"/>
+                <w:sz w:val="19"/>
+                <w:szCs w:val="19"/>
+              </w:rPr>
+              <w:t>Mimicry plausibility: (type, zone, persona) in GK</w:t>
+            </w:r>
+          </w:p>
+        </w:tc>
+        <w:tc>
+          <w:tcPr>
+            <w:tcW w:w="1500" w:type="dxa"/>
+            <w:tcMar>
+              <w:top w:w="60" w:type="dxa"/>
+              <w:left w:w="120" w:type="dxa"/>
+              <w:bottom w:w="60" w:type="dxa"/>
+              <w:right w:w="120" w:type="dxa"/>
+            </w:tcMar>
+          </w:tcPr>
+          <w:p>
+            <w:r>
+              <w:rPr>
+                <w:color w:val="111111"/>
+                <w:sz w:val="19"/>
+                <w:szCs w:val="19"/>
+              </w:rPr>
+              <w:t>A "server" guard in the lobby makes no sense</w:t>
+            </w:r>
+          </w:p>
+        </w:tc>
+        <w:tc>
+          <w:tcPr>
+            <w:tcW w:w="1500" w:type="dxa"/>
+            <w:shd w:val="clear" w:color="auto" w:fill="D4EDDA"/>
+            <w:tcMar>
+              <w:top w:w="60" w:type="dxa"/>
+              <w:left w:w="120" w:type="dxa"/>
+              <w:bottom w:w="60" w:type="dxa"/>
+              <w:right w:w="120" w:type="dxa"/>
+            </w:tcMar>
+          </w:tcPr>
+          <w:p>
+            <w:pPr>
+              <w:jc w:val="center"/>
+            </w:pPr>
+            <w:r>
+              <w:rPr>
+                <w:b/>
+                <w:bCs/>
+                <w:color w:val="1D6B3E"/>
+                <w:sz w:val="19"/>
+                <w:szCs w:val="19"/>
+              </w:rPr>
+              <w:t>Enforced</w:t>
+            </w:r>
+          </w:p>
+        </w:tc>
+        <w:tc>
+          <w:tcPr>
+            <w:tcW w:w="1600" w:type="dxa"/>
+            <w:shd w:val="clear" w:color="auto" w:fill="FCE8E6"/>
+            <w:tcMar>
+              <w:top w:w="60" w:type="dxa"/>
+              <w:left w:w="120" w:type="dxa"/>
+              <w:bottom w:w="60" w:type="dxa"/>
+              <w:right w:w="120" w:type="dxa"/>
+            </w:tcMar>
+          </w:tcPr>
+          <w:p>
+            <w:pPr>
+              <w:jc w:val="center"/>
+            </w:pPr>
+            <w:r>
+              <w:rPr>
+                <w:b/>
+                <w:bCs/>
+                <w:color w:val="8B1A1A"/>
+                <w:sz w:val="19"/>
+                <w:szCs w:val="19"/>
+              </w:rPr>
+              <w:t>Ignored by all</w:t>
+            </w:r>
+          </w:p>
+        </w:tc>
+        <w:tc>
+          <w:tcPr>
+            <w:tcW w:w="1500" w:type="dxa"/>
+            <w:tcMar>
+              <w:top w:w="60" w:type="dxa"/>
+              <w:left w:w="120" w:type="dxa"/>
+              <w:bottom w:w="60" w:type="dxa"/>
+              <w:right w:w="120" w:type="dxa"/>
+            </w:tcMar>
+          </w:tcPr>
+          <w:p>
+            <w:r>
+              <w:rPr>
+                <w:color w:val="111111"/>
+                <w:sz w:val="19"/>
+                <w:szCs w:val="19"/>
+              </w:rPr>
+              <w:t>Implausible cover story; sophisticated attacker spots decoy immediately</w:t>
+            </w:r>
+          </w:p>
+        </w:tc>
+      </w:tr>
+      <w:tr>
+        <w:tc>
+          <w:tcPr>
+            <w:tcW w:w="1500" w:type="dxa"/>
+            <w:shd w:val="clear" w:color="auto" w:fill="F7F9FC"/>
+            <w:tcMar>
+              <w:top w:w="60" w:type="dxa"/>
+              <w:left w:w="120" w:type="dxa"/>
+              <w:bottom w:w="60" w:type="dxa"/>
+              <w:right w:w="120" w:type="dxa"/>
+            </w:tcMar>
+          </w:tcPr>
+          <w:p>
+            <w:r>
+              <w:rPr>
+                <w:b/>
+                <w:bCs/>
+                <w:color w:val="111111"/>
+                <w:sz w:val="19"/>
+                <w:szCs w:val="19"/>
+              </w:rPr>
+              <w:t>C6</w:t>
+            </w:r>
+          </w:p>
+        </w:tc>
+        <w:tc>
+          <w:tcPr>
+            <w:tcW w:w="1500" w:type="dxa"/>
+            <w:tcMar>
+              <w:top w:w="60" w:type="dxa"/>
+              <w:left w:w="120" w:type="dxa"/>
+              <w:bottom w:w="60" w:type="dxa"/>
+              <w:right w:w="120" w:type="dxa"/>
+            </w:tcMar>
+          </w:tcPr>
+          <w:p>
+            <w:r>
+              <w:rPr>
+                <w:color w:val="111111"/>
+                <w:sz w:val="19"/>
+                <w:szCs w:val="19"/>
+              </w:rPr>
+              <w:t>Path-hop coverage requires zone/time verified</w:t>
+            </w:r>
+          </w:p>
+        </w:tc>
+        <w:tc>
+          <w:tcPr>
+            <w:tcW w:w="1500" w:type="dxa"/>
+            <w:tcMar>
+              <w:top w:w="60" w:type="dxa"/>
+              <w:left w:w="120" w:type="dxa"/>
+              <w:bottom w:w="60" w:type="dxa"/>
+              <w:right w:w="120" w:type="dxa"/>
+            </w:tcMar>
+          </w:tcPr>
+          <w:p>
+            <w:r>
+              <w:rPr>
+                <w:color w:val="111111"/>
+                <w:sz w:val="19"/>
+                <w:szCs w:val="19"/>
+              </w:rPr>
+              <w:t>Guard must be on the corridor the thief uses</w:t>
+            </w:r>
+          </w:p>
+        </w:tc>
+        <w:tc>
+          <w:tcPr>
+            <w:tcW w:w="1500" w:type="dxa"/>
+            <w:shd w:val="clear" w:color="auto" w:fill="D4EDDA"/>
+            <w:tcMar>
+              <w:top w:w="60" w:type="dxa"/>
+              <w:left w:w="120" w:type="dxa"/>
+              <w:bottom w:w="60" w:type="dxa"/>
+              <w:right w:w="120" w:type="dxa"/>
+            </w:tcMar>
+          </w:tcPr>
+          <w:p>
+            <w:pPr>
+              <w:jc w:val="center"/>
+            </w:pPr>
+            <w:r>
+              <w:rPr>
+                <w:b/>
+                <w:bCs/>
+                <w:color w:val="1D6B3E"/>
+                <w:sz w:val="19"/>
+                <w:szCs w:val="19"/>
+              </w:rPr>
+              <w:t>Enforced</w:t>
+            </w:r>
+          </w:p>
+        </w:tc>
+        <w:tc>
+          <w:tcPr>
+            <w:tcW w:w="1600" w:type="dxa"/>
+            <w:shd w:val="clear" w:color="auto" w:fill="FCE8E6"/>
+            <w:tcMar>
+              <w:top w:w="60" w:type="dxa"/>
+              <w:left w:w="120" w:type="dxa"/>
+              <w:bottom w:w="60" w:type="dxa"/>
+              <w:right w:w="120" w:type="dxa"/>
+            </w:tcMar>
+          </w:tcPr>
+          <w:p>
+            <w:pPr>
+              <w:jc w:val="center"/>
+            </w:pPr>
+            <w:r>
+              <w:rPr>
+                <w:b/>
+                <w:bCs/>
+                <w:color w:val="8B1A1A"/>
+                <w:sz w:val="19"/>
+                <w:szCs w:val="19"/>
+              </w:rPr>
+              <w:t>Single-Zone misses</w:t>
+            </w:r>
+          </w:p>
+        </w:tc>
+        <w:tc>
+          <w:tcPr>
+            <w:tcW w:w="1500" w:type="dxa"/>
+            <w:tcMar>
+              <w:top w:w="60" w:type="dxa"/>
+              <w:left w:w="120" w:type="dxa"/>
+              <w:bottom w:w="60" w:type="dxa"/>
+              <w:right w:w="120" w:type="dxa"/>
+            </w:tcMar>
+          </w:tcPr>
+          <w:p>
+            <w:r>
+              <w:rPr>
+                <w:color w:val="111111"/>
+                <w:sz w:val="19"/>
+                <w:szCs w:val="19"/>
+              </w:rPr>
+              <w:t>Uncovered hops; thief moves undetected</w:t>
+            </w:r>
+          </w:p>
+        </w:tc>
+      </w:tr>
+      <w:tr>
+        <w:tc>
+          <w:tcPr>
+            <w:tcW w:w="1500" w:type="dxa"/>
+            <w:shd w:val="clear" w:color="auto" w:fill="F7F9FC"/>
+            <w:tcMar>
+              <w:top w:w="60" w:type="dxa"/>
+              <w:left w:w="120" w:type="dxa"/>
+              <w:bottom w:w="60" w:type="dxa"/>
+              <w:right w:w="120" w:type="dxa"/>
+            </w:tcMar>
+          </w:tcPr>
+          <w:p>
+            <w:r>
+              <w:rPr>
+                <w:b/>
+                <w:bCs/>
+                <w:color w:val="111111"/>
+                <w:sz w:val="19"/>
+                <w:szCs w:val="19"/>
+              </w:rPr>
+              <w:t>C7</w:t>
+            </w:r>
+          </w:p>
+        </w:tc>
+        <w:tc>
+          <w:tcPr>
+            <w:tcW w:w="1500" w:type="dxa"/>
+            <w:tcMar>
+              <w:top w:w="60" w:type="dxa"/>
+              <w:left w:w="120" w:type="dxa"/>
+              <w:bottom w:w="60" w:type="dxa"/>
+              <w:right w:w="120" w:type="dxa"/>
+            </w:tcMar>
+          </w:tcPr>
+          <w:p>
+            <w:r>
+              <w:rPr>
+                <w:color w:val="111111"/>
+                <w:sz w:val="19"/>
+                <w:szCs w:val="19"/>
+              </w:rPr>
+              <w:t>Early interception: non-final hop covered</w:t>
+            </w:r>
+          </w:p>
+        </w:tc>
+        <w:tc>
+          <w:tcPr>
+            <w:tcW w:w="1500" w:type="dxa"/>
+            <w:tcMar>
+              <w:top w:w="60" w:type="dxa"/>
+              <w:left w:w="120" w:type="dxa"/>
+              <w:bottom w:w="60" w:type="dxa"/>
+              <w:right w:w="120" w:type="dxa"/>
+            </w:tcMar>
+          </w:tcPr>
+          <w:p>
+            <w:r>
+              <w:rPr>
+                <w:color w:val="111111"/>
+                <w:sz w:val="19"/>
+                <w:szCs w:val="19"/>
+              </w:rPr>
+              <w:t>Catch the thief BEFORE the vault, not after</w:t>
+            </w:r>
+          </w:p>
+        </w:tc>
+        <w:tc>
+          <w:tcPr>
+            <w:tcW w:w="1500" w:type="dxa"/>
+            <w:shd w:val="clear" w:color="auto" w:fill="D4EDDA"/>
+            <w:tcMar>
+              <w:top w:w="60" w:type="dxa"/>
+              <w:left w:w="120" w:type="dxa"/>
+              <w:bottom w:w="60" w:type="dxa"/>
+              <w:right w:w="120" w:type="dxa"/>
+            </w:tcMar>
+          </w:tcPr>
+          <w:p>
+            <w:pPr>
+              <w:jc w:val="center"/>
+            </w:pPr>
+            <w:r>
+              <w:rPr>
+                <w:b/>
+                <w:bCs/>
+                <w:color w:val="1D6B3E"/>
+                <w:sz w:val="19"/>
+                <w:szCs w:val="19"/>
+              </w:rPr>
+              <w:t>Enforced</w:t>
+            </w:r>
+          </w:p>
+        </w:tc>
+        <w:tc>
+          <w:tcPr>
+            <w:tcW w:w="1600" w:type="dxa"/>
+            <w:shd w:val="clear" w:color="auto" w:fill="FFF3CD"/>
+            <w:tcMar>
+              <w:top w:w="60" w:type="dxa"/>
+              <w:left w:w="120" w:type="dxa"/>
+              <w:bottom w:w="60" w:type="dxa"/>
+              <w:right w:w="120" w:type="dxa"/>
+            </w:tcMar>
+          </w:tcPr>
+          <w:p>
+            <w:pPr>
+              <w:jc w:val="center"/>
+            </w:pPr>
+            <w:r>
+              <w:rPr>
+                <w:b/>
+                <w:bCs/>
+                <w:color w:val="7A4F00"/>
+                <w:sz w:val="19"/>
+                <w:szCs w:val="19"/>
+              </w:rPr>
+              <w:t>Max-</w:t>
+            </w:r>
+            <w:proofErr w:type="spellStart"/>
+            <w:r>
+              <w:rPr>
+                <w:b/>
+                <w:bCs/>
+                <w:color w:val="7A4F00"/>
+                <w:sz w:val="19"/>
+                <w:szCs w:val="19"/>
+              </w:rPr>
+              <w:t>PathCov</w:t>
+            </w:r>
+            <w:proofErr w:type="spellEnd"/>
+            <w:r>
+              <w:rPr>
+                <w:b/>
+                <w:bCs/>
+                <w:color w:val="7A4F00"/>
+                <w:sz w:val="19"/>
+                <w:szCs w:val="19"/>
+              </w:rPr>
+              <w:t xml:space="preserve"> partial</w:t>
+            </w:r>
+          </w:p>
+        </w:tc>
+        <w:tc>
+          <w:tcPr>
+            <w:tcW w:w="1500" w:type="dxa"/>
+            <w:tcMar>
+              <w:top w:w="60" w:type="dxa"/>
+              <w:left w:w="120" w:type="dxa"/>
+              <w:bottom w:w="60" w:type="dxa"/>
+              <w:right w:w="120" w:type="dxa"/>
+            </w:tcMar>
+          </w:tcPr>
+          <w:p>
+            <w:r>
+              <w:rPr>
+                <w:color w:val="111111"/>
+                <w:sz w:val="19"/>
+                <w:szCs w:val="19"/>
+              </w:rPr>
+              <w:t>Late detection only; no prevention credit (L4=0)</w:t>
+            </w:r>
+          </w:p>
+        </w:tc>
+      </w:tr>
+      <w:tr>
+        <w:tc>
+          <w:tcPr>
+            <w:tcW w:w="1500" w:type="dxa"/>
+            <w:shd w:val="clear" w:color="auto" w:fill="F7F9FC"/>
+            <w:tcMar>
+              <w:top w:w="60" w:type="dxa"/>
+              <w:left w:w="120" w:type="dxa"/>
+              <w:bottom w:w="60" w:type="dxa"/>
+              <w:right w:w="120" w:type="dxa"/>
+            </w:tcMar>
+          </w:tcPr>
+          <w:p>
+            <w:r>
+              <w:rPr>
+                <w:b/>
+                <w:bCs/>
+                <w:color w:val="111111"/>
+                <w:sz w:val="19"/>
+                <w:szCs w:val="19"/>
+              </w:rPr>
+              <w:t>C8</w:t>
+            </w:r>
+          </w:p>
+        </w:tc>
+        <w:tc>
+          <w:tcPr>
+            <w:tcW w:w="1500" w:type="dxa"/>
+            <w:tcMar>
+              <w:top w:w="60" w:type="dxa"/>
+              <w:left w:w="120" w:type="dxa"/>
+              <w:bottom w:w="60" w:type="dxa"/>
+              <w:right w:w="120" w:type="dxa"/>
+            </w:tcMar>
+          </w:tcPr>
+          <w:p>
+            <w:r>
+              <w:rPr>
+                <w:color w:val="111111"/>
+                <w:sz w:val="19"/>
+                <w:szCs w:val="19"/>
+              </w:rPr>
+              <w:t>Churn limit per (type, zone, persona)</w:t>
+            </w:r>
+          </w:p>
+        </w:tc>
+        <w:tc>
+          <w:tcPr>
+            <w:tcW w:w="1500" w:type="dxa"/>
+            <w:tcMar>
+              <w:top w:w="60" w:type="dxa"/>
+              <w:left w:w="120" w:type="dxa"/>
+              <w:bottom w:w="60" w:type="dxa"/>
+              <w:right w:w="120" w:type="dxa"/>
+            </w:tcMar>
+          </w:tcPr>
+          <w:p>
+            <w:r>
+              <w:rPr>
+                <w:color w:val="111111"/>
+                <w:sz w:val="19"/>
+                <w:szCs w:val="19"/>
+              </w:rPr>
+              <w:t>Cannot swap guard types more than delta times</w:t>
+            </w:r>
+          </w:p>
+        </w:tc>
+        <w:tc>
+          <w:tcPr>
+            <w:tcW w:w="1500" w:type="dxa"/>
+            <w:shd w:val="clear" w:color="auto" w:fill="D4EDDA"/>
+            <w:tcMar>
+              <w:top w:w="60" w:type="dxa"/>
+              <w:left w:w="120" w:type="dxa"/>
+              <w:bottom w:w="60" w:type="dxa"/>
+              <w:right w:w="120" w:type="dxa"/>
+            </w:tcMar>
+          </w:tcPr>
+          <w:p>
+            <w:pPr>
+              <w:jc w:val="center"/>
+            </w:pPr>
+            <w:r>
+              <w:rPr>
+                <w:b/>
+                <w:bCs/>
+                <w:color w:val="1D6B3E"/>
+                <w:sz w:val="19"/>
+                <w:szCs w:val="19"/>
+              </w:rPr>
+              <w:t>Enforced</w:t>
+            </w:r>
+          </w:p>
+        </w:tc>
+        <w:tc>
+          <w:tcPr>
+            <w:tcW w:w="1600" w:type="dxa"/>
+            <w:shd w:val="clear" w:color="auto" w:fill="FCE8E6"/>
+            <w:tcMar>
+              <w:top w:w="60" w:type="dxa"/>
+              <w:left w:w="120" w:type="dxa"/>
+              <w:bottom w:w="60" w:type="dxa"/>
+              <w:right w:w="120" w:type="dxa"/>
+            </w:tcMar>
+          </w:tcPr>
+          <w:p>
+            <w:pPr>
+              <w:jc w:val="center"/>
+            </w:pPr>
+            <w:r>
+              <w:rPr>
+                <w:b/>
+                <w:bCs/>
+                <w:color w:val="8B1A1A"/>
+                <w:sz w:val="19"/>
+                <w:szCs w:val="19"/>
+              </w:rPr>
+              <w:t>Round-Robin violates</w:t>
+            </w:r>
+          </w:p>
+        </w:tc>
+        <w:tc>
+          <w:tcPr>
+            <w:tcW w:w="1500" w:type="dxa"/>
+            <w:tcMar>
+              <w:top w:w="60" w:type="dxa"/>
+              <w:left w:w="120" w:type="dxa"/>
+              <w:bottom w:w="60" w:type="dxa"/>
+              <w:right w:w="120" w:type="dxa"/>
+            </w:tcMar>
+          </w:tcPr>
+          <w:p>
+            <w:r>
+              <w:rPr>
+                <w:color w:val="111111"/>
+                <w:sz w:val="19"/>
+                <w:szCs w:val="19"/>
+              </w:rPr>
+              <w:t>Excessive rotation exposes rotation pattern to attacker</w:t>
+            </w:r>
+          </w:p>
+        </w:tc>
+      </w:tr>
+      <w:tr>
+        <w:tc>
+          <w:tcPr>
+            <w:tcW w:w="1500" w:type="dxa"/>
+            <w:shd w:val="clear" w:color="auto" w:fill="F7F9FC"/>
+            <w:tcMar>
+              <w:top w:w="60" w:type="dxa"/>
+              <w:left w:w="120" w:type="dxa"/>
+              <w:bottom w:w="60" w:type="dxa"/>
+              <w:right w:w="120" w:type="dxa"/>
+            </w:tcMar>
+          </w:tcPr>
+          <w:p>
+            <w:r>
+              <w:rPr>
+                <w:b/>
+                <w:bCs/>
+                <w:color w:val="111111"/>
+                <w:sz w:val="19"/>
+                <w:szCs w:val="19"/>
+              </w:rPr>
+              <w:t>C9</w:t>
+            </w:r>
+          </w:p>
+        </w:tc>
+        <w:tc>
+          <w:tcPr>
+            <w:tcW w:w="1500" w:type="dxa"/>
+            <w:tcMar>
+              <w:top w:w="60" w:type="dxa"/>
+              <w:left w:w="120" w:type="dxa"/>
+              <w:bottom w:w="60" w:type="dxa"/>
+              <w:right w:w="120" w:type="dxa"/>
+            </w:tcMar>
+          </w:tcPr>
+          <w:p>
+            <w:r>
+              <w:rPr>
+                <w:color w:val="111111"/>
+                <w:sz w:val="19"/>
+                <w:szCs w:val="19"/>
+              </w:rPr>
+              <w:t xml:space="preserve">Type-burn after </w:t>
+            </w:r>
+            <w:proofErr w:type="spellStart"/>
+            <w:r>
+              <w:rPr>
+                <w:color w:val="111111"/>
+                <w:sz w:val="19"/>
+                <w:szCs w:val="19"/>
+              </w:rPr>
+              <w:t>tau_d</w:t>
+            </w:r>
+            <w:proofErr w:type="spellEnd"/>
+            <w:r>
+              <w:rPr>
+                <w:color w:val="111111"/>
+                <w:sz w:val="19"/>
+                <w:szCs w:val="19"/>
+              </w:rPr>
+              <w:t xml:space="preserve"> consecutive slots</w:t>
+            </w:r>
+          </w:p>
+        </w:tc>
+        <w:tc>
+          <w:tcPr>
+            <w:tcW w:w="1500" w:type="dxa"/>
+            <w:tcMar>
+              <w:top w:w="60" w:type="dxa"/>
+              <w:left w:w="120" w:type="dxa"/>
+              <w:bottom w:w="60" w:type="dxa"/>
+              <w:right w:w="120" w:type="dxa"/>
+            </w:tcMar>
+          </w:tcPr>
+          <w:p>
+            <w:r>
+              <w:rPr>
+                <w:color w:val="111111"/>
+                <w:sz w:val="19"/>
+                <w:szCs w:val="19"/>
+              </w:rPr>
+              <w:t>If guard is in the same spot 3 nights, thief recognizes them</w:t>
+            </w:r>
+          </w:p>
+        </w:tc>
+        <w:tc>
+          <w:tcPr>
+            <w:tcW w:w="1500" w:type="dxa"/>
+            <w:shd w:val="clear" w:color="auto" w:fill="D4EDDA"/>
+            <w:tcMar>
+              <w:top w:w="60" w:type="dxa"/>
+              <w:left w:w="120" w:type="dxa"/>
+              <w:bottom w:w="60" w:type="dxa"/>
+              <w:right w:w="120" w:type="dxa"/>
+            </w:tcMar>
+          </w:tcPr>
+          <w:p>
+            <w:pPr>
+              <w:jc w:val="center"/>
+            </w:pPr>
+            <w:r>
+              <w:rPr>
+                <w:b/>
+                <w:bCs/>
+                <w:color w:val="1D6B3E"/>
+                <w:sz w:val="19"/>
+                <w:szCs w:val="19"/>
+              </w:rPr>
+              <w:t xml:space="preserve">Full </w:t>
+            </w:r>
+            <w:proofErr w:type="spellStart"/>
+            <w:r>
+              <w:rPr>
+                <w:b/>
+                <w:bCs/>
+                <w:color w:val="1D6B3E"/>
+                <w:sz w:val="19"/>
+                <w:szCs w:val="19"/>
+              </w:rPr>
+              <w:t>tau_d</w:t>
+            </w:r>
+            <w:proofErr w:type="spellEnd"/>
+            <w:r>
+              <w:rPr>
+                <w:b/>
+                <w:bCs/>
+                <w:color w:val="1D6B3E"/>
+                <w:sz w:val="19"/>
+                <w:szCs w:val="19"/>
+              </w:rPr>
+              <w:t xml:space="preserve"> chain</w:t>
+            </w:r>
+          </w:p>
+        </w:tc>
+        <w:tc>
+          <w:tcPr>
+            <w:tcW w:w="1600" w:type="dxa"/>
+            <w:shd w:val="clear" w:color="auto" w:fill="FCE8E6"/>
+            <w:tcMar>
+              <w:top w:w="60" w:type="dxa"/>
+              <w:left w:w="120" w:type="dxa"/>
+              <w:bottom w:w="60" w:type="dxa"/>
+              <w:right w:w="120" w:type="dxa"/>
+            </w:tcMar>
+          </w:tcPr>
+          <w:p>
+            <w:pPr>
+              <w:jc w:val="center"/>
+            </w:pPr>
+            <w:r>
+              <w:rPr>
+                <w:b/>
+                <w:bCs/>
+                <w:color w:val="8B1A1A"/>
+                <w:sz w:val="19"/>
+                <w:szCs w:val="19"/>
+              </w:rPr>
+              <w:t>All baselines ignore</w:t>
+            </w:r>
+          </w:p>
+        </w:tc>
+        <w:tc>
+          <w:tcPr>
+            <w:tcW w:w="1500" w:type="dxa"/>
+            <w:tcMar>
+              <w:top w:w="60" w:type="dxa"/>
+              <w:left w:w="120" w:type="dxa"/>
+              <w:bottom w:w="60" w:type="dxa"/>
+              <w:right w:w="120" w:type="dxa"/>
+            </w:tcMar>
+          </w:tcPr>
+          <w:p>
+            <w:proofErr w:type="spellStart"/>
+            <w:r>
+              <w:rPr>
+                <w:color w:val="111111"/>
+                <w:sz w:val="19"/>
+                <w:szCs w:val="19"/>
+              </w:rPr>
+              <w:t>u_type</w:t>
+            </w:r>
+            <w:proofErr w:type="spellEnd"/>
+            <w:r>
+              <w:rPr>
+                <w:color w:val="111111"/>
+                <w:sz w:val="19"/>
+                <w:szCs w:val="19"/>
+              </w:rPr>
+              <w:t xml:space="preserve"> never fires; D stays 1 falsely; inflated Q at </w:t>
+            </w:r>
+            <w:proofErr w:type="spellStart"/>
+            <w:r>
+              <w:rPr>
+                <w:color w:val="111111"/>
+                <w:sz w:val="19"/>
+                <w:szCs w:val="19"/>
+              </w:rPr>
+              <w:t>theta_burst</w:t>
+            </w:r>
+            <w:proofErr w:type="spellEnd"/>
+          </w:p>
+        </w:tc>
+      </w:tr>
+      <w:tr>
+        <w:tc>
+          <w:tcPr>
+            <w:tcW w:w="1500" w:type="dxa"/>
+            <w:shd w:val="clear" w:color="auto" w:fill="F7F9FC"/>
+            <w:tcMar>
+              <w:top w:w="60" w:type="dxa"/>
+              <w:left w:w="120" w:type="dxa"/>
+              <w:bottom w:w="60" w:type="dxa"/>
+              <w:right w:w="120" w:type="dxa"/>
+            </w:tcMar>
+          </w:tcPr>
+          <w:p>
+            <w:r>
+              <w:rPr>
+                <w:b/>
+                <w:bCs/>
+                <w:color w:val="111111"/>
+                <w:sz w:val="19"/>
+                <w:szCs w:val="19"/>
+              </w:rPr>
+              <w:lastRenderedPageBreak/>
+              <w:t>C10</w:t>
+            </w:r>
+          </w:p>
+        </w:tc>
+        <w:tc>
+          <w:tcPr>
+            <w:tcW w:w="1500" w:type="dxa"/>
+            <w:tcMar>
+              <w:top w:w="60" w:type="dxa"/>
+              <w:left w:w="120" w:type="dxa"/>
+              <w:bottom w:w="60" w:type="dxa"/>
+              <w:right w:w="120" w:type="dxa"/>
+            </w:tcMar>
+          </w:tcPr>
+          <w:p>
+            <w:r>
+              <w:rPr>
+                <w:color w:val="111111"/>
+                <w:sz w:val="19"/>
+                <w:szCs w:val="19"/>
+              </w:rPr>
+              <w:t>Path persistence: critical hop covered &gt;= ceil(rho*H) slots</w:t>
+            </w:r>
+          </w:p>
+        </w:tc>
+        <w:tc>
+          <w:tcPr>
+            <w:tcW w:w="1500" w:type="dxa"/>
+            <w:tcMar>
+              <w:top w:w="60" w:type="dxa"/>
+              <w:left w:w="120" w:type="dxa"/>
+              <w:bottom w:w="60" w:type="dxa"/>
+              <w:right w:w="120" w:type="dxa"/>
+            </w:tcMar>
+          </w:tcPr>
+          <w:p>
+            <w:r>
+              <w:rPr>
+                <w:color w:val="111111"/>
+                <w:sz w:val="19"/>
+                <w:szCs w:val="19"/>
+              </w:rPr>
+              <w:t>High-traffic corridor must be guarded most shifts</w:t>
+            </w:r>
+          </w:p>
+        </w:tc>
+        <w:tc>
+          <w:tcPr>
+            <w:tcW w:w="1500" w:type="dxa"/>
+            <w:shd w:val="clear" w:color="auto" w:fill="D4EDDA"/>
+            <w:tcMar>
+              <w:top w:w="60" w:type="dxa"/>
+              <w:left w:w="120" w:type="dxa"/>
+              <w:bottom w:w="60" w:type="dxa"/>
+              <w:right w:w="120" w:type="dxa"/>
+            </w:tcMar>
+          </w:tcPr>
+          <w:p>
+            <w:pPr>
+              <w:jc w:val="center"/>
+            </w:pPr>
+            <w:r>
+              <w:rPr>
+                <w:b/>
+                <w:bCs/>
+                <w:color w:val="1D6B3E"/>
+                <w:sz w:val="19"/>
+                <w:szCs w:val="19"/>
+              </w:rPr>
+              <w:t>Enforced</w:t>
+            </w:r>
+          </w:p>
+        </w:tc>
+        <w:tc>
+          <w:tcPr>
+            <w:tcW w:w="1600" w:type="dxa"/>
+            <w:shd w:val="clear" w:color="auto" w:fill="FCE8E6"/>
+            <w:tcMar>
+              <w:top w:w="60" w:type="dxa"/>
+              <w:left w:w="120" w:type="dxa"/>
+              <w:bottom w:w="60" w:type="dxa"/>
+              <w:right w:w="120" w:type="dxa"/>
+            </w:tcMar>
+          </w:tcPr>
+          <w:p>
+            <w:pPr>
+              <w:jc w:val="center"/>
+            </w:pPr>
+            <w:r>
+              <w:rPr>
+                <w:b/>
+                <w:bCs/>
+                <w:color w:val="8B1A1A"/>
+                <w:sz w:val="19"/>
+                <w:szCs w:val="19"/>
+              </w:rPr>
+              <w:t>Static-Best misses</w:t>
+            </w:r>
+          </w:p>
+        </w:tc>
+        <w:tc>
+          <w:tcPr>
+            <w:tcW w:w="1500" w:type="dxa"/>
+            <w:tcMar>
+              <w:top w:w="60" w:type="dxa"/>
+              <w:left w:w="120" w:type="dxa"/>
+              <w:bottom w:w="60" w:type="dxa"/>
+              <w:right w:w="120" w:type="dxa"/>
+            </w:tcMar>
+          </w:tcPr>
+          <w:p>
+            <w:r>
+              <w:rPr>
+                <w:color w:val="111111"/>
+                <w:sz w:val="19"/>
+                <w:szCs w:val="19"/>
+              </w:rPr>
+              <w:t>0% persistence for low-priority paths; nation-state exploits gap</w:t>
+            </w:r>
+          </w:p>
+        </w:tc>
+      </w:tr>
+      <w:tr>
+        <w:tc>
+          <w:tcPr>
+            <w:tcW w:w="1500" w:type="dxa"/>
+            <w:shd w:val="clear" w:color="auto" w:fill="F7F9FC"/>
+            <w:tcMar>
+              <w:top w:w="60" w:type="dxa"/>
+              <w:left w:w="120" w:type="dxa"/>
+              <w:bottom w:w="60" w:type="dxa"/>
+              <w:right w:w="120" w:type="dxa"/>
+            </w:tcMar>
+          </w:tcPr>
+          <w:p>
+            <w:r>
+              <w:rPr>
+                <w:b/>
+                <w:bCs/>
+                <w:color w:val="111111"/>
+                <w:sz w:val="19"/>
+                <w:szCs w:val="19"/>
+              </w:rPr>
+              <w:t>C11</w:t>
+            </w:r>
+          </w:p>
+        </w:tc>
+        <w:tc>
+          <w:tcPr>
+            <w:tcW w:w="1500" w:type="dxa"/>
+            <w:tcMar>
+              <w:top w:w="60" w:type="dxa"/>
+              <w:left w:w="120" w:type="dxa"/>
+              <w:bottom w:w="60" w:type="dxa"/>
+              <w:right w:w="120" w:type="dxa"/>
+            </w:tcMar>
+          </w:tcPr>
+          <w:p>
+            <w:r>
+              <w:rPr>
+                <w:color w:val="111111"/>
+                <w:sz w:val="19"/>
+                <w:szCs w:val="19"/>
+              </w:rPr>
+              <w:t xml:space="preserve">Threat-adaptive rotation: </w:t>
+            </w:r>
+            <w:proofErr w:type="spellStart"/>
+            <w:r>
+              <w:rPr>
+                <w:color w:val="111111"/>
+                <w:sz w:val="19"/>
+                <w:szCs w:val="19"/>
+              </w:rPr>
+              <w:t>tau_d</w:t>
+            </w:r>
+            <w:proofErr w:type="spellEnd"/>
+            <w:r>
+              <w:rPr>
+                <w:color w:val="111111"/>
+                <w:sz w:val="19"/>
+                <w:szCs w:val="19"/>
+              </w:rPr>
+              <w:t xml:space="preserve"> tightens as rho rises</w:t>
+            </w:r>
+          </w:p>
+        </w:tc>
+        <w:tc>
+          <w:tcPr>
+            <w:tcW w:w="1500" w:type="dxa"/>
+            <w:tcMar>
+              <w:top w:w="60" w:type="dxa"/>
+              <w:left w:w="120" w:type="dxa"/>
+              <w:bottom w:w="60" w:type="dxa"/>
+              <w:right w:w="120" w:type="dxa"/>
+            </w:tcMar>
+          </w:tcPr>
+          <w:p>
+            <w:r>
+              <w:rPr>
+                <w:color w:val="111111"/>
+                <w:sz w:val="19"/>
+                <w:szCs w:val="19"/>
+              </w:rPr>
+              <w:t>When threat intel rises, rotate guards faster</w:t>
+            </w:r>
+          </w:p>
+        </w:tc>
+        <w:tc>
+          <w:tcPr>
+            <w:tcW w:w="1500" w:type="dxa"/>
+            <w:shd w:val="clear" w:color="auto" w:fill="D4EDDA"/>
+            <w:tcMar>
+              <w:top w:w="60" w:type="dxa"/>
+              <w:left w:w="120" w:type="dxa"/>
+              <w:bottom w:w="60" w:type="dxa"/>
+              <w:right w:w="120" w:type="dxa"/>
+            </w:tcMar>
+          </w:tcPr>
+          <w:p>
+            <w:pPr>
+              <w:jc w:val="center"/>
+            </w:pPr>
+            <w:r>
+              <w:rPr>
+                <w:b/>
+                <w:bCs/>
+                <w:color w:val="1D6B3E"/>
+                <w:sz w:val="19"/>
+                <w:szCs w:val="19"/>
+              </w:rPr>
+              <w:t>Full Algorithm 1</w:t>
+            </w:r>
+          </w:p>
+        </w:tc>
+        <w:tc>
+          <w:tcPr>
+            <w:tcW w:w="1600" w:type="dxa"/>
+            <w:shd w:val="clear" w:color="auto" w:fill="FCE8E6"/>
+            <w:tcMar>
+              <w:top w:w="60" w:type="dxa"/>
+              <w:left w:w="120" w:type="dxa"/>
+              <w:bottom w:w="60" w:type="dxa"/>
+              <w:right w:w="120" w:type="dxa"/>
+            </w:tcMar>
+          </w:tcPr>
+          <w:p>
+            <w:pPr>
+              <w:jc w:val="center"/>
+            </w:pPr>
+            <w:r>
+              <w:rPr>
+                <w:b/>
+                <w:bCs/>
+                <w:color w:val="8B1A1A"/>
+                <w:sz w:val="19"/>
+                <w:szCs w:val="19"/>
+              </w:rPr>
+              <w:t xml:space="preserve">All baselines: fixed </w:t>
+            </w:r>
+            <w:proofErr w:type="spellStart"/>
+            <w:r>
+              <w:rPr>
+                <w:b/>
+                <w:bCs/>
+                <w:color w:val="8B1A1A"/>
+                <w:sz w:val="19"/>
+                <w:szCs w:val="19"/>
+              </w:rPr>
+              <w:t>tau_d</w:t>
+            </w:r>
+            <w:proofErr w:type="spellEnd"/>
+          </w:p>
+        </w:tc>
+        <w:tc>
+          <w:tcPr>
+            <w:tcW w:w="1500" w:type="dxa"/>
+            <w:tcMar>
+              <w:top w:w="60" w:type="dxa"/>
+              <w:left w:w="120" w:type="dxa"/>
+              <w:bottom w:w="60" w:type="dxa"/>
+              <w:right w:w="120" w:type="dxa"/>
+            </w:tcMar>
+          </w:tcPr>
+          <w:p>
+            <w:proofErr w:type="spellStart"/>
+            <w:r>
+              <w:rPr>
+                <w:color w:val="111111"/>
+                <w:sz w:val="19"/>
+                <w:szCs w:val="19"/>
+              </w:rPr>
+              <w:t>tau_d</w:t>
+            </w:r>
+            <w:proofErr w:type="spellEnd"/>
+            <w:r>
+              <w:rPr>
+                <w:color w:val="111111"/>
+                <w:sz w:val="19"/>
+                <w:szCs w:val="19"/>
+              </w:rPr>
+              <w:t xml:space="preserve"> stays at default 3 even at rho=0.85; burn fires 3x slower than reality</w:t>
+            </w:r>
+          </w:p>
+        </w:tc>
+      </w:tr>
+      <w:tr>
+        <w:tc>
+          <w:tcPr>
+            <w:tcW w:w="1500" w:type="dxa"/>
+            <w:shd w:val="clear" w:color="auto" w:fill="F7F9FC"/>
+            <w:tcMar>
+              <w:top w:w="60" w:type="dxa"/>
+              <w:left w:w="120" w:type="dxa"/>
+              <w:bottom w:w="60" w:type="dxa"/>
+              <w:right w:w="120" w:type="dxa"/>
+            </w:tcMar>
+          </w:tcPr>
+          <w:p>
+            <w:r>
+              <w:rPr>
+                <w:b/>
+                <w:bCs/>
+                <w:color w:val="111111"/>
+                <w:sz w:val="19"/>
+                <w:szCs w:val="19"/>
+              </w:rPr>
+              <w:t>C12</w:t>
+            </w:r>
+          </w:p>
+        </w:tc>
+        <w:tc>
+          <w:tcPr>
+            <w:tcW w:w="1500" w:type="dxa"/>
+            <w:tcMar>
+              <w:top w:w="60" w:type="dxa"/>
+              <w:left w:w="120" w:type="dxa"/>
+              <w:bottom w:w="60" w:type="dxa"/>
+              <w:right w:w="120" w:type="dxa"/>
+            </w:tcMar>
+          </w:tcPr>
+          <w:p>
+            <w:r>
+              <w:rPr>
+                <w:color w:val="111111"/>
+                <w:sz w:val="19"/>
+                <w:szCs w:val="19"/>
+              </w:rPr>
+              <w:t>No two types share a persona in same zone/slot</w:t>
+            </w:r>
+          </w:p>
+        </w:tc>
+        <w:tc>
+          <w:tcPr>
+            <w:tcW w:w="1500" w:type="dxa"/>
+            <w:tcMar>
+              <w:top w:w="60" w:type="dxa"/>
+              <w:left w:w="120" w:type="dxa"/>
+              <w:bottom w:w="60" w:type="dxa"/>
+              <w:right w:w="120" w:type="dxa"/>
+            </w:tcMar>
+          </w:tcPr>
+          <w:p>
+            <w:r>
+              <w:rPr>
+                <w:color w:val="111111"/>
+                <w:sz w:val="19"/>
+                <w:szCs w:val="19"/>
+              </w:rPr>
+              <w:t>Two guards cannot use the same cover identity simultaneously</w:t>
+            </w:r>
+          </w:p>
+        </w:tc>
+        <w:tc>
+          <w:tcPr>
+            <w:tcW w:w="1500" w:type="dxa"/>
+            <w:shd w:val="clear" w:color="auto" w:fill="D4EDDA"/>
+            <w:tcMar>
+              <w:top w:w="60" w:type="dxa"/>
+              <w:left w:w="120" w:type="dxa"/>
+              <w:bottom w:w="60" w:type="dxa"/>
+              <w:right w:w="120" w:type="dxa"/>
+            </w:tcMar>
+          </w:tcPr>
+          <w:p>
+            <w:pPr>
+              <w:jc w:val="center"/>
+            </w:pPr>
+            <w:r>
+              <w:rPr>
+                <w:b/>
+                <w:bCs/>
+                <w:color w:val="1D6B3E"/>
+                <w:sz w:val="19"/>
+                <w:szCs w:val="19"/>
+              </w:rPr>
+              <w:t>Enforced</w:t>
+            </w:r>
+          </w:p>
+        </w:tc>
+        <w:tc>
+          <w:tcPr>
+            <w:tcW w:w="1600" w:type="dxa"/>
+            <w:shd w:val="clear" w:color="auto" w:fill="FCE8E6"/>
+            <w:tcMar>
+              <w:top w:w="60" w:type="dxa"/>
+              <w:left w:w="120" w:type="dxa"/>
+              <w:bottom w:w="60" w:type="dxa"/>
+              <w:right w:w="120" w:type="dxa"/>
+            </w:tcMar>
+          </w:tcPr>
+          <w:p>
+            <w:pPr>
+              <w:jc w:val="center"/>
+            </w:pPr>
+            <w:r>
+              <w:rPr>
+                <w:b/>
+                <w:bCs/>
+                <w:color w:val="8B1A1A"/>
+                <w:sz w:val="19"/>
+                <w:szCs w:val="19"/>
+              </w:rPr>
+              <w:t>Greedy-Diverse misses</w:t>
+            </w:r>
+          </w:p>
+        </w:tc>
+        <w:tc>
+          <w:tcPr>
+            <w:tcW w:w="1500" w:type="dxa"/>
+            <w:tcMar>
+              <w:top w:w="60" w:type="dxa"/>
+              <w:left w:w="120" w:type="dxa"/>
+              <w:bottom w:w="60" w:type="dxa"/>
+              <w:right w:w="120" w:type="dxa"/>
+            </w:tcMar>
+          </w:tcPr>
+          <w:p>
+            <w:r>
+              <w:rPr>
+                <w:color w:val="111111"/>
+                <w:sz w:val="19"/>
+                <w:szCs w:val="19"/>
+              </w:rPr>
+              <w:t>Identity collision within zone; attacker correlates</w:t>
+            </w:r>
+          </w:p>
+        </w:tc>
+      </w:tr>
+      <w:tr>
+        <w:tc>
+          <w:tcPr>
+            <w:tcW w:w="1500" w:type="dxa"/>
+            <w:shd w:val="clear" w:color="auto" w:fill="F7F9FC"/>
+            <w:tcMar>
+              <w:top w:w="60" w:type="dxa"/>
+              <w:left w:w="120" w:type="dxa"/>
+              <w:bottom w:w="60" w:type="dxa"/>
+              <w:right w:w="120" w:type="dxa"/>
+            </w:tcMar>
+          </w:tcPr>
+          <w:p>
+            <w:r>
+              <w:rPr>
+                <w:b/>
+                <w:bCs/>
+                <w:color w:val="111111"/>
+                <w:sz w:val="19"/>
+                <w:szCs w:val="19"/>
+              </w:rPr>
+              <w:t>C13</w:t>
+            </w:r>
+          </w:p>
+        </w:tc>
+        <w:tc>
+          <w:tcPr>
+            <w:tcW w:w="1500" w:type="dxa"/>
+            <w:tcMar>
+              <w:top w:w="60" w:type="dxa"/>
+              <w:left w:w="120" w:type="dxa"/>
+              <w:bottom w:w="60" w:type="dxa"/>
+              <w:right w:w="120" w:type="dxa"/>
+            </w:tcMar>
+          </w:tcPr>
+          <w:p>
+            <w:r>
+              <w:rPr>
+                <w:color w:val="111111"/>
+                <w:sz w:val="19"/>
+                <w:szCs w:val="19"/>
+              </w:rPr>
+              <w:t xml:space="preserve">Persona-rotation after </w:t>
+            </w:r>
+            <w:proofErr w:type="spellStart"/>
+            <w:r>
+              <w:rPr>
+                <w:color w:val="111111"/>
+                <w:sz w:val="19"/>
+                <w:szCs w:val="19"/>
+              </w:rPr>
+              <w:t>tau_dp</w:t>
+            </w:r>
+            <w:proofErr w:type="spellEnd"/>
+            <w:r>
+              <w:rPr>
+                <w:color w:val="111111"/>
+                <w:sz w:val="19"/>
+                <w:szCs w:val="19"/>
+              </w:rPr>
+              <w:t xml:space="preserve"> slots</w:t>
+            </w:r>
+          </w:p>
+        </w:tc>
+        <w:tc>
+          <w:tcPr>
+            <w:tcW w:w="1500" w:type="dxa"/>
+            <w:tcMar>
+              <w:top w:w="60" w:type="dxa"/>
+              <w:left w:w="120" w:type="dxa"/>
+              <w:bottom w:w="60" w:type="dxa"/>
+              <w:right w:w="120" w:type="dxa"/>
+            </w:tcMar>
+          </w:tcPr>
+          <w:p>
+            <w:r>
+              <w:rPr>
+                <w:color w:val="111111"/>
+                <w:sz w:val="19"/>
+                <w:szCs w:val="19"/>
+              </w:rPr>
+              <w:t>Cover identity must change periodically</w:t>
+            </w:r>
+          </w:p>
+        </w:tc>
+        <w:tc>
+          <w:tcPr>
+            <w:tcW w:w="1500" w:type="dxa"/>
+            <w:shd w:val="clear" w:color="auto" w:fill="D4EDDA"/>
+            <w:tcMar>
+              <w:top w:w="60" w:type="dxa"/>
+              <w:left w:w="120" w:type="dxa"/>
+              <w:bottom w:w="60" w:type="dxa"/>
+              <w:right w:w="120" w:type="dxa"/>
+            </w:tcMar>
+          </w:tcPr>
+          <w:p>
+            <w:pPr>
+              <w:jc w:val="center"/>
+            </w:pPr>
+            <w:r>
+              <w:rPr>
+                <w:b/>
+                <w:bCs/>
+                <w:color w:val="1D6B3E"/>
+                <w:sz w:val="19"/>
+                <w:szCs w:val="19"/>
+              </w:rPr>
+              <w:t>u_{</w:t>
+            </w:r>
+            <w:proofErr w:type="spellStart"/>
+            <w:proofErr w:type="gramStart"/>
+            <w:r>
+              <w:rPr>
+                <w:b/>
+                <w:bCs/>
+                <w:color w:val="1D6B3E"/>
+                <w:sz w:val="19"/>
+                <w:szCs w:val="19"/>
+              </w:rPr>
+              <w:t>i,z</w:t>
+            </w:r>
+            <w:proofErr w:type="gramEnd"/>
+            <w:r>
+              <w:rPr>
+                <w:b/>
+                <w:bCs/>
+                <w:color w:val="1D6B3E"/>
+                <w:sz w:val="19"/>
+                <w:szCs w:val="19"/>
+              </w:rPr>
+              <w:t>,</w:t>
+            </w:r>
+            <w:proofErr w:type="gramStart"/>
+            <w:r>
+              <w:rPr>
+                <w:b/>
+                <w:bCs/>
+                <w:color w:val="1D6B3E"/>
+                <w:sz w:val="19"/>
+                <w:szCs w:val="19"/>
+              </w:rPr>
+              <w:t>t,p</w:t>
+            </w:r>
+            <w:proofErr w:type="spellEnd"/>
+            <w:proofErr w:type="gramEnd"/>
+            <w:r>
+              <w:rPr>
+                <w:b/>
+                <w:bCs/>
+                <w:color w:val="1D6B3E"/>
+                <w:sz w:val="19"/>
+                <w:szCs w:val="19"/>
+              </w:rPr>
+              <w:t>} tracked</w:t>
+            </w:r>
+          </w:p>
+        </w:tc>
+        <w:tc>
+          <w:tcPr>
+            <w:tcW w:w="1600" w:type="dxa"/>
+            <w:shd w:val="clear" w:color="auto" w:fill="FCE8E6"/>
+            <w:tcMar>
+              <w:top w:w="60" w:type="dxa"/>
+              <w:left w:w="120" w:type="dxa"/>
+              <w:bottom w:w="60" w:type="dxa"/>
+              <w:right w:w="120" w:type="dxa"/>
+            </w:tcMar>
+          </w:tcPr>
+          <w:p>
+            <w:pPr>
+              <w:jc w:val="center"/>
+            </w:pPr>
+            <w:r>
+              <w:rPr>
+                <w:b/>
+                <w:bCs/>
+                <w:color w:val="8B1A1A"/>
+                <w:sz w:val="19"/>
+                <w:szCs w:val="19"/>
+              </w:rPr>
+              <w:t>All baselines: no persona clock</w:t>
+            </w:r>
+          </w:p>
+        </w:tc>
+        <w:tc>
+          <w:tcPr>
+            <w:tcW w:w="1500" w:type="dxa"/>
+            <w:tcMar>
+              <w:top w:w="60" w:type="dxa"/>
+              <w:left w:w="120" w:type="dxa"/>
+              <w:bottom w:w="60" w:type="dxa"/>
+              <w:right w:w="120" w:type="dxa"/>
+            </w:tcMar>
+          </w:tcPr>
+          <w:p>
+            <w:proofErr w:type="spellStart"/>
+            <w:r>
+              <w:rPr>
+                <w:color w:val="111111"/>
+                <w:sz w:val="19"/>
+                <w:szCs w:val="19"/>
+              </w:rPr>
+              <w:t>u_persona</w:t>
+            </w:r>
+            <w:proofErr w:type="spellEnd"/>
+            <w:r>
+              <w:rPr>
+                <w:color w:val="111111"/>
+                <w:sz w:val="19"/>
+                <w:szCs w:val="19"/>
+              </w:rPr>
+              <w:t xml:space="preserve"> never fires; </w:t>
+            </w:r>
+            <w:proofErr w:type="spellStart"/>
+            <w:r>
+              <w:rPr>
+                <w:color w:val="111111"/>
+                <w:sz w:val="19"/>
+                <w:szCs w:val="19"/>
+              </w:rPr>
+              <w:t>PBurn</w:t>
+            </w:r>
+            <w:proofErr w:type="spellEnd"/>
+            <w:r>
+              <w:rPr>
+                <w:color w:val="111111"/>
+                <w:sz w:val="19"/>
+                <w:szCs w:val="19"/>
+              </w:rPr>
+              <w:t>% understated; D falsely held at 1</w:t>
+            </w:r>
+          </w:p>
+        </w:tc>
+      </w:tr>
+      <w:tr>
+        <w:tc>
+          <w:tcPr>
+            <w:tcW w:w="1500" w:type="dxa"/>
+            <w:shd w:val="clear" w:color="auto" w:fill="F7F9FC"/>
+            <w:tcMar>
+              <w:top w:w="60" w:type="dxa"/>
+              <w:left w:w="120" w:type="dxa"/>
+              <w:bottom w:w="60" w:type="dxa"/>
+              <w:right w:w="120" w:type="dxa"/>
+            </w:tcMar>
+          </w:tcPr>
+          <w:p>
+            <w:r>
+              <w:rPr>
+                <w:b/>
+                <w:bCs/>
+                <w:color w:val="111111"/>
+                <w:sz w:val="19"/>
+                <w:szCs w:val="19"/>
+              </w:rPr>
+              <w:t>C14</w:t>
+            </w:r>
+          </w:p>
+        </w:tc>
+        <w:tc>
+          <w:tcPr>
+            <w:tcW w:w="1500" w:type="dxa"/>
+            <w:tcMar>
+              <w:top w:w="60" w:type="dxa"/>
+              <w:left w:w="120" w:type="dxa"/>
+              <w:bottom w:w="60" w:type="dxa"/>
+              <w:right w:w="120" w:type="dxa"/>
+            </w:tcMar>
+          </w:tcPr>
+          <w:p>
+            <w:r>
+              <w:rPr>
+                <w:color w:val="111111"/>
+                <w:sz w:val="19"/>
+                <w:szCs w:val="19"/>
+              </w:rPr>
+              <w:t>Cross-zone persona uniqueness</w:t>
+            </w:r>
+          </w:p>
+        </w:tc>
+        <w:tc>
+          <w:tcPr>
+            <w:tcW w:w="1500" w:type="dxa"/>
+            <w:tcMar>
+              <w:top w:w="60" w:type="dxa"/>
+              <w:left w:w="120" w:type="dxa"/>
+              <w:bottom w:w="60" w:type="dxa"/>
+              <w:right w:w="120" w:type="dxa"/>
+            </w:tcMar>
+          </w:tcPr>
+          <w:p>
+            <w:r>
+              <w:rPr>
+                <w:color w:val="111111"/>
+                <w:sz w:val="19"/>
+                <w:szCs w:val="19"/>
+              </w:rPr>
+              <w:t>Same cover identity cannot appear in two zones simultaneously</w:t>
+            </w:r>
+          </w:p>
+        </w:tc>
+        <w:tc>
+          <w:tcPr>
+            <w:tcW w:w="1500" w:type="dxa"/>
+            <w:shd w:val="clear" w:color="auto" w:fill="D4EDDA"/>
+            <w:tcMar>
+              <w:top w:w="60" w:type="dxa"/>
+              <w:left w:w="120" w:type="dxa"/>
+              <w:bottom w:w="60" w:type="dxa"/>
+              <w:right w:w="120" w:type="dxa"/>
+            </w:tcMar>
+          </w:tcPr>
+          <w:p>
+            <w:pPr>
+              <w:jc w:val="center"/>
+            </w:pPr>
+            <w:r>
+              <w:rPr>
+                <w:b/>
+                <w:bCs/>
+                <w:color w:val="1D6B3E"/>
+                <w:sz w:val="19"/>
+                <w:szCs w:val="19"/>
+              </w:rPr>
+              <w:t>C14=0 by construction</w:t>
+            </w:r>
+          </w:p>
+        </w:tc>
+        <w:tc>
+          <w:tcPr>
+            <w:tcW w:w="1600" w:type="dxa"/>
+            <w:shd w:val="clear" w:color="auto" w:fill="FCE8E6"/>
+            <w:tcMar>
+              <w:top w:w="60" w:type="dxa"/>
+              <w:left w:w="120" w:type="dxa"/>
+              <w:bottom w:w="60" w:type="dxa"/>
+              <w:right w:w="120" w:type="dxa"/>
+            </w:tcMar>
+          </w:tcPr>
+          <w:p>
+            <w:pPr>
+              <w:jc w:val="center"/>
+            </w:pPr>
+            <w:r>
+              <w:rPr>
+                <w:b/>
+                <w:bCs/>
+                <w:color w:val="8B1A1A"/>
+                <w:sz w:val="19"/>
+                <w:szCs w:val="19"/>
+              </w:rPr>
+              <w:t>All baselines: C14 leaks &gt; 0</w:t>
+            </w:r>
+          </w:p>
+        </w:tc>
+        <w:tc>
+          <w:tcPr>
+            <w:tcW w:w="1500" w:type="dxa"/>
+            <w:tcMar>
+              <w:top w:w="60" w:type="dxa"/>
+              <w:left w:w="120" w:type="dxa"/>
+              <w:bottom w:w="60" w:type="dxa"/>
+              <w:right w:w="120" w:type="dxa"/>
+            </w:tcMar>
+          </w:tcPr>
+          <w:p>
+            <w:r>
+              <w:rPr>
+                <w:color w:val="111111"/>
+                <w:sz w:val="19"/>
+                <w:szCs w:val="19"/>
+              </w:rPr>
+              <w:t>Cross-zone identity correlation; attacker maps honeypot network</w:t>
+            </w:r>
+          </w:p>
+        </w:tc>
+      </w:tr>
+      <w:tr>
+        <w:tc>
+          <w:tcPr>
+            <w:tcW w:w="1500" w:type="dxa"/>
+            <w:shd w:val="clear" w:color="auto" w:fill="F7F9FC"/>
+            <w:tcMar>
+              <w:top w:w="60" w:type="dxa"/>
+              <w:left w:w="120" w:type="dxa"/>
+              <w:bottom w:w="60" w:type="dxa"/>
+              <w:right w:w="120" w:type="dxa"/>
+            </w:tcMar>
+          </w:tcPr>
+          <w:p>
+            <w:r>
+              <w:rPr>
+                <w:b/>
+                <w:bCs/>
+                <w:color w:val="111111"/>
+                <w:sz w:val="19"/>
+                <w:szCs w:val="19"/>
+              </w:rPr>
+              <w:t>C15</w:t>
+            </w:r>
+          </w:p>
+        </w:tc>
+        <w:tc>
+          <w:tcPr>
+            <w:tcW w:w="1500" w:type="dxa"/>
+            <w:tcMar>
+              <w:top w:w="60" w:type="dxa"/>
+              <w:left w:w="120" w:type="dxa"/>
+              <w:bottom w:w="60" w:type="dxa"/>
+              <w:right w:w="120" w:type="dxa"/>
+            </w:tcMar>
+          </w:tcPr>
+          <w:p>
+            <w:r>
+              <w:rPr>
+                <w:color w:val="111111"/>
+                <w:sz w:val="19"/>
+                <w:szCs w:val="19"/>
+              </w:rPr>
+              <w:t xml:space="preserve">Minimum slot-duration floor: </w:t>
+            </w:r>
+            <w:proofErr w:type="spellStart"/>
+            <w:r>
+              <w:rPr>
+                <w:color w:val="111111"/>
+                <w:sz w:val="19"/>
+                <w:szCs w:val="19"/>
+              </w:rPr>
+              <w:t>h_min</w:t>
+            </w:r>
+            <w:proofErr w:type="spellEnd"/>
+            <w:r>
+              <w:rPr>
+                <w:color w:val="111111"/>
+                <w:sz w:val="19"/>
+                <w:szCs w:val="19"/>
+              </w:rPr>
+              <w:t xml:space="preserve"> &lt;= </w:t>
+            </w:r>
+            <w:proofErr w:type="spellStart"/>
+            <w:r>
+              <w:rPr>
+                <w:color w:val="111111"/>
+                <w:sz w:val="19"/>
+                <w:szCs w:val="19"/>
+              </w:rPr>
+              <w:t>kappa_min</w:t>
+            </w:r>
+            <w:proofErr w:type="spellEnd"/>
+          </w:p>
+        </w:tc>
+        <w:tc>
+          <w:tcPr>
+            <w:tcW w:w="1500" w:type="dxa"/>
+            <w:tcMar>
+              <w:top w:w="60" w:type="dxa"/>
+              <w:left w:w="120" w:type="dxa"/>
+              <w:bottom w:w="60" w:type="dxa"/>
+              <w:right w:w="120" w:type="dxa"/>
+            </w:tcMar>
+          </w:tcPr>
+          <w:p>
+            <w:r>
+              <w:rPr>
+                <w:color w:val="111111"/>
+                <w:sz w:val="19"/>
+                <w:szCs w:val="19"/>
+              </w:rPr>
+              <w:t>Guard shift must meet minimum duration</w:t>
+            </w:r>
+          </w:p>
+        </w:tc>
+        <w:tc>
+          <w:tcPr>
+            <w:tcW w:w="1500" w:type="dxa"/>
+            <w:shd w:val="clear" w:color="auto" w:fill="D4EDDA"/>
+            <w:tcMar>
+              <w:top w:w="60" w:type="dxa"/>
+              <w:left w:w="120" w:type="dxa"/>
+              <w:bottom w:w="60" w:type="dxa"/>
+              <w:right w:w="120" w:type="dxa"/>
+            </w:tcMar>
+          </w:tcPr>
+          <w:p>
+            <w:pPr>
+              <w:jc w:val="center"/>
+            </w:pPr>
+            <w:r>
+              <w:rPr>
+                <w:b/>
+                <w:bCs/>
+                <w:color w:val="1D6B3E"/>
+                <w:sz w:val="19"/>
+                <w:szCs w:val="19"/>
+              </w:rPr>
+              <w:t>Enforced</w:t>
+            </w:r>
+          </w:p>
+        </w:tc>
+        <w:tc>
+          <w:tcPr>
+            <w:tcW w:w="1600" w:type="dxa"/>
+            <w:shd w:val="clear" w:color="auto" w:fill="FFF3CD"/>
+            <w:tcMar>
+              <w:top w:w="60" w:type="dxa"/>
+              <w:left w:w="120" w:type="dxa"/>
+              <w:bottom w:w="60" w:type="dxa"/>
+              <w:right w:w="120" w:type="dxa"/>
+            </w:tcMar>
+          </w:tcPr>
+          <w:p>
+            <w:pPr>
+              <w:jc w:val="center"/>
+            </w:pPr>
+            <w:r>
+              <w:rPr>
+                <w:b/>
+                <w:bCs/>
+                <w:color w:val="7A4F00"/>
+                <w:sz w:val="19"/>
+                <w:szCs w:val="19"/>
+              </w:rPr>
+              <w:t>Rarely violated</w:t>
+            </w:r>
+          </w:p>
+        </w:tc>
+        <w:tc>
+          <w:tcPr>
+            <w:tcW w:w="1500" w:type="dxa"/>
+            <w:tcMar>
+              <w:top w:w="60" w:type="dxa"/>
+              <w:left w:w="120" w:type="dxa"/>
+              <w:bottom w:w="60" w:type="dxa"/>
+              <w:right w:w="120" w:type="dxa"/>
+            </w:tcMar>
+          </w:tcPr>
+          <w:p>
+            <w:r>
+              <w:rPr>
+                <w:color w:val="111111"/>
+                <w:sz w:val="19"/>
+                <w:szCs w:val="19"/>
+              </w:rPr>
+              <w:t>Impractical micro-slots; real operations infeasible</w:t>
+            </w:r>
+          </w:p>
+        </w:tc>
+      </w:tr>
+    </w:tbl>
     <w:p>
       <w:pPr>
         <w:spacing w:after="160"/>

--- a/publication_paper_v4/RC2_MaxSAT_MinOverMax_Proof_V2.docx
+++ b/publication_paper_v4/RC2_MaxSAT_MinOverMax_Proof_V2.docx
@@ -13,7 +13,6 @@
           <w:color w:val="92D050"/>
         </w:rPr>
       </w:pPr>
-      <w:proofErr w:type="spellStart"/>
       <w:r>
         <w:rPr>
           <w:rFonts w:ascii="Calibri" w:hAnsi="Calibri" w:cs="Calibri"/>
@@ -21,9 +20,8 @@
           <w:bCs/>
           <w:color w:val="92D050"/>
         </w:rPr>
-        <w:t>MaxSAT</w:t>
+        <w:t xml:space="preserve">MaxSAT RC2: Why </w:t>
       </w:r>
-      <w:proofErr w:type="spellEnd"/>
       <w:r>
         <w:rPr>
           <w:rFonts w:ascii="Calibri" w:hAnsi="Calibri" w:cs="Calibri"/>
@@ -31,7 +29,7 @@
           <w:bCs/>
           <w:color w:val="92D050"/>
         </w:rPr>
-        <w:t xml:space="preserve"> RC2: Why </w:t>
+        <w:t xml:space="preserve">max over </w:t>
       </w:r>
       <w:r>
         <w:rPr>
@@ -40,7 +38,16 @@
           <w:bCs/>
           <w:color w:val="92D050"/>
         </w:rPr>
-        <w:t xml:space="preserve">max over </w:t>
+        <w:t>min_{k</w:t>
+      </w:r>
+      <w:r>
+        <w:rPr>
+          <w:rFonts w:ascii="Cambria Math" w:hAnsi="Cambria Math" w:cs="Cambria Math"/>
+          <w:b/>
+          <w:bCs/>
+          <w:color w:val="92D050"/>
+        </w:rPr>
+        <w:t>∈</w:t>
       </w:r>
       <w:r>
         <w:rPr>
@@ -49,45 +56,7 @@
           <w:bCs/>
           <w:color w:val="92D050"/>
         </w:rPr>
-        <w:t>min_{</w:t>
-      </w:r>
-      <w:proofErr w:type="spellStart"/>
-      <w:r>
-        <w:rPr>
-          <w:rFonts w:ascii="Calibri" w:hAnsi="Calibri" w:cs="Calibri"/>
-          <w:b/>
-          <w:bCs/>
-          <w:color w:val="92D050"/>
-        </w:rPr>
-        <w:t>k</w:t>
-      </w:r>
-      <w:r>
-        <w:rPr>
-          <w:rFonts w:ascii="Cambria Math" w:hAnsi="Cambria Math" w:cs="Cambria Math"/>
-          <w:b/>
-          <w:bCs/>
-          <w:color w:val="92D050"/>
-        </w:rPr>
-        <w:t>∈</w:t>
-      </w:r>
-      <w:r>
-        <w:rPr>
-          <w:rFonts w:ascii="Calibri" w:hAnsi="Calibri" w:cs="Calibri"/>
-          <w:b/>
-          <w:bCs/>
-          <w:color w:val="92D050"/>
-        </w:rPr>
-        <w:t>Θ</w:t>
-      </w:r>
-      <w:proofErr w:type="spellEnd"/>
-      <w:r>
-        <w:rPr>
-          <w:rFonts w:ascii="Calibri" w:hAnsi="Calibri" w:cs="Calibri"/>
-          <w:b/>
-          <w:bCs/>
-          <w:color w:val="92D050"/>
-        </w:rPr>
-        <w:t>} Wins</w:t>
+        <w:t>Θ} Wins</w:t>
       </w:r>
     </w:p>
     <w:p>
@@ -153,15 +122,7 @@
           <w:rFonts w:ascii="Calibri" w:hAnsi="Calibri" w:cs="Calibri"/>
           <w:color w:val="EE0000"/>
         </w:rPr>
-        <w:t>min_{</w:t>
-      </w:r>
-      <w:proofErr w:type="spellStart"/>
-      <w:r>
-        <w:rPr>
-          <w:rFonts w:ascii="Calibri" w:hAnsi="Calibri" w:cs="Calibri"/>
-          <w:color w:val="EE0000"/>
-        </w:rPr>
-        <w:t>k</w:t>
+        <w:t>min_{k</w:t>
       </w:r>
       <w:r>
         <w:rPr>
@@ -175,31 +136,7 @@
           <w:rFonts w:ascii="Calibri" w:hAnsi="Calibri" w:cs="Calibri"/>
           <w:color w:val="EE0000"/>
         </w:rPr>
-        <w:t>Θ</w:t>
-      </w:r>
-      <w:proofErr w:type="spellEnd"/>
-      <w:r>
-        <w:rPr>
-          <w:rFonts w:ascii="Calibri" w:hAnsi="Calibri" w:cs="Calibri"/>
-          <w:color w:val="EE0000"/>
-        </w:rPr>
-        <w:t xml:space="preserve">} </w:t>
-      </w:r>
-      <w:proofErr w:type="spellStart"/>
-      <w:r>
-        <w:rPr>
-          <w:rFonts w:ascii="Calibri" w:hAnsi="Calibri" w:cs="Calibri"/>
-          <w:color w:val="EE0000"/>
-        </w:rPr>
-        <w:t>Q_k</w:t>
-      </w:r>
-      <w:proofErr w:type="spellEnd"/>
-      <w:r>
-        <w:rPr>
-          <w:rFonts w:ascii="Calibri" w:hAnsi="Calibri" w:cs="Calibri"/>
-          <w:color w:val="EE0000"/>
-        </w:rPr>
-        <w:t xml:space="preserve">(x) across all four attacker scenarios simultaneously. No other solver can do this because no other solver encodes the full constraint set. This document proves that claim </w:t>
+        <w:t xml:space="preserve">Θ} Q_k(x) across all four attacker scenarios simultaneously. No other solver can do this because no other solver encodes the full constraint set. This document proves that claim </w:t>
       </w:r>
       <w:r>
         <w:rPr>
@@ -266,23 +203,7 @@
           <w:rFonts w:ascii="Calibri" w:hAnsi="Calibri" w:cs="Calibri"/>
           <w:color w:val="EE0000"/>
         </w:rPr>
-        <w:t>When the identical RC2 formulation is applied to Greedy-</w:t>
-      </w:r>
-      <w:proofErr w:type="spellStart"/>
-      <w:r>
-        <w:rPr>
-          <w:rFonts w:ascii="Calibri" w:hAnsi="Calibri" w:cs="Calibri"/>
-          <w:color w:val="EE0000"/>
-        </w:rPr>
-        <w:t>BiDir's</w:t>
-      </w:r>
-      <w:proofErr w:type="spellEnd"/>
-      <w:r>
-        <w:rPr>
-          <w:rFonts w:ascii="Calibri" w:hAnsi="Calibri" w:cs="Calibri"/>
-          <w:color w:val="EE0000"/>
-        </w:rPr>
-        <w:t xml:space="preserve"> schedule — burn variables tracked, D=(1−u_</w:t>
+        <w:t>When the identical RC2 formulation is applied to Greedy-BiDir's schedule — burn variables tracked, D=(1−u_</w:t>
       </w:r>
       <w:proofErr w:type="gramStart"/>
       <w:r>
@@ -298,39 +219,7 @@
           <w:rFonts w:ascii="Calibri" w:hAnsi="Calibri" w:cs="Calibri"/>
           <w:color w:val="EE0000"/>
         </w:rPr>
-        <w:t xml:space="preserve">1−u_persona) computed honestly, and the minimum taken across all four θ — </w:t>
-      </w:r>
-      <w:proofErr w:type="spellStart"/>
-      <w:r>
-        <w:rPr>
-          <w:rFonts w:ascii="Calibri" w:hAnsi="Calibri" w:cs="Calibri"/>
-          <w:color w:val="EE0000"/>
-        </w:rPr>
-        <w:t>Q_burst</w:t>
-      </w:r>
-      <w:proofErr w:type="spellEnd"/>
-      <w:r>
-        <w:rPr>
-          <w:rFonts w:ascii="Calibri" w:hAnsi="Calibri" w:cs="Calibri"/>
-          <w:color w:val="EE0000"/>
-        </w:rPr>
-        <w:t xml:space="preserve"> collapses to approximately zero because </w:t>
-      </w:r>
-      <w:proofErr w:type="spellStart"/>
-      <w:r>
-        <w:rPr>
-          <w:rFonts w:ascii="Calibri" w:hAnsi="Calibri" w:cs="Calibri"/>
-          <w:color w:val="EE0000"/>
-        </w:rPr>
-        <w:t>τ_d</w:t>
-      </w:r>
-      <w:proofErr w:type="spellEnd"/>
-      <w:r>
-        <w:rPr>
-          <w:rFonts w:ascii="Calibri" w:hAnsi="Calibri" w:cs="Calibri"/>
-          <w:color w:val="EE0000"/>
-        </w:rPr>
-        <w:t>=</w:t>
+        <w:t>1−u_persona) computed honestly, and the minimum taken across all four θ — Q_burst collapses to approximately zero because τ_d=</w:t>
       </w:r>
       <w:proofErr w:type="gramStart"/>
       <w:r>
@@ -362,55 +251,7 @@
           <w:rFonts w:ascii="Calibri" w:hAnsi="Calibri" w:cs="Calibri"/>
           <w:color w:val="EE0000"/>
         </w:rPr>
-        <w:t xml:space="preserve">1 at </w:t>
-      </w:r>
-      <w:proofErr w:type="spellStart"/>
-      <w:r>
-        <w:rPr>
-          <w:rFonts w:ascii="Calibri" w:hAnsi="Calibri" w:cs="Calibri"/>
-          <w:color w:val="EE0000"/>
-        </w:rPr>
-        <w:t>θ_burst</w:t>
-      </w:r>
-      <w:proofErr w:type="spellEnd"/>
-      <w:r>
-        <w:rPr>
-          <w:rFonts w:ascii="Calibri" w:hAnsi="Calibri" w:cs="Calibri"/>
-          <w:color w:val="EE0000"/>
-        </w:rPr>
-        <w:t xml:space="preserve"> fires </w:t>
-      </w:r>
-      <w:proofErr w:type="spellStart"/>
-      <w:r>
-        <w:rPr>
-          <w:rFonts w:ascii="Calibri" w:hAnsi="Calibri" w:cs="Calibri"/>
-          <w:color w:val="EE0000"/>
-        </w:rPr>
-        <w:t>u_type</w:t>
-      </w:r>
-      <w:proofErr w:type="spellEnd"/>
-      <w:r>
-        <w:rPr>
-          <w:rFonts w:ascii="Calibri" w:hAnsi="Calibri" w:cs="Calibri"/>
-          <w:color w:val="EE0000"/>
-        </w:rPr>
-        <w:t xml:space="preserve">=1 at t=1, zeroing all L4, L3, and L1 credit for slots t=1,2,3, leaving only the tiny t=0 contribution; the minimum is then dominated by this near-zero </w:t>
-      </w:r>
-      <w:proofErr w:type="spellStart"/>
-      <w:r>
-        <w:rPr>
-          <w:rFonts w:ascii="Calibri" w:hAnsi="Calibri" w:cs="Calibri"/>
-          <w:color w:val="EE0000"/>
-        </w:rPr>
-        <w:t>Q_burst</w:t>
-      </w:r>
-      <w:proofErr w:type="spellEnd"/>
-      <w:r>
-        <w:rPr>
-          <w:rFonts w:ascii="Calibri" w:hAnsi="Calibri" w:cs="Calibri"/>
-          <w:color w:val="EE0000"/>
-        </w:rPr>
-        <w:t>, giving r*≈0 for every baseline.</w:t>
+        <w:t>1 at θ_burst fires u_type=1 at t=1, zeroing all L4, L3, and L1 credit for slots t=1,2,3, leaving only the tiny t=0 contribution; the minimum is then dominated by this near-zero Q_burst, giving r*≈0 for every baseline.</w:t>
       </w:r>
     </w:p>
     <w:p>
@@ -491,23 +332,7 @@
           <w:rFonts w:ascii="Calibri" w:hAnsi="Calibri" w:cs="Calibri"/>
           <w:color w:val="000000" w:themeColor="text1"/>
         </w:rPr>
-        <w:t xml:space="preserve">k in Theta} </w:t>
-      </w:r>
-      <w:proofErr w:type="spellStart"/>
-      <w:r>
-        <w:rPr>
-          <w:rFonts w:ascii="Calibri" w:hAnsi="Calibri" w:cs="Calibri"/>
-          <w:color w:val="000000" w:themeColor="text1"/>
-        </w:rPr>
-        <w:t>Q_k</w:t>
-      </w:r>
-      <w:proofErr w:type="spellEnd"/>
-      <w:r>
-        <w:rPr>
-          <w:rFonts w:ascii="Calibri" w:hAnsi="Calibri" w:cs="Calibri"/>
-          <w:color w:val="000000" w:themeColor="text1"/>
-        </w:rPr>
-        <w:t xml:space="preserve">(x) of any solver on the full ZSTP-V6 formulation. </w:t>
+        <w:t xml:space="preserve">k in Theta} Q_k(x) of any solver on the full ZSTP-V6 formulation. </w:t>
       </w:r>
       <w:r>
         <w:rPr>
@@ -555,39 +380,7 @@
           <w:color w:val="000000" w:themeColor="text1"/>
         </w:rPr>
         <w:br/>
-        <w:t xml:space="preserve">2. Therefore, no solver can achieve higher r* = </w:t>
-      </w:r>
-      <w:proofErr w:type="spellStart"/>
-      <w:r>
-        <w:rPr>
-          <w:rFonts w:ascii="Calibri" w:hAnsi="Calibri" w:cs="Calibri"/>
-          <w:color w:val="000000" w:themeColor="text1"/>
-        </w:rPr>
-        <w:t>min_k</w:t>
-      </w:r>
-      <w:proofErr w:type="spellEnd"/>
-      <w:r>
-        <w:rPr>
-          <w:rFonts w:ascii="Calibri" w:hAnsi="Calibri" w:cs="Calibri"/>
-          <w:color w:val="000000" w:themeColor="text1"/>
-        </w:rPr>
-        <w:t xml:space="preserve"> </w:t>
-      </w:r>
-      <w:proofErr w:type="spellStart"/>
-      <w:r>
-        <w:rPr>
-          <w:rFonts w:ascii="Calibri" w:hAnsi="Calibri" w:cs="Calibri"/>
-          <w:color w:val="000000" w:themeColor="text1"/>
-        </w:rPr>
-        <w:t>Q_k</w:t>
-      </w:r>
-      <w:proofErr w:type="spellEnd"/>
-      <w:r>
-        <w:rPr>
-          <w:rFonts w:ascii="Calibri" w:hAnsi="Calibri" w:cs="Calibri"/>
-          <w:color w:val="000000" w:themeColor="text1"/>
-        </w:rPr>
-        <w:t xml:space="preserve">(x*) than RC2 on the full formulation. </w:t>
+        <w:t xml:space="preserve">2. Therefore, no solver can achieve higher r* = min_k Q_k(x*) than RC2 on the full formulation. </w:t>
       </w:r>
       <w:r>
         <w:rPr>
@@ -597,7 +390,6 @@
         <w:br/>
         <w:t>3. Any baseline reporting higher r* either (a) violates at least one constraint in C1-C15, or (b) evaluates Q without applying burn variables u_{</w:t>
       </w:r>
-      <w:proofErr w:type="spellStart"/>
       <w:proofErr w:type="gramStart"/>
       <w:r>
         <w:rPr>
@@ -612,17 +404,8 @@
           <w:rFonts w:ascii="Calibri" w:hAnsi="Calibri" w:cs="Calibri"/>
           <w:color w:val="000000" w:themeColor="text1"/>
         </w:rPr>
-        <w:t>,t</w:t>
+        <w:t>,t} and u_{</w:t>
       </w:r>
-      <w:proofErr w:type="spellEnd"/>
-      <w:r>
-        <w:rPr>
-          <w:rFonts w:ascii="Calibri" w:hAnsi="Calibri" w:cs="Calibri"/>
-          <w:color w:val="000000" w:themeColor="text1"/>
-        </w:rPr>
-        <w:t>} and u_{</w:t>
-      </w:r>
-      <w:proofErr w:type="spellStart"/>
       <w:proofErr w:type="gramStart"/>
       <w:r>
         <w:rPr>
@@ -647,7 +430,6 @@
         </w:rPr>
         <w:t>t,p</w:t>
       </w:r>
-      <w:proofErr w:type="spellEnd"/>
       <w:proofErr w:type="gramEnd"/>
       <w:r>
         <w:rPr>
@@ -849,19 +631,8 @@
                 <w:bCs/>
                 <w:color w:val="00B050"/>
               </w:rPr>
-              <w:t xml:space="preserve">Q at </w:t>
-            </w:r>
-            <w:proofErr w:type="spellStart"/>
-            <w:r>
-              <w:rPr>
-                <w:rFonts w:ascii="Calibri" w:hAnsi="Calibri" w:cs="Calibri"/>
-                <w:b/>
-                <w:bCs/>
-                <w:color w:val="00B050"/>
-              </w:rPr>
-              <w:t>theta_low</w:t>
-            </w:r>
-            <w:proofErr w:type="spellEnd"/>
+              <w:t>Q at theta_low</w:t>
+            </w:r>
           </w:p>
         </w:tc>
         <w:tc>
@@ -889,19 +660,8 @@
                 <w:bCs/>
                 <w:color w:val="00B050"/>
               </w:rPr>
-              <w:t xml:space="preserve">Q at </w:t>
-            </w:r>
-            <w:proofErr w:type="spellStart"/>
-            <w:r>
-              <w:rPr>
-                <w:rFonts w:ascii="Calibri" w:hAnsi="Calibri" w:cs="Calibri"/>
-                <w:b/>
-                <w:bCs/>
-                <w:color w:val="00B050"/>
-              </w:rPr>
-              <w:t>theta_med</w:t>
-            </w:r>
-            <w:proofErr w:type="spellEnd"/>
+              <w:t>Q at theta_med</w:t>
+            </w:r>
           </w:p>
         </w:tc>
         <w:tc>
@@ -929,19 +689,8 @@
                 <w:bCs/>
                 <w:color w:val="00B050"/>
               </w:rPr>
-              <w:t xml:space="preserve">Q at </w:t>
-            </w:r>
-            <w:proofErr w:type="spellStart"/>
-            <w:r>
-              <w:rPr>
-                <w:rFonts w:ascii="Calibri" w:hAnsi="Calibri" w:cs="Calibri"/>
-                <w:b/>
-                <w:bCs/>
-                <w:color w:val="00B050"/>
-              </w:rPr>
-              <w:t>theta_high</w:t>
-            </w:r>
-            <w:proofErr w:type="spellEnd"/>
+              <w:t>Q at theta_high</w:t>
+            </w:r>
           </w:p>
         </w:tc>
         <w:tc>
@@ -969,19 +718,8 @@
                 <w:bCs/>
                 <w:color w:val="00B050"/>
               </w:rPr>
-              <w:t xml:space="preserve">Q at </w:t>
-            </w:r>
-            <w:proofErr w:type="spellStart"/>
-            <w:r>
-              <w:rPr>
-                <w:rFonts w:ascii="Calibri" w:hAnsi="Calibri" w:cs="Calibri"/>
-                <w:b/>
-                <w:bCs/>
-                <w:color w:val="00B050"/>
-              </w:rPr>
-              <w:t>theta_burst</w:t>
-            </w:r>
-            <w:proofErr w:type="spellEnd"/>
+              <w:t>Q at theta_burst</w:t>
+            </w:r>
           </w:p>
         </w:tc>
         <w:tc>
@@ -1346,17 +1084,8 @@
                 <w:rFonts w:ascii="Calibri" w:hAnsi="Calibri" w:cs="Calibri"/>
                 <w:color w:val="000000" w:themeColor="text1"/>
               </w:rPr>
-              <w:t>Greedy-</w:t>
-            </w:r>
-            <w:proofErr w:type="spellStart"/>
-            <w:r>
-              <w:rPr>
-                <w:rFonts w:ascii="Calibri" w:hAnsi="Calibri" w:cs="Calibri"/>
-                <w:color w:val="000000" w:themeColor="text1"/>
-              </w:rPr>
-              <w:t>BiDir</w:t>
-            </w:r>
-            <w:proofErr w:type="spellEnd"/>
+              <w:t>Greedy-BiDir</w:t>
+            </w:r>
           </w:p>
         </w:tc>
         <w:tc>
@@ -2911,17 +2640,8 @@
                 <w:rFonts w:ascii="Calibri" w:hAnsi="Calibri" w:cs="Calibri"/>
                 <w:color w:val="000000" w:themeColor="text1"/>
               </w:rPr>
-              <w:t>Max-</w:t>
-            </w:r>
-            <w:proofErr w:type="spellStart"/>
-            <w:r>
-              <w:rPr>
-                <w:rFonts w:ascii="Calibri" w:hAnsi="Calibri" w:cs="Calibri"/>
-                <w:color w:val="000000" w:themeColor="text1"/>
-              </w:rPr>
-              <w:t>PathCov</w:t>
-            </w:r>
-            <w:proofErr w:type="spellEnd"/>
+              <w:t>Max-PathCov</w:t>
+            </w:r>
           </w:p>
         </w:tc>
         <w:tc>
@@ -3136,21 +2856,12 @@
                 <w:color w:val="000000" w:themeColor="text1"/>
               </w:rPr>
             </w:pPr>
-            <w:proofErr w:type="spellStart"/>
-            <w:r>
-              <w:rPr>
-                <w:rFonts w:ascii="Calibri" w:hAnsi="Calibri" w:cs="Calibri"/>
-                <w:color w:val="000000" w:themeColor="text1"/>
-              </w:rPr>
-              <w:t>ThreatIntel</w:t>
-            </w:r>
-            <w:proofErr w:type="spellEnd"/>
-            <w:r>
-              <w:rPr>
-                <w:rFonts w:ascii="Calibri" w:hAnsi="Calibri" w:cs="Calibri"/>
-                <w:color w:val="000000" w:themeColor="text1"/>
-              </w:rPr>
-              <w:t>-Only</w:t>
+            <w:r>
+              <w:rPr>
+                <w:rFonts w:ascii="Calibri" w:hAnsi="Calibri" w:cs="Calibri"/>
+                <w:color w:val="000000" w:themeColor="text1"/>
+              </w:rPr>
+              <w:t>ThreatIntel-Only</w:t>
             </w:r>
           </w:p>
         </w:tc>
@@ -3371,17 +3082,8 @@
                 <w:rFonts w:ascii="Calibri" w:hAnsi="Calibri" w:cs="Calibri"/>
                 <w:color w:val="000000" w:themeColor="text1"/>
               </w:rPr>
-              <w:t>Greedy-</w:t>
-            </w:r>
-            <w:proofErr w:type="spellStart"/>
-            <w:r>
-              <w:rPr>
-                <w:rFonts w:ascii="Calibri" w:hAnsi="Calibri" w:cs="Calibri"/>
-                <w:color w:val="000000" w:themeColor="text1"/>
-              </w:rPr>
-              <w:t>HighRho</w:t>
-            </w:r>
-            <w:proofErr w:type="spellEnd"/>
+              <w:t>Greedy-HighRho</w:t>
+            </w:r>
           </w:p>
         </w:tc>
         <w:tc>
@@ -3607,27 +3309,7 @@
           <w:bCs/>
           <w:color w:val="000000" w:themeColor="text1"/>
         </w:rPr>
-        <w:t xml:space="preserve">Why every baseline collapse at </w:t>
-      </w:r>
-      <w:proofErr w:type="spellStart"/>
-      <w:r>
-        <w:rPr>
-          <w:rFonts w:ascii="Calibri" w:hAnsi="Calibri" w:cs="Calibri"/>
-          <w:b/>
-          <w:bCs/>
-          <w:color w:val="000000" w:themeColor="text1"/>
-        </w:rPr>
-        <w:t>theta_burst</w:t>
-      </w:r>
-      <w:proofErr w:type="spellEnd"/>
-      <w:r>
-        <w:rPr>
-          <w:rFonts w:ascii="Calibri" w:hAnsi="Calibri" w:cs="Calibri"/>
-          <w:b/>
-          <w:bCs/>
-          <w:color w:val="000000" w:themeColor="text1"/>
-        </w:rPr>
-        <w:t xml:space="preserve"> under full formulation </w:t>
+        <w:t xml:space="preserve">Why every baseline collapse at theta_burst under full formulation </w:t>
       </w:r>
       <w:r>
         <w:rPr>
@@ -3635,38 +3317,7 @@
           <w:color w:val="000000" w:themeColor="text1"/>
         </w:rPr>
         <w:br/>
-      </w:r>
-      <w:proofErr w:type="spellStart"/>
-      <w:r>
-        <w:rPr>
-          <w:rFonts w:ascii="Calibri" w:hAnsi="Calibri" w:cs="Calibri"/>
-          <w:color w:val="000000" w:themeColor="text1"/>
-        </w:rPr>
-        <w:t>theta_burst</w:t>
-      </w:r>
-      <w:proofErr w:type="spellEnd"/>
-      <w:r>
-        <w:rPr>
-          <w:rFonts w:ascii="Calibri" w:hAnsi="Calibri" w:cs="Calibri"/>
-          <w:color w:val="000000" w:themeColor="text1"/>
-        </w:rPr>
-        <w:t xml:space="preserve">: rho=0.85, so </w:t>
-      </w:r>
-      <w:proofErr w:type="spellStart"/>
-      <w:r>
-        <w:rPr>
-          <w:rFonts w:ascii="Calibri" w:hAnsi="Calibri" w:cs="Calibri"/>
-          <w:color w:val="000000" w:themeColor="text1"/>
-        </w:rPr>
-        <w:t>tau_d</w:t>
-      </w:r>
-      <w:proofErr w:type="spellEnd"/>
-      <w:r>
-        <w:rPr>
-          <w:rFonts w:ascii="Calibri" w:hAnsi="Calibri" w:cs="Calibri"/>
-          <w:color w:val="000000" w:themeColor="text1"/>
-        </w:rPr>
-        <w:t xml:space="preserve"> = </w:t>
+        <w:t xml:space="preserve">theta_burst: rho=0.85, so tau_d = </w:t>
       </w:r>
       <w:proofErr w:type="gramStart"/>
       <w:r>
@@ -3684,7 +3335,6 @@
         </w:rPr>
         <w:t>1, 3*0.15) = 1. Every trap that appears in the same (zone, slot) twice is burned. Baselines that do not encode u_{</w:t>
       </w:r>
-      <w:proofErr w:type="spellStart"/>
       <w:proofErr w:type="gramStart"/>
       <w:r>
         <w:rPr>
@@ -3699,17 +3349,8 @@
           <w:rFonts w:ascii="Calibri" w:hAnsi="Calibri" w:cs="Calibri"/>
           <w:color w:val="000000" w:themeColor="text1"/>
         </w:rPr>
-        <w:t>,t</w:t>
+        <w:t>,t} and u_{</w:t>
       </w:r>
-      <w:proofErr w:type="spellEnd"/>
-      <w:r>
-        <w:rPr>
-          <w:rFonts w:ascii="Calibri" w:hAnsi="Calibri" w:cs="Calibri"/>
-          <w:color w:val="000000" w:themeColor="text1"/>
-        </w:rPr>
-        <w:t>} and u_{</w:t>
-      </w:r>
-      <w:proofErr w:type="spellStart"/>
       <w:proofErr w:type="gramStart"/>
       <w:r>
         <w:rPr>
@@ -3734,30 +3375,13 @@
         </w:rPr>
         <w:t>t,p</w:t>
       </w:r>
-      <w:proofErr w:type="spellEnd"/>
       <w:proofErr w:type="gramEnd"/>
       <w:r>
         <w:rPr>
           <w:rFonts w:ascii="Calibri" w:hAnsi="Calibri" w:cs="Calibri"/>
           <w:color w:val="000000" w:themeColor="text1"/>
         </w:rPr>
-        <w:t xml:space="preserve">} (ALL ten baselines) falsely claim D=1 and collect full L4+L3 credit. When burn is applied post-hoc (fair evaluation), D=0 on ~75-100% of their deployments. Only RC2 designs the schedule to rotate before burn fires, so its D=1 on all 16 deployments even at </w:t>
-      </w:r>
-      <w:proofErr w:type="spellStart"/>
-      <w:r>
-        <w:rPr>
-          <w:rFonts w:ascii="Calibri" w:hAnsi="Calibri" w:cs="Calibri"/>
-          <w:color w:val="000000" w:themeColor="text1"/>
-        </w:rPr>
-        <w:t>theta_burst</w:t>
-      </w:r>
-      <w:proofErr w:type="spellEnd"/>
-      <w:r>
-        <w:rPr>
-          <w:rFonts w:ascii="Calibri" w:hAnsi="Calibri" w:cs="Calibri"/>
-          <w:color w:val="000000" w:themeColor="text1"/>
-        </w:rPr>
-        <w:t xml:space="preserve"> -- earning the genuine 3,956 from L2_tech+L2_fam alone.</w:t>
+        <w:t>} (ALL ten baselines) falsely claim D=1 and collect full L4+L3 credit. When burn is applied post-hoc (fair evaluation), D=0 on ~75-100% of their deployments. Only RC2 designs the schedule to rotate before burn fires, so its D=1 on all 16 deployments even at theta_burst -- earning the genuine 3,956 from L2_tech+L2_fam alone.</w:t>
       </w:r>
     </w:p>
     <w:p>
@@ -3950,19 +3574,8 @@
                 <w:bCs/>
                 <w:color w:val="92D050"/>
               </w:rPr>
-              <w:t xml:space="preserve">Greedy </w:t>
-            </w:r>
-            <w:proofErr w:type="spellStart"/>
-            <w:r>
-              <w:rPr>
-                <w:rFonts w:ascii="Calibri" w:hAnsi="Calibri" w:cs="Calibri"/>
-                <w:b/>
-                <w:bCs/>
-                <w:color w:val="92D050"/>
-              </w:rPr>
-              <w:t>BiDir</w:t>
-            </w:r>
-            <w:proofErr w:type="spellEnd"/>
+              <w:t>Greedy BiDir</w:t>
+            </w:r>
           </w:p>
         </w:tc>
         <w:tc>
@@ -4186,7 +3799,6 @@
                 <w:color w:val="92D050"/>
               </w:rPr>
             </w:pPr>
-            <w:proofErr w:type="spellStart"/>
             <w:r>
               <w:rPr>
                 <w:rFonts w:ascii="Calibri" w:hAnsi="Calibri" w:cs="Calibri"/>
@@ -4196,7 +3808,6 @@
               </w:rPr>
               <w:t>MaxPC</w:t>
             </w:r>
-            <w:proofErr w:type="spellEnd"/>
           </w:p>
         </w:tc>
         <w:tc>
@@ -4217,7 +3828,6 @@
                 <w:color w:val="92D050"/>
               </w:rPr>
             </w:pPr>
-            <w:proofErr w:type="spellStart"/>
             <w:r>
               <w:rPr>
                 <w:rFonts w:ascii="Calibri" w:hAnsi="Calibri" w:cs="Calibri"/>
@@ -4227,7 +3837,6 @@
               </w:rPr>
               <w:t>GrHiR</w:t>
             </w:r>
-            <w:proofErr w:type="spellEnd"/>
           </w:p>
         </w:tc>
       </w:tr>
@@ -4257,27 +3866,7 @@
                 <w:bCs/>
                 <w:color w:val="000000" w:themeColor="text1"/>
               </w:rPr>
-              <w:t xml:space="preserve">r* = </w:t>
-            </w:r>
-            <w:proofErr w:type="spellStart"/>
-            <w:r>
-              <w:rPr>
-                <w:rFonts w:ascii="Calibri" w:hAnsi="Calibri" w:cs="Calibri"/>
-                <w:b/>
-                <w:bCs/>
-                <w:color w:val="000000" w:themeColor="text1"/>
-              </w:rPr>
-              <w:t>min_Theta</w:t>
-            </w:r>
-            <w:proofErr w:type="spellEnd"/>
-            <w:r>
-              <w:rPr>
-                <w:rFonts w:ascii="Calibri" w:hAnsi="Calibri" w:cs="Calibri"/>
-                <w:b/>
-                <w:bCs/>
-                <w:color w:val="000000" w:themeColor="text1"/>
-              </w:rPr>
-              <w:t xml:space="preserve"> Q (Eq.16)</w:t>
+              <w:t>r* = min_Theta Q (Eq.16)</w:t>
             </w:r>
           </w:p>
         </w:tc>
@@ -4638,27 +4227,7 @@
                 <w:bCs/>
                 <w:color w:val="000000" w:themeColor="text1"/>
               </w:rPr>
-              <w:t xml:space="preserve">Q-med at </w:t>
-            </w:r>
-            <w:proofErr w:type="spellStart"/>
-            <w:r>
-              <w:rPr>
-                <w:rFonts w:ascii="Calibri" w:hAnsi="Calibri" w:cs="Calibri"/>
-                <w:b/>
-                <w:bCs/>
-                <w:color w:val="000000" w:themeColor="text1"/>
-              </w:rPr>
-              <w:t>theta_med</w:t>
-            </w:r>
-            <w:proofErr w:type="spellEnd"/>
-            <w:r>
-              <w:rPr>
-                <w:rFonts w:ascii="Calibri" w:hAnsi="Calibri" w:cs="Calibri"/>
-                <w:b/>
-                <w:bCs/>
-                <w:color w:val="000000" w:themeColor="text1"/>
-              </w:rPr>
-              <w:t xml:space="preserve"> (Eq.8)</w:t>
+              <w:t>Q-med at theta_med (Eq.8)</w:t>
             </w:r>
           </w:p>
         </w:tc>
@@ -7933,25 +7502,14 @@
                 <w:color w:val="000000" w:themeColor="text1"/>
               </w:rPr>
             </w:pPr>
-            <w:proofErr w:type="spellStart"/>
-            <w:r>
-              <w:rPr>
-                <w:rFonts w:ascii="Calibri" w:hAnsi="Calibri" w:cs="Calibri"/>
-                <w:b/>
-                <w:bCs/>
-                <w:color w:val="000000" w:themeColor="text1"/>
-              </w:rPr>
-              <w:t>PBurn</w:t>
-            </w:r>
-            <w:proofErr w:type="spellEnd"/>
-            <w:r>
-              <w:rPr>
-                <w:rFonts w:ascii="Calibri" w:hAnsi="Calibri" w:cs="Calibri"/>
-                <w:b/>
-                <w:bCs/>
-                <w:color w:val="000000" w:themeColor="text1"/>
-              </w:rPr>
-              <w:t>% (Eq.6, lower=better)</w:t>
+            <w:r>
+              <w:rPr>
+                <w:rFonts w:ascii="Calibri" w:hAnsi="Calibri" w:cs="Calibri"/>
+                <w:b/>
+                <w:bCs/>
+                <w:color w:val="000000" w:themeColor="text1"/>
+              </w:rPr>
+              <w:t>PBurn% (Eq.6, lower=better)</w:t>
             </w:r>
           </w:p>
         </w:tc>
@@ -8305,25 +7863,14 @@
                 <w:color w:val="000000" w:themeColor="text1"/>
               </w:rPr>
             </w:pPr>
-            <w:proofErr w:type="spellStart"/>
-            <w:r>
-              <w:rPr>
-                <w:rFonts w:ascii="Calibri" w:hAnsi="Calibri" w:cs="Calibri"/>
-                <w:b/>
-                <w:bCs/>
-                <w:color w:val="000000" w:themeColor="text1"/>
-              </w:rPr>
-              <w:t>TBurn</w:t>
-            </w:r>
-            <w:proofErr w:type="spellEnd"/>
-            <w:r>
-              <w:rPr>
-                <w:rFonts w:ascii="Calibri" w:hAnsi="Calibri" w:cs="Calibri"/>
-                <w:b/>
-                <w:bCs/>
-                <w:color w:val="000000" w:themeColor="text1"/>
-              </w:rPr>
-              <w:t>% (Eq.7, lower=better)</w:t>
+            <w:r>
+              <w:rPr>
+                <w:rFonts w:ascii="Calibri" w:hAnsi="Calibri" w:cs="Calibri"/>
+                <w:b/>
+                <w:bCs/>
+                <w:color w:val="000000" w:themeColor="text1"/>
+              </w:rPr>
+              <w:t>TBurn% (Eq.7, lower=better)</w:t>
             </w:r>
           </w:p>
         </w:tc>
@@ -10085,103 +9632,7 @@
           <w:rFonts w:ascii="Calibri" w:hAnsi="Calibri" w:cs="Calibri"/>
           <w:color w:val="000000" w:themeColor="text1"/>
         </w:rPr>
-        <w:t>Greedy-</w:t>
-      </w:r>
-      <w:proofErr w:type="spellStart"/>
-      <w:r>
-        <w:rPr>
-          <w:rFonts w:ascii="Calibri" w:hAnsi="Calibri" w:cs="Calibri"/>
-          <w:color w:val="000000" w:themeColor="text1"/>
-        </w:rPr>
-        <w:t>BiDir</w:t>
-      </w:r>
-      <w:proofErr w:type="spellEnd"/>
-      <w:r>
-        <w:rPr>
-          <w:rFonts w:ascii="Calibri" w:hAnsi="Calibri" w:cs="Calibri"/>
-          <w:color w:val="000000" w:themeColor="text1"/>
-        </w:rPr>
-        <w:t xml:space="preserve"> </w:t>
-      </w:r>
-      <w:proofErr w:type="spellStart"/>
-      <w:r>
-        <w:rPr>
-          <w:rFonts w:ascii="Calibri" w:hAnsi="Calibri" w:cs="Calibri"/>
-          <w:color w:val="000000" w:themeColor="text1"/>
-        </w:rPr>
-        <w:t>PBurn</w:t>
-      </w:r>
-      <w:proofErr w:type="spellEnd"/>
-      <w:r>
-        <w:rPr>
-          <w:rFonts w:ascii="Calibri" w:hAnsi="Calibri" w:cs="Calibri"/>
-          <w:color w:val="000000" w:themeColor="text1"/>
-        </w:rPr>
-        <w:t xml:space="preserve">=0% and r*=8,249 are published numbers without burn enforcement. Under full formulation with </w:t>
-      </w:r>
-      <w:proofErr w:type="spellStart"/>
-      <w:r>
-        <w:rPr>
-          <w:rFonts w:ascii="Calibri" w:hAnsi="Calibri" w:cs="Calibri"/>
-          <w:color w:val="000000" w:themeColor="text1"/>
-        </w:rPr>
-        <w:t>u_type</w:t>
-      </w:r>
-      <w:proofErr w:type="spellEnd"/>
-      <w:r>
-        <w:rPr>
-          <w:rFonts w:ascii="Calibri" w:hAnsi="Calibri" w:cs="Calibri"/>
-          <w:color w:val="000000" w:themeColor="text1"/>
-        </w:rPr>
-        <w:t>/</w:t>
-      </w:r>
-      <w:proofErr w:type="spellStart"/>
-      <w:r>
-        <w:rPr>
-          <w:rFonts w:ascii="Calibri" w:hAnsi="Calibri" w:cs="Calibri"/>
-          <w:color w:val="000000" w:themeColor="text1"/>
-        </w:rPr>
-        <w:t>u_persona</w:t>
-      </w:r>
-      <w:proofErr w:type="spellEnd"/>
-      <w:r>
-        <w:rPr>
-          <w:rFonts w:ascii="Calibri" w:hAnsi="Calibri" w:cs="Calibri"/>
-          <w:color w:val="000000" w:themeColor="text1"/>
-        </w:rPr>
-        <w:t xml:space="preserve"> applied, </w:t>
-      </w:r>
-      <w:proofErr w:type="spellStart"/>
-      <w:r>
-        <w:rPr>
-          <w:rFonts w:ascii="Calibri" w:hAnsi="Calibri" w:cs="Calibri"/>
-          <w:color w:val="000000" w:themeColor="text1"/>
-        </w:rPr>
-        <w:t>PBurn</w:t>
-      </w:r>
-      <w:proofErr w:type="spellEnd"/>
-      <w:r>
-        <w:rPr>
-          <w:rFonts w:ascii="Calibri" w:hAnsi="Calibri" w:cs="Calibri"/>
-          <w:color w:val="000000" w:themeColor="text1"/>
-        </w:rPr>
-        <w:t xml:space="preserve"> rises to ~75% at </w:t>
-      </w:r>
-      <w:proofErr w:type="spellStart"/>
-      <w:r>
-        <w:rPr>
-          <w:rFonts w:ascii="Calibri" w:hAnsi="Calibri" w:cs="Calibri"/>
-          <w:color w:val="000000" w:themeColor="text1"/>
-        </w:rPr>
-        <w:t>theta_burst</w:t>
-      </w:r>
-      <w:proofErr w:type="spellEnd"/>
-      <w:r>
-        <w:rPr>
-          <w:rFonts w:ascii="Calibri" w:hAnsi="Calibri" w:cs="Calibri"/>
-          <w:color w:val="000000" w:themeColor="text1"/>
-        </w:rPr>
-        <w:t xml:space="preserve"> and r*-&gt;0.</w:t>
+        <w:t>Greedy-BiDir PBurn=0% and r*=8,249 are published numbers without burn enforcement. Under full formulation with u_type/u_persona applied, PBurn rises to ~75% at theta_burst and r*-&gt;0.</w:t>
       </w:r>
     </w:p>
     <w:p>
@@ -10300,47 +9751,7 @@
           <w:sz w:val="20"/>
           <w:szCs w:val="20"/>
         </w:rPr>
-        <w:t xml:space="preserve"> shows </w:t>
-      </w:r>
-      <w:proofErr w:type="spellStart"/>
-      <w:r>
-        <w:rPr>
-          <w:rFonts w:ascii="Calibri" w:hAnsi="Calibri" w:cs="Calibri"/>
-          <w:color w:val="000000" w:themeColor="text1"/>
-          <w:sz w:val="20"/>
-          <w:szCs w:val="20"/>
-        </w:rPr>
-        <w:t>Q_k</w:t>
-      </w:r>
-      <w:proofErr w:type="spellEnd"/>
-      <w:r>
-        <w:rPr>
-          <w:rFonts w:ascii="Calibri" w:hAnsi="Calibri" w:cs="Calibri"/>
-          <w:color w:val="000000" w:themeColor="text1"/>
-          <w:sz w:val="20"/>
-          <w:szCs w:val="20"/>
-        </w:rPr>
-        <w:t xml:space="preserve"> per scenario. RC2's four bars are flat at ~185k across all θ. Baseline </w:t>
-      </w:r>
-      <w:proofErr w:type="spellStart"/>
-      <w:r>
-        <w:rPr>
-          <w:rFonts w:ascii="Calibri" w:hAnsi="Calibri" w:cs="Calibri"/>
-          <w:color w:val="000000" w:themeColor="text1"/>
-          <w:sz w:val="20"/>
-          <w:szCs w:val="20"/>
-        </w:rPr>
-        <w:t>θ_burst</w:t>
-      </w:r>
-      <w:proofErr w:type="spellEnd"/>
-      <w:r>
-        <w:rPr>
-          <w:rFonts w:ascii="Calibri" w:hAnsi="Calibri" w:cs="Calibri"/>
-          <w:color w:val="000000" w:themeColor="text1"/>
-          <w:sz w:val="20"/>
-          <w:szCs w:val="20"/>
-        </w:rPr>
-        <w:t xml:space="preserve"> bars are faded/transparent to show they collapse to ≈0.</w:t>
+        <w:t xml:space="preserve"> shows Q_k per scenario. RC2's four bars are flat at ~185k across all θ. Baseline θ_burst bars are faded/transparent to show they collapse to ≈0.</w:t>
       </w:r>
     </w:p>
     <w:p>
@@ -10362,117 +9773,7 @@
           <w:szCs w:val="20"/>
           <w:shd w:val="clear" w:color="auto" w:fill="CAEAC7"/>
         </w:rPr>
-        <w:t xml:space="preserve">Some baselines achieve higher Q at </w:t>
-      </w:r>
-      <w:proofErr w:type="spellStart"/>
-      <w:r>
-        <w:rPr>
-          <w:rFonts w:ascii="Calibri" w:hAnsi="Calibri" w:cs="Calibri"/>
-          <w:color w:val="EE0000"/>
-          <w:sz w:val="20"/>
-          <w:szCs w:val="20"/>
-          <w:shd w:val="clear" w:color="auto" w:fill="CAEAC7"/>
-        </w:rPr>
-        <w:t>θ_low</w:t>
-      </w:r>
-      <w:proofErr w:type="spellEnd"/>
-      <w:r>
-        <w:rPr>
-          <w:rFonts w:ascii="Calibri" w:hAnsi="Calibri" w:cs="Calibri"/>
-          <w:color w:val="EE0000"/>
-          <w:sz w:val="20"/>
-          <w:szCs w:val="20"/>
-          <w:shd w:val="clear" w:color="auto" w:fill="CAEAC7"/>
-        </w:rPr>
-        <w:t xml:space="preserve"> because they </w:t>
-      </w:r>
-      <w:proofErr w:type="spellStart"/>
-      <w:r>
-        <w:rPr>
-          <w:rFonts w:ascii="Calibri" w:hAnsi="Calibri" w:cs="Calibri"/>
-          <w:color w:val="EE0000"/>
-          <w:sz w:val="20"/>
-          <w:szCs w:val="20"/>
-          <w:shd w:val="clear" w:color="auto" w:fill="CAEAC7"/>
-        </w:rPr>
-        <w:t>optimise</w:t>
-      </w:r>
-      <w:proofErr w:type="spellEnd"/>
-      <w:r>
-        <w:rPr>
-          <w:rFonts w:ascii="Calibri" w:hAnsi="Calibri" w:cs="Calibri"/>
-          <w:color w:val="EE0000"/>
-          <w:sz w:val="20"/>
-          <w:szCs w:val="20"/>
-          <w:shd w:val="clear" w:color="auto" w:fill="CAEAC7"/>
-        </w:rPr>
-        <w:t xml:space="preserve"> for a single benign scenario without encoding burn constraints. When evaluated honestly under the full RC2 formulation (burn applied, min taken over all four θ), those high </w:t>
-      </w:r>
-      <w:proofErr w:type="spellStart"/>
-      <w:r>
-        <w:rPr>
-          <w:rFonts w:ascii="Calibri" w:hAnsi="Calibri" w:cs="Calibri"/>
-          <w:color w:val="EE0000"/>
-          <w:sz w:val="20"/>
-          <w:szCs w:val="20"/>
-          <w:shd w:val="clear" w:color="auto" w:fill="CAEAC7"/>
-        </w:rPr>
-        <w:t>Q_low</w:t>
-      </w:r>
-      <w:proofErr w:type="spellEnd"/>
-      <w:r>
-        <w:rPr>
-          <w:rFonts w:ascii="Calibri" w:hAnsi="Calibri" w:cs="Calibri"/>
-          <w:color w:val="EE0000"/>
-          <w:sz w:val="20"/>
-          <w:szCs w:val="20"/>
-          <w:shd w:val="clear" w:color="auto" w:fill="CAEAC7"/>
-        </w:rPr>
-        <w:t xml:space="preserve"> values are irrelevant — their </w:t>
-      </w:r>
-      <w:proofErr w:type="spellStart"/>
-      <w:r>
-        <w:rPr>
-          <w:rFonts w:ascii="Calibri" w:hAnsi="Calibri" w:cs="Calibri"/>
-          <w:color w:val="EE0000"/>
-          <w:sz w:val="20"/>
-          <w:szCs w:val="20"/>
-          <w:shd w:val="clear" w:color="auto" w:fill="CAEAC7"/>
-        </w:rPr>
-        <w:t>Q_burst</w:t>
-      </w:r>
-      <w:proofErr w:type="spellEnd"/>
-      <w:r>
-        <w:rPr>
-          <w:rFonts w:ascii="Calibri" w:hAnsi="Calibri" w:cs="Calibri"/>
-          <w:color w:val="EE0000"/>
-          <w:sz w:val="20"/>
-          <w:szCs w:val="20"/>
-          <w:shd w:val="clear" w:color="auto" w:fill="CAEAC7"/>
-        </w:rPr>
-        <w:t xml:space="preserve"> collapses to ≈0, pulling r*=0. RC2's lower </w:t>
-      </w:r>
-      <w:proofErr w:type="spellStart"/>
-      <w:r>
-        <w:rPr>
-          <w:rFonts w:ascii="Calibri" w:hAnsi="Calibri" w:cs="Calibri"/>
-          <w:color w:val="EE0000"/>
-          <w:sz w:val="20"/>
-          <w:szCs w:val="20"/>
-          <w:shd w:val="clear" w:color="auto" w:fill="CAEAC7"/>
-        </w:rPr>
-        <w:t>Q_low</w:t>
-      </w:r>
-      <w:proofErr w:type="spellEnd"/>
-      <w:r>
-        <w:rPr>
-          <w:rFonts w:ascii="Calibri" w:hAnsi="Calibri" w:cs="Calibri"/>
-          <w:color w:val="EE0000"/>
-          <w:sz w:val="20"/>
-          <w:szCs w:val="20"/>
-          <w:shd w:val="clear" w:color="auto" w:fill="CAEAC7"/>
-        </w:rPr>
-        <w:t xml:space="preserve"> is a direct consequence of encoding adversarial robustness correctly: it sacrifices single-scenario peaks to guarantee performance under the worst-case attacker."</w:t>
+        <w:t>Some baselines achieve higher Q at θ_low because they optimise for a single benign scenario without encoding burn constraints. When evaluated honestly under the full RC2 formulation (burn applied, min taken over all four θ), those high Q_low values are irrelevant — their Q_burst collapses to ≈0, pulling r*=0. RC2's lower Q_low is a direct consequence of encoding adversarial robustness correctly: it sacrifices single-scenario peaks to guarantee performance under the worst-case attacker."</w:t>
       </w:r>
     </w:p>
     <w:p>
@@ -10512,27 +9813,7 @@
           <w:sz w:val="20"/>
           <w:szCs w:val="20"/>
         </w:rPr>
-        <w:t xml:space="preserve"> shows the mechanism — the dual-guard D heatmap. RC2 holds D=1 across all four time slots (all green). Every baseline drops to D=0 at t=1,2,3 (all red) because no burn encoding means </w:t>
-      </w:r>
-      <w:proofErr w:type="spellStart"/>
-      <w:r>
-        <w:rPr>
-          <w:rFonts w:ascii="Calibri" w:hAnsi="Calibri" w:cs="Calibri"/>
-          <w:color w:val="000000" w:themeColor="text1"/>
-          <w:sz w:val="20"/>
-          <w:szCs w:val="20"/>
-        </w:rPr>
-        <w:t>τ_d</w:t>
-      </w:r>
-      <w:proofErr w:type="spellEnd"/>
-      <w:r>
-        <w:rPr>
-          <w:rFonts w:ascii="Calibri" w:hAnsi="Calibri" w:cs="Calibri"/>
-          <w:color w:val="000000" w:themeColor="text1"/>
-          <w:sz w:val="20"/>
-          <w:szCs w:val="20"/>
-        </w:rPr>
-        <w:t>=1 fires and wipes L4+L3+L1 credit. This directly answers the reviewer: the collapse is structural, not coincidental.</w:t>
+        <w:t xml:space="preserve"> shows the mechanism — the dual-guard D heatmap. RC2 holds D=1 across all four time slots (all green). Every baseline drops to D=0 at t=1,2,3 (all red) because no burn encoding means τ_d=1 fires and wipes L4+L3+L1 credit. This directly answers the reviewer: the collapse is structural, not coincidental.</w:t>
       </w:r>
     </w:p>
     <w:p>
@@ -10572,47 +9853,7 @@
           <w:sz w:val="20"/>
           <w:szCs w:val="20"/>
         </w:rPr>
-        <w:t xml:space="preserve"> (fixed scale) shows the r* = min over all θ. RC2 green bar at 3,956 is clearly visible and dominant. All baselines sit at 497–2,973 in their published </w:t>
-      </w:r>
-      <w:proofErr w:type="spellStart"/>
-      <w:r>
-        <w:rPr>
-          <w:rFonts w:ascii="Calibri" w:hAnsi="Calibri" w:cs="Calibri"/>
-          <w:color w:val="000000" w:themeColor="text1"/>
-          <w:sz w:val="20"/>
-          <w:szCs w:val="20"/>
-        </w:rPr>
-        <w:t>Q_med</w:t>
-      </w:r>
-      <w:proofErr w:type="spellEnd"/>
-      <w:r>
-        <w:rPr>
-          <w:rFonts w:ascii="Calibri" w:hAnsi="Calibri" w:cs="Calibri"/>
-          <w:color w:val="000000" w:themeColor="text1"/>
-          <w:sz w:val="20"/>
-          <w:szCs w:val="20"/>
-        </w:rPr>
-        <w:t xml:space="preserve"> form (faint outline bars) but their honest r* (solid red bars) are near zero because </w:t>
-      </w:r>
-      <w:proofErr w:type="spellStart"/>
-      <w:r>
-        <w:rPr>
-          <w:rFonts w:ascii="Calibri" w:hAnsi="Calibri" w:cs="Calibri"/>
-          <w:color w:val="000000" w:themeColor="text1"/>
-          <w:sz w:val="20"/>
-          <w:szCs w:val="20"/>
-        </w:rPr>
-        <w:t>Q_burst</w:t>
-      </w:r>
-      <w:proofErr w:type="spellEnd"/>
-      <w:r>
-        <w:rPr>
-          <w:rFonts w:ascii="Calibri" w:hAnsi="Calibri" w:cs="Calibri"/>
-          <w:color w:val="000000" w:themeColor="text1"/>
-          <w:sz w:val="20"/>
-          <w:szCs w:val="20"/>
-        </w:rPr>
-        <w:t xml:space="preserve"> dominates the min.</w:t>
+        <w:t xml:space="preserve"> (fixed scale) shows the r* = min over all θ. RC2 green bar at 3,956 is clearly visible and dominant. All baselines sit at 497–2,973 in their published Q_med form (faint outline bars) but their honest r* (solid red bars) are near zero because Q_burst dominates the min.</w:t>
       </w:r>
     </w:p>
     <w:p>
@@ -10645,7 +9886,6 @@
         </w:rPr>
         <w:t xml:space="preserve"> </w:t>
       </w:r>
-      <w:proofErr w:type="spellStart"/>
       <w:r>
         <w:rPr>
           <w:rFonts w:ascii="Calibri" w:hAnsi="Calibri" w:cs="Calibri"/>
@@ -10654,18 +9894,7 @@
           <w:szCs w:val="20"/>
           <w:shd w:val="clear" w:color="auto" w:fill="FCFCFB"/>
         </w:rPr>
-        <w:t>Q_med</w:t>
-      </w:r>
-      <w:proofErr w:type="spellEnd"/>
-      <w:r>
-        <w:rPr>
-          <w:rFonts w:ascii="Calibri" w:hAnsi="Calibri" w:cs="Calibri"/>
-          <w:color w:val="000000" w:themeColor="text1"/>
-          <w:sz w:val="20"/>
-          <w:szCs w:val="20"/>
-          <w:shd w:val="clear" w:color="auto" w:fill="FCFCFB"/>
-        </w:rPr>
-        <w:t xml:space="preserve"> (published) vs honest r* (Eq. 15)</w:t>
+        <w:t>Q_med (published) vs honest r* (Eq. 15)</w:t>
       </w:r>
       <w:r>
         <w:rPr>
@@ -10719,7 +9948,6 @@
         </w:rPr>
         <w:t xml:space="preserve"> </w:t>
       </w:r>
-      <w:proofErr w:type="spellStart"/>
       <w:r>
         <w:rPr>
           <w:rFonts w:ascii="Calibri" w:hAnsi="Calibri" w:cs="Calibri"/>
@@ -10728,9 +9956,8 @@
           <w:szCs w:val="20"/>
           <w:shd w:val="clear" w:color="auto" w:fill="FCFCFB"/>
         </w:rPr>
-        <w:t>PBurn</w:t>
+        <w:t>PBurn% (Eq. 6) and ATT&amp;CK technique breadth</w:t>
       </w:r>
-      <w:proofErr w:type="spellEnd"/>
       <w:r>
         <w:rPr>
           <w:rFonts w:ascii="Calibri" w:hAnsi="Calibri" w:cs="Calibri"/>
@@ -10739,7 +9966,7 @@
           <w:szCs w:val="20"/>
           <w:shd w:val="clear" w:color="auto" w:fill="FCFCFB"/>
         </w:rPr>
-        <w:t>% (Eq. 6) and ATT&amp;CK technique breadth</w:t>
+        <w:t xml:space="preserve">. </w:t>
       </w:r>
       <w:r>
         <w:rPr>
@@ -10749,39 +9976,7 @@
           <w:szCs w:val="20"/>
           <w:shd w:val="clear" w:color="auto" w:fill="FCFCFB"/>
         </w:rPr>
-        <w:t xml:space="preserve">. </w:t>
-      </w:r>
-      <w:r>
-        <w:rPr>
-          <w:rFonts w:ascii="Calibri" w:hAnsi="Calibri" w:cs="Calibri"/>
-          <w:color w:val="000000" w:themeColor="text1"/>
-          <w:sz w:val="20"/>
-          <w:szCs w:val="20"/>
-          <w:shd w:val="clear" w:color="auto" w:fill="FCFCFB"/>
-        </w:rPr>
-        <w:t xml:space="preserve">RC2 is uniquely able to achieve </w:t>
-      </w:r>
-      <w:proofErr w:type="spellStart"/>
-      <w:r>
-        <w:rPr>
-          <w:rFonts w:ascii="Calibri" w:hAnsi="Calibri" w:cs="Calibri"/>
-          <w:color w:val="000000" w:themeColor="text1"/>
-          <w:sz w:val="20"/>
-          <w:szCs w:val="20"/>
-          <w:shd w:val="clear" w:color="auto" w:fill="FCFCFB"/>
-        </w:rPr>
-        <w:t>PBurn</w:t>
-      </w:r>
-      <w:proofErr w:type="spellEnd"/>
-      <w:r>
-        <w:rPr>
-          <w:rFonts w:ascii="Calibri" w:hAnsi="Calibri" w:cs="Calibri"/>
-          <w:color w:val="000000" w:themeColor="text1"/>
-          <w:sz w:val="20"/>
-          <w:szCs w:val="20"/>
-          <w:shd w:val="clear" w:color="auto" w:fill="FCFCFB"/>
-        </w:rPr>
-        <w:t>=0% </w:t>
+        <w:t>RC2 is uniquely able to achieve PBurn=0% </w:t>
       </w:r>
       <w:r>
         <w:rPr>
@@ -10802,29 +9997,7 @@
           <w:szCs w:val="20"/>
           <w:shd w:val="clear" w:color="auto" w:fill="FCFCFB"/>
         </w:rPr>
-        <w:t xml:space="preserve"> 18/18 ATT&amp;CK coverage simultaneously — something no baseline achieves. The 75% burn rate across all baselines is the structural reason their </w:t>
-      </w:r>
-      <w:proofErr w:type="spellStart"/>
-      <w:r>
-        <w:rPr>
-          <w:rFonts w:ascii="Calibri" w:hAnsi="Calibri" w:cs="Calibri"/>
-          <w:color w:val="000000" w:themeColor="text1"/>
-          <w:sz w:val="20"/>
-          <w:szCs w:val="20"/>
-          <w:shd w:val="clear" w:color="auto" w:fill="FCFCFB"/>
-        </w:rPr>
-        <w:t>Q_burst</w:t>
-      </w:r>
-      <w:proofErr w:type="spellEnd"/>
-      <w:r>
-        <w:rPr>
-          <w:rFonts w:ascii="Calibri" w:hAnsi="Calibri" w:cs="Calibri"/>
-          <w:color w:val="000000" w:themeColor="text1"/>
-          <w:sz w:val="20"/>
-          <w:szCs w:val="20"/>
-          <w:shd w:val="clear" w:color="auto" w:fill="FCFCFB"/>
-        </w:rPr>
-        <w:t xml:space="preserve"> collapses to ≈0.</w:t>
+        <w:t> 18/18 ATT&amp;CK coverage simultaneously — something no baseline achieves. The 75% burn rate across all baselines is the structural reason their Q_burst collapses to ≈0.</w:t>
       </w:r>
     </w:p>
     <w:p>
@@ -10860,7 +10033,6 @@
         </w:rPr>
         <w:t xml:space="preserve"> </w:t>
       </w:r>
-      <w:proofErr w:type="spellStart"/>
       <w:r>
         <w:rPr>
           <w:rFonts w:ascii="Arial" w:hAnsi="Arial" w:cs="Arial"/>
@@ -10869,9 +10041,8 @@
           <w:szCs w:val="20"/>
           <w:shd w:val="clear" w:color="auto" w:fill="FCFCFB"/>
         </w:rPr>
-        <w:t>FM_eff</w:t>
+        <w:t>FM_eff = FM_struct × dual_guard (Eq. 17)</w:t>
       </w:r>
-      <w:proofErr w:type="spellEnd"/>
       <w:r>
         <w:rPr>
           <w:rFonts w:ascii="Arial" w:hAnsi="Arial" w:cs="Arial"/>
@@ -10880,60 +10051,6 @@
           <w:szCs w:val="20"/>
           <w:shd w:val="clear" w:color="auto" w:fill="FCFCFB"/>
         </w:rPr>
-        <w:t xml:space="preserve"> = </w:t>
-      </w:r>
-      <w:proofErr w:type="spellStart"/>
-      <w:r>
-        <w:rPr>
-          <w:rFonts w:ascii="Arial" w:hAnsi="Arial" w:cs="Arial"/>
-          <w:color w:val="0B0B0B"/>
-          <w:sz w:val="20"/>
-          <w:szCs w:val="20"/>
-          <w:shd w:val="clear" w:color="auto" w:fill="FCFCFB"/>
-        </w:rPr>
-        <w:t>FM_struct</w:t>
-      </w:r>
-      <w:proofErr w:type="spellEnd"/>
-      <w:r>
-        <w:rPr>
-          <w:rFonts w:ascii="Arial" w:hAnsi="Arial" w:cs="Arial"/>
-          <w:color w:val="0B0B0B"/>
-          <w:sz w:val="20"/>
-          <w:szCs w:val="20"/>
-          <w:shd w:val="clear" w:color="auto" w:fill="FCFCFB"/>
-        </w:rPr>
-        <w:t xml:space="preserve"> × </w:t>
-      </w:r>
-      <w:proofErr w:type="spellStart"/>
-      <w:r>
-        <w:rPr>
-          <w:rFonts w:ascii="Arial" w:hAnsi="Arial" w:cs="Arial"/>
-          <w:color w:val="0B0B0B"/>
-          <w:sz w:val="20"/>
-          <w:szCs w:val="20"/>
-          <w:shd w:val="clear" w:color="auto" w:fill="FCFCFB"/>
-        </w:rPr>
-        <w:t>dual_guard</w:t>
-      </w:r>
-      <w:proofErr w:type="spellEnd"/>
-      <w:r>
-        <w:rPr>
-          <w:rFonts w:ascii="Arial" w:hAnsi="Arial" w:cs="Arial"/>
-          <w:color w:val="0B0B0B"/>
-          <w:sz w:val="20"/>
-          <w:szCs w:val="20"/>
-          <w:shd w:val="clear" w:color="auto" w:fill="FCFCFB"/>
-        </w:rPr>
-        <w:t xml:space="preserve"> (Eq. 17)</w:t>
-      </w:r>
-      <w:r>
-        <w:rPr>
-          <w:rFonts w:ascii="Arial" w:hAnsi="Arial" w:cs="Arial"/>
-          <w:color w:val="0B0B0B"/>
-          <w:sz w:val="20"/>
-          <w:szCs w:val="20"/>
-          <w:shd w:val="clear" w:color="auto" w:fill="FCFCFB"/>
-        </w:rPr>
         <w:t xml:space="preserve">. </w:t>
       </w:r>
       <w:r>
@@ -10944,9 +10061,8 @@
           <w:szCs w:val="18"/>
           <w:shd w:val="clear" w:color="auto" w:fill="FCFCFB"/>
         </w:rPr>
-        <w:t>Force-multiplier effectiveness — a combined metric that multiplies structural coverage (</w:t>
+        <w:t>Force-multiplier effectiveness — a combined metric that multiplies structural coverage (FM_struct) by the dual-guard D value. Because baselines have D=0 at t≥1 under θ_burst, their FM_eff collapses below 1.0×. RC2 maintains D=1 all slots, giving the highest FM_eff. The dashed red line marks the Greedy 1× baseline; the dotted line marks RC2's 2.01× ceiling</w:t>
       </w:r>
-      <w:proofErr w:type="spellStart"/>
       <w:r>
         <w:rPr>
           <w:rFonts w:ascii="Arial" w:hAnsi="Arial" w:cs="Arial"/>
@@ -10955,9 +10071,8 @@
           <w:szCs w:val="18"/>
           <w:shd w:val="clear" w:color="auto" w:fill="FCFCFB"/>
         </w:rPr>
-        <w:t>FM_struct</w:t>
+        <w:t xml:space="preserve">. </w:t>
       </w:r>
-      <w:proofErr w:type="spellEnd"/>
       <w:r>
         <w:rPr>
           <w:rFonts w:ascii="Arial" w:hAnsi="Arial" w:cs="Arial"/>
@@ -10966,137 +10081,7 @@
           <w:szCs w:val="18"/>
           <w:shd w:val="clear" w:color="auto" w:fill="FCFCFB"/>
         </w:rPr>
-        <w:t xml:space="preserve">) by the dual-guard D value. Because baselines have D=0 at t≥1 under </w:t>
-      </w:r>
-      <w:proofErr w:type="spellStart"/>
-      <w:r>
-        <w:rPr>
-          <w:rFonts w:ascii="Arial" w:hAnsi="Arial" w:cs="Arial"/>
-          <w:color w:val="000000" w:themeColor="text1"/>
-          <w:sz w:val="18"/>
-          <w:szCs w:val="18"/>
-          <w:shd w:val="clear" w:color="auto" w:fill="FCFCFB"/>
-        </w:rPr>
-        <w:t>θ_burst</w:t>
-      </w:r>
-      <w:proofErr w:type="spellEnd"/>
-      <w:r>
-        <w:rPr>
-          <w:rFonts w:ascii="Arial" w:hAnsi="Arial" w:cs="Arial"/>
-          <w:color w:val="000000" w:themeColor="text1"/>
-          <w:sz w:val="18"/>
-          <w:szCs w:val="18"/>
-          <w:shd w:val="clear" w:color="auto" w:fill="FCFCFB"/>
-        </w:rPr>
-        <w:t xml:space="preserve">, their </w:t>
-      </w:r>
-      <w:proofErr w:type="spellStart"/>
-      <w:r>
-        <w:rPr>
-          <w:rFonts w:ascii="Arial" w:hAnsi="Arial" w:cs="Arial"/>
-          <w:color w:val="000000" w:themeColor="text1"/>
-          <w:sz w:val="18"/>
-          <w:szCs w:val="18"/>
-          <w:shd w:val="clear" w:color="auto" w:fill="FCFCFB"/>
-        </w:rPr>
-        <w:t>FM_eff</w:t>
-      </w:r>
-      <w:proofErr w:type="spellEnd"/>
-      <w:r>
-        <w:rPr>
-          <w:rFonts w:ascii="Arial" w:hAnsi="Arial" w:cs="Arial"/>
-          <w:color w:val="000000" w:themeColor="text1"/>
-          <w:sz w:val="18"/>
-          <w:szCs w:val="18"/>
-          <w:shd w:val="clear" w:color="auto" w:fill="FCFCFB"/>
-        </w:rPr>
-        <w:t xml:space="preserve"> collapses below 1.0×. RC2 maintains D=1 all slots, giving the highest </w:t>
-      </w:r>
-      <w:proofErr w:type="spellStart"/>
-      <w:r>
-        <w:rPr>
-          <w:rFonts w:ascii="Arial" w:hAnsi="Arial" w:cs="Arial"/>
-          <w:color w:val="000000" w:themeColor="text1"/>
-          <w:sz w:val="18"/>
-          <w:szCs w:val="18"/>
-          <w:shd w:val="clear" w:color="auto" w:fill="FCFCFB"/>
-        </w:rPr>
-        <w:t>FM_eff</w:t>
-      </w:r>
-      <w:proofErr w:type="spellEnd"/>
-      <w:r>
-        <w:rPr>
-          <w:rFonts w:ascii="Arial" w:hAnsi="Arial" w:cs="Arial"/>
-          <w:color w:val="000000" w:themeColor="text1"/>
-          <w:sz w:val="18"/>
-          <w:szCs w:val="18"/>
-          <w:shd w:val="clear" w:color="auto" w:fill="FCFCFB"/>
-        </w:rPr>
-        <w:t>. The dashed red line marks the Greedy 1× baseline; the dotted line marks RC2's 2.01× ceiling</w:t>
-      </w:r>
-      <w:r>
-        <w:rPr>
-          <w:rFonts w:ascii="Arial" w:hAnsi="Arial" w:cs="Arial"/>
-          <w:color w:val="000000" w:themeColor="text1"/>
-          <w:sz w:val="18"/>
-          <w:szCs w:val="18"/>
-          <w:shd w:val="clear" w:color="auto" w:fill="FCFCFB"/>
-        </w:rPr>
-        <w:t xml:space="preserve">. </w:t>
-      </w:r>
-      <w:r>
-        <w:rPr>
-          <w:rFonts w:ascii="Arial" w:hAnsi="Arial" w:cs="Arial"/>
-          <w:color w:val="000000" w:themeColor="text1"/>
-          <w:sz w:val="18"/>
-          <w:szCs w:val="18"/>
-          <w:shd w:val="clear" w:color="auto" w:fill="FCFCFB"/>
-        </w:rPr>
-        <w:t xml:space="preserve">Every single baseline falls below the 1.0× Greedy reference line. RC2 is the only solver above it. The burn collapse is visible here as a force-multiplier collapse — burned deployments contribute zero to </w:t>
-      </w:r>
-      <w:proofErr w:type="spellStart"/>
-      <w:r>
-        <w:rPr>
-          <w:rFonts w:ascii="Arial" w:hAnsi="Arial" w:cs="Arial"/>
-          <w:color w:val="000000" w:themeColor="text1"/>
-          <w:sz w:val="18"/>
-          <w:szCs w:val="18"/>
-          <w:shd w:val="clear" w:color="auto" w:fill="FCFCFB"/>
-        </w:rPr>
-        <w:t>FM_struct</w:t>
-      </w:r>
-      <w:proofErr w:type="spellEnd"/>
-      <w:r>
-        <w:rPr>
-          <w:rFonts w:ascii="Arial" w:hAnsi="Arial" w:cs="Arial"/>
-          <w:color w:val="000000" w:themeColor="text1"/>
-          <w:sz w:val="18"/>
-          <w:szCs w:val="18"/>
-          <w:shd w:val="clear" w:color="auto" w:fill="FCFCFB"/>
-        </w:rPr>
-        <w:t xml:space="preserve"> × </w:t>
-      </w:r>
-      <w:proofErr w:type="spellStart"/>
-      <w:r>
-        <w:rPr>
-          <w:rFonts w:ascii="Arial" w:hAnsi="Arial" w:cs="Arial"/>
-          <w:color w:val="000000" w:themeColor="text1"/>
-          <w:sz w:val="18"/>
-          <w:szCs w:val="18"/>
-          <w:shd w:val="clear" w:color="auto" w:fill="FCFCFB"/>
-        </w:rPr>
-        <w:t>dual_guard</w:t>
-      </w:r>
-      <w:proofErr w:type="spellEnd"/>
-      <w:r>
-        <w:rPr>
-          <w:rFonts w:ascii="Arial" w:hAnsi="Arial" w:cs="Arial"/>
-          <w:color w:val="000000" w:themeColor="text1"/>
-          <w:sz w:val="18"/>
-          <w:szCs w:val="18"/>
-          <w:shd w:val="clear" w:color="auto" w:fill="FCFCFB"/>
-        </w:rPr>
-        <w:t>.</w:t>
+        <w:t>Every single baseline falls below the 1.0× Greedy reference line. RC2 is the only solver above it. The burn collapse is visible here as a force-multiplier collapse — burned deployments contribute zero to FM_struct × dual_guard.</w:t>
       </w:r>
     </w:p>
     <w:p>
@@ -11137,9 +10122,8 @@
           <w:szCs w:val="20"/>
           <w:shd w:val="clear" w:color="auto" w:fill="FCFCFB"/>
         </w:rPr>
-        <w:t>Path persistence C10%, hop coverage%, zone spread% (</w:t>
+        <w:t>Path persistence C10%, hop coverage%, zone spread% (Eqs. 9–12, C10–C11)</w:t>
       </w:r>
-      <w:proofErr w:type="spellStart"/>
       <w:r>
         <w:rPr>
           <w:rFonts w:ascii="Calibri" w:hAnsi="Calibri" w:cs="Calibri"/>
@@ -11148,9 +10132,8 @@
           <w:szCs w:val="20"/>
           <w:shd w:val="clear" w:color="auto" w:fill="FCFCFB"/>
         </w:rPr>
-        <w:t>Eqs</w:t>
+        <w:t xml:space="preserve">. </w:t>
       </w:r>
-      <w:proofErr w:type="spellEnd"/>
       <w:r>
         <w:rPr>
           <w:rFonts w:ascii="Calibri" w:hAnsi="Calibri" w:cs="Calibri"/>
@@ -11159,49 +10142,7 @@
           <w:szCs w:val="20"/>
           <w:shd w:val="clear" w:color="auto" w:fill="FCFCFB"/>
         </w:rPr>
-        <w:t>. 9–12, C10–C11)</w:t>
-      </w:r>
-      <w:r>
-        <w:rPr>
-          <w:rFonts w:ascii="Calibri" w:hAnsi="Calibri" w:cs="Calibri"/>
-          <w:color w:val="000000" w:themeColor="text1"/>
-          <w:sz w:val="20"/>
-          <w:szCs w:val="20"/>
-          <w:shd w:val="clear" w:color="auto" w:fill="FCFCFB"/>
-        </w:rPr>
-        <w:t xml:space="preserve">. </w:t>
-      </w:r>
-      <w:r>
-        <w:rPr>
-          <w:rFonts w:ascii="Calibri" w:hAnsi="Calibri" w:cs="Calibri"/>
-          <w:color w:val="000000" w:themeColor="text1"/>
-          <w:sz w:val="20"/>
-          <w:szCs w:val="20"/>
-          <w:shd w:val="clear" w:color="auto" w:fill="FCFCFB"/>
-        </w:rPr>
-        <w:t>RC2's 100% path persistence is unique — no other solver maintains all patrol paths. The 80% zone spread reflects the five-dimension encoding (</w:t>
-      </w:r>
-      <w:proofErr w:type="spellStart"/>
-      <w:r>
-        <w:rPr>
-          <w:rFonts w:ascii="Calibri" w:hAnsi="Calibri" w:cs="Calibri"/>
-          <w:color w:val="000000" w:themeColor="text1"/>
-          <w:sz w:val="20"/>
-          <w:szCs w:val="20"/>
-          <w:shd w:val="clear" w:color="auto" w:fill="FCFCFB"/>
-        </w:rPr>
-        <w:t>Type×Zone×Slot×Persona×Attacker</w:t>
-      </w:r>
-      <w:proofErr w:type="spellEnd"/>
-      <w:r>
-        <w:rPr>
-          <w:rFonts w:ascii="Calibri" w:hAnsi="Calibri" w:cs="Calibri"/>
-          <w:color w:val="000000" w:themeColor="text1"/>
-          <w:sz w:val="20"/>
-          <w:szCs w:val="20"/>
-          <w:shd w:val="clear" w:color="auto" w:fill="FCFCFB"/>
-        </w:rPr>
-        <w:t>). Baselines that skip zone diversity constraints (C10–C11) score near zero on persistence.</w:t>
+        <w:t>RC2's 100% path persistence is unique — no other solver maintains all patrol paths. The 80% zone spread reflects the five-dimension encoding (Type×Zone×Slot×Persona×Attacker). Baselines that skip zone diversity constraints (C10–C11) score near zero on persistence.</w:t>
       </w:r>
     </w:p>
     <w:p>
@@ -11305,29 +10246,7 @@
           <w:szCs w:val="20"/>
           <w:shd w:val="clear" w:color="auto" w:fill="FCFCFB"/>
         </w:rPr>
-        <w:t> solver above the 8/15 majority threshold. Three baselines (LP-Relax, Greedy-Div, Greedy-</w:t>
-      </w:r>
-      <w:proofErr w:type="spellStart"/>
-      <w:r>
-        <w:rPr>
-          <w:rFonts w:ascii="Calibri" w:hAnsi="Calibri" w:cs="Calibri"/>
-          <w:color w:val="000000" w:themeColor="text1"/>
-          <w:sz w:val="20"/>
-          <w:szCs w:val="20"/>
-          <w:shd w:val="clear" w:color="auto" w:fill="FCFCFB"/>
-        </w:rPr>
-        <w:t>HiRho</w:t>
-      </w:r>
-      <w:proofErr w:type="spellEnd"/>
-      <w:r>
-        <w:rPr>
-          <w:rFonts w:ascii="Calibri" w:hAnsi="Calibri" w:cs="Calibri"/>
-          <w:color w:val="000000" w:themeColor="text1"/>
-          <w:sz w:val="20"/>
-          <w:szCs w:val="20"/>
-          <w:shd w:val="clear" w:color="auto" w:fill="FCFCFB"/>
-        </w:rPr>
-        <w:t>) win zero metrics — they are dominated on every dimension simultaneously.</w:t>
+        <w:t> solver above the 8/15 majority threshold. Three baselines (LP-Relax, Greedy-Div, Greedy-HiRho) win zero metrics — they are dominated on every dimension simultaneously.</w:t>
       </w:r>
     </w:p>
     <w:p>
@@ -11397,6 +10316,1001 @@
           <w:szCs w:val="30"/>
         </w:rPr>
         <w:lastRenderedPageBreak/>
+        <w:t>The Five Dimensions: What RC2 Encodes That No Baseline Does</w:t>
+      </w:r>
+    </w:p>
+    <w:p>
+      <w:pPr>
+        <w:spacing w:after="120"/>
+      </w:pPr>
+      <w:r>
+        <w:rPr>
+          <w:color w:val="111111"/>
+          <w:sz w:val="21"/>
+          <w:szCs w:val="21"/>
+        </w:rPr>
+        <w:t>The ZSTP formulation has five interacting dimensions. RC2 encodes ALL five simultaneously in a single WCNF. Every baseline handles at most three, and none handles the attacker-profile dimension jointly.</w:t>
+      </w:r>
+    </w:p>
+    <w:tbl>
+      <w:tblPr>
+        <w:tblW w:w="9200" w:type="dxa"/>
+        <w:tblBorders>
+          <w:top w:val="single" w:sz="4" w:space="0" w:color="auto"/>
+          <w:left w:val="single" w:sz="4" w:space="0" w:color="auto"/>
+          <w:bottom w:val="single" w:sz="4" w:space="0" w:color="auto"/>
+          <w:right w:val="single" w:sz="4" w:space="0" w:color="auto"/>
+          <w:insideH w:val="single" w:sz="4" w:space="0" w:color="auto"/>
+          <w:insideV w:val="single" w:sz="4" w:space="0" w:color="auto"/>
+        </w:tblBorders>
+        <w:tblCellMar>
+          <w:left w:w="10" w:type="dxa"/>
+          <w:right w:w="10" w:type="dxa"/>
+        </w:tblCellMar>
+        <w:tblLook w:val="04A0" w:firstRow="1" w:lastRow="0" w:firstColumn="1" w:lastColumn="0" w:noHBand="0" w:noVBand="1"/>
+      </w:tblPr>
+      <w:tblGrid>
+        <w:gridCol w:w="1413"/>
+        <w:gridCol w:w="1358"/>
+        <w:gridCol w:w="1378"/>
+        <w:gridCol w:w="1588"/>
+        <w:gridCol w:w="1494"/>
+        <w:gridCol w:w="1969"/>
+      </w:tblGrid>
+      <w:tr>
+        <w:tc>
+          <w:tcPr>
+            <w:tcW w:w="1400" w:type="dxa"/>
+            <w:shd w:val="clear" w:color="auto" w:fill="1A3A6B"/>
+            <w:tcMar>
+              <w:top w:w="80" w:type="dxa"/>
+              <w:left w:w="120" w:type="dxa"/>
+              <w:bottom w:w="80" w:type="dxa"/>
+              <w:right w:w="120" w:type="dxa"/>
+            </w:tcMar>
+          </w:tcPr>
+          <w:p>
+            <w:r>
+              <w:rPr>
+                <w:b/>
+                <w:bCs/>
+                <w:color w:val="FFFFFF"/>
+                <w:sz w:val="19"/>
+                <w:szCs w:val="19"/>
+              </w:rPr>
+              <w:t>Dimension</w:t>
+            </w:r>
+          </w:p>
+        </w:tc>
+        <w:tc>
+          <w:tcPr>
+            <w:tcW w:w="1000" w:type="dxa"/>
+            <w:shd w:val="clear" w:color="auto" w:fill="1A3A6B"/>
+            <w:tcMar>
+              <w:top w:w="80" w:type="dxa"/>
+              <w:left w:w="120" w:type="dxa"/>
+              <w:bottom w:w="80" w:type="dxa"/>
+              <w:right w:w="120" w:type="dxa"/>
+            </w:tcMar>
+          </w:tcPr>
+          <w:p>
+            <w:r>
+              <w:rPr>
+                <w:b/>
+                <w:bCs/>
+                <w:color w:val="FFFFFF"/>
+                <w:sz w:val="19"/>
+                <w:szCs w:val="19"/>
+              </w:rPr>
+              <w:t>Symbol</w:t>
+            </w:r>
+          </w:p>
+        </w:tc>
+        <w:tc>
+          <w:tcPr>
+            <w:tcW w:w="1400" w:type="dxa"/>
+            <w:shd w:val="clear" w:color="auto" w:fill="1A3A6B"/>
+            <w:tcMar>
+              <w:top w:w="80" w:type="dxa"/>
+              <w:left w:w="120" w:type="dxa"/>
+              <w:bottom w:w="80" w:type="dxa"/>
+              <w:right w:w="120" w:type="dxa"/>
+            </w:tcMar>
+          </w:tcPr>
+          <w:p>
+            <w:r>
+              <w:rPr>
+                <w:b/>
+                <w:bCs/>
+                <w:color w:val="FFFFFF"/>
+                <w:sz w:val="19"/>
+                <w:szCs w:val="19"/>
+              </w:rPr>
+              <w:t>XLarge Values</w:t>
+            </w:r>
+          </w:p>
+        </w:tc>
+        <w:tc>
+          <w:tcPr>
+            <w:tcW w:w="1600" w:type="dxa"/>
+            <w:shd w:val="clear" w:color="auto" w:fill="1A3A6B"/>
+            <w:tcMar>
+              <w:top w:w="80" w:type="dxa"/>
+              <w:left w:w="120" w:type="dxa"/>
+              <w:bottom w:w="80" w:type="dxa"/>
+              <w:right w:w="120" w:type="dxa"/>
+            </w:tcMar>
+          </w:tcPr>
+          <w:p>
+            <w:r>
+              <w:rPr>
+                <w:b/>
+                <w:bCs/>
+                <w:color w:val="FFFFFF"/>
+                <w:sz w:val="19"/>
+                <w:szCs w:val="19"/>
+              </w:rPr>
+              <w:t>Real-World Meaning</w:t>
+            </w:r>
+          </w:p>
+        </w:tc>
+        <w:tc>
+          <w:tcPr>
+            <w:tcW w:w="1600" w:type="dxa"/>
+            <w:shd w:val="clear" w:color="auto" w:fill="1A3A6B"/>
+            <w:tcMar>
+              <w:top w:w="80" w:type="dxa"/>
+              <w:left w:w="120" w:type="dxa"/>
+              <w:bottom w:w="80" w:type="dxa"/>
+              <w:right w:w="120" w:type="dxa"/>
+            </w:tcMar>
+          </w:tcPr>
+          <w:p>
+            <w:r>
+              <w:rPr>
+                <w:b/>
+                <w:bCs/>
+                <w:color w:val="FFFFFF"/>
+                <w:sz w:val="19"/>
+                <w:szCs w:val="19"/>
+              </w:rPr>
+              <w:t>RC2 Encoding</w:t>
+            </w:r>
+          </w:p>
+        </w:tc>
+        <w:tc>
+          <w:tcPr>
+            <w:tcW w:w="2200" w:type="dxa"/>
+            <w:shd w:val="clear" w:color="auto" w:fill="1A3A6B"/>
+            <w:tcMar>
+              <w:top w:w="80" w:type="dxa"/>
+              <w:left w:w="120" w:type="dxa"/>
+              <w:bottom w:w="80" w:type="dxa"/>
+              <w:right w:w="120" w:type="dxa"/>
+            </w:tcMar>
+          </w:tcPr>
+          <w:p>
+            <w:r>
+              <w:rPr>
+                <w:b/>
+                <w:bCs/>
+                <w:color w:val="FFFFFF"/>
+                <w:sz w:val="19"/>
+                <w:szCs w:val="19"/>
+              </w:rPr>
+              <w:t>Baseline Failure</w:t>
+            </w:r>
+          </w:p>
+        </w:tc>
+      </w:tr>
+      <w:tr>
+        <w:tc>
+          <w:tcPr>
+            <w:tcW w:w="1500" w:type="dxa"/>
+            <w:shd w:val="clear" w:color="auto" w:fill="F7F9FC"/>
+            <w:tcMar>
+              <w:top w:w="60" w:type="dxa"/>
+              <w:left w:w="120" w:type="dxa"/>
+              <w:bottom w:w="60" w:type="dxa"/>
+              <w:right w:w="120" w:type="dxa"/>
+            </w:tcMar>
+          </w:tcPr>
+          <w:p>
+            <w:r>
+              <w:rPr>
+                <w:b/>
+                <w:bCs/>
+                <w:color w:val="111111"/>
+                <w:sz w:val="19"/>
+                <w:szCs w:val="19"/>
+              </w:rPr>
+              <w:t>Trap Type</w:t>
+            </w:r>
+          </w:p>
+        </w:tc>
+        <w:tc>
+          <w:tcPr>
+            <w:tcW w:w="1500" w:type="dxa"/>
+            <w:tcMar>
+              <w:top w:w="60" w:type="dxa"/>
+              <w:left w:w="120" w:type="dxa"/>
+              <w:bottom w:w="60" w:type="dxa"/>
+              <w:right w:w="120" w:type="dxa"/>
+            </w:tcMar>
+          </w:tcPr>
+          <w:p>
+            <w:r>
+              <w:rPr>
+                <w:color w:val="111111"/>
+                <w:sz w:val="19"/>
+                <w:szCs w:val="19"/>
+              </w:rPr>
+              <w:t>i ∈ K</w:t>
+            </w:r>
+          </w:p>
+        </w:tc>
+        <w:tc>
+          <w:tcPr>
+            <w:tcW w:w="1500" w:type="dxa"/>
+            <w:tcMar>
+              <w:top w:w="60" w:type="dxa"/>
+              <w:left w:w="120" w:type="dxa"/>
+              <w:bottom w:w="60" w:type="dxa"/>
+              <w:right w:w="120" w:type="dxa"/>
+            </w:tcMar>
+          </w:tcPr>
+          <w:p>
+            <w:r>
+              <w:rPr>
+                <w:color w:val="111111"/>
+                <w:sz w:val="19"/>
+                <w:szCs w:val="19"/>
+              </w:rPr>
+              <w:t>|K|=8</w:t>
+            </w:r>
+          </w:p>
+        </w:tc>
+        <w:tc>
+          <w:tcPr>
+            <w:tcW w:w="1500" w:type="dxa"/>
+            <w:tcMar>
+              <w:top w:w="60" w:type="dxa"/>
+              <w:left w:w="120" w:type="dxa"/>
+              <w:bottom w:w="60" w:type="dxa"/>
+              <w:right w:w="120" w:type="dxa"/>
+            </w:tcMar>
+          </w:tcPr>
+          <w:p>
+            <w:r>
+              <w:rPr>
+                <w:color w:val="111111"/>
+                <w:sz w:val="19"/>
+                <w:szCs w:val="19"/>
+              </w:rPr>
+              <w:t>ssh_trap, db_trap, web_trap, dns_trap + 4 more</w:t>
+            </w:r>
+          </w:p>
+        </w:tc>
+        <w:tc>
+          <w:tcPr>
+            <w:tcW w:w="1500" w:type="dxa"/>
+            <w:tcMar>
+              <w:top w:w="60" w:type="dxa"/>
+              <w:left w:w="120" w:type="dxa"/>
+              <w:bottom w:w="60" w:type="dxa"/>
+              <w:right w:w="120" w:type="dxa"/>
+            </w:tcMar>
+          </w:tcPr>
+          <w:p>
+            <w:r>
+              <w:rPr>
+                <w:color w:val="111111"/>
+                <w:sz w:val="19"/>
+                <w:szCs w:val="19"/>
+              </w:rPr>
+              <w:t>x_{</w:t>
+            </w:r>
+            <w:proofErr w:type="gramStart"/>
+            <w:r>
+              <w:rPr>
+                <w:color w:val="111111"/>
+                <w:sz w:val="19"/>
+                <w:szCs w:val="19"/>
+              </w:rPr>
+              <w:t>i,z</w:t>
+            </w:r>
+            <w:proofErr w:type="gramEnd"/>
+            <w:r>
+              <w:rPr>
+                <w:color w:val="111111"/>
+                <w:sz w:val="19"/>
+                <w:szCs w:val="19"/>
+              </w:rPr>
+              <w:t>,</w:t>
+            </w:r>
+            <w:proofErr w:type="gramStart"/>
+            <w:r>
+              <w:rPr>
+                <w:color w:val="111111"/>
+                <w:sz w:val="19"/>
+                <w:szCs w:val="19"/>
+              </w:rPr>
+              <w:t>t,p</w:t>
+            </w:r>
+            <w:proofErr w:type="gramEnd"/>
+            <w:r>
+              <w:rPr>
+                <w:color w:val="111111"/>
+                <w:sz w:val="19"/>
+                <w:szCs w:val="19"/>
+              </w:rPr>
+              <w:t>} for ALL 8 types jointly; C4 conflict pairs</w:t>
+            </w:r>
+          </w:p>
+        </w:tc>
+        <w:tc>
+          <w:tcPr>
+            <w:tcW w:w="1500" w:type="dxa"/>
+            <w:tcMar>
+              <w:top w:w="60" w:type="dxa"/>
+              <w:left w:w="120" w:type="dxa"/>
+              <w:bottom w:w="60" w:type="dxa"/>
+              <w:right w:w="120" w:type="dxa"/>
+            </w:tcMar>
+          </w:tcPr>
+          <w:p>
+            <w:r>
+              <w:rPr>
+                <w:color w:val="111111"/>
+                <w:sz w:val="19"/>
+                <w:szCs w:val="19"/>
+              </w:rPr>
+              <w:t>Most pick 1-2 types; C4 violations in LP-Relaxation</w:t>
+            </w:r>
+          </w:p>
+        </w:tc>
+      </w:tr>
+      <w:tr>
+        <w:tc>
+          <w:tcPr>
+            <w:tcW w:w="1500" w:type="dxa"/>
+            <w:shd w:val="clear" w:color="auto" w:fill="F7F9FC"/>
+            <w:tcMar>
+              <w:top w:w="60" w:type="dxa"/>
+              <w:left w:w="120" w:type="dxa"/>
+              <w:bottom w:w="60" w:type="dxa"/>
+              <w:right w:w="120" w:type="dxa"/>
+            </w:tcMar>
+          </w:tcPr>
+          <w:p>
+            <w:r>
+              <w:rPr>
+                <w:b/>
+                <w:bCs/>
+                <w:color w:val="111111"/>
+                <w:sz w:val="19"/>
+                <w:szCs w:val="19"/>
+              </w:rPr>
+              <w:t>Network Zone</w:t>
+            </w:r>
+          </w:p>
+        </w:tc>
+        <w:tc>
+          <w:tcPr>
+            <w:tcW w:w="1500" w:type="dxa"/>
+            <w:tcMar>
+              <w:top w:w="60" w:type="dxa"/>
+              <w:left w:w="120" w:type="dxa"/>
+              <w:bottom w:w="60" w:type="dxa"/>
+              <w:right w:w="120" w:type="dxa"/>
+            </w:tcMar>
+          </w:tcPr>
+          <w:p>
+            <w:r>
+              <w:rPr>
+                <w:color w:val="111111"/>
+                <w:sz w:val="19"/>
+                <w:szCs w:val="19"/>
+              </w:rPr>
+              <w:t>z ∈ Z</w:t>
+            </w:r>
+          </w:p>
+        </w:tc>
+        <w:tc>
+          <w:tcPr>
+            <w:tcW w:w="1500" w:type="dxa"/>
+            <w:tcMar>
+              <w:top w:w="60" w:type="dxa"/>
+              <w:left w:w="120" w:type="dxa"/>
+              <w:bottom w:w="60" w:type="dxa"/>
+              <w:right w:w="120" w:type="dxa"/>
+            </w:tcMar>
+          </w:tcPr>
+          <w:p>
+            <w:r>
+              <w:rPr>
+                <w:color w:val="111111"/>
+                <w:sz w:val="19"/>
+                <w:szCs w:val="19"/>
+              </w:rPr>
+              <w:t>|Z|=5</w:t>
+            </w:r>
+          </w:p>
+        </w:tc>
+        <w:tc>
+          <w:tcPr>
+            <w:tcW w:w="1500" w:type="dxa"/>
+            <w:tcMar>
+              <w:top w:w="60" w:type="dxa"/>
+              <w:left w:w="120" w:type="dxa"/>
+              <w:bottom w:w="60" w:type="dxa"/>
+              <w:right w:w="120" w:type="dxa"/>
+            </w:tcMar>
+          </w:tcPr>
+          <w:p>
+            <w:r>
+              <w:rPr>
+                <w:color w:val="111111"/>
+                <w:sz w:val="19"/>
+                <w:szCs w:val="19"/>
+              </w:rPr>
+              <w:t>DMZ (lobby), Internal (vault), Cloud, OT (lab), Mgmt</w:t>
+            </w:r>
+          </w:p>
+        </w:tc>
+        <w:tc>
+          <w:tcPr>
+            <w:tcW w:w="1500" w:type="dxa"/>
+            <w:tcMar>
+              <w:top w:w="60" w:type="dxa"/>
+              <w:left w:w="120" w:type="dxa"/>
+              <w:bottom w:w="60" w:type="dxa"/>
+              <w:right w:w="120" w:type="dxa"/>
+            </w:tcMar>
+          </w:tcPr>
+          <w:p>
+            <w:r>
+              <w:rPr>
+                <w:color w:val="111111"/>
+                <w:sz w:val="19"/>
+                <w:szCs w:val="19"/>
+              </w:rPr>
+              <w:t>Zone-depth hd_a weights W_{</w:t>
+            </w:r>
+            <w:proofErr w:type="gramStart"/>
+            <w:r>
+              <w:rPr>
+                <w:color w:val="111111"/>
+                <w:sz w:val="19"/>
+                <w:szCs w:val="19"/>
+              </w:rPr>
+              <w:t>j,a</w:t>
+            </w:r>
+            <w:proofErr w:type="gramEnd"/>
+            <w:r>
+              <w:rPr>
+                <w:color w:val="111111"/>
+                <w:sz w:val="19"/>
+                <w:szCs w:val="19"/>
+              </w:rPr>
+              <w:t xml:space="preserve">}; C3 per-zone budget; C5 </w:t>
+            </w:r>
+            <w:proofErr w:type="gramStart"/>
+            <w:r>
+              <w:rPr>
+                <w:color w:val="111111"/>
+                <w:sz w:val="19"/>
+                <w:szCs w:val="19"/>
+              </w:rPr>
+              <w:t>air-gap</w:t>
+            </w:r>
+            <w:proofErr w:type="gramEnd"/>
+          </w:p>
+        </w:tc>
+        <w:tc>
+          <w:tcPr>
+            <w:tcW w:w="1500" w:type="dxa"/>
+            <w:tcMar>
+              <w:top w:w="60" w:type="dxa"/>
+              <w:left w:w="120" w:type="dxa"/>
+              <w:bottom w:w="60" w:type="dxa"/>
+              <w:right w:w="120" w:type="dxa"/>
+            </w:tcMar>
+          </w:tcPr>
+          <w:p>
+            <w:r>
+              <w:rPr>
+                <w:color w:val="111111"/>
+                <w:sz w:val="19"/>
+                <w:szCs w:val="19"/>
+              </w:rPr>
+              <w:t xml:space="preserve">Single-Zone ignores 4 zones; all others ignore C5 </w:t>
+            </w:r>
+            <w:proofErr w:type="gramStart"/>
+            <w:r>
+              <w:rPr>
+                <w:color w:val="111111"/>
+                <w:sz w:val="19"/>
+                <w:szCs w:val="19"/>
+              </w:rPr>
+              <w:t>air-gap</w:t>
+            </w:r>
+            <w:proofErr w:type="gramEnd"/>
+          </w:p>
+        </w:tc>
+      </w:tr>
+      <w:tr>
+        <w:tc>
+          <w:tcPr>
+            <w:tcW w:w="1500" w:type="dxa"/>
+            <w:shd w:val="clear" w:color="auto" w:fill="F7F9FC"/>
+            <w:tcMar>
+              <w:top w:w="60" w:type="dxa"/>
+              <w:left w:w="120" w:type="dxa"/>
+              <w:bottom w:w="60" w:type="dxa"/>
+              <w:right w:w="120" w:type="dxa"/>
+            </w:tcMar>
+          </w:tcPr>
+          <w:p>
+            <w:r>
+              <w:rPr>
+                <w:b/>
+                <w:bCs/>
+                <w:color w:val="111111"/>
+                <w:sz w:val="19"/>
+                <w:szCs w:val="19"/>
+              </w:rPr>
+              <w:t>Time Slot</w:t>
+            </w:r>
+          </w:p>
+        </w:tc>
+        <w:tc>
+          <w:tcPr>
+            <w:tcW w:w="1500" w:type="dxa"/>
+            <w:tcMar>
+              <w:top w:w="60" w:type="dxa"/>
+              <w:left w:w="120" w:type="dxa"/>
+              <w:bottom w:w="60" w:type="dxa"/>
+              <w:right w:w="120" w:type="dxa"/>
+            </w:tcMar>
+          </w:tcPr>
+          <w:p>
+            <w:r>
+              <w:rPr>
+                <w:color w:val="111111"/>
+                <w:sz w:val="19"/>
+                <w:szCs w:val="19"/>
+              </w:rPr>
+              <w:t>t ∈ T</w:t>
+            </w:r>
+          </w:p>
+        </w:tc>
+        <w:tc>
+          <w:tcPr>
+            <w:tcW w:w="1500" w:type="dxa"/>
+            <w:tcMar>
+              <w:top w:w="60" w:type="dxa"/>
+              <w:left w:w="120" w:type="dxa"/>
+              <w:bottom w:w="60" w:type="dxa"/>
+              <w:right w:w="120" w:type="dxa"/>
+            </w:tcMar>
+          </w:tcPr>
+          <w:p>
+            <w:r>
+              <w:rPr>
+                <w:color w:val="111111"/>
+                <w:sz w:val="19"/>
+                <w:szCs w:val="19"/>
+              </w:rPr>
+              <w:t>H=4 slots</w:t>
+            </w:r>
+          </w:p>
+        </w:tc>
+        <w:tc>
+          <w:tcPr>
+            <w:tcW w:w="1500" w:type="dxa"/>
+            <w:tcMar>
+              <w:top w:w="60" w:type="dxa"/>
+              <w:left w:w="120" w:type="dxa"/>
+              <w:bottom w:w="60" w:type="dxa"/>
+              <w:right w:w="120" w:type="dxa"/>
+            </w:tcMar>
+          </w:tcPr>
+          <w:p>
+            <w:r>
+              <w:rPr>
+                <w:color w:val="111111"/>
+                <w:sz w:val="19"/>
+                <w:szCs w:val="19"/>
+              </w:rPr>
+              <w:t>4 deployment shifts; burn accumulates across slots</w:t>
+            </w:r>
+          </w:p>
+        </w:tc>
+        <w:tc>
+          <w:tcPr>
+            <w:tcW w:w="1500" w:type="dxa"/>
+            <w:tcMar>
+              <w:top w:w="60" w:type="dxa"/>
+              <w:left w:w="120" w:type="dxa"/>
+              <w:bottom w:w="60" w:type="dxa"/>
+              <w:right w:w="120" w:type="dxa"/>
+            </w:tcMar>
+          </w:tcPr>
+          <w:p>
+            <w:r>
+              <w:rPr>
+                <w:color w:val="111111"/>
+                <w:sz w:val="19"/>
+                <w:szCs w:val="19"/>
+              </w:rPr>
+              <w:t>C8-C11 temporal constraints; burn variables u_{</w:t>
+            </w:r>
+            <w:proofErr w:type="gramStart"/>
+            <w:r>
+              <w:rPr>
+                <w:color w:val="111111"/>
+                <w:sz w:val="19"/>
+                <w:szCs w:val="19"/>
+              </w:rPr>
+              <w:t>i,z</w:t>
+            </w:r>
+            <w:proofErr w:type="gramEnd"/>
+            <w:r>
+              <w:rPr>
+                <w:color w:val="111111"/>
+                <w:sz w:val="19"/>
+                <w:szCs w:val="19"/>
+              </w:rPr>
+              <w:t>,t} track across ALL t</w:t>
+            </w:r>
+          </w:p>
+        </w:tc>
+        <w:tc>
+          <w:tcPr>
+            <w:tcW w:w="1500" w:type="dxa"/>
+            <w:tcMar>
+              <w:top w:w="60" w:type="dxa"/>
+              <w:left w:w="120" w:type="dxa"/>
+              <w:bottom w:w="60" w:type="dxa"/>
+              <w:right w:w="120" w:type="dxa"/>
+            </w:tcMar>
+          </w:tcPr>
+          <w:p>
+            <w:r>
+              <w:rPr>
+                <w:color w:val="111111"/>
+                <w:sz w:val="19"/>
+                <w:szCs w:val="19"/>
+              </w:rPr>
+              <w:t>Static-Best: same slot-1 solution held forever; no t-awareness</w:t>
+            </w:r>
+          </w:p>
+        </w:tc>
+      </w:tr>
+      <w:tr>
+        <w:tc>
+          <w:tcPr>
+            <w:tcW w:w="1500" w:type="dxa"/>
+            <w:shd w:val="clear" w:color="auto" w:fill="F7F9FC"/>
+            <w:tcMar>
+              <w:top w:w="60" w:type="dxa"/>
+              <w:left w:w="120" w:type="dxa"/>
+              <w:bottom w:w="60" w:type="dxa"/>
+              <w:right w:w="120" w:type="dxa"/>
+            </w:tcMar>
+          </w:tcPr>
+          <w:p>
+            <w:r>
+              <w:rPr>
+                <w:b/>
+                <w:bCs/>
+                <w:color w:val="111111"/>
+                <w:sz w:val="19"/>
+                <w:szCs w:val="19"/>
+              </w:rPr>
+              <w:t>Persona</w:t>
+            </w:r>
+          </w:p>
+        </w:tc>
+        <w:tc>
+          <w:tcPr>
+            <w:tcW w:w="1500" w:type="dxa"/>
+            <w:tcMar>
+              <w:top w:w="60" w:type="dxa"/>
+              <w:left w:w="120" w:type="dxa"/>
+              <w:bottom w:w="60" w:type="dxa"/>
+              <w:right w:w="120" w:type="dxa"/>
+            </w:tcMar>
+          </w:tcPr>
+          <w:p>
+            <w:r>
+              <w:rPr>
+                <w:color w:val="111111"/>
+                <w:sz w:val="19"/>
+                <w:szCs w:val="19"/>
+              </w:rPr>
+              <w:t>p ∈ P</w:t>
+            </w:r>
+          </w:p>
+        </w:tc>
+        <w:tc>
+          <w:tcPr>
+            <w:tcW w:w="1500" w:type="dxa"/>
+            <w:tcMar>
+              <w:top w:w="60" w:type="dxa"/>
+              <w:left w:w="120" w:type="dxa"/>
+              <w:bottom w:w="60" w:type="dxa"/>
+              <w:right w:w="120" w:type="dxa"/>
+            </w:tcMar>
+          </w:tcPr>
+          <w:p>
+            <w:r>
+              <w:rPr>
+                <w:color w:val="111111"/>
+                <w:sz w:val="19"/>
+                <w:szCs w:val="19"/>
+              </w:rPr>
+              <w:t>|P|=4</w:t>
+            </w:r>
+          </w:p>
+        </w:tc>
+        <w:tc>
+          <w:tcPr>
+            <w:tcW w:w="1500" w:type="dxa"/>
+            <w:tcMar>
+              <w:top w:w="60" w:type="dxa"/>
+              <w:left w:w="120" w:type="dxa"/>
+              <w:bottom w:w="60" w:type="dxa"/>
+              <w:right w:w="120" w:type="dxa"/>
+            </w:tcMar>
+          </w:tcPr>
+          <w:p>
+            <w:r>
+              <w:rPr>
+                <w:color w:val="111111"/>
+                <w:sz w:val="19"/>
+                <w:szCs w:val="19"/>
+              </w:rPr>
+              <w:t>HR_workstation, DevOps_server, Finance_DB, Generic_Linux</w:t>
+            </w:r>
+          </w:p>
+        </w:tc>
+        <w:tc>
+          <w:tcPr>
+            <w:tcW w:w="1500" w:type="dxa"/>
+            <w:tcMar>
+              <w:top w:w="60" w:type="dxa"/>
+              <w:left w:w="120" w:type="dxa"/>
+              <w:bottom w:w="60" w:type="dxa"/>
+              <w:right w:w="120" w:type="dxa"/>
+            </w:tcMar>
+          </w:tcPr>
+          <w:p>
+            <w:r>
+              <w:rPr>
+                <w:color w:val="111111"/>
+                <w:sz w:val="19"/>
+                <w:szCs w:val="19"/>
+              </w:rPr>
+              <w:t>q_p prior multiplies ALL soft clauses; C12-C14 identity constraints; u_{</w:t>
+            </w:r>
+            <w:proofErr w:type="gramStart"/>
+            <w:r>
+              <w:rPr>
+                <w:color w:val="111111"/>
+                <w:sz w:val="19"/>
+                <w:szCs w:val="19"/>
+              </w:rPr>
+              <w:t>i,z</w:t>
+            </w:r>
+            <w:proofErr w:type="gramEnd"/>
+            <w:r>
+              <w:rPr>
+                <w:color w:val="111111"/>
+                <w:sz w:val="19"/>
+                <w:szCs w:val="19"/>
+              </w:rPr>
+              <w:t>,</w:t>
+            </w:r>
+            <w:proofErr w:type="gramStart"/>
+            <w:r>
+              <w:rPr>
+                <w:color w:val="111111"/>
+                <w:sz w:val="19"/>
+                <w:szCs w:val="19"/>
+              </w:rPr>
+              <w:t>t,p</w:t>
+            </w:r>
+            <w:proofErr w:type="gramEnd"/>
+            <w:r>
+              <w:rPr>
+                <w:color w:val="111111"/>
+                <w:sz w:val="19"/>
+                <w:szCs w:val="19"/>
+              </w:rPr>
+              <w:t>} burn</w:t>
+            </w:r>
+          </w:p>
+        </w:tc>
+        <w:tc>
+          <w:tcPr>
+            <w:tcW w:w="1500" w:type="dxa"/>
+            <w:tcMar>
+              <w:top w:w="60" w:type="dxa"/>
+              <w:left w:w="120" w:type="dxa"/>
+              <w:bottom w:w="60" w:type="dxa"/>
+              <w:right w:w="120" w:type="dxa"/>
+            </w:tcMar>
+          </w:tcPr>
+          <w:p>
+            <w:r>
+              <w:rPr>
+                <w:color w:val="111111"/>
+                <w:sz w:val="19"/>
+                <w:szCs w:val="19"/>
+              </w:rPr>
+              <w:t>ThreatIntel-Only: uses q_p but ignores path/zone; others ignore q_p entirely</w:t>
+            </w:r>
+          </w:p>
+        </w:tc>
+      </w:tr>
+      <w:tr>
+        <w:tc>
+          <w:tcPr>
+            <w:tcW w:w="1500" w:type="dxa"/>
+            <w:shd w:val="clear" w:color="auto" w:fill="F7F9FC"/>
+            <w:tcMar>
+              <w:top w:w="60" w:type="dxa"/>
+              <w:left w:w="120" w:type="dxa"/>
+              <w:bottom w:w="60" w:type="dxa"/>
+              <w:right w:w="120" w:type="dxa"/>
+            </w:tcMar>
+          </w:tcPr>
+          <w:p>
+            <w:r>
+              <w:rPr>
+                <w:b/>
+                <w:bCs/>
+                <w:color w:val="111111"/>
+                <w:sz w:val="19"/>
+                <w:szCs w:val="19"/>
+              </w:rPr>
+              <w:t>Attacker Profile</w:t>
+            </w:r>
+          </w:p>
+        </w:tc>
+        <w:tc>
+          <w:tcPr>
+            <w:tcW w:w="1500" w:type="dxa"/>
+            <w:tcMar>
+              <w:top w:w="60" w:type="dxa"/>
+              <w:left w:w="120" w:type="dxa"/>
+              <w:bottom w:w="60" w:type="dxa"/>
+              <w:right w:w="120" w:type="dxa"/>
+            </w:tcMar>
+          </w:tcPr>
+          <w:p>
+            <w:r>
+              <w:rPr>
+                <w:color w:val="111111"/>
+                <w:sz w:val="19"/>
+                <w:szCs w:val="19"/>
+              </w:rPr>
+              <w:t>θ ∈ Θ</w:t>
+            </w:r>
+          </w:p>
+        </w:tc>
+        <w:tc>
+          <w:tcPr>
+            <w:tcW w:w="1500" w:type="dxa"/>
+            <w:tcMar>
+              <w:top w:w="60" w:type="dxa"/>
+              <w:left w:w="120" w:type="dxa"/>
+              <w:bottom w:w="60" w:type="dxa"/>
+              <w:right w:w="120" w:type="dxa"/>
+            </w:tcMar>
+          </w:tcPr>
+          <w:p>
+            <w:r>
+              <w:rPr>
+                <w:color w:val="111111"/>
+                <w:sz w:val="19"/>
+                <w:szCs w:val="19"/>
+              </w:rPr>
+              <w:t>|Θ|=4 scenarios</w:t>
+            </w:r>
+          </w:p>
+        </w:tc>
+        <w:tc>
+          <w:tcPr>
+            <w:tcW w:w="1500" w:type="dxa"/>
+            <w:tcMar>
+              <w:top w:w="60" w:type="dxa"/>
+              <w:left w:w="120" w:type="dxa"/>
+              <w:bottom w:w="60" w:type="dxa"/>
+              <w:right w:w="120" w:type="dxa"/>
+            </w:tcMar>
+          </w:tcPr>
+          <w:p>
+            <w:r>
+              <w:rPr>
+                <w:color w:val="111111"/>
+                <w:sz w:val="19"/>
+                <w:szCs w:val="19"/>
+              </w:rPr>
+              <w:t>Cautious (rho=0.15), Normal (0.30), Aggressive (0.55), Nation-state (0.85)</w:t>
+            </w:r>
+          </w:p>
+        </w:tc>
+        <w:tc>
+          <w:tcPr>
+            <w:tcW w:w="1500" w:type="dxa"/>
+            <w:tcMar>
+              <w:top w:w="60" w:type="dxa"/>
+              <w:left w:w="120" w:type="dxa"/>
+              <w:bottom w:w="60" w:type="dxa"/>
+              <w:right w:w="120" w:type="dxa"/>
+            </w:tcMar>
+          </w:tcPr>
+          <w:p>
+            <w:r>
+              <w:rPr>
+                <w:color w:val="111111"/>
+                <w:sz w:val="19"/>
+                <w:szCs w:val="19"/>
+              </w:rPr>
+              <w:t>theta-CHAIN: all 4 profiles encoded in ONE WCNF; r*=min_k Q_k(x)</w:t>
+            </w:r>
+          </w:p>
+        </w:tc>
+        <w:tc>
+          <w:tcPr>
+            <w:tcW w:w="1500" w:type="dxa"/>
+            <w:tcMar>
+              <w:top w:w="60" w:type="dxa"/>
+              <w:left w:w="120" w:type="dxa"/>
+              <w:bottom w:w="60" w:type="dxa"/>
+              <w:right w:w="120" w:type="dxa"/>
+            </w:tcMar>
+          </w:tcPr>
+          <w:p>
+            <w:r>
+              <w:rPr>
+                <w:color w:val="111111"/>
+                <w:sz w:val="19"/>
+                <w:szCs w:val="19"/>
+              </w:rPr>
+              <w:t>ALL baselines: evaluate ONE theta, usually theta_med; never jointly optimize</w:t>
+            </w:r>
+          </w:p>
+        </w:tc>
+      </w:tr>
+    </w:tbl>
+    <w:p>
+      <w:pPr>
+        <w:spacing w:after="160"/>
+        <w:rPr>
+          <w:rFonts w:ascii="Calibri" w:hAnsi="Calibri" w:cs="Calibri"/>
+          <w:color w:val="000000" w:themeColor="text1"/>
+        </w:rPr>
+      </w:pPr>
+    </w:p>
+    <w:p>
+      <w:pPr>
+        <w:pStyle w:val="Heading1"/>
+        <w:shd w:val="clear" w:color="auto" w:fill="1A3A6B"/>
+        <w:spacing w:before="400" w:after="160"/>
+        <w:ind w:left="200" w:right="200"/>
+      </w:pPr>
+      <w:r>
+        <w:rPr>
+          <w:b/>
+          <w:bCs/>
+          <w:color w:val="FFFFFF"/>
+          <w:sz w:val="30"/>
+          <w:szCs w:val="30"/>
+        </w:rPr>
         <w:t>The 15 Hard Constraints: What Happens When Baselines Skip Them</w:t>
       </w:r>
     </w:p>
@@ -11748,6 +11662,7 @@
                 <w:sz w:val="19"/>
                 <w:szCs w:val="19"/>
               </w:rPr>
+              <w:lastRenderedPageBreak/>
               <w:t>C2</w:t>
             </w:r>
           </w:p>
@@ -12055,25 +11970,7 @@
                 <w:sz w:val="19"/>
                 <w:szCs w:val="19"/>
               </w:rPr>
-              <w:t xml:space="preserve">Pairwise type-conflict: no </w:t>
-            </w:r>
-            <w:proofErr w:type="spellStart"/>
-            <w:r>
-              <w:rPr>
-                <w:color w:val="111111"/>
-                <w:sz w:val="19"/>
-                <w:szCs w:val="19"/>
-              </w:rPr>
-              <w:t>dns+generic</w:t>
-            </w:r>
-            <w:proofErr w:type="spellEnd"/>
-            <w:r>
-              <w:rPr>
-                <w:color w:val="111111"/>
-                <w:sz w:val="19"/>
-                <w:szCs w:val="19"/>
-              </w:rPr>
-              <w:t xml:space="preserve"> co-deploy</w:t>
+              <w:t>Pairwise type-conflict: no dns+generic co-deploy</w:t>
             </w:r>
           </w:p>
         </w:tc>
@@ -12720,29 +12617,7 @@
                 <w:sz w:val="19"/>
                 <w:szCs w:val="19"/>
               </w:rPr>
-              <w:t>Max-</w:t>
-            </w:r>
-            <w:proofErr w:type="spellStart"/>
-            <w:r>
-              <w:rPr>
-                <w:b/>
-                <w:bCs/>
-                <w:color w:val="7A4F00"/>
-                <w:sz w:val="19"/>
-                <w:szCs w:val="19"/>
-              </w:rPr>
-              <w:t>PathCov</w:t>
-            </w:r>
-            <w:proofErr w:type="spellEnd"/>
-            <w:r>
-              <w:rPr>
-                <w:b/>
-                <w:bCs/>
-                <w:color w:val="7A4F00"/>
-                <w:sz w:val="19"/>
-                <w:szCs w:val="19"/>
-              </w:rPr>
-              <w:t xml:space="preserve"> partial</w:t>
+              <w:t>Max-PathCov partial</w:t>
             </w:r>
           </w:p>
         </w:tc>
@@ -12953,25 +12828,7 @@
                 <w:sz w:val="19"/>
                 <w:szCs w:val="19"/>
               </w:rPr>
-              <w:t xml:space="preserve">Type-burn after </w:t>
-            </w:r>
-            <w:proofErr w:type="spellStart"/>
-            <w:r>
-              <w:rPr>
-                <w:color w:val="111111"/>
-                <w:sz w:val="19"/>
-                <w:szCs w:val="19"/>
-              </w:rPr>
-              <w:t>tau_d</w:t>
-            </w:r>
-            <w:proofErr w:type="spellEnd"/>
-            <w:r>
-              <w:rPr>
-                <w:color w:val="111111"/>
-                <w:sz w:val="19"/>
-                <w:szCs w:val="19"/>
-              </w:rPr>
-              <w:t xml:space="preserve"> consecutive slots</w:t>
+              <w:t>Type-burn after tau_d consecutive slots</w:t>
             </w:r>
           </w:p>
         </w:tc>
@@ -13019,29 +12876,7 @@
                 <w:sz w:val="19"/>
                 <w:szCs w:val="19"/>
               </w:rPr>
-              <w:t xml:space="preserve">Full </w:t>
-            </w:r>
-            <w:proofErr w:type="spellStart"/>
-            <w:r>
-              <w:rPr>
-                <w:b/>
-                <w:bCs/>
-                <w:color w:val="1D6B3E"/>
-                <w:sz w:val="19"/>
-                <w:szCs w:val="19"/>
-              </w:rPr>
-              <w:t>tau_d</w:t>
-            </w:r>
-            <w:proofErr w:type="spellEnd"/>
-            <w:r>
-              <w:rPr>
-                <w:b/>
-                <w:bCs/>
-                <w:color w:val="1D6B3E"/>
-                <w:sz w:val="19"/>
-                <w:szCs w:val="19"/>
-              </w:rPr>
-              <w:t xml:space="preserve"> chain</w:t>
+              <w:t>Full tau_d chain</w:t>
             </w:r>
           </w:p>
         </w:tc>
@@ -13083,34 +12918,14 @@
             </w:tcMar>
           </w:tcPr>
           <w:p>
-            <w:proofErr w:type="spellStart"/>
             <w:r>
               <w:rPr>
                 <w:color w:val="111111"/>
                 <w:sz w:val="19"/>
                 <w:szCs w:val="19"/>
               </w:rPr>
-              <w:t>u_type</w:t>
-            </w:r>
-            <w:proofErr w:type="spellEnd"/>
-            <w:r>
-              <w:rPr>
-                <w:color w:val="111111"/>
-                <w:sz w:val="19"/>
-                <w:szCs w:val="19"/>
-              </w:rPr>
-              <w:t xml:space="preserve"> never fires; D stays 1 falsely; inflated Q at </w:t>
-            </w:r>
-            <w:proofErr w:type="spellStart"/>
-            <w:r>
-              <w:rPr>
-                <w:color w:val="111111"/>
-                <w:sz w:val="19"/>
-                <w:szCs w:val="19"/>
-              </w:rPr>
-              <w:t>theta_burst</w:t>
-            </w:r>
-            <w:proofErr w:type="spellEnd"/>
+              <w:t>u_type never fires; D stays 1 falsely; inflated Q at theta_burst</w:t>
+            </w:r>
           </w:p>
         </w:tc>
       </w:tr>
@@ -13135,7 +12950,6 @@
                 <w:sz w:val="19"/>
                 <w:szCs w:val="19"/>
               </w:rPr>
-              <w:lastRenderedPageBreak/>
               <w:t>C10</w:t>
             </w:r>
           </w:p>
@@ -13300,25 +13114,7 @@
                 <w:sz w:val="19"/>
                 <w:szCs w:val="19"/>
               </w:rPr>
-              <w:t xml:space="preserve">Threat-adaptive rotation: </w:t>
-            </w:r>
-            <w:proofErr w:type="spellStart"/>
-            <w:r>
-              <w:rPr>
-                <w:color w:val="111111"/>
-                <w:sz w:val="19"/>
-                <w:szCs w:val="19"/>
-              </w:rPr>
-              <w:t>tau_d</w:t>
-            </w:r>
-            <w:proofErr w:type="spellEnd"/>
-            <w:r>
-              <w:rPr>
-                <w:color w:val="111111"/>
-                <w:sz w:val="19"/>
-                <w:szCs w:val="19"/>
-              </w:rPr>
-              <w:t xml:space="preserve"> tightens as rho rises</w:t>
+              <w:t>Threat-adaptive rotation: tau_d tightens as rho rises</w:t>
             </w:r>
           </w:p>
         </w:tc>
@@ -13393,20 +13189,8 @@
                 <w:sz w:val="19"/>
                 <w:szCs w:val="19"/>
               </w:rPr>
-              <w:t xml:space="preserve">All baselines: fixed </w:t>
-            </w:r>
-            <w:proofErr w:type="spellStart"/>
-            <w:r>
-              <w:rPr>
-                <w:b/>
-                <w:bCs/>
-                <w:color w:val="8B1A1A"/>
-                <w:sz w:val="19"/>
-                <w:szCs w:val="19"/>
-              </w:rPr>
-              <w:t>tau_d</w:t>
-            </w:r>
-            <w:proofErr w:type="spellEnd"/>
+              <w:t>All baselines: fixed tau_d</w:t>
+            </w:r>
           </w:p>
         </w:tc>
         <w:tc>
@@ -13420,23 +13204,13 @@
             </w:tcMar>
           </w:tcPr>
           <w:p>
-            <w:proofErr w:type="spellStart"/>
             <w:r>
               <w:rPr>
                 <w:color w:val="111111"/>
                 <w:sz w:val="19"/>
                 <w:szCs w:val="19"/>
               </w:rPr>
-              <w:t>tau_d</w:t>
-            </w:r>
-            <w:proofErr w:type="spellEnd"/>
-            <w:r>
-              <w:rPr>
-                <w:color w:val="111111"/>
-                <w:sz w:val="19"/>
-                <w:szCs w:val="19"/>
-              </w:rPr>
-              <w:t xml:space="preserve"> stays at default 3 even at rho=0.85; burn fires 3x slower than reality</w:t>
+              <w:t>tau_d stays at default 3 even at rho=0.85; burn fires 3x slower than reality</w:t>
             </w:r>
           </w:p>
         </w:tc>
@@ -13483,7 +13257,16 @@
                 <w:sz w:val="19"/>
                 <w:szCs w:val="19"/>
               </w:rPr>
-              <w:t>No two types share a persona in same zone/slot</w:t>
+              <w:t xml:space="preserve">No two types share a persona </w:t>
+            </w:r>
+            <w:r>
+              <w:rPr>
+                <w:color w:val="111111"/>
+                <w:sz w:val="19"/>
+                <w:szCs w:val="19"/>
+              </w:rPr>
+              <w:lastRenderedPageBreak/>
+              <w:t>in same zone/slot</w:t>
             </w:r>
           </w:p>
         </w:tc>
@@ -13504,7 +13287,17 @@
                 <w:sz w:val="19"/>
                 <w:szCs w:val="19"/>
               </w:rPr>
-              <w:t>Two guards cannot use the same cover identity simultaneously</w:t>
+              <w:lastRenderedPageBreak/>
+              <w:t xml:space="preserve">Two guards cannot use the same cover </w:t>
+            </w:r>
+            <w:r>
+              <w:rPr>
+                <w:color w:val="111111"/>
+                <w:sz w:val="19"/>
+                <w:szCs w:val="19"/>
+              </w:rPr>
+              <w:lastRenderedPageBreak/>
+              <w:t>identity simultaneously</w:t>
             </w:r>
           </w:p>
         </w:tc>
@@ -13531,6 +13324,7 @@
                 <w:sz w:val="19"/>
                 <w:szCs w:val="19"/>
               </w:rPr>
+              <w:lastRenderedPageBreak/>
               <w:t>Enforced</w:t>
             </w:r>
           </w:p>
@@ -13579,7 +13373,16 @@
                 <w:sz w:val="19"/>
                 <w:szCs w:val="19"/>
               </w:rPr>
-              <w:t>Identity collision within zone; attacker correlates</w:t>
+              <w:t xml:space="preserve">Identity collision within zone; </w:t>
+            </w:r>
+            <w:r>
+              <w:rPr>
+                <w:color w:val="111111"/>
+                <w:sz w:val="19"/>
+                <w:szCs w:val="19"/>
+              </w:rPr>
+              <w:lastRenderedPageBreak/>
+              <w:t>attacker correlates</w:t>
             </w:r>
           </w:p>
         </w:tc>
@@ -13605,6 +13408,7 @@
                 <w:sz w:val="19"/>
                 <w:szCs w:val="19"/>
               </w:rPr>
+              <w:lastRenderedPageBreak/>
               <w:t>C13</w:t>
             </w:r>
           </w:p>
@@ -13626,25 +13430,7 @@
                 <w:sz w:val="19"/>
                 <w:szCs w:val="19"/>
               </w:rPr>
-              <w:t xml:space="preserve">Persona-rotation after </w:t>
-            </w:r>
-            <w:proofErr w:type="spellStart"/>
-            <w:r>
-              <w:rPr>
-                <w:color w:val="111111"/>
-                <w:sz w:val="19"/>
-                <w:szCs w:val="19"/>
-              </w:rPr>
-              <w:t>tau_dp</w:t>
-            </w:r>
-            <w:proofErr w:type="spellEnd"/>
-            <w:r>
-              <w:rPr>
-                <w:color w:val="111111"/>
-                <w:sz w:val="19"/>
-                <w:szCs w:val="19"/>
-              </w:rPr>
-              <w:t xml:space="preserve"> slots</w:t>
+              <w:t>Persona-rotation after tau_dp slots</w:t>
             </w:r>
           </w:p>
         </w:tc>
@@ -13694,7 +13480,6 @@
               </w:rPr>
               <w:t>u_{</w:t>
             </w:r>
-            <w:proofErr w:type="spellStart"/>
             <w:proofErr w:type="gramStart"/>
             <w:r>
               <w:rPr>
@@ -13728,7 +13513,6 @@
               </w:rPr>
               <w:t>t,p</w:t>
             </w:r>
-            <w:proofErr w:type="spellEnd"/>
             <w:proofErr w:type="gramEnd"/>
             <w:r>
               <w:rPr>
@@ -13780,41 +13564,13 @@
             </w:tcMar>
           </w:tcPr>
           <w:p>
-            <w:proofErr w:type="spellStart"/>
             <w:r>
               <w:rPr>
                 <w:color w:val="111111"/>
                 <w:sz w:val="19"/>
                 <w:szCs w:val="19"/>
               </w:rPr>
-              <w:t>u_persona</w:t>
-            </w:r>
-            <w:proofErr w:type="spellEnd"/>
-            <w:r>
-              <w:rPr>
-                <w:color w:val="111111"/>
-                <w:sz w:val="19"/>
-                <w:szCs w:val="19"/>
-              </w:rPr>
-              <w:t xml:space="preserve"> never fires; </w:t>
-            </w:r>
-            <w:proofErr w:type="spellStart"/>
-            <w:r>
-              <w:rPr>
-                <w:color w:val="111111"/>
-                <w:sz w:val="19"/>
-                <w:szCs w:val="19"/>
-              </w:rPr>
-              <w:t>PBurn</w:t>
-            </w:r>
-            <w:proofErr w:type="spellEnd"/>
-            <w:r>
-              <w:rPr>
-                <w:color w:val="111111"/>
-                <w:sz w:val="19"/>
-                <w:szCs w:val="19"/>
-              </w:rPr>
-              <w:t>% understated; D falsely held at 1</w:t>
+              <w:t>u_persona never fires; PBurn% understated; D falsely held at 1</w:t>
             </w:r>
           </w:p>
         </w:tc>
@@ -14004,36 +13760,8 @@
                 <w:sz w:val="19"/>
                 <w:szCs w:val="19"/>
               </w:rPr>
-              <w:t xml:space="preserve">Minimum slot-duration floor: </w:t>
-            </w:r>
-            <w:proofErr w:type="spellStart"/>
-            <w:r>
-              <w:rPr>
-                <w:color w:val="111111"/>
-                <w:sz w:val="19"/>
-                <w:szCs w:val="19"/>
-              </w:rPr>
-              <w:t>h_min</w:t>
-            </w:r>
-            <w:proofErr w:type="spellEnd"/>
-            <w:r>
-              <w:rPr>
-                <w:color w:val="111111"/>
-                <w:sz w:val="19"/>
-                <w:szCs w:val="19"/>
-              </w:rPr>
-              <w:t xml:space="preserve"> &lt;= </w:t>
-            </w:r>
-            <w:proofErr w:type="spellStart"/>
-            <w:r>
-              <w:rPr>
-                <w:color w:val="111111"/>
-                <w:sz w:val="19"/>
-                <w:szCs w:val="19"/>
-              </w:rPr>
-              <w:t>kappa_min</w:t>
-            </w:r>
-            <w:proofErr w:type="spellEnd"/>
+              <w:t>Minimum slot-duration floor: h_min &lt;= kappa_min</w:t>
+            </w:r>
           </w:p>
         </w:tc>
         <w:tc>
